--- a/06_IRB/hrec_information_sheet.docx
+++ b/06_IRB/hrec_information_sheet.docx
@@ -1,1280 +1,1787 @@
 
 <file path=word/document.xml><?xml version="1.0" encoding="utf-8"?>
-<w:document xmlns:o="urn:schemas-microsoft-com:office:office" xmlns:r="http://schemas.openxmlformats.org/officeDocument/2006/relationships" xmlns:v="urn:schemas-microsoft-com:vml" xmlns:w="http://schemas.openxmlformats.org/wordprocessingml/2006/main" xmlns:w10="urn:schemas-microsoft-com:office:word" xmlns:wp="http://schemas.openxmlformats.org/drawingml/2006/wordprocessingDrawing" xmlns:wps="http://schemas.microsoft.com/office/word/2010/wordprocessingShape" xmlns:wpg="http://schemas.microsoft.com/office/word/2010/wordprocessingGroup" xmlns:mc="http://schemas.openxmlformats.org/markup-compatibility/2006" xmlns:wp14="http://schemas.microsoft.com/office/word/2010/wordprocessingDrawing" xmlns:w14="http://schemas.microsoft.com/office/word/2010/wordml" xmlns:w15="http://schemas.microsoft.com/office/word/2012/wordml" mc:Ignorable="w14 wp14 w15">
+<w:document xmlns:wpc="http://schemas.microsoft.com/office/word/2010/wordprocessingCanvas" xmlns:cx="http://schemas.microsoft.com/office/drawing/2014/chartex" xmlns:cx1="http://schemas.microsoft.com/office/drawing/2015/9/8/chartex" xmlns:cx2="http://schemas.microsoft.com/office/drawing/2015/10/21/chartex" xmlns:cx3="http://schemas.microsoft.com/office/drawing/2016/5/9/chartex" xmlns:cx4="http://schemas.microsoft.com/office/drawing/2016/5/10/chartex" xmlns:cx5="http://schemas.microsoft.com/office/drawing/2016/5/11/chartex" xmlns:cx6="http://schemas.microsoft.com/office/drawing/2016/5/12/chartex" xmlns:cx7="http://schemas.microsoft.com/office/drawing/2016/5/13/chartex" xmlns:cx8="http://schemas.microsoft.com/office/drawing/2016/5/14/chartex" xmlns:mc="http://schemas.openxmlformats.org/markup-compatibility/2006" xmlns:aink="http://schemas.microsoft.com/office/drawing/2016/ink" xmlns:am3d="http://schemas.microsoft.com/office/drawing/2017/model3d" xmlns:o="urn:schemas-microsoft-com:office:office" xmlns:oel="http://schemas.microsoft.com/office/2019/extlst" xmlns:r="http://schemas.openxmlformats.org/officeDocument/2006/relationships" xmlns:m="http://schemas.openxmlformats.org/officeDocument/2006/math" xmlns:v="urn:schemas-microsoft-com:vml" xmlns:wp14="http://schemas.microsoft.com/office/word/2010/wordprocessingDrawing" xmlns:wp="http://schemas.openxmlformats.org/drawingml/2006/wordprocessingDrawing" xmlns:w10="urn:schemas-microsoft-com:office:word" xmlns:w="http://schemas.openxmlformats.org/wordprocessingml/2006/main" xmlns:w14="http://schemas.microsoft.com/office/word/2010/wordml" xmlns:w15="http://schemas.microsoft.com/office/word/2012/wordml" xmlns:w16cex="http://schemas.microsoft.com/office/word/2018/wordml/cex" xmlns:w16cid="http://schemas.microsoft.com/office/word/2016/wordml/cid" xmlns:w16="http://schemas.microsoft.com/office/word/2018/wordml" xmlns:w16du="http://schemas.microsoft.com/office/word/2023/wordml/word16du" xmlns:w16sdtdh="http://schemas.microsoft.com/office/word/2020/wordml/sdtdatahash" xmlns:w16sdtfl="http://schemas.microsoft.com/office/word/2024/wordml/sdtformatlock" xmlns:w16se="http://schemas.microsoft.com/office/word/2015/wordml/symex" xmlns:wpg="http://schemas.microsoft.com/office/word/2010/wordprocessingGroup" xmlns:wpi="http://schemas.microsoft.com/office/word/2010/wordprocessingInk" xmlns:wne="http://schemas.microsoft.com/office/word/2006/wordml" xmlns:wps="http://schemas.microsoft.com/office/word/2010/wordprocessingShape" mc:Ignorable="w14 w15 w16se w16cid w16 w16cex w16sdtdh w16sdtfl w16du wp14">
   <w:body>
     <w:p>
       <w:pPr>
-        <w:pStyle w:val="Normal"/>
-        <w:spacing w:lineRule="auto" w:line="240" w:before="0" w:after="0"/>
+        <w:spacing w:after="0" w:line="240" w:lineRule="auto"/>
         <w:rPr>
-          <w:rFonts w:ascii="Calibri" w:hAnsi="Calibri" w:cs="Calibri" w:asciiTheme="minorHAnsi" w:cstheme="minorHAnsi" w:hAnsiTheme="minorHAnsi"/>
+          <w:rFonts w:ascii="Arial" w:hAnsi="Arial" w:cs="Arial"/>
+          <w:rPrChange w:id="0" w:author="Huguenot-Noel, Robin" w:date="2025-06-24T16:10:00Z" w16du:dateUtc="2025-06-24T14:10:00Z">
+            <w:rPr>
+              <w:rFonts w:asciiTheme="minorHAnsi" w:hAnsiTheme="minorHAnsi" w:cstheme="minorHAnsi"/>
+            </w:rPr>
+          </w:rPrChange>
+        </w:rPr>
+      </w:pPr>
+    </w:p>
+    <w:p>
+      <w:pPr>
+        <w:spacing w:after="0" w:line="240" w:lineRule="auto"/>
+        <w:rPr>
+          <w:rFonts w:ascii="Arial" w:hAnsi="Arial" w:cs="Arial"/>
+          <w:b/>
+          <w:color w:val="C00000"/>
+          <w:rPrChange w:id="1" w:author="Huguenot-Noel, Robin" w:date="2025-06-24T16:10:00Z" w16du:dateUtc="2025-06-24T14:10:00Z">
+            <w:rPr>
+              <w:rFonts w:asciiTheme="minorHAnsi" w:hAnsiTheme="minorHAnsi" w:cstheme="minorHAnsi"/>
+              <w:b/>
+              <w:color w:val="C00000"/>
+            </w:rPr>
+          </w:rPrChange>
         </w:rPr>
       </w:pPr>
       <w:r>
         <w:rPr>
-          <w:rFonts w:cs="Calibri" w:cstheme="minorHAnsi" w:ascii="Calibri" w:hAnsi="Calibri"/>
-        </w:rPr>
-      </w:r>
-    </w:p>
-    <w:p>
-      <w:pPr>
-        <w:pStyle w:val="Normal"/>
-        <w:spacing w:lineRule="auto" w:line="240" w:before="0" w:after="0"/>
-        <w:rPr>
-          <w:rFonts w:ascii="Calibri" w:hAnsi="Calibri" w:cs="Calibri" w:asciiTheme="minorHAnsi" w:cstheme="minorHAnsi" w:hAnsiTheme="minorHAnsi"/>
+          <w:rFonts w:ascii="Arial" w:hAnsi="Arial" w:cs="Arial"/>
           <w:b/>
           <w:color w:val="C00000"/>
-        </w:rPr>
-      </w:pPr>
-      <w:r>
-        <w:rPr>
-          <w:rFonts w:cs="Calibri" w:ascii="Calibri" w:hAnsi="Calibri" w:asciiTheme="minorHAnsi" w:cstheme="minorHAnsi" w:hAnsiTheme="minorHAnsi"/>
-          <w:b/>
-          <w:color w:val="C00000"/>
+          <w:rPrChange w:id="2" w:author="Huguenot-Noel, Robin" w:date="2025-06-24T16:10:00Z" w16du:dateUtc="2025-06-24T14:10:00Z">
+            <w:rPr>
+              <w:rFonts w:asciiTheme="minorHAnsi" w:hAnsiTheme="minorHAnsi" w:cstheme="minorHAnsi"/>
+              <w:b/>
+              <w:color w:val="C00000"/>
+            </w:rPr>
+          </w:rPrChange>
         </w:rPr>
         <w:t>HREC template for an Information Sheet for research participants</w:t>
       </w:r>
     </w:p>
     <w:p>
       <w:pPr>
-        <w:pStyle w:val="Normal"/>
         <w:pBdr>
           <w:bottom w:val="single" w:sz="6" w:space="1" w:color="000000"/>
         </w:pBdr>
-        <w:spacing w:lineRule="auto" w:line="240" w:before="0" w:after="0"/>
+        <w:spacing w:after="0" w:line="240" w:lineRule="auto"/>
         <w:rPr>
-          <w:rFonts w:ascii="Calibri" w:hAnsi="Calibri" w:cs="Calibri" w:asciiTheme="minorHAnsi" w:cstheme="minorHAnsi" w:hAnsiTheme="minorHAnsi"/>
+          <w:rFonts w:ascii="Arial" w:hAnsi="Arial" w:cs="Arial"/>
           <w:b/>
           <w:color w:val="C00000"/>
+          <w:rPrChange w:id="3" w:author="Huguenot-Noel, Robin" w:date="2025-06-24T16:10:00Z" w16du:dateUtc="2025-06-24T14:10:00Z">
+            <w:rPr>
+              <w:rFonts w:asciiTheme="minorHAnsi" w:hAnsiTheme="minorHAnsi" w:cstheme="minorHAnsi"/>
+              <w:b/>
+              <w:color w:val="C00000"/>
+            </w:rPr>
+          </w:rPrChange>
+        </w:rPr>
+      </w:pPr>
+    </w:p>
+    <w:p>
+      <w:pPr>
+        <w:spacing w:after="0" w:line="240" w:lineRule="auto"/>
+        <w:rPr>
+          <w:rFonts w:ascii="Arial" w:hAnsi="Arial" w:cs="Arial"/>
+          <w:b/>
+          <w:rPrChange w:id="4" w:author="Huguenot-Noel, Robin" w:date="2025-06-24T16:10:00Z" w16du:dateUtc="2025-06-24T14:10:00Z">
+            <w:rPr>
+              <w:rFonts w:asciiTheme="minorHAnsi" w:hAnsiTheme="minorHAnsi" w:cstheme="minorHAnsi"/>
+              <w:b/>
+            </w:rPr>
+          </w:rPrChange>
+        </w:rPr>
+      </w:pPr>
+    </w:p>
+    <w:p>
+      <w:pPr>
+        <w:spacing w:after="0" w:line="240" w:lineRule="auto"/>
+        <w:rPr>
+          <w:rFonts w:ascii="Arial" w:hAnsi="Arial" w:cs="Arial"/>
+          <w:i/>
+          <w:rPrChange w:id="5" w:author="Huguenot-Noel, Robin" w:date="2025-06-24T16:10:00Z" w16du:dateUtc="2025-06-24T14:10:00Z">
+            <w:rPr>
+              <w:rFonts w:asciiTheme="minorHAnsi" w:hAnsiTheme="minorHAnsi" w:cstheme="minorHAnsi"/>
+              <w:i/>
+            </w:rPr>
+          </w:rPrChange>
         </w:rPr>
       </w:pPr>
       <w:r>
         <w:rPr>
-          <w:rFonts w:cs="Calibri" w:cstheme="minorHAnsi" w:ascii="Calibri" w:hAnsi="Calibri"/>
-          <w:b/>
-          <w:color w:val="C00000"/>
-        </w:rPr>
-      </w:r>
-    </w:p>
-    <w:p>
-      <w:pPr>
-        <w:pStyle w:val="Normal"/>
-        <w:spacing w:lineRule="auto" w:line="240" w:before="0" w:after="0"/>
-        <w:rPr>
-          <w:rFonts w:ascii="Calibri" w:hAnsi="Calibri" w:cs="Calibri" w:asciiTheme="minorHAnsi" w:cstheme="minorHAnsi" w:hAnsiTheme="minorHAnsi"/>
-          <w:b/>
-        </w:rPr>
-      </w:pPr>
-      <w:r>
-        <w:rPr>
-          <w:rFonts w:cs="Calibri" w:cstheme="minorHAnsi" w:ascii="Calibri" w:hAnsi="Calibri"/>
-          <w:b/>
-        </w:rPr>
-      </w:r>
-    </w:p>
-    <w:p>
-      <w:pPr>
-        <w:pStyle w:val="Normal"/>
-        <w:spacing w:lineRule="auto" w:line="240" w:before="0" w:after="0"/>
-        <w:rPr>
-          <w:rFonts w:ascii="Calibri" w:hAnsi="Calibri" w:cs="Calibri" w:asciiTheme="minorHAnsi" w:cstheme="minorHAnsi" w:hAnsiTheme="minorHAnsi"/>
+          <w:rFonts w:ascii="Arial" w:hAnsi="Arial" w:cs="Arial"/>
           <w:i/>
-          <w:i/>
-        </w:rPr>
-      </w:pPr>
-      <w:r>
-        <w:rPr>
-          <w:rFonts w:cs="Calibri" w:ascii="Calibri" w:hAnsi="Calibri" w:asciiTheme="minorHAnsi" w:cstheme="minorHAnsi" w:hAnsiTheme="minorHAnsi"/>
-          <w:i/>
+          <w:rPrChange w:id="6" w:author="Huguenot-Noel, Robin" w:date="2025-06-24T16:10:00Z" w16du:dateUtc="2025-06-24T14:10:00Z">
+            <w:rPr>
+              <w:rFonts w:asciiTheme="minorHAnsi" w:hAnsiTheme="minorHAnsi" w:cstheme="minorHAnsi"/>
+              <w:i/>
+            </w:rPr>
+          </w:rPrChange>
         </w:rPr>
         <w:t>(Please note that the final version of this form must contain the EPFL logo and the PI/lab header/footer).</w:t>
       </w:r>
     </w:p>
     <w:p>
       <w:pPr>
-        <w:pStyle w:val="Normal"/>
-        <w:spacing w:lineRule="auto" w:line="240" w:before="0" w:after="0"/>
+        <w:spacing w:after="0" w:line="240" w:lineRule="auto"/>
         <w:rPr>
-          <w:rFonts w:ascii="Calibri" w:hAnsi="Calibri" w:cs="Calibri" w:asciiTheme="minorHAnsi" w:cstheme="minorHAnsi" w:hAnsiTheme="minorHAnsi"/>
+          <w:rFonts w:ascii="Arial" w:hAnsi="Arial" w:cs="Arial"/>
+          <w:rPrChange w:id="7" w:author="Huguenot-Noel, Robin" w:date="2025-06-24T16:10:00Z" w16du:dateUtc="2025-06-24T14:10:00Z">
+            <w:rPr>
+              <w:rFonts w:asciiTheme="minorHAnsi" w:hAnsiTheme="minorHAnsi" w:cstheme="minorHAnsi"/>
+            </w:rPr>
+          </w:rPrChange>
+        </w:rPr>
+      </w:pPr>
+    </w:p>
+    <w:p>
+      <w:pPr>
+        <w:spacing w:after="0" w:line="240" w:lineRule="auto"/>
+        <w:rPr>
+          <w:rFonts w:ascii="Arial" w:hAnsi="Arial" w:cs="Arial"/>
+          <w:b/>
+          <w:rPrChange w:id="8" w:author="Huguenot-Noel, Robin" w:date="2025-06-24T16:10:00Z" w16du:dateUtc="2025-06-24T14:10:00Z">
+            <w:rPr>
+              <w:rFonts w:asciiTheme="minorHAnsi" w:hAnsiTheme="minorHAnsi" w:cstheme="minorHAnsi"/>
+              <w:b/>
+            </w:rPr>
+          </w:rPrChange>
         </w:rPr>
       </w:pPr>
       <w:r>
         <w:rPr>
-          <w:rFonts w:cs="Calibri" w:cstheme="minorHAnsi" w:ascii="Calibri" w:hAnsi="Calibri"/>
-        </w:rPr>
-      </w:r>
-    </w:p>
-    <w:p>
-      <w:pPr>
-        <w:pStyle w:val="Normal"/>
-        <w:spacing w:lineRule="auto" w:line="240" w:before="0" w:after="0"/>
-        <w:rPr>
-          <w:rFonts w:ascii="Calibri" w:hAnsi="Calibri" w:cs="Calibri" w:asciiTheme="minorHAnsi" w:cstheme="minorHAnsi" w:hAnsiTheme="minorHAnsi"/>
+          <w:rFonts w:ascii="Arial" w:hAnsi="Arial" w:cs="Arial"/>
           <w:b/>
-        </w:rPr>
-      </w:pPr>
-      <w:r>
-        <w:rPr>
-          <w:rFonts w:cs="Calibri" w:ascii="Calibri" w:hAnsi="Calibri" w:asciiTheme="minorHAnsi" w:cstheme="minorHAnsi" w:hAnsiTheme="minorHAnsi"/>
-          <w:b/>
+          <w:rPrChange w:id="9" w:author="Huguenot-Noel, Robin" w:date="2025-06-24T16:10:00Z" w16du:dateUtc="2025-06-24T14:10:00Z">
+            <w:rPr>
+              <w:rFonts w:asciiTheme="minorHAnsi" w:hAnsiTheme="minorHAnsi" w:cstheme="minorHAnsi"/>
+              <w:b/>
+            </w:rPr>
+          </w:rPrChange>
         </w:rPr>
         <w:t xml:space="preserve">INFORMATION SHEET FOR RESEARCH PARTICIPANTS </w:t>
       </w:r>
     </w:p>
     <w:p>
       <w:pPr>
-        <w:pStyle w:val="Normal"/>
-        <w:spacing w:lineRule="auto" w:line="240" w:before="0" w:after="0"/>
+        <w:spacing w:after="0" w:line="240" w:lineRule="auto"/>
         <w:rPr>
-          <w:rFonts w:ascii="Calibri" w:hAnsi="Calibri" w:cs="Calibri" w:asciiTheme="minorHAnsi" w:cstheme="minorHAnsi" w:hAnsiTheme="minorHAnsi"/>
+          <w:rFonts w:ascii="Arial" w:hAnsi="Arial" w:cs="Arial"/>
           <w:b/>
+          <w:rPrChange w:id="10" w:author="Huguenot-Noel, Robin" w:date="2025-06-24T16:10:00Z" w16du:dateUtc="2025-06-24T14:10:00Z">
+            <w:rPr>
+              <w:rFonts w:asciiTheme="minorHAnsi" w:hAnsiTheme="minorHAnsi" w:cstheme="minorHAnsi"/>
+              <w:b/>
+            </w:rPr>
+          </w:rPrChange>
+        </w:rPr>
+      </w:pPr>
+    </w:p>
+    <w:p>
+      <w:pPr>
+        <w:spacing w:after="0" w:line="240" w:lineRule="auto"/>
+        <w:jc w:val="center"/>
+        <w:rPr>
+          <w:rFonts w:ascii="Arial" w:eastAsia="MS Gothic" w:hAnsi="Arial" w:cs="Arial"/>
+          <w:i/>
+          <w:iCs/>
         </w:rPr>
       </w:pPr>
       <w:r>
         <w:rPr>
-          <w:rFonts w:cs="Calibri" w:cstheme="minorHAnsi" w:ascii="Calibri" w:hAnsi="Calibri"/>
-          <w:b/>
+          <w:rFonts w:ascii="Arial" w:eastAsia="MS Gothic" w:hAnsi="Arial" w:cs="Arial"/>
+          <w:i/>
+          <w:iCs/>
         </w:rPr>
+        <w:t>The information sheet is embedded in the online survey as the first element shown to the respondent.</w:t>
       </w:r>
     </w:p>
     <w:p>
       <w:pPr>
-        <w:pStyle w:val="Normal"/>
-        <w:spacing w:lineRule="auto" w:line="240" w:before="0" w:after="0"/>
-        <w:jc w:val="center"/>
+        <w:spacing w:after="0" w:line="240" w:lineRule="auto"/>
         <w:rPr>
-          <w:rFonts w:ascii="Arial" w:hAnsi="Arial" w:eastAsia="MS Gothic" w:cs="Arial"/>
-          <w:i/>
-          <w:i/>
-          <w:iCs/>
-          <w:kern w:val="0"/>
-          <w:sz w:val="22"/>
-          <w:szCs w:val="22"/>
-          <w:lang w:val="fr-CH" w:eastAsia="en-US" w:bidi="ar-SA"/>
+          <w:rFonts w:ascii="Arial" w:hAnsi="Arial" w:cs="Arial"/>
+          <w:b/>
+          <w:rPrChange w:id="11" w:author="Huguenot-Noel, Robin" w:date="2025-06-24T16:10:00Z" w16du:dateUtc="2025-06-24T14:10:00Z">
+            <w:rPr>
+              <w:rFonts w:asciiTheme="minorHAnsi" w:hAnsiTheme="minorHAnsi" w:cstheme="minorHAnsi"/>
+              <w:b/>
+            </w:rPr>
+          </w:rPrChange>
         </w:rPr>
       </w:pPr>
-      <w:r>
-        <w:rPr>
-          <w:rFonts w:eastAsia="MS Gothic" w:cs="Arial" w:ascii="Arial" w:hAnsi="Arial"/>
-          <w:i/>
-          <w:iCs/>
-          <w:kern w:val="0"/>
-          <w:sz w:val="22"/>
-          <w:szCs w:val="22"/>
-          <w:lang w:val="fr-CH" w:eastAsia="en-US" w:bidi="ar-SA"/>
-        </w:rPr>
-        <w:t xml:space="preserve">The information sheet </w:t>
-      </w:r>
-      <w:r>
-        <w:rPr>
-          <w:rFonts w:eastAsia="MS Gothic" w:cs="Arial" w:ascii="Arial" w:hAnsi="Arial"/>
-          <w:i/>
-          <w:iCs/>
-          <w:kern w:val="0"/>
-          <w:sz w:val="22"/>
-          <w:szCs w:val="22"/>
-          <w:lang w:val="fr-CH" w:eastAsia="en-US" w:bidi="ar-SA"/>
-        </w:rPr>
-        <w:t>is</w:t>
-      </w:r>
-      <w:r>
-        <w:rPr>
-          <w:rFonts w:eastAsia="MS Gothic" w:cs="Arial" w:ascii="Arial" w:hAnsi="Arial"/>
-          <w:i/>
-          <w:iCs/>
-          <w:kern w:val="0"/>
-          <w:sz w:val="22"/>
-          <w:szCs w:val="22"/>
-          <w:lang w:val="fr-CH" w:eastAsia="en-US" w:bidi="ar-SA"/>
-        </w:rPr>
-        <w:t xml:space="preserve"> embedded in the online survey as the first element shown to the respondent.</w:t>
-      </w:r>
-    </w:p>
-    <w:p>
-      <w:pPr>
-        <w:pStyle w:val="Normal"/>
-        <w:spacing w:lineRule="auto" w:line="240" w:before="0" w:after="0"/>
-        <w:rPr>
-          <w:rFonts w:ascii="Calibri" w:hAnsi="Calibri" w:cs="Calibri" w:asciiTheme="minorHAnsi" w:cstheme="minorHAnsi" w:hAnsiTheme="minorHAnsi"/>
-          <w:b/>
-        </w:rPr>
-      </w:pPr>
-      <w:r>
-        <w:rPr>
-          <w:rFonts w:cs="Calibri" w:cstheme="minorHAnsi" w:ascii="Calibri" w:hAnsi="Calibri"/>
-          <w:b/>
-        </w:rPr>
-      </w:r>
     </w:p>
     <w:tbl>
       <w:tblPr>
-        <w:tblStyle w:val="Grilledutableau"/>
+        <w:tblStyle w:val="TableGrid"/>
         <w:tblW w:w="9288" w:type="dxa"/>
-        <w:jc w:val="left"/>
-        <w:tblInd w:w="0" w:type="dxa"/>
         <w:tblLayout w:type="fixed"/>
-        <w:tblCellMar>
-          <w:top w:w="0" w:type="dxa"/>
-          <w:left w:w="108" w:type="dxa"/>
-          <w:bottom w:w="0" w:type="dxa"/>
-          <w:right w:w="108" w:type="dxa"/>
-        </w:tblCellMar>
-        <w:tblLook w:val="04a0" w:noHBand="0" w:noVBand="1" w:firstColumn="1" w:lastRow="0" w:lastColumn="0" w:firstRow="1"/>
+        <w:tblLook w:val="04A0" w:firstRow="1" w:lastRow="0" w:firstColumn="1" w:lastColumn="0" w:noHBand="0" w:noVBand="1"/>
       </w:tblPr>
       <w:tblGrid>
         <w:gridCol w:w="9288"/>
       </w:tblGrid>
       <w:tr>
-        <w:trPr/>
         <w:tc>
           <w:tcPr>
             <w:tcW w:w="9288" w:type="dxa"/>
-            <w:tcBorders/>
           </w:tcPr>
           <w:p>
             <w:pPr>
-              <w:pStyle w:val="Normal"/>
-              <w:widowControl/>
-              <w:suppressAutoHyphens w:val="true"/>
-              <w:spacing w:lineRule="auto" w:line="240" w:before="0" w:after="0"/>
-              <w:jc w:val="left"/>
-              <w:rPr>
-                <w:rFonts w:ascii="Calibri" w:hAnsi="Calibri" w:cs="Calibri" w:asciiTheme="minorHAnsi" w:cstheme="minorHAnsi" w:hAnsiTheme="minorHAnsi"/>
+              <w:spacing w:after="0" w:line="240" w:lineRule="auto"/>
+              <w:rPr>
+                <w:rFonts w:ascii="Arial" w:hAnsi="Arial" w:cs="Arial"/>
                 <w:b/>
                 <w:smallCaps/>
+                <w:rPrChange w:id="12" w:author="Huguenot-Noel, Robin" w:date="2025-06-24T16:10:00Z" w16du:dateUtc="2025-06-24T14:10:00Z">
+                  <w:rPr>
+                    <w:rFonts w:asciiTheme="minorHAnsi" w:hAnsiTheme="minorHAnsi" w:cstheme="minorHAnsi"/>
+                    <w:b/>
+                    <w:smallCaps/>
+                  </w:rPr>
+                </w:rPrChange>
               </w:rPr>
             </w:pPr>
             <w:r>
               <w:rPr>
-                <w:rFonts w:cs="Calibri" w:ascii="Calibri" w:hAnsi="Calibri" w:asciiTheme="minorHAnsi" w:cstheme="minorHAnsi" w:hAnsiTheme="minorHAnsi"/>
+                <w:rFonts w:ascii="Arial" w:hAnsi="Arial" w:cs="Arial"/>
                 <w:b/>
                 <w:smallCaps/>
-                <w:kern w:val="0"/>
-                <w:sz w:val="22"/>
-                <w:szCs w:val="22"/>
-                <w:lang w:eastAsia="en-US" w:bidi="ar-SA"/>
+                <w:rPrChange w:id="13" w:author="Huguenot-Noel, Robin" w:date="2025-06-24T16:10:00Z" w16du:dateUtc="2025-06-24T14:10:00Z">
+                  <w:rPr>
+                    <w:rFonts w:asciiTheme="minorHAnsi" w:hAnsiTheme="minorHAnsi" w:cstheme="minorHAnsi"/>
+                    <w:b/>
+                    <w:smallCaps/>
+                  </w:rPr>
+                </w:rPrChange>
               </w:rPr>
               <w:t>Information sheet for research participants</w:t>
             </w:r>
           </w:p>
           <w:p>
             <w:pPr>
-              <w:pStyle w:val="Normal"/>
-              <w:suppressAutoHyphens w:val="true"/>
-              <w:spacing w:lineRule="auto" w:line="240" w:before="0" w:after="0"/>
-              <w:rPr>
-                <w:rFonts w:ascii="Arial" w:hAnsi="Arial" w:eastAsia="MS Gothic" w:cs="Arial"/>
-                <w:kern w:val="0"/>
-                <w:sz w:val="22"/>
-                <w:szCs w:val="22"/>
-                <w:lang w:val="fr-CH" w:eastAsia="en-US" w:bidi="ar-SA"/>
+              <w:spacing w:after="0" w:line="240" w:lineRule="auto"/>
+              <w:rPr>
+                <w:rFonts w:ascii="Arial" w:eastAsia="MS Gothic" w:hAnsi="Arial" w:cs="Arial"/>
               </w:rPr>
             </w:pPr>
-            <w:r>
-              <w:rPr>
-                <w:rFonts w:eastAsia="MS Gothic" w:cs="Arial" w:ascii="Arial" w:hAnsi="Arial"/>
-                <w:kern w:val="0"/>
-                <w:sz w:val="22"/>
-                <w:szCs w:val="22"/>
-                <w:lang w:val="fr-CH" w:eastAsia="en-US" w:bidi="ar-SA"/>
-              </w:rPr>
-            </w:r>
           </w:p>
           <w:p>
             <w:pPr>
-              <w:pStyle w:val="Normal"/>
-              <w:suppressAutoHyphens w:val="true"/>
-              <w:spacing w:lineRule="auto" w:line="240" w:before="0" w:after="0"/>
-              <w:rPr>
-                <w:rFonts w:ascii="Arial" w:hAnsi="Arial" w:eastAsia="MS Gothic" w:cs="Arial"/>
-                <w:kern w:val="0"/>
-                <w:sz w:val="22"/>
-                <w:szCs w:val="22"/>
-                <w:lang w:val="fr-CH" w:eastAsia="en-US" w:bidi="ar-SA"/>
+              <w:spacing w:after="0" w:line="240" w:lineRule="auto"/>
+              <w:rPr>
+                <w:rFonts w:ascii="Arial" w:eastAsia="MS Gothic" w:hAnsi="Arial" w:cs="Arial"/>
               </w:rPr>
             </w:pPr>
             <w:r>
               <w:rPr>
-                <w:rFonts w:eastAsia="MS Gothic" w:cs="Arial" w:ascii="Arial" w:hAnsi="Arial"/>
+                <w:rFonts w:ascii="Arial" w:eastAsia="MS Gothic" w:hAnsi="Arial" w:cs="Arial"/>
                 <w:b/>
                 <w:bCs/>
-                <w:kern w:val="0"/>
-                <w:sz w:val="22"/>
-                <w:szCs w:val="22"/>
-                <w:lang w:val="fr-CH" w:eastAsia="en-US" w:bidi="ar-SA"/>
               </w:rPr>
               <w:t>Name of the project:</w:t>
             </w:r>
             <w:r>
               <w:rPr>
-                <w:rFonts w:eastAsia="MS Gothic" w:cs="Arial" w:ascii="Arial" w:hAnsi="Arial"/>
-                <w:kern w:val="0"/>
-                <w:sz w:val="22"/>
-                <w:szCs w:val="22"/>
-                <w:lang w:val="fr-CH" w:eastAsia="en-US" w:bidi="ar-SA"/>
-              </w:rPr>
-              <w:t xml:space="preserve"> Realigning climate-forcing players? Power Resources Mobilisation pathways in the Just Transition.</w:t>
-            </w:r>
+                <w:rFonts w:ascii="Arial" w:eastAsia="MS Gothic" w:hAnsi="Arial" w:cs="Arial"/>
+              </w:rPr>
+              <w:t xml:space="preserve"> </w:t>
+            </w:r>
+            <w:ins w:id="14" w:author="Huguenot-Noel, Robin" w:date="2025-06-24T15:51:00Z" w16du:dateUtc="2025-06-24T13:51:00Z">
+              <w:r>
+                <w:rPr>
+                  <w:rFonts w:ascii="Arial" w:eastAsia="MS Gothic" w:hAnsi="Arial" w:cs="Arial"/>
+                </w:rPr>
+                <w:t>Climate Policy and Just Transition: A Comparative Study of Worker Support</w:t>
+              </w:r>
+            </w:ins>
+            <w:del w:id="15" w:author="Huguenot-Noel, Robin" w:date="2025-06-24T15:51:00Z" w16du:dateUtc="2025-06-24T13:51:00Z">
+              <w:r>
+                <w:rPr>
+                  <w:rFonts w:ascii="Arial" w:eastAsia="MS Gothic" w:hAnsi="Arial" w:cs="Arial"/>
+                </w:rPr>
+                <w:delText>Realigning climate-forcing players? Power Resources Mobilisation pathways in the Just Transition.</w:delText>
+              </w:r>
+            </w:del>
           </w:p>
           <w:p>
             <w:pPr>
-              <w:pStyle w:val="Normal"/>
-              <w:suppressAutoHyphens w:val="true"/>
-              <w:spacing w:lineRule="auto" w:line="240" w:before="0" w:after="0"/>
-              <w:rPr>
-                <w:rFonts w:ascii="Arial" w:hAnsi="Arial" w:eastAsia="MS Gothic" w:cs="Arial"/>
-                <w:kern w:val="0"/>
-                <w:sz w:val="22"/>
-                <w:szCs w:val="22"/>
-                <w:lang w:val="fr-CH" w:eastAsia="en-US" w:bidi="ar-SA"/>
+              <w:spacing w:after="0" w:line="240" w:lineRule="auto"/>
+              <w:rPr>
+                <w:rFonts w:ascii="Arial" w:eastAsia="MS Gothic" w:hAnsi="Arial" w:cs="Arial"/>
               </w:rPr>
             </w:pPr>
-            <w:r>
-              <w:rPr>
-                <w:rFonts w:eastAsia="MS Gothic" w:cs="Arial" w:ascii="Arial" w:hAnsi="Arial"/>
-                <w:kern w:val="0"/>
-                <w:sz w:val="22"/>
-                <w:szCs w:val="22"/>
-                <w:lang w:val="fr-CH" w:eastAsia="en-US" w:bidi="ar-SA"/>
-              </w:rPr>
-            </w:r>
           </w:p>
           <w:p>
             <w:pPr>
-              <w:pStyle w:val="Normal"/>
-              <w:suppressAutoHyphens w:val="true"/>
-              <w:spacing w:lineRule="auto" w:line="240" w:before="0" w:after="0"/>
-              <w:rPr/>
+              <w:spacing w:after="0" w:line="240" w:lineRule="auto"/>
+              <w:rPr>
+                <w:rFonts w:ascii="Arial" w:hAnsi="Arial" w:cs="Arial"/>
+                <w:rPrChange w:id="16" w:author="Huguenot-Noel, Robin" w:date="2025-06-24T16:10:00Z" w16du:dateUtc="2025-06-24T14:10:00Z">
+                  <w:rPr/>
+                </w:rPrChange>
+              </w:rPr>
             </w:pPr>
             <w:r>
               <w:rPr>
-                <w:rFonts w:eastAsia="MS Gothic" w:cs="Arial" w:ascii="Arial" w:hAnsi="Arial"/>
-                <w:kern w:val="0"/>
-                <w:sz w:val="22"/>
-                <w:szCs w:val="22"/>
-                <w:lang w:val="fr-CH" w:eastAsia="en-US" w:bidi="ar-SA"/>
+                <w:rFonts w:ascii="Arial" w:eastAsia="MS Gothic" w:hAnsi="Arial" w:cs="Arial"/>
               </w:rPr>
               <w:t>This research project has been approved by the EPFL Human Research Ethics Committee (HREC No.......).</w:t>
             </w:r>
           </w:p>
           <w:p>
             <w:pPr>
-              <w:pStyle w:val="Normal"/>
-              <w:widowControl/>
-              <w:suppressAutoHyphens w:val="true"/>
-              <w:spacing w:lineRule="auto" w:line="240" w:before="0" w:after="0"/>
-              <w:jc w:val="left"/>
-              <w:rPr>
-                <w:rFonts w:ascii="Calibri" w:hAnsi="Calibri" w:cs="Calibri" w:asciiTheme="minorHAnsi" w:cstheme="minorHAnsi" w:hAnsiTheme="minorHAnsi"/>
-                <w:lang w:val="fr-CH"/>
+              <w:spacing w:after="0" w:line="240" w:lineRule="auto"/>
+              <w:rPr>
+                <w:rFonts w:ascii="Arial" w:hAnsi="Arial" w:cs="Arial"/>
+                <w:rPrChange w:id="17" w:author="Huguenot-Noel, Robin" w:date="2025-06-24T16:10:00Z" w16du:dateUtc="2025-06-24T14:10:00Z">
+                  <w:rPr>
+                    <w:rFonts w:asciiTheme="minorHAnsi" w:hAnsiTheme="minorHAnsi" w:cstheme="minorHAnsi"/>
+                  </w:rPr>
+                </w:rPrChange>
               </w:rPr>
             </w:pPr>
-            <w:r>
-              <w:rPr/>
-            </w:r>
           </w:p>
           <w:p>
             <w:pPr>
-              <w:pStyle w:val="Normal"/>
-              <w:suppressAutoHyphens w:val="true"/>
-              <w:spacing w:lineRule="auto" w:line="240" w:before="0" w:after="0"/>
-              <w:rPr/>
+              <w:spacing w:after="0" w:line="240" w:lineRule="auto"/>
+              <w:rPr>
+                <w:rFonts w:ascii="Arial" w:hAnsi="Arial" w:cs="Arial"/>
+                <w:rPrChange w:id="18" w:author="Huguenot-Noel, Robin" w:date="2025-06-24T16:10:00Z" w16du:dateUtc="2025-06-24T14:10:00Z">
+                  <w:rPr/>
+                </w:rPrChange>
+              </w:rPr>
             </w:pPr>
             <w:r>
               <w:rPr>
                 <w:rStyle w:val="Strong"/>
-                <w:rFonts w:eastAsia="MS Gothic" w:cs="Arial" w:ascii="Arial" w:hAnsi="Arial"/>
-                <w:kern w:val="0"/>
-                <w:sz w:val="22"/>
-                <w:szCs w:val="22"/>
+                <w:rFonts w:ascii="Arial" w:eastAsia="MS Gothic" w:hAnsi="Arial" w:cs="Arial"/>
                 <w:u w:val="single"/>
-                <w:lang w:val="fr-CH" w:eastAsia="en-US" w:bidi="ar-SA"/>
               </w:rPr>
               <w:t>1</w:t>
             </w:r>
             <w:r>
               <w:rPr>
                 <w:rStyle w:val="Strong"/>
-                <w:rFonts w:eastAsia="MS Gothic" w:cs="Calibri" w:ascii="Calibri" w:hAnsi="Calibri" w:asciiTheme="minorHAnsi" w:cstheme="minorHAnsi" w:hAnsiTheme="minorHAnsi"/>
-                <w:kern w:val="0"/>
-                <w:sz w:val="22"/>
-                <w:szCs w:val="22"/>
+                <w:rFonts w:ascii="Arial" w:eastAsia="MS Gothic" w:hAnsi="Arial" w:cs="Arial"/>
                 <w:u w:val="single"/>
-                <w:lang w:val="fr-CH" w:eastAsia="en-US" w:bidi="ar-SA"/>
+                <w:rPrChange w:id="19" w:author="Huguenot-Noel, Robin" w:date="2025-06-24T16:10:00Z" w16du:dateUtc="2025-06-24T14:10:00Z">
+                  <w:rPr>
+                    <w:rStyle w:val="Strong"/>
+                    <w:rFonts w:asciiTheme="minorHAnsi" w:eastAsia="MS Gothic" w:hAnsiTheme="minorHAnsi" w:cstheme="minorHAnsi"/>
+                    <w:u w:val="single"/>
+                  </w:rPr>
+                </w:rPrChange>
               </w:rPr>
               <w:t xml:space="preserve">. </w:t>
             </w:r>
             <w:r>
               <w:rPr>
                 <w:rStyle w:val="Strong"/>
-                <w:rFonts w:eastAsia="MS Gothic" w:cs="Arial" w:ascii="Arial" w:hAnsi="Arial"/>
-                <w:kern w:val="0"/>
-                <w:sz w:val="22"/>
-                <w:szCs w:val="22"/>
+                <w:rFonts w:ascii="Arial" w:eastAsia="MS Gothic" w:hAnsi="Arial" w:cs="Arial"/>
                 <w:u w:val="single"/>
-                <w:lang w:val="fr-CH" w:eastAsia="en-US" w:bidi="ar-SA"/>
               </w:rPr>
               <w:t>General Information and objectives</w:t>
             </w:r>
           </w:p>
           <w:p>
             <w:pPr>
-              <w:pStyle w:val="Normal"/>
-              <w:suppressAutoHyphens w:val="true"/>
-              <w:spacing w:lineRule="auto" w:line="240" w:before="0" w:after="0"/>
-              <w:rPr>
-                <w:rFonts w:ascii="Arial" w:hAnsi="Arial" w:eastAsia="MS Gothic" w:cs="Arial"/>
-                <w:kern w:val="0"/>
-                <w:sz w:val="22"/>
-                <w:szCs w:val="22"/>
-                <w:lang w:val="fr-CH" w:eastAsia="en-US" w:bidi="ar-SA"/>
-              </w:rPr>
-            </w:pPr>
-            <w:r>
-              <w:rPr>
-                <w:rFonts w:eastAsia="MS Gothic" w:cs="Arial" w:ascii="Arial" w:hAnsi="Arial"/>
-                <w:kern w:val="0"/>
-                <w:sz w:val="22"/>
-                <w:szCs w:val="22"/>
-                <w:lang w:val="fr-CH" w:eastAsia="en-US" w:bidi="ar-SA"/>
-              </w:rPr>
-              <w:t xml:space="preserve">You are invited to take part in a research project that looks at your opinion regarding public policies aiming at mitigating climate change and decarbonizing key sectors of the economy. We also want to understand how support policies for affected workers—like financial aid or training—are viewed by those most impacted. Your answers will help us learn how these transitions can better protect jobs, communities, and democracy. This survey is run in the following countries: France, Germany, Italy, Poland, and Spain. The research is led by Rens Chazottes at EPFL and Robin Huguenot-Noël at Berlin University. </w:t>
-            </w:r>
-            <w:r>
-              <w:rPr>
-                <w:rFonts w:eastAsia="MS Gothic" w:cs="Arial" w:ascii="Arial" w:hAnsi="Arial"/>
+              <w:spacing w:after="0" w:line="240" w:lineRule="auto"/>
+              <w:rPr>
+                <w:rFonts w:ascii="Arial" w:eastAsia="MS Gothic" w:hAnsi="Arial" w:cs="Arial"/>
                 <w:b/>
                 <w:bCs/>
-                <w:kern w:val="0"/>
-                <w:sz w:val="22"/>
-                <w:szCs w:val="22"/>
-                <w:lang w:val="fr-CH" w:eastAsia="en-US" w:bidi="ar-SA"/>
-              </w:rPr>
-              <w:t>We will never share your survey responses with your employer, colleagues, or any union representatives—your answers are completely confidential.</w:t>
+              </w:rPr>
+            </w:pPr>
+            <w:r>
+              <w:rPr>
+                <w:rFonts w:ascii="Arial" w:eastAsia="MS Gothic" w:hAnsi="Arial" w:cs="Arial"/>
+              </w:rPr>
+              <w:t>You are invited to take part in a research project that looks at your opinion regarding public policies aiming at mitigating climate change and decarbonizing key sectors of the economy. We also want to understand how support policies for affected workers</w:t>
+            </w:r>
+            <w:ins w:id="20" w:author="Huguenot-Noel, Robin" w:date="2025-06-24T15:57:00Z" w16du:dateUtc="2025-06-24T13:57:00Z">
+              <w:r>
+                <w:rPr>
+                  <w:rFonts w:ascii="Arial" w:eastAsia="MS Gothic" w:hAnsi="Arial" w:cs="Arial"/>
+                </w:rPr>
+                <w:t xml:space="preserve"> (</w:t>
+              </w:r>
+            </w:ins>
+            <w:del w:id="21" w:author="Huguenot-Noel, Robin" w:date="2025-06-24T15:57:00Z" w16du:dateUtc="2025-06-24T13:57:00Z">
+              <w:r>
+                <w:rPr>
+                  <w:rFonts w:ascii="Arial" w:eastAsia="MS Gothic" w:hAnsi="Arial" w:cs="Arial"/>
+                </w:rPr>
+                <w:delText>—</w:delText>
+              </w:r>
+            </w:del>
+            <w:r>
+              <w:rPr>
+                <w:rFonts w:ascii="Arial" w:eastAsia="MS Gothic" w:hAnsi="Arial" w:cs="Arial"/>
+              </w:rPr>
+              <w:t>like financial aid or training</w:t>
+            </w:r>
+            <w:ins w:id="22" w:author="Huguenot-Noel, Robin" w:date="2025-06-24T15:57:00Z" w16du:dateUtc="2025-06-24T13:57:00Z">
+              <w:r>
+                <w:rPr>
+                  <w:rFonts w:ascii="Arial" w:eastAsia="MS Gothic" w:hAnsi="Arial" w:cs="Arial"/>
+                </w:rPr>
+                <w:t xml:space="preserve">) </w:t>
+              </w:r>
+            </w:ins>
+            <w:del w:id="23" w:author="Huguenot-Noel, Robin" w:date="2025-06-24T15:57:00Z" w16du:dateUtc="2025-06-24T13:57:00Z">
+              <w:r>
+                <w:rPr>
+                  <w:rFonts w:ascii="Arial" w:eastAsia="MS Gothic" w:hAnsi="Arial" w:cs="Arial"/>
+                </w:rPr>
+                <w:delText>—</w:delText>
+              </w:r>
+            </w:del>
+            <w:r>
+              <w:rPr>
+                <w:rFonts w:ascii="Arial" w:eastAsia="MS Gothic" w:hAnsi="Arial" w:cs="Arial"/>
+              </w:rPr>
+              <w:t xml:space="preserve">are viewed by those most impacted. Your answers will help us learn how these transitions can better protect jobs, communities, and democracy. This survey is run in </w:t>
+            </w:r>
+            <w:ins w:id="24" w:author="Huguenot-Noel, Robin" w:date="2025-06-24T15:57:00Z" w16du:dateUtc="2025-06-24T13:57:00Z">
+              <w:r>
+                <w:rPr>
+                  <w:rFonts w:ascii="Arial" w:eastAsia="MS Gothic" w:hAnsi="Arial" w:cs="Arial"/>
+                </w:rPr>
+                <w:t>several European countries</w:t>
+              </w:r>
+            </w:ins>
+            <w:ins w:id="25" w:author="Huguenot-Noel, Robin" w:date="2025-06-24T15:58:00Z" w16du:dateUtc="2025-06-24T13:58:00Z">
+              <w:r>
+                <w:rPr>
+                  <w:rFonts w:ascii="Arial" w:eastAsia="MS Gothic" w:hAnsi="Arial" w:cs="Arial"/>
+                </w:rPr>
+                <w:t xml:space="preserve"> [</w:t>
+              </w:r>
+            </w:ins>
+            <w:ins w:id="26" w:author="Huguenot-Noel, Robin" w:date="2025-06-24T15:57:00Z" w16du:dateUtc="2025-06-24T13:57:00Z">
+              <w:r>
+                <w:rPr>
+                  <w:rFonts w:ascii="Arial" w:eastAsia="MS Gothic" w:hAnsi="Arial" w:cs="Arial"/>
+                  <w:highlight w:val="yellow"/>
+                  <w:rPrChange w:id="27" w:author="Huguenot-Noel, Robin" w:date="2025-06-24T16:10:00Z" w16du:dateUtc="2025-06-24T14:10:00Z">
+                    <w:rPr>
+                      <w:rFonts w:ascii="Arial" w:eastAsia="MS Gothic" w:hAnsi="Arial" w:cs="Arial"/>
+                    </w:rPr>
+                  </w:rPrChange>
+                </w:rPr>
+                <w:t xml:space="preserve">optional: including </w:t>
+              </w:r>
+            </w:ins>
+            <w:del w:id="28" w:author="Huguenot-Noel, Robin" w:date="2025-06-24T15:57:00Z" w16du:dateUtc="2025-06-24T13:57:00Z">
+              <w:r>
+                <w:rPr>
+                  <w:rFonts w:ascii="Arial" w:eastAsia="MS Gothic" w:hAnsi="Arial" w:cs="Arial"/>
+                  <w:highlight w:val="yellow"/>
+                  <w:rPrChange w:id="29" w:author="Huguenot-Noel, Robin" w:date="2025-06-24T16:10:00Z" w16du:dateUtc="2025-06-24T14:10:00Z">
+                    <w:rPr>
+                      <w:rFonts w:ascii="Arial" w:eastAsia="MS Gothic" w:hAnsi="Arial" w:cs="Arial"/>
+                    </w:rPr>
+                  </w:rPrChange>
+                </w:rPr>
+                <w:delText xml:space="preserve">the following countries: </w:delText>
+              </w:r>
+            </w:del>
+            <w:r>
+              <w:rPr>
+                <w:rFonts w:ascii="Arial" w:eastAsia="MS Gothic" w:hAnsi="Arial" w:cs="Arial"/>
+                <w:highlight w:val="yellow"/>
+                <w:rPrChange w:id="30" w:author="Huguenot-Noel, Robin" w:date="2025-06-24T16:10:00Z" w16du:dateUtc="2025-06-24T14:10:00Z">
+                  <w:rPr>
+                    <w:rFonts w:ascii="Arial" w:eastAsia="MS Gothic" w:hAnsi="Arial" w:cs="Arial"/>
+                  </w:rPr>
+                </w:rPrChange>
+              </w:rPr>
+              <w:t>France, Germany, Italy, Poland, and Spain</w:t>
+            </w:r>
+            <w:ins w:id="31" w:author="Huguenot-Noel, Robin" w:date="2025-06-24T15:58:00Z" w16du:dateUtc="2025-06-24T13:58:00Z">
+              <w:r>
+                <w:rPr>
+                  <w:rFonts w:ascii="Arial" w:eastAsia="MS Gothic" w:hAnsi="Arial" w:cs="Arial"/>
+                </w:rPr>
+                <w:t>].</w:t>
+              </w:r>
+            </w:ins>
+            <w:del w:id="32" w:author="Huguenot-Noel, Robin" w:date="2025-06-24T15:57:00Z" w16du:dateUtc="2025-06-24T13:57:00Z">
+              <w:r>
+                <w:rPr>
+                  <w:rFonts w:ascii="Arial" w:eastAsia="MS Gothic" w:hAnsi="Arial" w:cs="Arial"/>
+                </w:rPr>
+                <w:delText>.</w:delText>
+              </w:r>
+            </w:del>
+            <w:r>
+              <w:rPr>
+                <w:rFonts w:ascii="Arial" w:eastAsia="MS Gothic" w:hAnsi="Arial" w:cs="Arial"/>
+              </w:rPr>
+              <w:t xml:space="preserve"> The research is led by Rens </w:t>
+            </w:r>
+            <w:proofErr w:type="spellStart"/>
+            <w:r>
+              <w:rPr>
+                <w:rFonts w:ascii="Arial" w:eastAsia="MS Gothic" w:hAnsi="Arial" w:cs="Arial"/>
+              </w:rPr>
+              <w:t>Chazottes</w:t>
+            </w:r>
+            <w:proofErr w:type="spellEnd"/>
+            <w:r>
+              <w:rPr>
+                <w:rFonts w:ascii="Arial" w:eastAsia="MS Gothic" w:hAnsi="Arial" w:cs="Arial"/>
+              </w:rPr>
+              <w:t xml:space="preserve"> at EPFL and Robin Huguenot-Noël at </w:t>
+            </w:r>
+            <w:ins w:id="33" w:author="Huguenot-Noel, Robin" w:date="2025-06-24T15:58:00Z" w16du:dateUtc="2025-06-24T13:58:00Z">
+              <w:r>
+                <w:rPr>
+                  <w:rFonts w:ascii="Arial" w:eastAsia="MS Gothic" w:hAnsi="Arial" w:cs="Arial"/>
+                </w:rPr>
+                <w:t xml:space="preserve">the Freie Universität </w:t>
+              </w:r>
+            </w:ins>
+            <w:r>
+              <w:rPr>
+                <w:rFonts w:ascii="Arial" w:eastAsia="MS Gothic" w:hAnsi="Arial" w:cs="Arial"/>
+              </w:rPr>
+              <w:t>Berli</w:t>
+            </w:r>
+            <w:ins w:id="34" w:author="Huguenot-Noel, Robin" w:date="2025-06-24T15:58:00Z" w16du:dateUtc="2025-06-24T13:58:00Z">
+              <w:r>
+                <w:rPr>
+                  <w:rFonts w:ascii="Arial" w:eastAsia="MS Gothic" w:hAnsi="Arial" w:cs="Arial"/>
+                </w:rPr>
+                <w:t>n</w:t>
+              </w:r>
+            </w:ins>
+            <w:del w:id="35" w:author="Huguenot-Noel, Robin" w:date="2025-06-24T15:58:00Z" w16du:dateUtc="2025-06-24T13:58:00Z">
+              <w:r>
+                <w:rPr>
+                  <w:rFonts w:ascii="Arial" w:eastAsia="MS Gothic" w:hAnsi="Arial" w:cs="Arial"/>
+                </w:rPr>
+                <w:delText>n University</w:delText>
+              </w:r>
+            </w:del>
+            <w:r>
+              <w:rPr>
+                <w:rFonts w:ascii="Arial" w:eastAsia="MS Gothic" w:hAnsi="Arial" w:cs="Arial"/>
+              </w:rPr>
+              <w:t xml:space="preserve">. </w:t>
+            </w:r>
+            <w:r>
+              <w:rPr>
+                <w:rFonts w:ascii="Arial" w:eastAsia="MS Gothic" w:hAnsi="Arial" w:cs="Arial"/>
+                <w:b/>
+                <w:bCs/>
+              </w:rPr>
+              <w:t>We will never share your survey responses with your employer, colleagues, or any union representatives</w:t>
+            </w:r>
+            <w:ins w:id="36" w:author="Huguenot-Noel, Robin" w:date="2025-06-24T15:58:00Z" w16du:dateUtc="2025-06-24T13:58:00Z">
+              <w:r>
+                <w:rPr>
+                  <w:rFonts w:ascii="Arial" w:eastAsia="MS Gothic" w:hAnsi="Arial" w:cs="Arial"/>
+                  <w:b/>
+                  <w:bCs/>
+                </w:rPr>
+                <w:t xml:space="preserve">; </w:t>
+              </w:r>
+            </w:ins>
+            <w:del w:id="37" w:author="Huguenot-Noel, Robin" w:date="2025-06-24T15:58:00Z" w16du:dateUtc="2025-06-24T13:58:00Z">
+              <w:r>
+                <w:rPr>
+                  <w:rFonts w:ascii="Arial" w:eastAsia="MS Gothic" w:hAnsi="Arial" w:cs="Arial"/>
+                  <w:b/>
+                  <w:bCs/>
+                </w:rPr>
+                <w:delText>—</w:delText>
+              </w:r>
+            </w:del>
+            <w:r>
+              <w:rPr>
+                <w:rFonts w:ascii="Arial" w:eastAsia="MS Gothic" w:hAnsi="Arial" w:cs="Arial"/>
+                <w:b/>
+                <w:bCs/>
+              </w:rPr>
+              <w:t>your answers are completely confidential.</w:t>
             </w:r>
           </w:p>
           <w:p>
             <w:pPr>
-              <w:pStyle w:val="Normal"/>
-              <w:suppressAutoHyphens w:val="true"/>
-              <w:spacing w:lineRule="auto" w:line="240" w:before="0" w:after="0"/>
-              <w:rPr/>
+              <w:spacing w:after="0" w:line="240" w:lineRule="auto"/>
+              <w:rPr>
+                <w:rFonts w:ascii="Arial" w:eastAsia="MS Gothic" w:hAnsi="Arial" w:cs="Arial"/>
+              </w:rPr>
             </w:pPr>
-            <w:r>
-              <w:rPr>
-                <w:rStyle w:val="Strong"/>
-                <w:rFonts w:eastAsia="MS Gothic" w:cs="Arial" w:ascii="Arial" w:hAnsi="Arial"/>
-                <w:kern w:val="0"/>
-                <w:sz w:val="22"/>
-                <w:szCs w:val="22"/>
-                <w:u w:val="single"/>
-                <w:lang w:val="fr-CH" w:eastAsia="en-US" w:bidi="ar-SA"/>
-              </w:rPr>
-              <w:t>2. Selection of Potential Participants</w:t>
-            </w:r>
           </w:p>
           <w:p>
             <w:pPr>
-              <w:pStyle w:val="Normal"/>
-              <w:suppressAutoHyphens w:val="true"/>
-              <w:spacing w:lineRule="auto" w:line="240" w:before="0" w:after="0"/>
-              <w:rPr>
-                <w:rFonts w:ascii="Arial" w:hAnsi="Arial" w:eastAsia="MS Gothic" w:cs="Arial"/>
-                <w:kern w:val="0"/>
-                <w:sz w:val="22"/>
-                <w:szCs w:val="22"/>
-                <w:lang w:val="fr-CH" w:eastAsia="en-US" w:bidi="ar-SA"/>
+              <w:spacing w:after="0" w:line="240" w:lineRule="auto"/>
+              <w:rPr>
+                <w:rFonts w:ascii="Arial" w:hAnsi="Arial" w:cs="Arial"/>
+                <w:rPrChange w:id="38" w:author="Huguenot-Noel, Robin" w:date="2025-06-24T16:10:00Z" w16du:dateUtc="2025-06-24T14:10:00Z">
+                  <w:rPr/>
+                </w:rPrChange>
               </w:rPr>
             </w:pPr>
             <w:r>
               <w:rPr>
-                <w:rFonts w:eastAsia="MS Gothic" w:cs="Arial" w:ascii="Arial" w:hAnsi="Arial"/>
-                <w:kern w:val="0"/>
-                <w:sz w:val="22"/>
-                <w:szCs w:val="22"/>
-                <w:lang w:val="fr-CH" w:eastAsia="en-US" w:bidi="ar-SA"/>
-              </w:rPr>
-              <w:t>You have been invited because you work in a sector that may be affected by climate transition policies—such as manufacturing, the automobile industry, chemicals, or aviation. Participation is open to all workers currently employed in these industries, regardless of job type or union membership. We are carrying out this project in accordance with EU regulation and Swiss law and ethical research standards.</w:t>
+                <w:rStyle w:val="Strong"/>
+                <w:rFonts w:ascii="Arial" w:eastAsia="MS Gothic" w:hAnsi="Arial" w:cs="Arial"/>
+                <w:u w:val="single"/>
+              </w:rPr>
+              <w:t>2. Selection of Potential Participants</w:t>
             </w:r>
           </w:p>
           <w:p>
             <w:pPr>
-              <w:pStyle w:val="Normal"/>
-              <w:suppressAutoHyphens w:val="true"/>
-              <w:spacing w:lineRule="auto" w:line="240" w:before="0" w:after="0"/>
-              <w:rPr/>
+              <w:spacing w:after="0" w:line="240" w:lineRule="auto"/>
+              <w:rPr>
+                <w:rFonts w:ascii="Arial" w:eastAsia="MS Gothic" w:hAnsi="Arial" w:cs="Arial"/>
+              </w:rPr>
             </w:pPr>
             <w:r>
               <w:rPr>
-                <w:rStyle w:val="Strong"/>
-                <w:rFonts w:eastAsia="MS Gothic" w:cs="Arial" w:ascii="Arial" w:hAnsi="Arial"/>
-                <w:kern w:val="0"/>
-                <w:sz w:val="22"/>
-                <w:szCs w:val="22"/>
-                <w:u w:val="single"/>
-                <w:lang w:val="fr-CH" w:eastAsia="en-US" w:bidi="ar-SA"/>
-              </w:rPr>
-              <w:t>3. Procedure for Participants</w:t>
+                <w:rFonts w:ascii="Arial" w:eastAsia="MS Gothic" w:hAnsi="Arial" w:cs="Arial"/>
+              </w:rPr>
+              <w:t>You have been invited because you work in a sector that may be affected by climate transition policies—such as manufacturing, the automobile industry, chemicals, or aviation. Participation is open to all workers currently employed in these industries, regardless of job type or union membership. We are carrying out this project in accordance with EU regulation and Swiss law and ethical research standards.</w:t>
             </w:r>
           </w:p>
           <w:p>
             <w:pPr>
-              <w:pStyle w:val="Normal"/>
-              <w:suppressAutoHyphens w:val="true"/>
-              <w:spacing w:lineRule="auto" w:line="240" w:before="0" w:after="0"/>
-              <w:rPr>
-                <w:rFonts w:ascii="Arial" w:hAnsi="Arial" w:eastAsia="MS Gothic" w:cs="Arial"/>
-                <w:kern w:val="0"/>
-                <w:sz w:val="22"/>
-                <w:szCs w:val="22"/>
-                <w:lang w:val="fr-CH" w:eastAsia="en-US" w:bidi="ar-SA"/>
+              <w:spacing w:after="0" w:line="240" w:lineRule="auto"/>
+              <w:rPr>
+                <w:rFonts w:ascii="Arial" w:eastAsia="MS Gothic" w:hAnsi="Arial" w:cs="Arial"/>
               </w:rPr>
             </w:pPr>
-            <w:r>
-              <w:rPr>
-                <w:rFonts w:eastAsia="MS Gothic" w:cs="Arial" w:ascii="Arial" w:hAnsi="Arial"/>
-                <w:kern w:val="0"/>
-                <w:sz w:val="22"/>
-                <w:szCs w:val="22"/>
-                <w:lang w:val="fr-CH" w:eastAsia="en-US" w:bidi="ar-SA"/>
-              </w:rPr>
-              <w:t>If you choose to take part, you will be asked to complete an online questionnaire. It includes questions about your preferences between different policy proposals and how you feel about support measures, unions, and political views. The survey also asks a few general questions about your background (e.g., age group, job type, education).</w:t>
-            </w:r>
           </w:p>
           <w:p>
             <w:pPr>
-              <w:pStyle w:val="Normal"/>
+              <w:spacing w:after="0" w:line="240" w:lineRule="auto"/>
+              <w:rPr>
+                <w:rFonts w:ascii="Arial" w:hAnsi="Arial" w:cs="Arial"/>
+                <w:rPrChange w:id="39" w:author="Huguenot-Noel, Robin" w:date="2025-06-24T16:10:00Z" w16du:dateUtc="2025-06-24T14:10:00Z">
+                  <w:rPr/>
+                </w:rPrChange>
+              </w:rPr>
+            </w:pPr>
+            <w:r>
+              <w:rPr>
+                <w:rStyle w:val="Strong"/>
+                <w:rFonts w:ascii="Arial" w:eastAsia="MS Gothic" w:hAnsi="Arial" w:cs="Arial"/>
+                <w:u w:val="single"/>
+              </w:rPr>
+              <w:t>3. Procedure for Participants</w:t>
+            </w:r>
+          </w:p>
+          <w:p>
+            <w:pPr>
+              <w:spacing w:after="0" w:line="240" w:lineRule="auto"/>
+              <w:rPr>
+                <w:rFonts w:ascii="Arial" w:eastAsia="MS Gothic" w:hAnsi="Arial" w:cs="Arial"/>
+              </w:rPr>
+            </w:pPr>
+            <w:r>
+              <w:rPr>
+                <w:rFonts w:ascii="Arial" w:eastAsia="MS Gothic" w:hAnsi="Arial" w:cs="Arial"/>
+              </w:rPr>
+              <w:t>If you choose to take part, you will be asked to complete an online questionnaire. It includes questions about your preferences between different policy proposals and how you feel about support measures, unions, and political views. The survey also asks a few general questions about your background (e.g., age group, job type, education).</w:t>
+            </w:r>
+          </w:p>
+          <w:p>
+            <w:pPr>
               <w:numPr>
                 <w:ilvl w:val="0"/>
                 <w:numId w:val="2"/>
               </w:numPr>
               <w:tabs>
-                <w:tab w:val="clear" w:pos="708"/>
-                <w:tab w:val="left" w:pos="0" w:leader="none"/>
+                <w:tab w:val="clear" w:pos="709"/>
+                <w:tab w:val="left" w:pos="0"/>
               </w:tabs>
-              <w:suppressAutoHyphens w:val="true"/>
-              <w:spacing w:lineRule="auto" w:line="240" w:before="0" w:after="0"/>
-              <w:ind w:hanging="283" w:left="709"/>
-              <w:rPr/>
+              <w:spacing w:after="0" w:line="240" w:lineRule="auto"/>
+              <w:rPr>
+                <w:rFonts w:ascii="Arial" w:hAnsi="Arial" w:cs="Arial"/>
+                <w:rPrChange w:id="40" w:author="Huguenot-Noel, Robin" w:date="2025-06-24T16:10:00Z" w16du:dateUtc="2025-06-24T14:10:00Z">
+                  <w:rPr/>
+                </w:rPrChange>
+              </w:rPr>
             </w:pPr>
             <w:r>
               <w:rPr>
                 <w:rStyle w:val="Strong"/>
-                <w:rFonts w:eastAsia="MS Gothic" w:cs="Arial" w:ascii="Arial" w:hAnsi="Arial"/>
-                <w:kern w:val="0"/>
-                <w:sz w:val="22"/>
-                <w:szCs w:val="22"/>
-                <w:lang w:val="fr-CH" w:eastAsia="en-US" w:bidi="ar-SA"/>
+                <w:rFonts w:ascii="Arial" w:eastAsia="MS Gothic" w:hAnsi="Arial" w:cs="Arial"/>
               </w:rPr>
               <w:t>Location:</w:t>
             </w:r>
             <w:r>
               <w:rPr>
-                <w:rFonts w:eastAsia="MS Gothic" w:cs="Arial" w:ascii="Arial" w:hAnsi="Arial"/>
-                <w:kern w:val="0"/>
-                <w:sz w:val="22"/>
-                <w:szCs w:val="22"/>
-                <w:lang w:val="fr-CH" w:eastAsia="en-US" w:bidi="ar-SA"/>
+                <w:rFonts w:ascii="Arial" w:eastAsia="MS Gothic" w:hAnsi="Arial" w:cs="Arial"/>
               </w:rPr>
               <w:t xml:space="preserve"> Online, via a secure survey platform (Qualtrics)</w:t>
             </w:r>
           </w:p>
           <w:p>
             <w:pPr>
-              <w:pStyle w:val="Normal"/>
               <w:numPr>
                 <w:ilvl w:val="0"/>
                 <w:numId w:val="2"/>
               </w:numPr>
               <w:tabs>
-                <w:tab w:val="clear" w:pos="708"/>
-                <w:tab w:val="left" w:pos="0" w:leader="none"/>
+                <w:tab w:val="clear" w:pos="709"/>
+                <w:tab w:val="left" w:pos="0"/>
               </w:tabs>
-              <w:suppressAutoHyphens w:val="true"/>
-              <w:spacing w:lineRule="auto" w:line="240" w:before="0" w:after="0"/>
-              <w:ind w:hanging="283" w:left="709"/>
-              <w:rPr/>
+              <w:spacing w:after="0" w:line="240" w:lineRule="auto"/>
+              <w:rPr>
+                <w:rFonts w:ascii="Arial" w:hAnsi="Arial" w:cs="Arial"/>
+                <w:rPrChange w:id="41" w:author="Huguenot-Noel, Robin" w:date="2025-06-24T16:10:00Z" w16du:dateUtc="2025-06-24T14:10:00Z">
+                  <w:rPr/>
+                </w:rPrChange>
+              </w:rPr>
             </w:pPr>
+            <w:proofErr w:type="spellStart"/>
             <w:r>
               <w:rPr>
                 <w:rStyle w:val="Strong"/>
-                <w:rFonts w:eastAsia="MS Gothic" w:cs="Arial" w:ascii="Arial" w:hAnsi="Arial"/>
-                <w:kern w:val="0"/>
-                <w:sz w:val="22"/>
-                <w:szCs w:val="22"/>
-                <w:lang w:val="fr-CH" w:eastAsia="en-US" w:bidi="ar-SA"/>
-              </w:rPr>
-              <w:t>Number of surveys:</w:t>
-            </w:r>
-            <w:r>
-              <w:rPr>
-                <w:rFonts w:eastAsia="MS Gothic" w:cs="Arial" w:ascii="Arial" w:hAnsi="Arial"/>
-                <w:kern w:val="0"/>
-                <w:sz w:val="22"/>
-                <w:szCs w:val="22"/>
-                <w:lang w:val="fr-CH" w:eastAsia="en-US" w:bidi="ar-SA"/>
+                <w:rFonts w:ascii="Arial" w:eastAsia="MS Gothic" w:hAnsi="Arial" w:cs="Arial"/>
+                <w:lang w:val="fr-CH"/>
+              </w:rPr>
+              <w:t>Number</w:t>
+            </w:r>
+            <w:proofErr w:type="spellEnd"/>
+            <w:r>
+              <w:rPr>
+                <w:rStyle w:val="Strong"/>
+                <w:rFonts w:ascii="Arial" w:eastAsia="MS Gothic" w:hAnsi="Arial" w:cs="Arial"/>
+                <w:lang w:val="fr-CH"/>
+              </w:rPr>
+              <w:t xml:space="preserve"> of </w:t>
+            </w:r>
+            <w:proofErr w:type="spellStart"/>
+            <w:proofErr w:type="gramStart"/>
+            <w:r>
+              <w:rPr>
+                <w:rStyle w:val="Strong"/>
+                <w:rFonts w:ascii="Arial" w:eastAsia="MS Gothic" w:hAnsi="Arial" w:cs="Arial"/>
+                <w:lang w:val="fr-CH"/>
+              </w:rPr>
+              <w:t>surveys</w:t>
+            </w:r>
+            <w:proofErr w:type="spellEnd"/>
+            <w:r>
+              <w:rPr>
+                <w:rStyle w:val="Strong"/>
+                <w:rFonts w:ascii="Arial" w:eastAsia="MS Gothic" w:hAnsi="Arial" w:cs="Arial"/>
+                <w:lang w:val="fr-CH"/>
+              </w:rPr>
+              <w:t>:</w:t>
+            </w:r>
+            <w:proofErr w:type="gramEnd"/>
+            <w:r>
+              <w:rPr>
+                <w:rFonts w:ascii="Arial" w:eastAsia="MS Gothic" w:hAnsi="Arial" w:cs="Arial"/>
+                <w:lang w:val="fr-CH"/>
               </w:rPr>
               <w:t xml:space="preserve"> 2</w:t>
             </w:r>
           </w:p>
           <w:p>
             <w:pPr>
-              <w:pStyle w:val="Normal"/>
               <w:numPr>
                 <w:ilvl w:val="0"/>
                 <w:numId w:val="2"/>
               </w:numPr>
               <w:tabs>
-                <w:tab w:val="clear" w:pos="708"/>
-                <w:tab w:val="left" w:pos="0" w:leader="none"/>
+                <w:tab w:val="clear" w:pos="709"/>
+                <w:tab w:val="left" w:pos="0"/>
               </w:tabs>
-              <w:suppressAutoHyphens w:val="true"/>
-              <w:spacing w:lineRule="auto" w:line="240" w:before="0" w:after="0"/>
-              <w:ind w:hanging="283" w:left="709"/>
-              <w:rPr/>
+              <w:spacing w:after="0" w:line="240" w:lineRule="auto"/>
+              <w:rPr>
+                <w:rFonts w:ascii="Arial" w:hAnsi="Arial" w:cs="Arial"/>
+                <w:rPrChange w:id="42" w:author="Huguenot-Noel, Robin" w:date="2025-06-24T16:10:00Z" w16du:dateUtc="2025-06-24T14:10:00Z">
+                  <w:rPr/>
+                </w:rPrChange>
+              </w:rPr>
             </w:pPr>
+            <w:proofErr w:type="gramStart"/>
             <w:r>
               <w:rPr>
                 <w:rStyle w:val="Strong"/>
-                <w:rFonts w:eastAsia="MS Gothic" w:cs="Arial" w:ascii="Arial" w:hAnsi="Arial"/>
-                <w:kern w:val="0"/>
-                <w:sz w:val="22"/>
-                <w:szCs w:val="22"/>
-                <w:lang w:val="fr-CH" w:eastAsia="en-US" w:bidi="ar-SA"/>
+                <w:rFonts w:ascii="Arial" w:eastAsia="MS Gothic" w:hAnsi="Arial" w:cs="Arial"/>
+                <w:lang w:val="fr-CH"/>
               </w:rPr>
               <w:t>Duration:</w:t>
             </w:r>
-            <w:r>
-              <w:rPr>
-                <w:rFonts w:eastAsia="MS Gothic" w:cs="Arial" w:ascii="Arial" w:hAnsi="Arial"/>
-                <w:kern w:val="0"/>
-                <w:sz w:val="22"/>
-                <w:szCs w:val="22"/>
-                <w:lang w:val="fr-CH" w:eastAsia="en-US" w:bidi="ar-SA"/>
-              </w:rPr>
-              <w:t xml:space="preserve"> Approximately 10 minutes</w:t>
+            <w:proofErr w:type="gramEnd"/>
+            <w:r>
+              <w:rPr>
+                <w:rFonts w:ascii="Arial" w:eastAsia="MS Gothic" w:hAnsi="Arial" w:cs="Arial"/>
+                <w:lang w:val="fr-CH"/>
+              </w:rPr>
+              <w:t xml:space="preserve"> </w:t>
+            </w:r>
+            <w:proofErr w:type="spellStart"/>
+            <w:r>
+              <w:rPr>
+                <w:rFonts w:ascii="Arial" w:eastAsia="MS Gothic" w:hAnsi="Arial" w:cs="Arial"/>
+                <w:lang w:val="fr-CH"/>
+              </w:rPr>
+              <w:t>Approximately</w:t>
+            </w:r>
+            <w:proofErr w:type="spellEnd"/>
+            <w:r>
+              <w:rPr>
+                <w:rFonts w:ascii="Arial" w:eastAsia="MS Gothic" w:hAnsi="Arial" w:cs="Arial"/>
+                <w:lang w:val="fr-CH"/>
+              </w:rPr>
+              <w:t xml:space="preserve"> 10 minutes</w:t>
             </w:r>
           </w:p>
           <w:p>
             <w:pPr>
-              <w:pStyle w:val="Normal"/>
-              <w:suppressAutoHyphens w:val="true"/>
-              <w:spacing w:lineRule="auto" w:line="240" w:before="0" w:after="0"/>
-              <w:rPr/>
+              <w:tabs>
+                <w:tab w:val="left" w:pos="0"/>
+              </w:tabs>
+              <w:spacing w:after="0" w:line="240" w:lineRule="auto"/>
+              <w:rPr>
+                <w:rFonts w:ascii="Arial" w:hAnsi="Arial" w:cs="Arial"/>
+                <w:rPrChange w:id="43" w:author="Huguenot-Noel, Robin" w:date="2025-06-24T16:10:00Z" w16du:dateUtc="2025-06-24T14:10:00Z">
+                  <w:rPr/>
+                </w:rPrChange>
+              </w:rPr>
             </w:pPr>
-            <w:r>
-              <w:rPr>
-                <w:rStyle w:val="Strong"/>
-                <w:rFonts w:eastAsia="MS Gothic" w:cs="Arial" w:ascii="Arial" w:hAnsi="Arial"/>
-                <w:kern w:val="0"/>
-                <w:sz w:val="22"/>
-                <w:szCs w:val="22"/>
-                <w:u w:val="single"/>
-                <w:lang w:val="fr-CH" w:eastAsia="en-US" w:bidi="ar-SA"/>
-              </w:rPr>
-              <w:t>4. Benefits for Participants</w:t>
-            </w:r>
           </w:p>
           <w:p>
             <w:pPr>
-              <w:pStyle w:val="Normal"/>
-              <w:suppressAutoHyphens w:val="true"/>
-              <w:spacing w:lineRule="auto" w:line="240" w:before="0" w:after="0"/>
-              <w:rPr>
-                <w:rFonts w:ascii="Arial" w:hAnsi="Arial" w:eastAsia="MS Gothic" w:cs="Arial"/>
-                <w:kern w:val="0"/>
-                <w:sz w:val="22"/>
-                <w:szCs w:val="22"/>
-                <w:lang w:val="fr-CH" w:eastAsia="en-US" w:bidi="ar-SA"/>
+              <w:spacing w:after="0" w:line="240" w:lineRule="auto"/>
+              <w:rPr>
+                <w:rFonts w:ascii="Arial" w:hAnsi="Arial" w:cs="Arial"/>
+                <w:rPrChange w:id="44" w:author="Huguenot-Noel, Robin" w:date="2025-06-24T16:10:00Z" w16du:dateUtc="2025-06-24T14:10:00Z">
+                  <w:rPr/>
+                </w:rPrChange>
               </w:rPr>
             </w:pPr>
             <w:r>
               <w:rPr>
-                <w:rFonts w:eastAsia="MS Gothic" w:cs="Arial" w:ascii="Arial" w:hAnsi="Arial"/>
-                <w:kern w:val="0"/>
-                <w:sz w:val="22"/>
-                <w:szCs w:val="22"/>
-                <w:lang w:val="fr-CH" w:eastAsia="en-US" w:bidi="ar-SA"/>
-              </w:rPr>
-              <w:t>Your responses will help researchers and policymakers design better support measures for workers like you during the energy transition. You will also be entered into a lottery to win a €200 voucher as a thank you for your time.</w:t>
+                <w:rStyle w:val="Strong"/>
+                <w:rFonts w:ascii="Arial" w:eastAsia="MS Gothic" w:hAnsi="Arial" w:cs="Arial"/>
+                <w:u w:val="single"/>
+                <w:lang w:val="fr-CH"/>
+              </w:rPr>
+              <w:t xml:space="preserve">4. </w:t>
+            </w:r>
+            <w:proofErr w:type="spellStart"/>
+            <w:r>
+              <w:rPr>
+                <w:rStyle w:val="Strong"/>
+                <w:rFonts w:ascii="Arial" w:eastAsia="MS Gothic" w:hAnsi="Arial" w:cs="Arial"/>
+                <w:u w:val="single"/>
+                <w:lang w:val="fr-CH"/>
+              </w:rPr>
+              <w:t>Benefits</w:t>
+            </w:r>
+            <w:proofErr w:type="spellEnd"/>
+            <w:r>
+              <w:rPr>
+                <w:rStyle w:val="Strong"/>
+                <w:rFonts w:ascii="Arial" w:eastAsia="MS Gothic" w:hAnsi="Arial" w:cs="Arial"/>
+                <w:u w:val="single"/>
+                <w:lang w:val="fr-CH"/>
+              </w:rPr>
+              <w:t xml:space="preserve"> for Participants</w:t>
             </w:r>
           </w:p>
           <w:p>
             <w:pPr>
-              <w:pStyle w:val="Normal"/>
-              <w:suppressAutoHyphens w:val="true"/>
-              <w:spacing w:lineRule="auto" w:line="240" w:before="0" w:after="0"/>
-              <w:rPr/>
+              <w:spacing w:after="0" w:line="240" w:lineRule="auto"/>
+              <w:rPr>
+                <w:rFonts w:ascii="Arial" w:eastAsia="MS Gothic" w:hAnsi="Arial" w:cs="Arial"/>
+              </w:rPr>
             </w:pPr>
             <w:r>
               <w:rPr>
-                <w:rStyle w:val="Strong"/>
-                <w:rFonts w:eastAsia="MS Gothic" w:cs="Arial" w:ascii="Arial" w:hAnsi="Arial"/>
-                <w:kern w:val="0"/>
-                <w:sz w:val="22"/>
-                <w:szCs w:val="22"/>
-                <w:u w:val="single"/>
-                <w:lang w:val="fr-CH" w:eastAsia="en-US" w:bidi="ar-SA"/>
-              </w:rPr>
-              <w:t>5. Risks</w:t>
+                <w:rFonts w:ascii="Arial" w:eastAsia="MS Gothic" w:hAnsi="Arial" w:cs="Arial"/>
+              </w:rPr>
+              <w:t>Your responses will help researchers and policymakers design better support measures for workers like you during the energy transition. You will also be entered into a lottery to win a €200 voucher as a thank you for your time.</w:t>
             </w:r>
           </w:p>
           <w:p>
             <w:pPr>
-              <w:pStyle w:val="Normal"/>
-              <w:suppressAutoHyphens w:val="true"/>
-              <w:spacing w:lineRule="auto" w:line="240" w:before="0" w:after="0"/>
-              <w:rPr>
-                <w:rFonts w:ascii="Arial" w:hAnsi="Arial" w:eastAsia="MS Gothic" w:cs="Arial"/>
-                <w:kern w:val="0"/>
-                <w:sz w:val="22"/>
-                <w:szCs w:val="22"/>
-                <w:lang w:val="fr-CH" w:eastAsia="en-US" w:bidi="ar-SA"/>
+              <w:spacing w:after="0" w:line="240" w:lineRule="auto"/>
+              <w:rPr>
+                <w:rFonts w:ascii="Arial" w:hAnsi="Arial" w:cs="Arial"/>
+                <w:rPrChange w:id="45" w:author="Huguenot-Noel, Robin" w:date="2025-06-24T16:10:00Z" w16du:dateUtc="2025-06-24T14:10:00Z">
+                  <w:rPr/>
+                </w:rPrChange>
               </w:rPr>
             </w:pPr>
             <w:r>
               <w:rPr>
-                <w:rFonts w:eastAsia="MS Gothic" w:cs="Arial" w:ascii="Arial" w:hAnsi="Arial"/>
-                <w:kern w:val="0"/>
-                <w:sz w:val="22"/>
-                <w:szCs w:val="22"/>
-                <w:lang w:val="fr-CH" w:eastAsia="en-US" w:bidi="ar-SA"/>
-              </w:rPr>
-              <w:t>By participating in this study, you will not be exposed to any particular risks. Some questions may touch on sensitive topics like job security or political opinions. You are free to skip any questions that make you uncomfortable or stop the survey at any time. All responses are anonymous and cannot be traced back to you.</w:t>
+                <w:rStyle w:val="Strong"/>
+                <w:rFonts w:ascii="Arial" w:eastAsia="MS Gothic" w:hAnsi="Arial" w:cs="Arial"/>
+                <w:u w:val="single"/>
+              </w:rPr>
+              <w:lastRenderedPageBreak/>
+              <w:t>5. Risks</w:t>
             </w:r>
           </w:p>
           <w:p>
             <w:pPr>
-              <w:pStyle w:val="Normal"/>
-              <w:suppressAutoHyphens w:val="true"/>
-              <w:spacing w:lineRule="auto" w:line="240" w:before="0" w:after="0"/>
-              <w:rPr/>
+              <w:spacing w:after="0" w:line="240" w:lineRule="auto"/>
+              <w:rPr>
+                <w:ins w:id="46" w:author="Huguenot-Noel, Robin" w:date="2025-06-24T15:59:00Z" w16du:dateUtc="2025-06-24T13:59:00Z"/>
+                <w:rFonts w:ascii="Arial" w:eastAsia="MS Gothic" w:hAnsi="Arial" w:cs="Arial"/>
+              </w:rPr>
             </w:pPr>
             <w:r>
               <w:rPr>
-                <w:rStyle w:val="Strong"/>
-                <w:rFonts w:eastAsia="MS Gothic" w:cs="Arial" w:ascii="Arial" w:hAnsi="Arial"/>
-                <w:kern w:val="0"/>
-                <w:sz w:val="22"/>
-                <w:szCs w:val="22"/>
-                <w:u w:val="single"/>
-                <w:lang w:val="fr-CH" w:eastAsia="en-US" w:bidi="ar-SA"/>
-              </w:rPr>
-              <w:t>6. Discoveries During the Project</w:t>
+                <w:rFonts w:ascii="Arial" w:eastAsia="MS Gothic" w:hAnsi="Arial" w:cs="Arial"/>
+              </w:rPr>
+              <w:t xml:space="preserve">By participating in this study, you will not be exposed to any </w:t>
+            </w:r>
+            <w:proofErr w:type="gramStart"/>
+            <w:r>
+              <w:rPr>
+                <w:rFonts w:ascii="Arial" w:eastAsia="MS Gothic" w:hAnsi="Arial" w:cs="Arial"/>
+              </w:rPr>
+              <w:t>particular risks</w:t>
+            </w:r>
+            <w:proofErr w:type="gramEnd"/>
+            <w:r>
+              <w:rPr>
+                <w:rFonts w:ascii="Arial" w:eastAsia="MS Gothic" w:hAnsi="Arial" w:cs="Arial"/>
+              </w:rPr>
+              <w:t>. Some questions may touch on sensitive topics like job security or political opinions. You are free to skip any questions that make you uncomfortable or stop the survey at any time. All responses are anonymous and cannot be traced back to you.</w:t>
             </w:r>
           </w:p>
           <w:p>
             <w:pPr>
-              <w:pStyle w:val="Normal"/>
-              <w:suppressAutoHyphens w:val="true"/>
-              <w:spacing w:lineRule="auto" w:line="240" w:before="0" w:after="0"/>
-              <w:rPr>
-                <w:rFonts w:ascii="Arial" w:hAnsi="Arial" w:eastAsia="MS Gothic" w:cs="Arial"/>
-                <w:kern w:val="0"/>
-                <w:sz w:val="22"/>
-                <w:szCs w:val="22"/>
-                <w:lang w:val="fr-CH" w:eastAsia="en-US" w:bidi="ar-SA"/>
+              <w:spacing w:after="0" w:line="240" w:lineRule="auto"/>
+              <w:rPr>
+                <w:rFonts w:ascii="Arial" w:eastAsia="MS Gothic" w:hAnsi="Arial" w:cs="Arial"/>
               </w:rPr>
             </w:pPr>
-            <w:r>
-              <w:rPr>
-                <w:rFonts w:eastAsia="MS Gothic" w:cs="Arial" w:ascii="Arial" w:hAnsi="Arial"/>
-                <w:kern w:val="0"/>
-                <w:sz w:val="22"/>
-                <w:szCs w:val="22"/>
-                <w:lang w:val="fr-CH" w:eastAsia="en-US" w:bidi="ar-SA"/>
-              </w:rPr>
-              <w:t>For follow-up surveys and results dissemination, we will collect e-mail address, on a voluntary basis. If you prefer not to be informed of any potential findings and not participate in other survey waves, you are free to not provide your email address.</w:t>
-            </w:r>
           </w:p>
           <w:p>
             <w:pPr>
-              <w:pStyle w:val="Normal"/>
-              <w:suppressAutoHyphens w:val="true"/>
-              <w:spacing w:lineRule="auto" w:line="240" w:before="0" w:after="0"/>
-              <w:rPr/>
+              <w:spacing w:after="0" w:line="240" w:lineRule="auto"/>
+              <w:rPr>
+                <w:rFonts w:ascii="Arial" w:hAnsi="Arial" w:cs="Arial"/>
+                <w:rPrChange w:id="47" w:author="Huguenot-Noel, Robin" w:date="2025-06-24T16:10:00Z" w16du:dateUtc="2025-06-24T14:10:00Z">
+                  <w:rPr/>
+                </w:rPrChange>
+              </w:rPr>
             </w:pPr>
             <w:r>
               <w:rPr>
                 <w:rStyle w:val="Strong"/>
-                <w:rFonts w:eastAsia="MS Gothic" w:cs="Arial" w:ascii="Arial" w:hAnsi="Arial"/>
-                <w:kern w:val="0"/>
-                <w:sz w:val="22"/>
-                <w:szCs w:val="22"/>
+                <w:rFonts w:ascii="Arial" w:eastAsia="MS Gothic" w:hAnsi="Arial" w:cs="Arial"/>
                 <w:u w:val="single"/>
-                <w:lang w:val="fr-CH" w:eastAsia="en-US" w:bidi="ar-SA"/>
-              </w:rPr>
-              <w:t>7. Participants' Rights</w:t>
+              </w:rPr>
+              <w:t>6. Discoveries During the Project</w:t>
             </w:r>
           </w:p>
           <w:p>
             <w:pPr>
-              <w:pStyle w:val="Normal"/>
-              <w:suppressAutoHyphens w:val="true"/>
-              <w:spacing w:lineRule="auto" w:line="240" w:before="0" w:after="0"/>
-              <w:rPr>
-                <w:rFonts w:ascii="Arial" w:hAnsi="Arial" w:eastAsia="MS Gothic" w:cs="Arial"/>
-                <w:kern w:val="0"/>
-                <w:sz w:val="22"/>
-                <w:szCs w:val="22"/>
-                <w:lang w:val="fr-CH" w:eastAsia="en-US" w:bidi="ar-SA"/>
+              <w:spacing w:after="0" w:line="240" w:lineRule="auto"/>
+              <w:rPr>
+                <w:ins w:id="48" w:author="Huguenot-Noel, Robin" w:date="2025-06-24T15:59:00Z" w16du:dateUtc="2025-06-24T13:59:00Z"/>
+                <w:rFonts w:ascii="Arial" w:eastAsia="MS Gothic" w:hAnsi="Arial" w:cs="Arial"/>
               </w:rPr>
             </w:pPr>
             <w:r>
               <w:rPr>
-                <w:rFonts w:eastAsia="MS Gothic" w:cs="Arial" w:ascii="Arial" w:hAnsi="Arial"/>
-                <w:kern w:val="0"/>
-                <w:sz w:val="22"/>
-                <w:szCs w:val="22"/>
-                <w:lang w:val="fr-CH" w:eastAsia="en-US" w:bidi="ar-SA"/>
-              </w:rPr>
-              <w:t>Your participation is voluntary. You may stop the survey at any time, for any reason, without needing to explain. This will not affect your job or any union membership in any way.</w:t>
+                <w:rFonts w:ascii="Arial" w:eastAsia="MS Gothic" w:hAnsi="Arial" w:cs="Arial"/>
+              </w:rPr>
+              <w:t>For follow-up surveys and results dissemination, we will collect e-mail address, on a voluntary basis. If you prefer not to be informed of any potential findings and not participate in other survey waves, you are free to not provide your email address.</w:t>
             </w:r>
           </w:p>
           <w:p>
             <w:pPr>
-              <w:pStyle w:val="Normal"/>
-              <w:suppressAutoHyphens w:val="true"/>
-              <w:spacing w:lineRule="auto" w:line="240" w:before="0" w:after="0"/>
-              <w:rPr>
-                <w:rFonts w:ascii="Arial" w:hAnsi="Arial" w:eastAsia="MS Gothic" w:cs="Arial"/>
-                <w:kern w:val="0"/>
-                <w:sz w:val="22"/>
-                <w:szCs w:val="22"/>
-                <w:lang w:val="fr-CH" w:eastAsia="en-US" w:bidi="ar-SA"/>
+              <w:spacing w:after="0" w:line="240" w:lineRule="auto"/>
+              <w:rPr>
+                <w:rFonts w:ascii="Arial" w:eastAsia="MS Gothic" w:hAnsi="Arial" w:cs="Arial"/>
               </w:rPr>
             </w:pPr>
-            <w:r>
-              <w:rPr>
-                <w:rFonts w:eastAsia="MS Gothic" w:cs="Arial" w:ascii="Arial" w:hAnsi="Arial"/>
-                <w:kern w:val="0"/>
-                <w:sz w:val="22"/>
-                <w:szCs w:val="22"/>
-                <w:lang w:val="fr-CH" w:eastAsia="en-US" w:bidi="ar-SA"/>
-              </w:rPr>
-              <w:t>You also have the following rights:</w:t>
-            </w:r>
           </w:p>
           <w:p>
             <w:pPr>
-              <w:pStyle w:val="Normal"/>
+              <w:spacing w:after="0" w:line="240" w:lineRule="auto"/>
+              <w:rPr>
+                <w:rFonts w:ascii="Arial" w:hAnsi="Arial" w:cs="Arial"/>
+                <w:rPrChange w:id="49" w:author="Huguenot-Noel, Robin" w:date="2025-06-24T16:10:00Z" w16du:dateUtc="2025-06-24T14:10:00Z">
+                  <w:rPr/>
+                </w:rPrChange>
+              </w:rPr>
+            </w:pPr>
+            <w:r>
+              <w:rPr>
+                <w:rStyle w:val="Strong"/>
+                <w:rFonts w:ascii="Arial" w:eastAsia="MS Gothic" w:hAnsi="Arial" w:cs="Arial"/>
+                <w:u w:val="single"/>
+              </w:rPr>
+              <w:t>7. Participants' Rights</w:t>
+            </w:r>
+          </w:p>
+          <w:p>
+            <w:pPr>
+              <w:spacing w:after="0" w:line="240" w:lineRule="auto"/>
+              <w:rPr>
+                <w:rFonts w:ascii="Arial" w:eastAsia="MS Gothic" w:hAnsi="Arial" w:cs="Arial"/>
+              </w:rPr>
+            </w:pPr>
+            <w:r>
+              <w:rPr>
+                <w:rFonts w:ascii="Arial" w:eastAsia="MS Gothic" w:hAnsi="Arial" w:cs="Arial"/>
+              </w:rPr>
+              <w:t>Your participation is voluntary. You may stop the survey at any time, for any reason, without needing to explain. This will not affect your job or any union membership in any way.</w:t>
+            </w:r>
+          </w:p>
+          <w:p>
+            <w:pPr>
+              <w:spacing w:after="0" w:line="240" w:lineRule="auto"/>
+              <w:rPr>
+                <w:rFonts w:ascii="Arial" w:eastAsia="MS Gothic" w:hAnsi="Arial" w:cs="Arial"/>
+              </w:rPr>
+            </w:pPr>
+            <w:r>
+              <w:rPr>
+                <w:rFonts w:ascii="Arial" w:eastAsia="MS Gothic" w:hAnsi="Arial" w:cs="Arial"/>
+              </w:rPr>
+              <w:t>You also have the following rights:</w:t>
+            </w:r>
+          </w:p>
+          <w:p>
+            <w:pPr>
               <w:numPr>
                 <w:ilvl w:val="0"/>
                 <w:numId w:val="3"/>
               </w:numPr>
               <w:tabs>
-                <w:tab w:val="clear" w:pos="708"/>
-                <w:tab w:val="left" w:pos="0" w:leader="none"/>
+                <w:tab w:val="clear" w:pos="709"/>
+                <w:tab w:val="left" w:pos="0"/>
               </w:tabs>
-              <w:suppressAutoHyphens w:val="true"/>
-              <w:spacing w:lineRule="auto" w:line="240" w:before="0" w:after="0"/>
-              <w:ind w:hanging="283" w:left="709"/>
-              <w:rPr>
-                <w:rFonts w:ascii="Arial" w:hAnsi="Arial" w:eastAsia="MS Gothic" w:cs="Arial"/>
-                <w:kern w:val="0"/>
-                <w:sz w:val="22"/>
-                <w:szCs w:val="22"/>
-                <w:lang w:val="fr-CH" w:eastAsia="en-US" w:bidi="ar-SA"/>
+              <w:spacing w:after="0" w:line="240" w:lineRule="auto"/>
+              <w:rPr>
+                <w:rFonts w:ascii="Arial" w:eastAsia="MS Gothic" w:hAnsi="Arial" w:cs="Arial"/>
               </w:rPr>
             </w:pPr>
             <w:r>
               <w:rPr>
-                <w:rFonts w:eastAsia="MS Gothic" w:cs="Arial" w:ascii="Arial" w:hAnsi="Arial"/>
-                <w:kern w:val="0"/>
-                <w:sz w:val="22"/>
-                <w:szCs w:val="22"/>
-                <w:lang w:val="fr-CH" w:eastAsia="en-US" w:bidi="ar-SA"/>
+                <w:rFonts w:ascii="Arial" w:eastAsia="MS Gothic" w:hAnsi="Arial" w:cs="Arial"/>
               </w:rPr>
               <w:t>To withdraw your participation before submitting your answers.</w:t>
             </w:r>
           </w:p>
           <w:p>
             <w:pPr>
-              <w:pStyle w:val="Normal"/>
               <w:numPr>
                 <w:ilvl w:val="0"/>
                 <w:numId w:val="3"/>
               </w:numPr>
               <w:tabs>
-                <w:tab w:val="clear" w:pos="708"/>
-                <w:tab w:val="left" w:pos="0" w:leader="none"/>
+                <w:tab w:val="clear" w:pos="709"/>
+                <w:tab w:val="left" w:pos="0"/>
               </w:tabs>
-              <w:suppressAutoHyphens w:val="true"/>
-              <w:spacing w:lineRule="auto" w:line="240" w:before="0" w:after="0"/>
-              <w:ind w:hanging="283" w:left="709"/>
-              <w:rPr>
-                <w:rFonts w:ascii="Arial" w:hAnsi="Arial" w:eastAsia="MS Gothic" w:cs="Arial"/>
-                <w:kern w:val="0"/>
-                <w:sz w:val="22"/>
-                <w:szCs w:val="22"/>
-                <w:lang w:val="fr-CH" w:eastAsia="en-US" w:bidi="ar-SA"/>
+              <w:spacing w:after="0" w:line="240" w:lineRule="auto"/>
+              <w:rPr>
+                <w:rFonts w:ascii="Arial" w:eastAsia="MS Gothic" w:hAnsi="Arial" w:cs="Arial"/>
               </w:rPr>
             </w:pPr>
             <w:r>
               <w:rPr>
-                <w:rFonts w:eastAsia="MS Gothic" w:cs="Arial" w:ascii="Arial" w:hAnsi="Arial"/>
-                <w:kern w:val="0"/>
-                <w:sz w:val="22"/>
-                <w:szCs w:val="22"/>
-                <w:lang w:val="fr-CH" w:eastAsia="en-US" w:bidi="ar-SA"/>
+                <w:rFonts w:ascii="Arial" w:eastAsia="MS Gothic" w:hAnsi="Arial" w:cs="Arial"/>
               </w:rPr>
               <w:t>To be informed about the study and how we handle your data.</w:t>
             </w:r>
           </w:p>
           <w:p>
             <w:pPr>
-              <w:pStyle w:val="Normal"/>
               <w:numPr>
                 <w:ilvl w:val="0"/>
                 <w:numId w:val="3"/>
               </w:numPr>
               <w:tabs>
-                <w:tab w:val="clear" w:pos="708"/>
-                <w:tab w:val="left" w:pos="0" w:leader="none"/>
+                <w:tab w:val="clear" w:pos="709"/>
+                <w:tab w:val="left" w:pos="0"/>
               </w:tabs>
-              <w:suppressAutoHyphens w:val="true"/>
-              <w:spacing w:lineRule="auto" w:line="240" w:before="0" w:after="0"/>
-              <w:ind w:hanging="283" w:left="709"/>
-              <w:rPr>
-                <w:rFonts w:ascii="Arial" w:hAnsi="Arial" w:eastAsia="MS Gothic" w:cs="Arial"/>
-                <w:kern w:val="0"/>
-                <w:sz w:val="22"/>
-                <w:szCs w:val="22"/>
-                <w:lang w:val="fr-CH" w:eastAsia="en-US" w:bidi="ar-SA"/>
+              <w:spacing w:after="0" w:line="240" w:lineRule="auto"/>
+              <w:rPr>
+                <w:rFonts w:ascii="Arial" w:eastAsia="MS Gothic" w:hAnsi="Arial" w:cs="Arial"/>
               </w:rPr>
             </w:pPr>
             <w:r>
               <w:rPr>
-                <w:rFonts w:eastAsia="MS Gothic" w:cs="Arial" w:ascii="Arial" w:hAnsi="Arial"/>
-                <w:kern w:val="0"/>
-                <w:sz w:val="22"/>
-                <w:szCs w:val="22"/>
-                <w:lang w:val="fr-CH" w:eastAsia="en-US" w:bidi="ar-SA"/>
+                <w:rFonts w:ascii="Arial" w:eastAsia="MS Gothic" w:hAnsi="Arial" w:cs="Arial"/>
               </w:rPr>
               <w:t>To access, correct, or delete your personal data (if any is collected—see below).</w:t>
             </w:r>
           </w:p>
           <w:p>
             <w:pPr>
-              <w:pStyle w:val="Normal"/>
               <w:numPr>
                 <w:ilvl w:val="0"/>
                 <w:numId w:val="3"/>
               </w:numPr>
               <w:tabs>
-                <w:tab w:val="clear" w:pos="708"/>
-                <w:tab w:val="left" w:pos="0" w:leader="none"/>
+                <w:tab w:val="clear" w:pos="709"/>
+                <w:tab w:val="left" w:pos="0"/>
               </w:tabs>
-              <w:suppressAutoHyphens w:val="true"/>
-              <w:spacing w:lineRule="auto" w:line="240" w:before="0" w:after="0"/>
-              <w:ind w:hanging="283" w:left="709"/>
-              <w:rPr>
-                <w:rFonts w:ascii="Arial" w:hAnsi="Arial" w:eastAsia="MS Gothic" w:cs="Arial"/>
-                <w:kern w:val="0"/>
-                <w:sz w:val="22"/>
-                <w:szCs w:val="22"/>
-                <w:lang w:val="fr-CH" w:eastAsia="en-US" w:bidi="ar-SA"/>
+              <w:spacing w:after="0" w:line="240" w:lineRule="auto"/>
+              <w:rPr>
+                <w:rFonts w:ascii="Arial" w:eastAsia="MS Gothic" w:hAnsi="Arial" w:cs="Arial"/>
               </w:rPr>
             </w:pPr>
             <w:r>
               <w:rPr>
-                <w:rFonts w:eastAsia="MS Gothic" w:cs="Arial" w:ascii="Arial" w:hAnsi="Arial"/>
-                <w:kern w:val="0"/>
-                <w:sz w:val="22"/>
-                <w:szCs w:val="22"/>
-                <w:lang w:val="fr-CH" w:eastAsia="en-US" w:bidi="ar-SA"/>
+                <w:rFonts w:ascii="Arial" w:eastAsia="MS Gothic" w:hAnsi="Arial" w:cs="Arial"/>
               </w:rPr>
               <w:t>To object to the processing of personal data.</w:t>
             </w:r>
           </w:p>
           <w:p>
             <w:pPr>
-              <w:pStyle w:val="Normal"/>
               <w:numPr>
                 <w:ilvl w:val="0"/>
                 <w:numId w:val="3"/>
               </w:numPr>
               <w:tabs>
-                <w:tab w:val="clear" w:pos="708"/>
-                <w:tab w:val="left" w:pos="0" w:leader="none"/>
+                <w:tab w:val="clear" w:pos="709"/>
+                <w:tab w:val="left" w:pos="0"/>
               </w:tabs>
-              <w:suppressAutoHyphens w:val="true"/>
-              <w:spacing w:lineRule="auto" w:line="240" w:before="0" w:after="0"/>
-              <w:ind w:hanging="283" w:left="709"/>
-              <w:rPr>
-                <w:rFonts w:ascii="Arial" w:hAnsi="Arial" w:eastAsia="MS Gothic" w:cs="Arial"/>
-                <w:kern w:val="0"/>
-                <w:sz w:val="22"/>
-                <w:szCs w:val="22"/>
-                <w:lang w:val="fr-CH" w:eastAsia="en-US" w:bidi="ar-SA"/>
+              <w:spacing w:after="0" w:line="240" w:lineRule="auto"/>
+              <w:rPr>
+                <w:ins w:id="50" w:author="Huguenot-Noel, Robin" w:date="2025-06-24T15:59:00Z" w16du:dateUtc="2025-06-24T13:59:00Z"/>
+                <w:rFonts w:ascii="Arial" w:eastAsia="MS Gothic" w:hAnsi="Arial" w:cs="Arial"/>
               </w:rPr>
             </w:pPr>
             <w:r>
               <w:rPr>
-                <w:rFonts w:eastAsia="MS Gothic" w:cs="Arial" w:ascii="Arial" w:hAnsi="Arial"/>
-                <w:kern w:val="0"/>
-                <w:sz w:val="22"/>
-                <w:szCs w:val="22"/>
-                <w:lang w:val="fr-CH" w:eastAsia="en-US" w:bidi="ar-SA"/>
+                <w:rFonts w:ascii="Arial" w:eastAsia="MS Gothic" w:hAnsi="Arial" w:cs="Arial"/>
               </w:rPr>
               <w:t>To file a complaint with your local data protection authority if you believe your data is being misused.</w:t>
             </w:r>
           </w:p>
           <w:p>
             <w:pPr>
-              <w:pStyle w:val="Normal"/>
-              <w:suppressAutoHyphens w:val="true"/>
-              <w:spacing w:lineRule="auto" w:line="240" w:before="0" w:after="0"/>
-              <w:rPr/>
+              <w:tabs>
+                <w:tab w:val="left" w:pos="0"/>
+              </w:tabs>
+              <w:spacing w:after="0" w:line="240" w:lineRule="auto"/>
+              <w:ind w:left="709"/>
+              <w:rPr>
+                <w:rFonts w:ascii="Arial" w:eastAsia="MS Gothic" w:hAnsi="Arial" w:cs="Arial"/>
+              </w:rPr>
+              <w:pPrChange w:id="51" w:author="Huguenot-Noel, Robin" w:date="2025-06-24T15:59:00Z" w16du:dateUtc="2025-06-24T13:59:00Z">
+                <w:pPr>
+                  <w:numPr>
+                    <w:numId w:val="3"/>
+                  </w:numPr>
+                  <w:tabs>
+                    <w:tab w:val="left" w:pos="0"/>
+                  </w:tabs>
+                  <w:spacing w:after="0" w:line="240" w:lineRule="auto"/>
+                  <w:ind w:left="709" w:hanging="283"/>
+                </w:pPr>
+              </w:pPrChange>
             </w:pPr>
-            <w:r>
-              <w:rPr>
-                <w:rStyle w:val="Strong"/>
-                <w:rFonts w:eastAsia="MS Gothic" w:cs="Arial" w:ascii="Arial" w:hAnsi="Arial"/>
-                <w:kern w:val="0"/>
-                <w:sz w:val="22"/>
-                <w:szCs w:val="22"/>
-                <w:u w:val="single"/>
-                <w:lang w:val="fr-CH" w:eastAsia="en-US" w:bidi="ar-SA"/>
-              </w:rPr>
-              <w:t>8. Protection of Personal Data</w:t>
-            </w:r>
           </w:p>
           <w:p>
             <w:pPr>
-              <w:pStyle w:val="Normal"/>
-              <w:suppressAutoHyphens w:val="true"/>
-              <w:spacing w:lineRule="auto" w:line="240" w:before="0" w:after="0"/>
-              <w:rPr/>
+              <w:spacing w:after="0" w:line="240" w:lineRule="auto"/>
+              <w:rPr>
+                <w:rFonts w:ascii="Arial" w:hAnsi="Arial" w:cs="Arial"/>
+                <w:rPrChange w:id="52" w:author="Huguenot-Noel, Robin" w:date="2025-06-24T16:10:00Z" w16du:dateUtc="2025-06-24T14:10:00Z">
+                  <w:rPr/>
+                </w:rPrChange>
+              </w:rPr>
             </w:pPr>
             <w:r>
               <w:rPr>
-                <w:rFonts w:eastAsia="MS Gothic" w:cs="Arial" w:ascii="Arial" w:hAnsi="Arial"/>
-                <w:kern w:val="0"/>
-                <w:sz w:val="22"/>
-                <w:szCs w:val="22"/>
-                <w:lang w:val="fr-CH" w:eastAsia="en-US" w:bidi="ar-SA"/>
-              </w:rPr>
-              <w:t>This study collects your email address solely for the purpose of contacting winners of the lottery and for the participation to other survey waves. Your email will be stored separately from your survey responses, in a secure and protected folder. The data will be pseudonymised—this means your identifying information (such as your email) is replaced with a code and kept in a separate, secure file. As a result, your responses cannot be linked back to you personally, ensuring your anonymity is fully protected. All data will be stored securely on encrypted servers and only accessed by the research team. The anonymised data may be used in academic publications, but individuals or companies will never be identified. Once the study is completed, the data will be retained for a maximum of 2 years for academic purposes before being deleted or permanently anonymised.</w:t>
+                <w:rStyle w:val="Strong"/>
+                <w:rFonts w:ascii="Arial" w:eastAsia="MS Gothic" w:hAnsi="Arial" w:cs="Arial"/>
+                <w:u w:val="single"/>
+              </w:rPr>
+              <w:t>8. Protection of Personal Data</w:t>
             </w:r>
           </w:p>
           <w:p>
             <w:pPr>
-              <w:pStyle w:val="Normal"/>
-              <w:suppressAutoHyphens w:val="true"/>
-              <w:spacing w:lineRule="auto" w:line="240" w:before="0" w:after="0"/>
-              <w:rPr>
-                <w:rFonts w:ascii="Arial" w:hAnsi="Arial" w:eastAsia="MS Gothic" w:cs="Arial"/>
-                <w:kern w:val="0"/>
-                <w:sz w:val="22"/>
-                <w:szCs w:val="22"/>
-                <w:lang w:val="fr-CH" w:eastAsia="en-US" w:bidi="ar-SA"/>
+              <w:spacing w:after="0" w:line="240" w:lineRule="auto"/>
+              <w:rPr>
+                <w:rFonts w:ascii="Arial" w:hAnsi="Arial" w:cs="Arial"/>
+                <w:rPrChange w:id="53" w:author="Huguenot-Noel, Robin" w:date="2025-06-24T16:10:00Z" w16du:dateUtc="2025-06-24T14:10:00Z">
+                  <w:rPr/>
+                </w:rPrChange>
               </w:rPr>
             </w:pPr>
             <w:r>
               <w:rPr>
-                <w:rFonts w:eastAsia="MS Gothic" w:cs="Arial" w:ascii="Arial" w:hAnsi="Arial"/>
-                <w:kern w:val="0"/>
-                <w:sz w:val="22"/>
-                <w:szCs w:val="22"/>
-                <w:lang w:val="fr-CH" w:eastAsia="en-US" w:bidi="ar-SA"/>
-              </w:rPr>
+                <w:rFonts w:ascii="Arial" w:eastAsia="MS Gothic" w:hAnsi="Arial" w:cs="Arial"/>
+              </w:rPr>
+              <w:t>This study collects your email address solely for the purpose of contacting winners of the lottery and for the participation to other survey waves. Your email will be stored separately from your survey responses, in a secure and protected folder. The data will be pseudonymised</w:t>
+            </w:r>
+            <w:commentRangeStart w:id="54"/>
+            <w:ins w:id="55" w:author="Huguenot-Noel, Robin" w:date="2025-06-24T15:59:00Z" w16du:dateUtc="2025-06-24T13:59:00Z">
+              <w:r>
+                <w:rPr>
+                  <w:rFonts w:ascii="Arial" w:eastAsia="MS Gothic" w:hAnsi="Arial" w:cs="Arial"/>
+                </w:rPr>
+                <w:t>:</w:t>
+              </w:r>
+            </w:ins>
+            <w:commentRangeEnd w:id="54"/>
+            <w:ins w:id="56" w:author="Huguenot-Noel, Robin" w:date="2025-06-24T16:00:00Z" w16du:dateUtc="2025-06-24T14:00:00Z">
+              <w:r>
+                <w:rPr>
+                  <w:rStyle w:val="CommentReference"/>
+                  <w:rFonts w:ascii="Arial" w:hAnsi="Arial" w:cs="Arial"/>
+                  <w:rPrChange w:id="57" w:author="Huguenot-Noel, Robin" w:date="2025-06-24T16:10:00Z" w16du:dateUtc="2025-06-24T14:10:00Z">
+                    <w:rPr>
+                      <w:rStyle w:val="CommentReference"/>
+                    </w:rPr>
+                  </w:rPrChange>
+                </w:rPr>
+                <w:commentReference w:id="54"/>
+              </w:r>
+            </w:ins>
+            <w:ins w:id="58" w:author="Huguenot-Noel, Robin" w:date="2025-06-24T15:59:00Z" w16du:dateUtc="2025-06-24T13:59:00Z">
+              <w:r>
+                <w:rPr>
+                  <w:rFonts w:ascii="Arial" w:eastAsia="MS Gothic" w:hAnsi="Arial" w:cs="Arial"/>
+                </w:rPr>
+                <w:t xml:space="preserve"> </w:t>
+              </w:r>
+            </w:ins>
+            <w:del w:id="59" w:author="Huguenot-Noel, Robin" w:date="2025-06-24T15:59:00Z" w16du:dateUtc="2025-06-24T13:59:00Z">
+              <w:r>
+                <w:rPr>
+                  <w:rFonts w:ascii="Arial" w:eastAsia="MS Gothic" w:hAnsi="Arial" w:cs="Arial"/>
+                </w:rPr>
+                <w:delText>—</w:delText>
+              </w:r>
+            </w:del>
+            <w:r>
+              <w:rPr>
+                <w:rFonts w:ascii="Arial" w:eastAsia="MS Gothic" w:hAnsi="Arial" w:cs="Arial"/>
+              </w:rPr>
+              <w:t xml:space="preserve">this means your identifying information (such as your email) is replaced with a code and kept in a separate, secure file. As a result, your responses cannot be linked back to you personally, ensuring your anonymity is fully protected. All data will be stored securely on encrypted servers and only accessed by the research team. The anonymised data may be used in academic publications, but individuals or companies will never be identified. Once the study is completed, the data will be retained for a maximum of </w:t>
+            </w:r>
+            <w:commentRangeStart w:id="60"/>
+            <w:r>
+              <w:rPr>
+                <w:rFonts w:ascii="Arial" w:eastAsia="MS Gothic" w:hAnsi="Arial" w:cs="Arial"/>
+              </w:rPr>
+              <w:t xml:space="preserve">2 years for academic purposes </w:t>
+            </w:r>
+            <w:commentRangeEnd w:id="60"/>
+            <w:r>
+              <w:rPr>
+                <w:rStyle w:val="CommentReference"/>
+                <w:rFonts w:ascii="Arial" w:hAnsi="Arial" w:cs="Arial"/>
+                <w:rPrChange w:id="61" w:author="Huguenot-Noel, Robin" w:date="2025-06-24T16:10:00Z" w16du:dateUtc="2025-06-24T14:10:00Z">
+                  <w:rPr>
+                    <w:rStyle w:val="CommentReference"/>
+                  </w:rPr>
+                </w:rPrChange>
+              </w:rPr>
+              <w:commentReference w:id="60"/>
+            </w:r>
+            <w:r>
+              <w:rPr>
+                <w:rFonts w:ascii="Arial" w:eastAsia="MS Gothic" w:hAnsi="Arial" w:cs="Arial"/>
+              </w:rPr>
+              <w:t>before being deleted or permanently anonymised.</w:t>
             </w:r>
           </w:p>
           <w:p>
             <w:pPr>
-              <w:pStyle w:val="Normal"/>
-              <w:suppressAutoHyphens w:val="true"/>
-              <w:spacing w:lineRule="auto" w:line="240" w:before="0" w:after="0"/>
-              <w:rPr>
-                <w:u w:val="single"/>
+              <w:spacing w:after="0" w:line="240" w:lineRule="auto"/>
+              <w:rPr>
+                <w:rFonts w:ascii="Arial" w:eastAsia="MS Gothic" w:hAnsi="Arial" w:cs="Arial"/>
               </w:rPr>
             </w:pPr>
-            <w:r>
-              <w:rPr>
-                <w:rFonts w:eastAsia="MS Gothic" w:cs="Arial" w:ascii="Arial" w:hAnsi="Arial"/>
-                <w:b/>
-                <w:bCs/>
-                <w:kern w:val="0"/>
-                <w:sz w:val="22"/>
-                <w:szCs w:val="22"/>
-                <w:u w:val="single"/>
-                <w:lang w:val="fr-CH" w:eastAsia="en-US" w:bidi="ar-SA"/>
-              </w:rPr>
-              <w:t>The research project is conducted by</w:t>
-            </w:r>
           </w:p>
           <w:p>
             <w:pPr>
-              <w:pStyle w:val="Normal"/>
+              <w:spacing w:after="0" w:line="240" w:lineRule="auto"/>
+              <w:rPr>
+                <w:rFonts w:ascii="Arial" w:hAnsi="Arial" w:cs="Arial"/>
+                <w:u w:val="single"/>
+                <w:rPrChange w:id="62" w:author="Huguenot-Noel, Robin" w:date="2025-06-24T16:10:00Z" w16du:dateUtc="2025-06-24T14:10:00Z">
+                  <w:rPr>
+                    <w:u w:val="single"/>
+                  </w:rPr>
+                </w:rPrChange>
+              </w:rPr>
+            </w:pPr>
+            <w:r>
+              <w:rPr>
+                <w:rFonts w:ascii="Arial" w:eastAsia="MS Gothic" w:hAnsi="Arial" w:cs="Arial"/>
+                <w:b/>
+                <w:bCs/>
+                <w:u w:val="single"/>
+              </w:rPr>
+              <w:t>The research project is conducted by</w:t>
+            </w:r>
+          </w:p>
+          <w:p>
+            <w:pPr>
               <w:numPr>
                 <w:ilvl w:val="0"/>
                 <w:numId w:val="4"/>
               </w:numPr>
-              <w:suppressAutoHyphens w:val="true"/>
-              <w:spacing w:lineRule="auto" w:line="240" w:before="0" w:after="0"/>
-              <w:rPr/>
+              <w:spacing w:after="0" w:line="240" w:lineRule="auto"/>
+              <w:rPr>
+                <w:rFonts w:ascii="Arial" w:hAnsi="Arial" w:cs="Arial"/>
+                <w:lang w:val="fr-FR"/>
+                <w:rPrChange w:id="63" w:author="Huguenot-Noel, Robin" w:date="2025-06-24T16:10:00Z" w16du:dateUtc="2025-06-24T14:10:00Z">
+                  <w:rPr>
+                    <w:lang w:val="fr-FR"/>
+                  </w:rPr>
+                </w:rPrChange>
+              </w:rPr>
             </w:pPr>
-            <w:r>
-              <w:rPr>
-                <w:rFonts w:eastAsia="MS Gothic" w:cs="Arial" w:ascii="Arial" w:hAnsi="Arial"/>
-                <w:kern w:val="0"/>
-                <w:sz w:val="22"/>
-                <w:szCs w:val="22"/>
-                <w:lang w:val="fr-CH" w:eastAsia="en-US" w:bidi="ar-SA"/>
-              </w:rPr>
-              <w:t xml:space="preserve">Rens Chazottes, Ecole Polytechnique Fédérale de Lausanne, </w:t>
-            </w:r>
-            <w:hyperlink r:id="rId2">
+            <w:proofErr w:type="spellStart"/>
+            <w:r>
+              <w:rPr>
+                <w:rFonts w:ascii="Arial" w:eastAsia="MS Gothic" w:hAnsi="Arial" w:cs="Arial"/>
+                <w:lang w:val="fr-CH"/>
+              </w:rPr>
+              <w:t>Rens</w:t>
+            </w:r>
+            <w:proofErr w:type="spellEnd"/>
+            <w:r>
+              <w:rPr>
+                <w:rFonts w:ascii="Arial" w:eastAsia="MS Gothic" w:hAnsi="Arial" w:cs="Arial"/>
+                <w:lang w:val="fr-CH"/>
+              </w:rPr>
+              <w:t xml:space="preserve"> </w:t>
+            </w:r>
+            <w:proofErr w:type="spellStart"/>
+            <w:r>
+              <w:rPr>
+                <w:rFonts w:ascii="Arial" w:eastAsia="MS Gothic" w:hAnsi="Arial" w:cs="Arial"/>
+                <w:lang w:val="fr-CH"/>
+              </w:rPr>
+              <w:t>Chazottes</w:t>
+            </w:r>
+            <w:proofErr w:type="spellEnd"/>
+            <w:r>
+              <w:rPr>
+                <w:rFonts w:ascii="Arial" w:eastAsia="MS Gothic" w:hAnsi="Arial" w:cs="Arial"/>
+                <w:lang w:val="fr-CH"/>
+              </w:rPr>
+              <w:t xml:space="preserve">, </w:t>
+            </w:r>
+            <w:proofErr w:type="spellStart"/>
+            <w:r>
+              <w:rPr>
+                <w:rFonts w:ascii="Arial" w:eastAsia="MS Gothic" w:hAnsi="Arial" w:cs="Arial"/>
+                <w:lang w:val="fr-CH"/>
+              </w:rPr>
+              <w:t>Ecole</w:t>
+            </w:r>
+            <w:proofErr w:type="spellEnd"/>
+            <w:r>
+              <w:rPr>
+                <w:rFonts w:ascii="Arial" w:eastAsia="MS Gothic" w:hAnsi="Arial" w:cs="Arial"/>
+                <w:lang w:val="fr-CH"/>
+              </w:rPr>
+              <w:t xml:space="preserve"> Polytechnique Fédérale de Lausanne</w:t>
+            </w:r>
+            <w:ins w:id="64" w:author="Huguenot-Noel, Robin" w:date="2025-06-24T16:01:00Z" w16du:dateUtc="2025-06-24T14:01:00Z">
               <w:r>
                 <w:rPr>
-                  <w:rStyle w:val="Hyperlink"/>
-                  <w:rFonts w:eastAsia="MS Gothic" w:cs="Arial" w:ascii="Arial" w:hAnsi="Arial"/>
-                  <w:kern w:val="0"/>
-                  <w:sz w:val="22"/>
-                  <w:szCs w:val="22"/>
-                  <w:lang w:val="fr-CH" w:eastAsia="en-US" w:bidi="ar-SA"/>
+                  <w:rFonts w:ascii="Arial" w:eastAsia="MS Gothic" w:hAnsi="Arial" w:cs="Arial"/>
+                  <w:lang w:val="fr-CH"/>
                 </w:rPr>
-                <w:t>rens.chazottes@epfl.ch</w:t>
+                <w:t xml:space="preserve"> (EPFL)</w:t>
               </w:r>
-            </w:hyperlink>
-            <w:r>
-              <w:rPr>
-                <w:rFonts w:eastAsia="MS Gothic" w:cs="Arial" w:ascii="Arial" w:hAnsi="Arial"/>
-                <w:kern w:val="0"/>
-                <w:sz w:val="22"/>
-                <w:szCs w:val="22"/>
-                <w:lang w:val="fr-CH" w:eastAsia="en-US" w:bidi="ar-SA"/>
+            </w:ins>
+            <w:r>
+              <w:rPr>
+                <w:rFonts w:ascii="Arial" w:eastAsia="MS Gothic" w:hAnsi="Arial" w:cs="Arial"/>
+                <w:lang w:val="fr-CH"/>
+              </w:rPr>
+              <w:t xml:space="preserve">, </w:t>
+            </w:r>
+            <w:r>
+              <w:rPr>
+                <w:rFonts w:ascii="Arial" w:hAnsi="Arial" w:cs="Arial"/>
+                <w:rPrChange w:id="65" w:author="Huguenot-Noel, Robin" w:date="2025-06-24T16:10:00Z" w16du:dateUtc="2025-06-24T14:10:00Z">
+                  <w:rPr/>
+                </w:rPrChange>
+              </w:rPr>
+              <w:fldChar w:fldCharType="begin"/>
+            </w:r>
+            <w:r>
+              <w:rPr>
+                <w:rFonts w:ascii="Arial" w:hAnsi="Arial" w:cs="Arial"/>
+                <w:lang w:val="fr-FR"/>
+                <w:rPrChange w:id="66" w:author="Huguenot-Noel, Robin" w:date="2025-06-24T16:10:00Z" w16du:dateUtc="2025-06-24T14:10:00Z">
+                  <w:rPr>
+                    <w:lang w:val="fr-FR"/>
+                  </w:rPr>
+                </w:rPrChange>
+              </w:rPr>
+              <w:instrText>HYPERLINK "mailto:rens.chazottes@epfl.ch" \h</w:instrText>
+            </w:r>
+            <w:r>
+              <w:rPr>
+                <w:rFonts w:ascii="Arial" w:hAnsi="Arial" w:cs="Arial"/>
+                <w:rPrChange w:id="67" w:author="Huguenot-Noel, Robin" w:date="2025-06-24T16:10:00Z" w16du:dateUtc="2025-06-24T14:10:00Z">
+                  <w:rPr/>
+                </w:rPrChange>
+              </w:rPr>
+            </w:r>
+            <w:r>
+              <w:rPr>
+                <w:rFonts w:ascii="Arial" w:hAnsi="Arial" w:cs="Arial"/>
+                <w:rPrChange w:id="68" w:author="Huguenot-Noel, Robin" w:date="2025-06-24T16:10:00Z" w16du:dateUtc="2025-06-24T14:10:00Z">
+                  <w:rPr/>
+                </w:rPrChange>
+              </w:rPr>
+              <w:fldChar w:fldCharType="separate"/>
+            </w:r>
+            <w:r>
+              <w:rPr>
+                <w:rStyle w:val="Hyperlink"/>
+                <w:rFonts w:ascii="Arial" w:eastAsia="MS Gothic" w:hAnsi="Arial" w:cs="Arial"/>
+                <w:lang w:val="fr-CH"/>
+              </w:rPr>
+              <w:t>rens.chazottes@epfl.ch</w:t>
+            </w:r>
+            <w:r>
+              <w:rPr>
+                <w:rFonts w:ascii="Arial" w:hAnsi="Arial" w:cs="Arial"/>
+                <w:rPrChange w:id="69" w:author="Huguenot-Noel, Robin" w:date="2025-06-24T16:10:00Z" w16du:dateUtc="2025-06-24T14:10:00Z">
+                  <w:rPr/>
+                </w:rPrChange>
+              </w:rPr>
+              <w:fldChar w:fldCharType="end"/>
+            </w:r>
+            <w:r>
+              <w:rPr>
+                <w:rFonts w:ascii="Arial" w:eastAsia="MS Gothic" w:hAnsi="Arial" w:cs="Arial"/>
+                <w:lang w:val="fr-CH"/>
               </w:rPr>
               <w:t>, +33 6 95 23 95 53</w:t>
             </w:r>
           </w:p>
           <w:p>
             <w:pPr>
-              <w:pStyle w:val="Normal"/>
               <w:numPr>
                 <w:ilvl w:val="0"/>
                 <w:numId w:val="4"/>
               </w:numPr>
-              <w:suppressAutoHyphens w:val="true"/>
-              <w:spacing w:lineRule="auto" w:line="240" w:before="0" w:after="0"/>
-              <w:rPr/>
+              <w:spacing w:after="0" w:line="240" w:lineRule="auto"/>
+              <w:rPr>
+                <w:rFonts w:ascii="Arial" w:hAnsi="Arial" w:cs="Arial"/>
+                <w:lang w:val="de-DE"/>
+                <w:rPrChange w:id="70" w:author="Huguenot-Noel, Robin" w:date="2025-06-24T16:10:00Z" w16du:dateUtc="2025-06-24T14:10:00Z">
+                  <w:rPr>
+                    <w:lang w:val="de-DE"/>
+                  </w:rPr>
+                </w:rPrChange>
+              </w:rPr>
             </w:pPr>
             <w:r>
               <w:rPr>
-                <w:rFonts w:eastAsia="MS Gothic" w:cs="Arial" w:ascii="Arial" w:hAnsi="Arial"/>
-                <w:kern w:val="0"/>
-                <w:sz w:val="22"/>
-                <w:szCs w:val="22"/>
-                <w:lang w:val="fr-CH" w:eastAsia="en-US" w:bidi="ar-SA"/>
-              </w:rPr>
-              <w:t xml:space="preserve">Robin Hueguenot-Noël,  Freie Universität Berlin, </w:t>
-            </w:r>
-            <w:hyperlink r:id="rId3">
+                <w:rFonts w:ascii="Arial" w:eastAsia="MS Gothic" w:hAnsi="Arial" w:cs="Arial"/>
+                <w:lang w:val="de-DE"/>
+              </w:rPr>
+              <w:t xml:space="preserve">Robin </w:t>
+            </w:r>
+            <w:proofErr w:type="spellStart"/>
+            <w:r>
+              <w:rPr>
+                <w:rFonts w:ascii="Arial" w:eastAsia="MS Gothic" w:hAnsi="Arial" w:cs="Arial"/>
+                <w:lang w:val="de-DE"/>
+              </w:rPr>
+              <w:t>Hu</w:t>
+            </w:r>
+            <w:del w:id="71" w:author="Huguenot-Noel, Robin" w:date="2025-06-24T16:01:00Z" w16du:dateUtc="2025-06-24T14:01:00Z">
+              <w:r>
+                <w:rPr>
+                  <w:rFonts w:ascii="Arial" w:eastAsia="MS Gothic" w:hAnsi="Arial" w:cs="Arial"/>
+                  <w:lang w:val="de-DE"/>
+                </w:rPr>
+                <w:delText>e</w:delText>
+              </w:r>
+            </w:del>
+            <w:r>
+              <w:rPr>
+                <w:rFonts w:ascii="Arial" w:eastAsia="MS Gothic" w:hAnsi="Arial" w:cs="Arial"/>
+                <w:lang w:val="de-DE"/>
+              </w:rPr>
+              <w:t>guenot</w:t>
+            </w:r>
+            <w:proofErr w:type="spellEnd"/>
+            <w:r>
+              <w:rPr>
+                <w:rFonts w:ascii="Arial" w:eastAsia="MS Gothic" w:hAnsi="Arial" w:cs="Arial"/>
+                <w:lang w:val="de-DE"/>
+              </w:rPr>
+              <w:t xml:space="preserve">-Noël, </w:t>
+            </w:r>
+            <w:del w:id="72" w:author="Huguenot-Noel, Robin" w:date="2025-06-24T16:01:00Z" w16du:dateUtc="2025-06-24T14:01:00Z">
+              <w:r>
+                <w:rPr>
+                  <w:rFonts w:ascii="Arial" w:eastAsia="MS Gothic" w:hAnsi="Arial" w:cs="Arial"/>
+                  <w:lang w:val="de-DE"/>
+                </w:rPr>
+                <w:delText xml:space="preserve"> </w:delText>
+              </w:r>
+            </w:del>
+            <w:r>
+              <w:rPr>
+                <w:rFonts w:ascii="Arial" w:eastAsia="MS Gothic" w:hAnsi="Arial" w:cs="Arial"/>
+                <w:lang w:val="de-DE"/>
+              </w:rPr>
+              <w:t xml:space="preserve">Freie Universität </w:t>
+            </w:r>
+            <w:ins w:id="73" w:author="Huguenot-Noel, Robin" w:date="2025-06-24T16:01:00Z" w16du:dateUtc="2025-06-24T14:01:00Z">
+              <w:r>
+                <w:rPr>
+                  <w:rFonts w:ascii="Arial" w:eastAsia="MS Gothic" w:hAnsi="Arial" w:cs="Arial"/>
+                  <w:lang w:val="de-DE"/>
+                </w:rPr>
+                <w:t xml:space="preserve">(FU) </w:t>
+              </w:r>
+            </w:ins>
+            <w:r>
+              <w:rPr>
+                <w:rFonts w:ascii="Arial" w:eastAsia="MS Gothic" w:hAnsi="Arial" w:cs="Arial"/>
+                <w:lang w:val="de-DE"/>
+              </w:rPr>
+              <w:t xml:space="preserve">Berlin, </w:t>
+            </w:r>
+            <w:ins w:id="74" w:author="Huguenot-Noel, Robin" w:date="2025-06-24T16:16:00Z" w16du:dateUtc="2025-06-24T14:16:00Z">
+              <w:r>
+                <w:rPr>
+                  <w:rFonts w:ascii="Arial" w:hAnsi="Arial" w:cs="Arial"/>
+                </w:rPr>
+                <w:t>robin.huguenot-noel@fu-berlin.de</w:t>
+              </w:r>
+            </w:ins>
+            <w:del w:id="75" w:author="Huguenot-Noel, Robin" w:date="2025-06-24T16:16:00Z" w16du:dateUtc="2025-06-24T14:16:00Z">
+              <w:r>
+                <w:rPr>
+                  <w:rFonts w:ascii="Arial" w:hAnsi="Arial" w:cs="Arial"/>
+                  <w:rPrChange w:id="76" w:author="Huguenot-Noel, Robin" w:date="2025-06-24T16:10:00Z" w16du:dateUtc="2025-06-24T14:10:00Z">
+                    <w:rPr/>
+                  </w:rPrChange>
+                </w:rPr>
+                <w:fldChar w:fldCharType="begin"/>
+              </w:r>
+              <w:r>
+                <w:rPr>
+                  <w:rFonts w:ascii="Arial" w:hAnsi="Arial" w:cs="Arial"/>
+                  <w:lang w:val="de-DE"/>
+                  <w:rPrChange w:id="77" w:author="Huguenot-Noel, Robin" w:date="2025-06-24T16:10:00Z" w16du:dateUtc="2025-06-24T14:10:00Z">
+                    <w:rPr>
+                      <w:lang w:val="de-DE"/>
+                    </w:rPr>
+                  </w:rPrChange>
+                </w:rPr>
+                <w:delInstrText>HYPERLINK "mailto:robin.huguenot-noel@eui.eu" \h</w:delInstrText>
+              </w:r>
+              <w:r>
+                <w:rPr>
+                  <w:rFonts w:ascii="Arial" w:hAnsi="Arial" w:cs="Arial"/>
+                  <w:rPrChange w:id="78" w:author="Huguenot-Noel, Robin" w:date="2025-06-24T16:10:00Z" w16du:dateUtc="2025-06-24T14:10:00Z">
+                    <w:rPr/>
+                  </w:rPrChange>
+                </w:rPr>
+              </w:r>
+              <w:r>
+                <w:rPr>
+                  <w:rFonts w:ascii="Arial" w:hAnsi="Arial" w:cs="Arial"/>
+                  <w:rPrChange w:id="79" w:author="Huguenot-Noel, Robin" w:date="2025-06-24T16:10:00Z" w16du:dateUtc="2025-06-24T14:10:00Z">
+                    <w:rPr/>
+                  </w:rPrChange>
+                </w:rPr>
+                <w:fldChar w:fldCharType="separate"/>
+              </w:r>
               <w:r>
                 <w:rPr>
                   <w:rStyle w:val="Hyperlink"/>
-                  <w:rFonts w:eastAsia="MS Gothic" w:cs="Arial" w:ascii="Arial" w:hAnsi="Arial"/>
-                  <w:kern w:val="0"/>
-                  <w:sz w:val="22"/>
-                  <w:szCs w:val="22"/>
-                  <w:lang w:val="fr-CH" w:eastAsia="en-US" w:bidi="ar-SA"/>
+                  <w:rFonts w:ascii="Arial" w:eastAsia="MS Gothic" w:hAnsi="Arial" w:cs="Arial"/>
+                  <w:lang w:val="de-DE"/>
                 </w:rPr>
-                <w:t>robin.huguenot-noel@eui.eu</w:t>
+                <w:delText>robin.huguenot-noel@eui.eu</w:delText>
               </w:r>
-            </w:hyperlink>
-            <w:r>
-              <w:rPr>
-                <w:rFonts w:eastAsia="MS Gothic" w:cs="Arial" w:ascii="Arial" w:hAnsi="Arial"/>
-                <w:kern w:val="0"/>
-                <w:sz w:val="22"/>
-                <w:szCs w:val="22"/>
-                <w:lang w:val="fr-CH" w:eastAsia="en-US" w:bidi="ar-SA"/>
+              <w:r>
+                <w:rPr>
+                  <w:rFonts w:ascii="Arial" w:hAnsi="Arial" w:cs="Arial"/>
+                  <w:rPrChange w:id="80" w:author="Huguenot-Noel, Robin" w:date="2025-06-24T16:10:00Z" w16du:dateUtc="2025-06-24T14:10:00Z">
+                    <w:rPr/>
+                  </w:rPrChange>
+                </w:rPr>
+                <w:fldChar w:fldCharType="end"/>
+              </w:r>
+            </w:del>
+            <w:r>
+              <w:rPr>
+                <w:rFonts w:ascii="Arial" w:eastAsia="MS Gothic" w:hAnsi="Arial" w:cs="Arial"/>
+                <w:lang w:val="de-DE"/>
               </w:rPr>
               <w:t>, +49 176 578 361 70</w:t>
             </w:r>
           </w:p>
           <w:p>
             <w:pPr>
-              <w:pStyle w:val="Normal"/>
-              <w:widowControl/>
-              <w:suppressAutoHyphens w:val="true"/>
-              <w:spacing w:lineRule="auto" w:line="240" w:before="0" w:after="0"/>
-              <w:jc w:val="left"/>
-              <w:rPr>
-                <w:rFonts w:ascii="Calibri" w:hAnsi="Calibri" w:cs="Calibri" w:asciiTheme="minorHAnsi" w:cstheme="minorHAnsi" w:hAnsiTheme="minorHAnsi"/>
-                <w:lang w:val="fr-CH"/>
+              <w:spacing w:after="0" w:line="240" w:lineRule="auto"/>
+              <w:rPr>
+                <w:rFonts w:ascii="Arial" w:hAnsi="Arial" w:cs="Arial"/>
+                <w:lang w:val="de-DE"/>
+                <w:rPrChange w:id="81" w:author="Huguenot-Noel, Robin" w:date="2025-06-24T16:10:00Z" w16du:dateUtc="2025-06-24T14:10:00Z">
+                  <w:rPr>
+                    <w:rFonts w:asciiTheme="minorHAnsi" w:hAnsiTheme="minorHAnsi" w:cstheme="minorHAnsi"/>
+                    <w:lang w:val="de-DE"/>
+                  </w:rPr>
+                </w:rPrChange>
               </w:rPr>
             </w:pPr>
-            <w:r>
-              <w:rPr/>
-            </w:r>
           </w:p>
         </w:tc>
       </w:tr>
     </w:tbl>
     <w:p>
       <w:pPr>
-        <w:pStyle w:val="Normal"/>
-        <w:spacing w:lineRule="auto" w:line="240" w:before="0" w:after="0"/>
+        <w:spacing w:after="0" w:line="240" w:lineRule="auto"/>
         <w:rPr>
-          <w:rFonts w:ascii="Calibri" w:hAnsi="Calibri" w:cs="Calibri" w:asciiTheme="minorHAnsi" w:cstheme="minorHAnsi" w:hAnsiTheme="minorHAnsi"/>
-          <w:lang w:val="fr-FR"/>
+          <w:rFonts w:ascii="Arial" w:hAnsi="Arial" w:cs="Arial"/>
+          <w:lang w:val="de-DE"/>
+          <w:rPrChange w:id="82" w:author="Huguenot-Noel, Robin" w:date="2025-06-24T16:10:00Z" w16du:dateUtc="2025-06-24T14:10:00Z">
+            <w:rPr>
+              <w:rFonts w:asciiTheme="minorHAnsi" w:hAnsiTheme="minorHAnsi" w:cstheme="minorHAnsi"/>
+              <w:lang w:val="de-DE"/>
+            </w:rPr>
+          </w:rPrChange>
         </w:rPr>
       </w:pPr>
-      <w:r>
-        <w:rPr>
-          <w:rFonts w:cs="Calibri" w:cstheme="minorHAnsi" w:ascii="Calibri" w:hAnsi="Calibri"/>
-          <w:lang w:val="fr-FR"/>
-        </w:rPr>
-      </w:r>
     </w:p>
     <w:sectPr>
-      <w:headerReference w:type="even" r:id="rId4"/>
-      <w:headerReference w:type="default" r:id="rId5"/>
-      <w:headerReference w:type="first" r:id="rId6"/>
-      <w:footerReference w:type="even" r:id="rId7"/>
-      <w:footerReference w:type="default" r:id="rId8"/>
-      <w:footerReference w:type="first" r:id="rId9"/>
-      <w:type w:val="nextPage"/>
+      <w:headerReference w:type="even" r:id="rId11"/>
+      <w:headerReference w:type="default" r:id="rId12"/>
+      <w:footerReference w:type="even" r:id="rId13"/>
+      <w:footerReference w:type="default" r:id="rId14"/>
+      <w:headerReference w:type="first" r:id="rId15"/>
+      <w:footerReference w:type="first" r:id="rId16"/>
       <w:pgSz w:w="11906" w:h="16838"/>
-      <w:pgMar w:left="1134" w:right="1133" w:gutter="0" w:header="708" w:top="1691" w:footer="0" w:bottom="1417"/>
-      <w:pgNumType w:fmt="decimal"/>
-      <w:formProt w:val="false"/>
+      <w:pgMar w:top="1691" w:right="1133" w:bottom="1417" w:left="1134" w:header="708" w:footer="0" w:gutter="0"/>
+      <w:cols w:space="720"/>
+      <w:formProt w:val="0"/>
       <w:titlePg/>
-      <w:textDirection w:val="lrTb"/>
-      <w:docGrid w:type="default" w:linePitch="360" w:charSpace="4096"/>
+      <w:docGrid w:linePitch="360" w:charSpace="4096"/>
     </w:sectPr>
   </w:body>
 </w:document>
 </file>
 
+<file path=word/comments.xml><?xml version="1.0" encoding="utf-8"?>
+<w:comments xmlns:wpc="http://schemas.microsoft.com/office/word/2010/wordprocessingCanvas" xmlns:cx="http://schemas.microsoft.com/office/drawing/2014/chartex" xmlns:cx1="http://schemas.microsoft.com/office/drawing/2015/9/8/chartex" xmlns:cx2="http://schemas.microsoft.com/office/drawing/2015/10/21/chartex" xmlns:cx3="http://schemas.microsoft.com/office/drawing/2016/5/9/chartex" xmlns:cx4="http://schemas.microsoft.com/office/drawing/2016/5/10/chartex" xmlns:cx5="http://schemas.microsoft.com/office/drawing/2016/5/11/chartex" xmlns:cx6="http://schemas.microsoft.com/office/drawing/2016/5/12/chartex" xmlns:cx7="http://schemas.microsoft.com/office/drawing/2016/5/13/chartex" xmlns:cx8="http://schemas.microsoft.com/office/drawing/2016/5/14/chartex" xmlns:mc="http://schemas.openxmlformats.org/markup-compatibility/2006" xmlns:aink="http://schemas.microsoft.com/office/drawing/2016/ink" xmlns:am3d="http://schemas.microsoft.com/office/drawing/2017/model3d" xmlns:o="urn:schemas-microsoft-com:office:office" xmlns:oel="http://schemas.microsoft.com/office/2019/extlst" xmlns:r="http://schemas.openxmlformats.org/officeDocument/2006/relationships" xmlns:m="http://schemas.openxmlformats.org/officeDocument/2006/math" xmlns:v="urn:schemas-microsoft-com:vml" xmlns:wp14="http://schemas.microsoft.com/office/word/2010/wordprocessingDrawing" xmlns:wp="http://schemas.openxmlformats.org/drawingml/2006/wordprocessingDrawing" xmlns:w10="urn:schemas-microsoft-com:office:word" xmlns:w="http://schemas.openxmlformats.org/wordprocessingml/2006/main" xmlns:w14="http://schemas.microsoft.com/office/word/2010/wordml" xmlns:w15="http://schemas.microsoft.com/office/word/2012/wordml" xmlns:w16cex="http://schemas.microsoft.com/office/word/2018/wordml/cex" xmlns:w16cid="http://schemas.microsoft.com/office/word/2016/wordml/cid" xmlns:w16="http://schemas.microsoft.com/office/word/2018/wordml" xmlns:w16du="http://schemas.microsoft.com/office/word/2023/wordml/word16du" xmlns:w16sdtdh="http://schemas.microsoft.com/office/word/2020/wordml/sdtdatahash" xmlns:w16sdtfl="http://schemas.microsoft.com/office/word/2024/wordml/sdtformatlock" xmlns:w16se="http://schemas.microsoft.com/office/word/2015/wordml/symex" xmlns:wpg="http://schemas.microsoft.com/office/word/2010/wordprocessingGroup" xmlns:wpi="http://schemas.microsoft.com/office/word/2010/wordprocessingInk" xmlns:wne="http://schemas.microsoft.com/office/word/2006/wordml" xmlns:wps="http://schemas.microsoft.com/office/word/2010/wordprocessingShape" mc:Ignorable="w14 w15 w16se w16cid w16 w16cex w16sdtdh w16sdtfl w16du wp14">
+  <w:comment w:id="54" w:author="Huguenot-Noel, Robin" w:date="2025-06-24T16:00:00Z" w:initials="RH">
+    <w:p>
+      <w:r>
+        <w:rPr>
+          <w:rStyle w:val="CommentReference"/>
+        </w:rPr>
+        <w:annotationRef/>
+      </w:r>
+      <w:r>
+        <w:rPr>
+          <w:color w:val="000000"/>
+          <w:sz w:val="20"/>
+          <w:szCs w:val="20"/>
+        </w:rPr>
+        <w:t>In general better to avoid — without space now as too identified with chatGPT</w:t>
+      </w:r>
+    </w:p>
+  </w:comment>
+  <w:comment w:id="60" w:author="Huguenot-Noel, Robin" w:date="2025-06-24T16:01:00Z" w:initials="RH">
+    <w:p>
+      <w:r>
+        <w:rPr>
+          <w:rStyle w:val="CommentReference"/>
+        </w:rPr>
+        <w:annotationRef/>
+      </w:r>
+      <w:r>
+        <w:rPr>
+          <w:color w:val="000000"/>
+          <w:sz w:val="20"/>
+          <w:szCs w:val="20"/>
+        </w:rPr>
+        <w:t>Is it really the max we can do? If trying to publish with a US journal, publication time may take up to 5 from the moment we collect to, say, open access publication</w:t>
+      </w:r>
+    </w:p>
+  </w:comment>
+</w:comments>
+</file>
+
+<file path=word/commentsExtended.xml><?xml version="1.0" encoding="utf-8"?>
+<w15:commentsEx xmlns:wpc="http://schemas.microsoft.com/office/word/2010/wordprocessingCanvas" xmlns:cx="http://schemas.microsoft.com/office/drawing/2014/chartex" xmlns:cx1="http://schemas.microsoft.com/office/drawing/2015/9/8/chartex" xmlns:cx2="http://schemas.microsoft.com/office/drawing/2015/10/21/chartex" xmlns:cx3="http://schemas.microsoft.com/office/drawing/2016/5/9/chartex" xmlns:cx4="http://schemas.microsoft.com/office/drawing/2016/5/10/chartex" xmlns:cx5="http://schemas.microsoft.com/office/drawing/2016/5/11/chartex" xmlns:cx6="http://schemas.microsoft.com/office/drawing/2016/5/12/chartex" xmlns:cx7="http://schemas.microsoft.com/office/drawing/2016/5/13/chartex" xmlns:cx8="http://schemas.microsoft.com/office/drawing/2016/5/14/chartex" xmlns:mc="http://schemas.openxmlformats.org/markup-compatibility/2006" xmlns:aink="http://schemas.microsoft.com/office/drawing/2016/ink" xmlns:am3d="http://schemas.microsoft.com/office/drawing/2017/model3d" xmlns:o="urn:schemas-microsoft-com:office:office" xmlns:oel="http://schemas.microsoft.com/office/2019/extlst" xmlns:r="http://schemas.openxmlformats.org/officeDocument/2006/relationships" xmlns:m="http://schemas.openxmlformats.org/officeDocument/2006/math" xmlns:v="urn:schemas-microsoft-com:vml" xmlns:wp14="http://schemas.microsoft.com/office/word/2010/wordprocessingDrawing" xmlns:wp="http://schemas.openxmlformats.org/drawingml/2006/wordprocessingDrawing" xmlns:w10="urn:schemas-microsoft-com:office:word" xmlns:w="http://schemas.openxmlformats.org/wordprocessingml/2006/main" xmlns:w14="http://schemas.microsoft.com/office/word/2010/wordml" xmlns:w15="http://schemas.microsoft.com/office/word/2012/wordml" xmlns:w16cex="http://schemas.microsoft.com/office/word/2018/wordml/cex" xmlns:w16cid="http://schemas.microsoft.com/office/word/2016/wordml/cid" xmlns:w16="http://schemas.microsoft.com/office/word/2018/wordml" xmlns:w16du="http://schemas.microsoft.com/office/word/2023/wordml/word16du" xmlns:w16sdtdh="http://schemas.microsoft.com/office/word/2020/wordml/sdtdatahash" xmlns:w16sdtfl="http://schemas.microsoft.com/office/word/2024/wordml/sdtformatlock" xmlns:w16se="http://schemas.microsoft.com/office/word/2015/wordml/symex" xmlns:wpg="http://schemas.microsoft.com/office/word/2010/wordprocessingGroup" xmlns:wpi="http://schemas.microsoft.com/office/word/2010/wordprocessingInk" xmlns:wne="http://schemas.microsoft.com/office/word/2006/wordml" xmlns:wps="http://schemas.microsoft.com/office/word/2010/wordprocessingShape" mc:Ignorable="w14 w15 w16se w16cid w16 w16cex w16sdtdh w16sdtfl w16du wp14">
+  <w15:commentEx w15:paraId="033AC5FD" w15:done="0"/>
+  <w15:commentEx w15:paraId="075A5C8D" w15:done="0"/>
+</w15:commentsEx>
+</file>
+
+<file path=word/commentsExtensible.xml><?xml version="1.0" encoding="utf-8"?>
+<w16cex:commentsExtensible xmlns:wpc="http://schemas.microsoft.com/office/word/2010/wordprocessingCanvas" xmlns:cx="http://schemas.microsoft.com/office/drawing/2014/chartex" xmlns:cx1="http://schemas.microsoft.com/office/drawing/2015/9/8/chartex" xmlns:cx2="http://schemas.microsoft.com/office/drawing/2015/10/21/chartex" xmlns:cx3="http://schemas.microsoft.com/office/drawing/2016/5/9/chartex" xmlns:cx4="http://schemas.microsoft.com/office/drawing/2016/5/10/chartex" xmlns:cx5="http://schemas.microsoft.com/office/drawing/2016/5/11/chartex" xmlns:cx6="http://schemas.microsoft.com/office/drawing/2016/5/12/chartex" xmlns:cx7="http://schemas.microsoft.com/office/drawing/2016/5/13/chartex" xmlns:cx8="http://schemas.microsoft.com/office/drawing/2016/5/14/chartex" xmlns:cr="http://schemas.microsoft.com/office/comments/2020/reactions" xmlns:mc="http://schemas.openxmlformats.org/markup-compatibility/2006" xmlns:aink="http://schemas.microsoft.com/office/drawing/2016/ink" xmlns:am3d="http://schemas.microsoft.com/office/drawing/2017/model3d" xmlns:o="urn:schemas-microsoft-com:office:office" xmlns:oel="http://schemas.microsoft.com/office/2019/extlst" xmlns:r="http://schemas.openxmlformats.org/officeDocument/2006/relationships" xmlns:m="http://schemas.openxmlformats.org/officeDocument/2006/math" xmlns:v="urn:schemas-microsoft-com:vml" xmlns:wp14="http://schemas.microsoft.com/office/word/2010/wordprocessingDrawing" xmlns:wp="http://schemas.openxmlformats.org/drawingml/2006/wordprocessingDrawing" xmlns:w10="urn:schemas-microsoft-com:office:word" xmlns:w="http://schemas.openxmlformats.org/wordprocessingml/2006/main" xmlns:w14="http://schemas.microsoft.com/office/word/2010/wordml" xmlns:w15="http://schemas.microsoft.com/office/word/2012/wordml" xmlns:w16cex="http://schemas.microsoft.com/office/word/2018/wordml/cex" xmlns:w16cid="http://schemas.microsoft.com/office/word/2016/wordml/cid" xmlns:w16="http://schemas.microsoft.com/office/word/2018/wordml" xmlns:w16du="http://schemas.microsoft.com/office/word/2023/wordml/word16du" xmlns:w16sdtdh="http://schemas.microsoft.com/office/word/2020/wordml/sdtdatahash" xmlns:w16sdtfl="http://schemas.microsoft.com/office/word/2024/wordml/sdtformatlock" xmlns:w16se="http://schemas.microsoft.com/office/word/2015/wordml/symex" xmlns:wpg="http://schemas.microsoft.com/office/word/2010/wordprocessingGroup" xmlns:wpi="http://schemas.microsoft.com/office/word/2010/wordprocessingInk" xmlns:wne="http://schemas.microsoft.com/office/word/2006/wordml" xmlns:wps="http://schemas.microsoft.com/office/word/2010/wordprocessingShape" mc:Ignorable="w14 w15 w16se w16cid w16 w16cex w16sdtdh w16sdtfl cr w16du wp14">
+  <w16cex:commentExtensible w16cex:durableId="5A5212D2" w16cex:dateUtc="2025-06-24T14:00:00Z"/>
+  <w16cex:commentExtensible w16cex:durableId="1884FFEC" w16cex:dateUtc="2025-06-24T14:01:00Z"/>
+</w16cex:commentsExtensible>
+</file>
+
+<file path=word/commentsIds.xml><?xml version="1.0" encoding="utf-8"?>
+<w16cid:commentsIds xmlns:wpc="http://schemas.microsoft.com/office/word/2010/wordprocessingCanvas" xmlns:cx="http://schemas.microsoft.com/office/drawing/2014/chartex" xmlns:cx1="http://schemas.microsoft.com/office/drawing/2015/9/8/chartex" xmlns:cx2="http://schemas.microsoft.com/office/drawing/2015/10/21/chartex" xmlns:cx3="http://schemas.microsoft.com/office/drawing/2016/5/9/chartex" xmlns:cx4="http://schemas.microsoft.com/office/drawing/2016/5/10/chartex" xmlns:cx5="http://schemas.microsoft.com/office/drawing/2016/5/11/chartex" xmlns:cx6="http://schemas.microsoft.com/office/drawing/2016/5/12/chartex" xmlns:cx7="http://schemas.microsoft.com/office/drawing/2016/5/13/chartex" xmlns:cx8="http://schemas.microsoft.com/office/drawing/2016/5/14/chartex" xmlns:mc="http://schemas.openxmlformats.org/markup-compatibility/2006" xmlns:aink="http://schemas.microsoft.com/office/drawing/2016/ink" xmlns:am3d="http://schemas.microsoft.com/office/drawing/2017/model3d" xmlns:o="urn:schemas-microsoft-com:office:office" xmlns:oel="http://schemas.microsoft.com/office/2019/extlst" xmlns:r="http://schemas.openxmlformats.org/officeDocument/2006/relationships" xmlns:m="http://schemas.openxmlformats.org/officeDocument/2006/math" xmlns:v="urn:schemas-microsoft-com:vml" xmlns:wp14="http://schemas.microsoft.com/office/word/2010/wordprocessingDrawing" xmlns:wp="http://schemas.openxmlformats.org/drawingml/2006/wordprocessingDrawing" xmlns:w10="urn:schemas-microsoft-com:office:word" xmlns:w="http://schemas.openxmlformats.org/wordprocessingml/2006/main" xmlns:w14="http://schemas.microsoft.com/office/word/2010/wordml" xmlns:w15="http://schemas.microsoft.com/office/word/2012/wordml" xmlns:w16cex="http://schemas.microsoft.com/office/word/2018/wordml/cex" xmlns:w16cid="http://schemas.microsoft.com/office/word/2016/wordml/cid" xmlns:w16="http://schemas.microsoft.com/office/word/2018/wordml" xmlns:w16du="http://schemas.microsoft.com/office/word/2023/wordml/word16du" xmlns:w16sdtdh="http://schemas.microsoft.com/office/word/2020/wordml/sdtdatahash" xmlns:w16sdtfl="http://schemas.microsoft.com/office/word/2024/wordml/sdtformatlock" xmlns:w16se="http://schemas.microsoft.com/office/word/2015/wordml/symex" xmlns:wpg="http://schemas.microsoft.com/office/word/2010/wordprocessingGroup" xmlns:wpi="http://schemas.microsoft.com/office/word/2010/wordprocessingInk" xmlns:wne="http://schemas.microsoft.com/office/word/2006/wordml" xmlns:wps="http://schemas.microsoft.com/office/word/2010/wordprocessingShape" mc:Ignorable="w14 w15 w16se w16cid w16 w16cex w16sdtdh w16sdtfl w16du wp14">
+  <w16cid:commentId w16cid:paraId="033AC5FD" w16cid:durableId="5A5212D2"/>
+  <w16cid:commentId w16cid:paraId="075A5C8D" w16cid:durableId="1884FFEC"/>
+</w16cid:commentsIds>
+</file>
+
+<file path=word/endnotes.xml><?xml version="1.0" encoding="utf-8"?>
+<w:endnotes xmlns:wpc="http://schemas.microsoft.com/office/word/2010/wordprocessingCanvas" xmlns:cx="http://schemas.microsoft.com/office/drawing/2014/chartex" xmlns:cx1="http://schemas.microsoft.com/office/drawing/2015/9/8/chartex" xmlns:cx2="http://schemas.microsoft.com/office/drawing/2015/10/21/chartex" xmlns:cx3="http://schemas.microsoft.com/office/drawing/2016/5/9/chartex" xmlns:cx4="http://schemas.microsoft.com/office/drawing/2016/5/10/chartex" xmlns:cx5="http://schemas.microsoft.com/office/drawing/2016/5/11/chartex" xmlns:cx6="http://schemas.microsoft.com/office/drawing/2016/5/12/chartex" xmlns:cx7="http://schemas.microsoft.com/office/drawing/2016/5/13/chartex" xmlns:cx8="http://schemas.microsoft.com/office/drawing/2016/5/14/chartex" xmlns:mc="http://schemas.openxmlformats.org/markup-compatibility/2006" xmlns:aink="http://schemas.microsoft.com/office/drawing/2016/ink" xmlns:am3d="http://schemas.microsoft.com/office/drawing/2017/model3d" xmlns:o="urn:schemas-microsoft-com:office:office" xmlns:oel="http://schemas.microsoft.com/office/2019/extlst" xmlns:r="http://schemas.openxmlformats.org/officeDocument/2006/relationships" xmlns:m="http://schemas.openxmlformats.org/officeDocument/2006/math" xmlns:v="urn:schemas-microsoft-com:vml" xmlns:wp14="http://schemas.microsoft.com/office/word/2010/wordprocessingDrawing" xmlns:wp="http://schemas.openxmlformats.org/drawingml/2006/wordprocessingDrawing" xmlns:w10="urn:schemas-microsoft-com:office:word" xmlns:w="http://schemas.openxmlformats.org/wordprocessingml/2006/main" xmlns:w14="http://schemas.microsoft.com/office/word/2010/wordml" xmlns:w15="http://schemas.microsoft.com/office/word/2012/wordml" xmlns:w16cex="http://schemas.microsoft.com/office/word/2018/wordml/cex" xmlns:w16cid="http://schemas.microsoft.com/office/word/2016/wordml/cid" xmlns:w16="http://schemas.microsoft.com/office/word/2018/wordml" xmlns:w16du="http://schemas.microsoft.com/office/word/2023/wordml/word16du" xmlns:w16sdtdh="http://schemas.microsoft.com/office/word/2020/wordml/sdtdatahash" xmlns:w16sdtfl="http://schemas.microsoft.com/office/word/2024/wordml/sdtformatlock" xmlns:w16se="http://schemas.microsoft.com/office/word/2015/wordml/symex" xmlns:wpg="http://schemas.microsoft.com/office/word/2010/wordprocessingGroup" xmlns:wpi="http://schemas.microsoft.com/office/word/2010/wordprocessingInk" xmlns:wne="http://schemas.microsoft.com/office/word/2006/wordml" xmlns:wps="http://schemas.microsoft.com/office/word/2010/wordprocessingShape" mc:Ignorable="w14 w15 w16se w16cid w16 w16cex w16sdtdh w16sdtfl w16du wp14">
+  <w:endnote w:type="separator" w:id="-1">
+    <w:p>
+      <w:pPr>
+        <w:spacing w:after="0" w:line="240" w:lineRule="auto"/>
+      </w:pPr>
+      <w:r>
+        <w:separator/>
+      </w:r>
+    </w:p>
+  </w:endnote>
+  <w:endnote w:type="continuationSeparator" w:id="0">
+    <w:p>
+      <w:pPr>
+        <w:spacing w:after="0" w:line="240" w:lineRule="auto"/>
+      </w:pPr>
+      <w:r>
+        <w:continuationSeparator/>
+      </w:r>
+    </w:p>
+  </w:endnote>
+</w:endnotes>
+</file>
+
 <file path=word/footer1.xml><?xml version="1.0" encoding="utf-8"?>
-<w:ftr xmlns:o="urn:schemas-microsoft-com:office:office" xmlns:r="http://schemas.openxmlformats.org/officeDocument/2006/relationships" xmlns:v="urn:schemas-microsoft-com:vml" xmlns:w="http://schemas.openxmlformats.org/wordprocessingml/2006/main" xmlns:w10="urn:schemas-microsoft-com:office:word" xmlns:wp="http://schemas.openxmlformats.org/drawingml/2006/wordprocessingDrawing" xmlns:wps="http://schemas.microsoft.com/office/word/2010/wordprocessingShape" xmlns:wpg="http://schemas.microsoft.com/office/word/2010/wordprocessingGroup" xmlns:mc="http://schemas.openxmlformats.org/markup-compatibility/2006" xmlns:wp14="http://schemas.microsoft.com/office/word/2010/wordprocessingDrawing" xmlns:w14="http://schemas.microsoft.com/office/word/2010/wordml" xmlns:w15="http://schemas.microsoft.com/office/word/2012/wordml" mc:Ignorable="w14 wp14 w15">
+<w:ftr xmlns:wpc="http://schemas.microsoft.com/office/word/2010/wordprocessingCanvas" xmlns:cx="http://schemas.microsoft.com/office/drawing/2014/chartex" xmlns:cx1="http://schemas.microsoft.com/office/drawing/2015/9/8/chartex" xmlns:cx2="http://schemas.microsoft.com/office/drawing/2015/10/21/chartex" xmlns:cx3="http://schemas.microsoft.com/office/drawing/2016/5/9/chartex" xmlns:cx4="http://schemas.microsoft.com/office/drawing/2016/5/10/chartex" xmlns:cx5="http://schemas.microsoft.com/office/drawing/2016/5/11/chartex" xmlns:cx6="http://schemas.microsoft.com/office/drawing/2016/5/12/chartex" xmlns:cx7="http://schemas.microsoft.com/office/drawing/2016/5/13/chartex" xmlns:cx8="http://schemas.microsoft.com/office/drawing/2016/5/14/chartex" xmlns:mc="http://schemas.openxmlformats.org/markup-compatibility/2006" xmlns:aink="http://schemas.microsoft.com/office/drawing/2016/ink" xmlns:am3d="http://schemas.microsoft.com/office/drawing/2017/model3d" xmlns:o="urn:schemas-microsoft-com:office:office" xmlns:oel="http://schemas.microsoft.com/office/2019/extlst" xmlns:r="http://schemas.openxmlformats.org/officeDocument/2006/relationships" xmlns:m="http://schemas.openxmlformats.org/officeDocument/2006/math" xmlns:v="urn:schemas-microsoft-com:vml" xmlns:wp14="http://schemas.microsoft.com/office/word/2010/wordprocessingDrawing" xmlns:wp="http://schemas.openxmlformats.org/drawingml/2006/wordprocessingDrawing" xmlns:w10="urn:schemas-microsoft-com:office:word" xmlns:w="http://schemas.openxmlformats.org/wordprocessingml/2006/main" xmlns:w14="http://schemas.microsoft.com/office/word/2010/wordml" xmlns:w15="http://schemas.microsoft.com/office/word/2012/wordml" xmlns:w16cex="http://schemas.microsoft.com/office/word/2018/wordml/cex" xmlns:w16cid="http://schemas.microsoft.com/office/word/2016/wordml/cid" xmlns:w16="http://schemas.microsoft.com/office/word/2018/wordml" xmlns:w16du="http://schemas.microsoft.com/office/word/2023/wordml/word16du" xmlns:w16sdtdh="http://schemas.microsoft.com/office/word/2020/wordml/sdtdatahash" xmlns:w16sdtfl="http://schemas.microsoft.com/office/word/2024/wordml/sdtformatlock" xmlns:w16se="http://schemas.microsoft.com/office/word/2015/wordml/symex" xmlns:wpg="http://schemas.microsoft.com/office/word/2010/wordprocessingGroup" xmlns:wpi="http://schemas.microsoft.com/office/word/2010/wordprocessingInk" xmlns:wne="http://schemas.microsoft.com/office/word/2006/wordml" xmlns:wps="http://schemas.microsoft.com/office/word/2010/wordprocessingShape" mc:Ignorable="w14 w15 w16se w16cid w16 w16cex w16sdtdh w16sdtfl w16du wp14">
   <w:p>
     <w:pPr>
       <w:pStyle w:val="Footer"/>
-      <w:rPr/>
     </w:pPr>
-    <w:r>
-      <w:rPr/>
-    </w:r>
   </w:p>
 </w:ftr>
 </file>
 
 <file path=word/footer2.xml><?xml version="1.0" encoding="utf-8"?>
-<w:ftr xmlns:o="urn:schemas-microsoft-com:office:office" xmlns:r="http://schemas.openxmlformats.org/officeDocument/2006/relationships" xmlns:v="urn:schemas-microsoft-com:vml" xmlns:w="http://schemas.openxmlformats.org/wordprocessingml/2006/main" xmlns:w10="urn:schemas-microsoft-com:office:word" xmlns:wp="http://schemas.openxmlformats.org/drawingml/2006/wordprocessingDrawing" xmlns:wps="http://schemas.microsoft.com/office/word/2010/wordprocessingShape" xmlns:wpg="http://schemas.microsoft.com/office/word/2010/wordprocessingGroup" xmlns:mc="http://schemas.openxmlformats.org/markup-compatibility/2006" xmlns:wp14="http://schemas.microsoft.com/office/word/2010/wordprocessingDrawing" xmlns:w14="http://schemas.microsoft.com/office/word/2010/wordml" xmlns:w15="http://schemas.microsoft.com/office/word/2012/wordml" mc:Ignorable="w14 wp14 w15">
+<w:ftr xmlns:wpc="http://schemas.microsoft.com/office/word/2010/wordprocessingCanvas" xmlns:cx="http://schemas.microsoft.com/office/drawing/2014/chartex" xmlns:cx1="http://schemas.microsoft.com/office/drawing/2015/9/8/chartex" xmlns:cx2="http://schemas.microsoft.com/office/drawing/2015/10/21/chartex" xmlns:cx3="http://schemas.microsoft.com/office/drawing/2016/5/9/chartex" xmlns:cx4="http://schemas.microsoft.com/office/drawing/2016/5/10/chartex" xmlns:cx5="http://schemas.microsoft.com/office/drawing/2016/5/11/chartex" xmlns:cx6="http://schemas.microsoft.com/office/drawing/2016/5/12/chartex" xmlns:cx7="http://schemas.microsoft.com/office/drawing/2016/5/13/chartex" xmlns:cx8="http://schemas.microsoft.com/office/drawing/2016/5/14/chartex" xmlns:mc="http://schemas.openxmlformats.org/markup-compatibility/2006" xmlns:aink="http://schemas.microsoft.com/office/drawing/2016/ink" xmlns:am3d="http://schemas.microsoft.com/office/drawing/2017/model3d" xmlns:o="urn:schemas-microsoft-com:office:office" xmlns:oel="http://schemas.microsoft.com/office/2019/extlst" xmlns:r="http://schemas.openxmlformats.org/officeDocument/2006/relationships" xmlns:m="http://schemas.openxmlformats.org/officeDocument/2006/math" xmlns:v="urn:schemas-microsoft-com:vml" xmlns:wp14="http://schemas.microsoft.com/office/word/2010/wordprocessingDrawing" xmlns:wp="http://schemas.openxmlformats.org/drawingml/2006/wordprocessingDrawing" xmlns:w10="urn:schemas-microsoft-com:office:word" xmlns:w="http://schemas.openxmlformats.org/wordprocessingml/2006/main" xmlns:w14="http://schemas.microsoft.com/office/word/2010/wordml" xmlns:w15="http://schemas.microsoft.com/office/word/2012/wordml" xmlns:w16cex="http://schemas.microsoft.com/office/word/2018/wordml/cex" xmlns:w16cid="http://schemas.microsoft.com/office/word/2016/wordml/cid" xmlns:w16="http://schemas.microsoft.com/office/word/2018/wordml" xmlns:w16du="http://schemas.microsoft.com/office/word/2023/wordml/word16du" xmlns:w16sdtdh="http://schemas.microsoft.com/office/word/2020/wordml/sdtdatahash" xmlns:w16sdtfl="http://schemas.microsoft.com/office/word/2024/wordml/sdtformatlock" xmlns:w16se="http://schemas.microsoft.com/office/word/2015/wordml/symex" xmlns:wpg="http://schemas.microsoft.com/office/word/2010/wordprocessingGroup" xmlns:wpi="http://schemas.microsoft.com/office/word/2010/wordprocessingInk" xmlns:wne="http://schemas.microsoft.com/office/word/2006/wordml" xmlns:wps="http://schemas.microsoft.com/office/word/2010/wordprocessingShape" mc:Ignorable="w14 w15 w16se w16cid w16 w16cex w16sdtdh w16sdtfl w16du wp14">
   <w:p>
     <w:pPr>
       <w:pStyle w:val="Footer"/>
-      <w:rPr/>
     </w:pPr>
     <w:r>
+      <w:rPr>
+        <w:noProof/>
+      </w:rPr>
       <mc:AlternateContent>
         <mc:Choice Requires="wps">
           <w:drawing>
-            <wp:anchor behindDoc="1" distT="635" distB="0" distL="635" distR="0" simplePos="0" locked="0" layoutInCell="1" allowOverlap="1" relativeHeight="2" wp14:anchorId="18A7D581">
+            <wp:anchor distT="635" distB="0" distL="635" distR="0" simplePos="0" relativeHeight="2" behindDoc="1" locked="0" layoutInCell="1" allowOverlap="1" wp14:anchorId="6CAFBF7C" wp14:editId="2D51DF99">
               <wp:simplePos x="0" y="0"/>
               <wp:positionH relativeFrom="column">
                 <wp:posOffset>2798445</wp:posOffset>
@@ -1286,6 +1793,7 @@
               <wp:effectExtent l="635" t="635" r="0" b="0"/>
               <wp:wrapNone/>
               <wp:docPr id="3" name="Zone de texte 15"/>
+              <wp:cNvGraphicFramePr/>
               <a:graphic xmlns:a="http://schemas.openxmlformats.org/drawingml/2006/main">
                 <a:graphicData uri="http://schemas.microsoft.com/office/word/2010/wordprocessingShape">
                   <wps:wsp>
@@ -1304,9 +1812,15 @@
                       </a:ln>
                     </wps:spPr>
                     <wps:style>
-                      <a:lnRef idx="0"/>
-                      <a:fillRef idx="0"/>
-                      <a:effectRef idx="0"/>
+                      <a:lnRef idx="0">
+                        <a:scrgbClr r="0" g="0" b="0"/>
+                      </a:lnRef>
+                      <a:fillRef idx="0">
+                        <a:scrgbClr r="0" g="0" b="0"/>
+                      </a:fillRef>
+                      <a:effectRef idx="0">
+                        <a:scrgbClr r="0" g="0" b="0"/>
+                      </a:effectRef>
                       <a:fontRef idx="minor"/>
                     </wps:style>
                     <wps:txbx>
@@ -1315,23 +1829,31 @@
                           <w:pPr>
                             <w:pStyle w:val="Paragraphestandard"/>
                             <w:tabs>
-                              <w:tab w:val="clear" w:pos="708"/>
-                              <w:tab w:val="left" w:pos="1418" w:leader="none"/>
+                              <w:tab w:val="left" w:pos="1418"/>
                             </w:tabs>
-                            <w:spacing w:lineRule="auto" w:line="240"/>
+                            <w:spacing w:line="240" w:lineRule="auto"/>
                             <w:rPr>
                               <w:rFonts w:ascii="Suisse Int'l Light" w:hAnsi="Suisse Int'l Light" w:cs="Suisse Int'l Light"/>
                               <w:sz w:val="15"/>
                               <w:szCs w:val="15"/>
                             </w:rPr>
                           </w:pPr>
+                          <w:proofErr w:type="gramStart"/>
                           <w:r>
                             <w:rPr>
-                              <w:rFonts w:cs="Suisse Int'l Light" w:ascii="Suisse Int'l Light" w:hAnsi="Suisse Int'l Light"/>
+                              <w:rFonts w:ascii="Suisse Int'l Light" w:hAnsi="Suisse Int'l Light" w:cs="Suisse Int'l Light"/>
                               <w:sz w:val="15"/>
                               <w:szCs w:val="15"/>
                             </w:rPr>
                             <w:t>Phone:</w:t>
+                          </w:r>
+                          <w:proofErr w:type="gramEnd"/>
+                          <w:r>
+                            <w:rPr>
+                              <w:rFonts w:ascii="Suisse Int'l Light" w:hAnsi="Suisse Int'l Light" w:cs="Suisse Int'l Light"/>
+                              <w:sz w:val="15"/>
+                              <w:szCs w:val="15"/>
+                            </w:rPr>
                             <w:tab/>
                             <w:t>+41 21 693 43 61</w:t>
                           </w:r>
@@ -1340,10 +1862,54 @@
                           <w:pPr>
                             <w:pStyle w:val="Paragraphestandard"/>
                             <w:tabs>
-                              <w:tab w:val="clear" w:pos="708"/>
-                              <w:tab w:val="left" w:pos="1418" w:leader="none"/>
+                              <w:tab w:val="left" w:pos="1418"/>
                             </w:tabs>
-                            <w:spacing w:lineRule="auto" w:line="240"/>
+                            <w:spacing w:line="240" w:lineRule="auto"/>
+                            <w:rPr>
+                              <w:rFonts w:ascii="Suisse Int'l Light" w:hAnsi="Suisse Int'l Light" w:cs="Suisse Int'l Light"/>
+                              <w:sz w:val="15"/>
+                              <w:szCs w:val="15"/>
+                              <w:lang w:val="de-CH"/>
+                            </w:rPr>
+                          </w:pPr>
+                          <w:proofErr w:type="spellStart"/>
+                          <w:r>
+                            <w:rPr>
+                              <w:rFonts w:ascii="Suisse Int'l Light" w:hAnsi="Suisse Int'l Light" w:cs="Suisse Int'l Light"/>
+                              <w:sz w:val="15"/>
+                              <w:szCs w:val="15"/>
+                              <w:lang w:val="de-CH"/>
+                            </w:rPr>
+                            <w:t>E-mail</w:t>
+                          </w:r>
+                          <w:proofErr w:type="spellEnd"/>
+                          <w:r>
+                            <w:rPr>
+                              <w:rFonts w:ascii="Suisse Int'l Light" w:hAnsi="Suisse Int'l Light" w:cs="Suisse Int'l Light"/>
+                              <w:sz w:val="15"/>
+                              <w:szCs w:val="15"/>
+                              <w:lang w:val="de-CH"/>
+                            </w:rPr>
+                            <w:t>:</w:t>
+                          </w:r>
+                          <w:r>
+                            <w:rPr>
+                              <w:rFonts w:ascii="Suisse Int'l Light" w:hAnsi="Suisse Int'l Light" w:cs="Suisse Int'l Light"/>
+                              <w:sz w:val="15"/>
+                              <w:szCs w:val="15"/>
+                              <w:lang w:val="de-CH"/>
+                            </w:rPr>
+                            <w:tab/>
+                            <w:t>research@epfl.ch</w:t>
+                          </w:r>
+                        </w:p>
+                        <w:p>
+                          <w:pPr>
+                            <w:pStyle w:val="Paragraphestandard"/>
+                            <w:tabs>
+                              <w:tab w:val="left" w:pos="1418"/>
+                            </w:tabs>
+                            <w:spacing w:line="240" w:lineRule="auto"/>
                             <w:rPr>
                               <w:rFonts w:ascii="Suisse Int'l Light" w:hAnsi="Suisse Int'l Light" w:cs="Suisse Int'l Light"/>
                               <w:sz w:val="15"/>
@@ -1353,47 +1919,27 @@
                           </w:pPr>
                           <w:r>
                             <w:rPr>
-                              <w:rFonts w:cs="Suisse Int'l Light" w:ascii="Suisse Int'l Light" w:hAnsi="Suisse Int'l Light"/>
+                              <w:rFonts w:ascii="Suisse Int'l Light" w:hAnsi="Suisse Int'l Light" w:cs="Suisse Int'l Light"/>
                               <w:sz w:val="15"/>
                               <w:szCs w:val="15"/>
                               <w:lang w:val="de-CH"/>
                             </w:rPr>
-                            <w:t>E-mail:</w:t>
-                            <w:tab/>
-                            <w:t>research@epfl.ch</w:t>
+                            <w:t>Website:</w:t>
                           </w:r>
-                        </w:p>
-                        <w:p>
-                          <w:pPr>
-                            <w:pStyle w:val="Paragraphestandard"/>
-                            <w:tabs>
-                              <w:tab w:val="clear" w:pos="708"/>
-                              <w:tab w:val="left" w:pos="1418" w:leader="none"/>
-                            </w:tabs>
-                            <w:suppressAutoHyphens w:val="true"/>
-                            <w:spacing w:lineRule="auto" w:line="240"/>
+                          <w:r>
                             <w:rPr>
                               <w:rFonts w:ascii="Suisse Int'l Light" w:hAnsi="Suisse Int'l Light" w:cs="Suisse Int'l Light"/>
                               <w:sz w:val="15"/>
                               <w:szCs w:val="15"/>
                               <w:lang w:val="de-CH"/>
                             </w:rPr>
-                          </w:pPr>
-                          <w:r>
-                            <w:rPr>
-                              <w:rFonts w:cs="Suisse Int'l Light" w:ascii="Suisse Int'l Light" w:hAnsi="Suisse Int'l Light"/>
-                              <w:sz w:val="15"/>
-                              <w:szCs w:val="15"/>
-                              <w:lang w:val="de-CH"/>
-                            </w:rPr>
-                            <w:t>Website:</w:t>
                             <w:tab/>
                           </w:r>
                           <w:hyperlink r:id="rId1">
                             <w:r>
                               <w:rPr>
                                 <w:rStyle w:val="Hyperlink"/>
-                                <w:rFonts w:cs="Suisse Int'l Light" w:ascii="Suisse Int'l Light" w:hAnsi="Suisse Int'l Light"/>
+                                <w:rFonts w:ascii="Suisse Int'l Light" w:hAnsi="Suisse Int'l Light" w:cs="Suisse Int'l Light"/>
                                 <w:sz w:val="15"/>
                                 <w:szCs w:val="15"/>
                                 <w:lang w:val="de-CH"/>
@@ -1406,11 +1952,9 @@
                           <w:pPr>
                             <w:pStyle w:val="Paragraphestandard"/>
                             <w:tabs>
-                              <w:tab w:val="clear" w:pos="708"/>
-                              <w:tab w:val="left" w:pos="1418" w:leader="none"/>
+                              <w:tab w:val="left" w:pos="1418"/>
                             </w:tabs>
-                            <w:suppressAutoHyphens w:val="true"/>
-                            <w:spacing w:lineRule="auto" w:line="240"/>
+                            <w:spacing w:line="240" w:lineRule="auto"/>
                             <w:rPr>
                               <w:rFonts w:ascii="Suisse Int'l Light" w:hAnsi="Suisse Int'l Light" w:cs="Suisse Int'l Light"/>
                               <w:sz w:val="15"/>
@@ -1418,19 +1962,13 @@
                               <w:lang w:val="de-CH"/>
                             </w:rPr>
                           </w:pPr>
-                          <w:r>
-                            <w:rPr>
-                              <w:rFonts w:cs="Suisse Int'l Light" w:ascii="Suisse Int'l Light" w:hAnsi="Suisse Int'l Light"/>
-                              <w:sz w:val="15"/>
-                              <w:szCs w:val="15"/>
-                              <w:lang w:val="de-CH"/>
-                            </w:rPr>
-                          </w:r>
                         </w:p>
                       </w:txbxContent>
                     </wps:txbx>
-                    <wps:bodyPr lIns="0" rIns="0" tIns="0" bIns="0" anchor="t">
-                      <a:prstTxWarp prst="textNoShape"/>
+                    <wps:bodyPr lIns="0" tIns="0" rIns="0" bIns="0" anchor="t">
+                      <a:prstTxWarp prst="textNoShape">
+                        <a:avLst/>
+                      </a:prstTxWarp>
                       <a:noAutofit/>
                     </wps:bodyPr>
                   </wps:wsp>
@@ -1569,10 +2107,15 @@
           </w:pict>
         </mc:Fallback>
       </mc:AlternateContent>
+    </w:r>
+    <w:r>
+      <w:rPr>
+        <w:noProof/>
+      </w:rPr>
       <mc:AlternateContent>
         <mc:Choice Requires="wps">
           <w:drawing>
-            <wp:anchor behindDoc="1" distT="635" distB="0" distL="635" distR="0" simplePos="0" locked="0" layoutInCell="1" allowOverlap="1" relativeHeight="4" wp14:anchorId="68A0217F">
+            <wp:anchor distT="635" distB="0" distL="635" distR="0" simplePos="0" relativeHeight="4" behindDoc="1" locked="0" layoutInCell="1" allowOverlap="1" wp14:anchorId="38FBCB79" wp14:editId="2EB9A119">
               <wp:simplePos x="0" y="0"/>
               <wp:positionH relativeFrom="column">
                 <wp:posOffset>1212850</wp:posOffset>
@@ -1584,6 +2127,7 @@
               <wp:effectExtent l="635" t="635" r="0" b="0"/>
               <wp:wrapNone/>
               <wp:docPr id="4" name="Zone de texte 17"/>
+              <wp:cNvGraphicFramePr/>
               <a:graphic xmlns:a="http://schemas.openxmlformats.org/drawingml/2006/main">
                 <a:graphicData uri="http://schemas.microsoft.com/office/word/2010/wordprocessingShape">
                   <wps:wsp>
@@ -1602,9 +2146,15 @@
                       </a:ln>
                     </wps:spPr>
                     <wps:style>
-                      <a:lnRef idx="0"/>
-                      <a:fillRef idx="0"/>
-                      <a:effectRef idx="0"/>
+                      <a:lnRef idx="0">
+                        <a:scrgbClr r="0" g="0" b="0"/>
+                      </a:lnRef>
+                      <a:fillRef idx="0">
+                        <a:scrgbClr r="0" g="0" b="0"/>
+                      </a:fillRef>
+                      <a:effectRef idx="0">
+                        <a:scrgbClr r="0" g="0" b="0"/>
+                      </a:effectRef>
                       <a:fontRef idx="minor"/>
                     </wps:style>
                     <wps:txbx>
@@ -1612,8 +2162,7 @@
                         <w:p>
                           <w:pPr>
                             <w:pStyle w:val="Footer"/>
-                            <w:suppressAutoHyphens w:val="true"/>
-                            <w:snapToGrid w:val="false"/>
+                            <w:snapToGrid w:val="0"/>
                             <w:rPr>
                               <w:rFonts w:ascii="Suisse Int'l Light" w:hAnsi="Suisse Int'l Light" w:cs="Suisse Int'l Light"/>
                               <w:color w:val="000000"/>
@@ -1624,7 +2173,7 @@
                           </w:pPr>
                           <w:r>
                             <w:rPr>
-                              <w:rFonts w:cs="Suisse Int'l Light" w:ascii="Suisse Int'l Light" w:hAnsi="Suisse Int'l Light"/>
+                              <w:rFonts w:ascii="Suisse Int'l Light" w:hAnsi="Suisse Int'l Light" w:cs="Suisse Int'l Light"/>
                               <w:color w:val="000000"/>
                               <w:sz w:val="16"/>
                               <w:szCs w:val="16"/>
@@ -1636,8 +2185,7 @@
                         <w:p>
                           <w:pPr>
                             <w:pStyle w:val="Footer"/>
-                            <w:suppressAutoHyphens w:val="true"/>
-                            <w:snapToGrid w:val="false"/>
+                            <w:snapToGrid w:val="0"/>
                             <w:rPr>
                               <w:rFonts w:ascii="Suisse Int'l Light" w:hAnsi="Suisse Int'l Light" w:cs="Suisse Int'l Light"/>
                               <w:color w:val="000000"/>
@@ -1648,7 +2196,7 @@
                           </w:pPr>
                           <w:r>
                             <w:rPr>
-                              <w:rFonts w:cs="Suisse Int'l Light" w:ascii="Suisse Int'l Light" w:hAnsi="Suisse Int'l Light"/>
+                              <w:rFonts w:ascii="Suisse Int'l Light" w:hAnsi="Suisse Int'l Light" w:cs="Suisse Int'l Light"/>
                               <w:color w:val="000000"/>
                               <w:sz w:val="16"/>
                               <w:szCs w:val="16"/>
@@ -1660,8 +2208,7 @@
                         <w:p>
                           <w:pPr>
                             <w:pStyle w:val="FrameContents"/>
-                            <w:snapToGrid w:val="false"/>
-                            <w:spacing w:before="0" w:after="200"/>
+                            <w:snapToGrid w:val="0"/>
                             <w:rPr>
                               <w:rFonts w:ascii="Suisse Int'l Light" w:hAnsi="Suisse Int'l Light" w:cs="Suisse Int'l Light"/>
                               <w:color w:val="000000"/>
@@ -1670,7 +2217,7 @@
                           </w:pPr>
                           <w:r>
                             <w:rPr>
-                              <w:rFonts w:cs="Suisse Int'l Light" w:ascii="Suisse Int'l Light" w:hAnsi="Suisse Int'l Light"/>
+                              <w:rFonts w:ascii="Suisse Int'l Light" w:hAnsi="Suisse Int'l Light" w:cs="Suisse Int'l Light"/>
                               <w:color w:val="000000"/>
                               <w:sz w:val="16"/>
                               <w:szCs w:val="16"/>
@@ -1681,8 +2228,10 @@
                         </w:p>
                       </w:txbxContent>
                     </wps:txbx>
-                    <wps:bodyPr lIns="0" rIns="0" tIns="0" bIns="0" anchor="t">
-                      <a:prstTxWarp prst="textNoShape"/>
+                    <wps:bodyPr lIns="0" tIns="0" rIns="0" bIns="0" anchor="t">
+                      <a:prstTxWarp prst="textNoShape">
+                        <a:avLst/>
+                      </a:prstTxWarp>
                       <a:noAutofit/>
                     </wps:bodyPr>
                   </wps:wsp>
@@ -1775,10 +2324,15 @@
           </w:pict>
         </mc:Fallback>
       </mc:AlternateContent>
+    </w:r>
+    <w:r>
+      <w:rPr>
+        <w:noProof/>
+      </w:rPr>
       <mc:AlternateContent>
         <mc:Choice Requires="wps">
           <w:drawing>
-            <wp:anchor behindDoc="1" distT="635" distB="0" distL="635" distR="0" simplePos="0" locked="0" layoutInCell="0" allowOverlap="1" relativeHeight="6" wp14:anchorId="30B0D28F">
+            <wp:anchor distT="635" distB="0" distL="635" distR="0" simplePos="0" relativeHeight="6" behindDoc="1" locked="0" layoutInCell="0" allowOverlap="1" wp14:anchorId="22660224" wp14:editId="3E6CF28C">
               <wp:simplePos x="0" y="0"/>
               <wp:positionH relativeFrom="page">
                 <wp:posOffset>709295</wp:posOffset>
@@ -1790,6 +2344,7 @@
               <wp:effectExtent l="635" t="635" r="0" b="0"/>
               <wp:wrapNone/>
               <wp:docPr id="5" name="Zone de texte 18"/>
+              <wp:cNvGraphicFramePr/>
               <a:graphic xmlns:a="http://schemas.openxmlformats.org/drawingml/2006/main">
                 <a:graphicData uri="http://schemas.microsoft.com/office/word/2010/wordprocessingShape">
                   <wps:wsp>
@@ -1808,9 +2363,15 @@
                       </a:ln>
                     </wps:spPr>
                     <wps:style>
-                      <a:lnRef idx="0"/>
-                      <a:fillRef idx="0"/>
-                      <a:effectRef idx="0"/>
+                      <a:lnRef idx="0">
+                        <a:scrgbClr r="0" g="0" b="0"/>
+                      </a:lnRef>
+                      <a:fillRef idx="0">
+                        <a:scrgbClr r="0" g="0" b="0"/>
+                      </a:fillRef>
+                      <a:effectRef idx="0">
+                        <a:scrgbClr r="0" g="0" b="0"/>
+                      </a:effectRef>
                       <a:fontRef idx="minor"/>
                     </wps:style>
                     <wps:txbx>
@@ -1818,10 +2379,9 @@
                         <w:p>
                           <w:pPr>
                             <w:pStyle w:val="FrameContents"/>
-                            <w:snapToGrid w:val="false"/>
-                            <w:spacing w:before="0" w:after="200"/>
+                            <w:snapToGrid w:val="0"/>
                             <w:rPr>
-                              <w:rFonts w:ascii="Suisse Int'l Medium" w:hAnsi="Suisse Int'l Medium" w:eastAsia="MS Mincho" w:cs="Suisse Int'l Medium"/>
+                              <w:rFonts w:ascii="Suisse Int'l Medium" w:eastAsia="MS Mincho" w:hAnsi="Suisse Int'l Medium" w:cs="Suisse Int'l Medium" w:hint="eastAsia"/>
                               <w:b/>
                               <w:color w:val="000000"/>
                               <w:sz w:val="16"/>
@@ -1831,7 +2391,7 @@
                           </w:pPr>
                           <w:r>
                             <w:rPr>
-                              <w:rFonts w:eastAsia="MS Mincho" w:cs="Suisse Int'l Medium" w:ascii="Suisse Int'l Medium" w:hAnsi="Suisse Int'l Medium"/>
+                              <w:rFonts w:ascii="Suisse Int'l Medium" w:eastAsia="MS Mincho" w:hAnsi="Suisse Int'l Medium" w:cs="Suisse Int'l Medium"/>
                               <w:b/>
                               <w:color w:val="000000"/>
                               <w:sz w:val="16"/>
@@ -1843,8 +2403,10 @@
                         </w:p>
                       </w:txbxContent>
                     </wps:txbx>
-                    <wps:bodyPr lIns="0" rIns="0" tIns="0" bIns="0" anchor="t">
-                      <a:prstTxWarp prst="textNoShape"/>
+                    <wps:bodyPr lIns="0" tIns="0" rIns="0" bIns="0" anchor="t">
+                      <a:prstTxWarp prst="textNoShape">
+                        <a:avLst/>
+                      </a:prstTxWarp>
                       <a:noAutofit/>
                     </wps:bodyPr>
                   </wps:wsp>
@@ -1893,10 +2455,15 @@
           </w:pict>
         </mc:Fallback>
       </mc:AlternateContent>
+    </w:r>
+    <w:r>
+      <w:rPr>
+        <w:noProof/>
+      </w:rPr>
       <mc:AlternateContent>
         <mc:Choice Requires="wps">
           <w:drawing>
-            <wp:anchor behindDoc="1" distT="0" distB="12700" distL="114300" distR="114300" simplePos="0" locked="0" layoutInCell="0" allowOverlap="0" relativeHeight="15" wp14:anchorId="037B6E52">
+            <wp:anchor distT="0" distB="12700" distL="114300" distR="114300" simplePos="0" relativeHeight="15" behindDoc="1" locked="0" layoutInCell="0" allowOverlap="0" wp14:anchorId="74A1CC08" wp14:editId="7E1D53AD">
               <wp:simplePos x="0" y="0"/>
               <wp:positionH relativeFrom="page">
                 <wp:posOffset>6732905</wp:posOffset>
@@ -1908,6 +2475,7 @@
               <wp:effectExtent l="0" t="0" r="0" b="6350"/>
               <wp:wrapSquare wrapText="bothSides"/>
               <wp:docPr id="6" name="Zone de texte 1"/>
+              <wp:cNvGraphicFramePr/>
               <a:graphic xmlns:a="http://schemas.openxmlformats.org/drawingml/2006/main">
                 <a:graphicData uri="http://schemas.microsoft.com/office/word/2010/wordprocessingShape">
                   <wps:wsp>
@@ -1926,9 +2494,15 @@
                       </a:ln>
                     </wps:spPr>
                     <wps:style>
-                      <a:lnRef idx="0"/>
-                      <a:fillRef idx="0"/>
-                      <a:effectRef idx="0"/>
+                      <a:lnRef idx="0">
+                        <a:scrgbClr r="0" g="0" b="0"/>
+                      </a:lnRef>
+                      <a:fillRef idx="0">
+                        <a:scrgbClr r="0" g="0" b="0"/>
+                      </a:fillRef>
+                      <a:effectRef idx="0">
+                        <a:scrgbClr r="0" g="0" b="0"/>
+                      </a:effectRef>
                       <a:fontRef idx="minor"/>
                     </wps:style>
                     <wps:txbx>
@@ -1944,7 +2518,7 @@
                           </w:pPr>
                           <w:r>
                             <w:rPr>
-                              <w:rFonts w:cs="Arial" w:ascii="Arial" w:hAnsi="Arial"/>
+                              <w:rFonts w:ascii="Arial" w:hAnsi="Arial" w:cs="Arial"/>
                               <w:color w:val="000000"/>
                               <w:sz w:val="14"/>
                               <w:szCs w:val="14"/>
@@ -1953,37 +2527,37 @@
                           </w:r>
                           <w:r>
                             <w:rPr>
+                              <w:rFonts w:ascii="Arial" w:hAnsi="Arial" w:cs="Arial"/>
+                              <w:color w:val="000000"/>
                               <w:sz w:val="14"/>
                               <w:szCs w:val="14"/>
-                              <w:rFonts w:cs="Arial" w:ascii="Arial" w:hAnsi="Arial"/>
-                              <w:color w:val="000000"/>
                             </w:rPr>
                             <w:instrText xml:space="preserve"> PAGE </w:instrText>
                           </w:r>
                           <w:r>
                             <w:rPr>
+                              <w:rFonts w:ascii="Arial" w:hAnsi="Arial" w:cs="Arial"/>
+                              <w:color w:val="000000"/>
                               <w:sz w:val="14"/>
                               <w:szCs w:val="14"/>
-                              <w:rFonts w:cs="Arial" w:ascii="Arial" w:hAnsi="Arial"/>
-                              <w:color w:val="000000"/>
                             </w:rPr>
                             <w:fldChar w:fldCharType="separate"/>
                           </w:r>
                           <w:r>
                             <w:rPr>
+                              <w:rFonts w:ascii="Arial" w:hAnsi="Arial" w:cs="Arial"/>
+                              <w:color w:val="000000"/>
                               <w:sz w:val="14"/>
                               <w:szCs w:val="14"/>
-                              <w:rFonts w:cs="Arial" w:ascii="Arial" w:hAnsi="Arial"/>
-                              <w:color w:val="000000"/>
                             </w:rPr>
                             <w:t>2</w:t>
                           </w:r>
                           <w:r>
                             <w:rPr>
+                              <w:rFonts w:ascii="Arial" w:hAnsi="Arial" w:cs="Arial"/>
+                              <w:color w:val="000000"/>
                               <w:sz w:val="14"/>
                               <w:szCs w:val="14"/>
-                              <w:rFonts w:cs="Arial" w:ascii="Arial" w:hAnsi="Arial"/>
-                              <w:color w:val="000000"/>
                             </w:rPr>
                             <w:fldChar w:fldCharType="end"/>
                           </w:r>
@@ -1997,19 +2571,13 @@
                               <w:szCs w:val="14"/>
                             </w:rPr>
                           </w:pPr>
-                          <w:r>
-                            <w:rPr>
-                              <w:rFonts w:cs="Arial" w:ascii="Arial" w:hAnsi="Arial"/>
-                              <w:color w:val="000000"/>
-                              <w:sz w:val="14"/>
-                              <w:szCs w:val="14"/>
-                            </w:rPr>
-                          </w:r>
                         </w:p>
                       </w:txbxContent>
                     </wps:txbx>
                     <wps:bodyPr anchor="b">
-                      <a:prstTxWarp prst="textNoShape"/>
+                      <a:prstTxWarp prst="textNoShape">
+                        <a:avLst/>
+                      </a:prstTxWarp>
                       <a:noAutofit/>
                     </wps:bodyPr>
                   </wps:wsp>
@@ -2105,8 +2673,13 @@
           </w:pict>
         </mc:Fallback>
       </mc:AlternateContent>
+    </w:r>
+    <w:r>
+      <w:rPr>
+        <w:noProof/>
+      </w:rPr>
       <w:drawing>
-        <wp:anchor behindDoc="1" distT="0" distB="0" distL="0" distR="0" simplePos="0" locked="0" layoutInCell="0" allowOverlap="0" relativeHeight="17">
+        <wp:anchor distT="0" distB="0" distL="0" distR="0" simplePos="0" relativeHeight="17" behindDoc="1" locked="0" layoutInCell="0" allowOverlap="0" wp14:anchorId="46200EF4" wp14:editId="56EA9143">
           <wp:simplePos x="0" y="0"/>
           <wp:positionH relativeFrom="page">
             <wp:posOffset>540385</wp:posOffset>
@@ -2117,7 +2690,7 @@
           <wp:extent cx="75565" cy="64770"/>
           <wp:effectExtent l="0" t="0" r="0" b="0"/>
           <wp:wrapNone/>
-          <wp:docPr id="7" name="Image 62" descr=""/>
+          <wp:docPr id="7" name="Image 62"/>
           <wp:cNvGraphicFramePr>
             <a:graphicFrameLocks xmlns:a="http://schemas.openxmlformats.org/drawingml/2006/main" noChangeAspect="1"/>
           </wp:cNvGraphicFramePr>
@@ -2125,7 +2698,7 @@
             <a:graphicData uri="http://schemas.openxmlformats.org/drawingml/2006/picture">
               <pic:pic xmlns:pic="http://schemas.openxmlformats.org/drawingml/2006/picture">
                 <pic:nvPicPr>
-                  <pic:cNvPr id="7" name="Image 62" descr=""/>
+                  <pic:cNvPr id="7" name="Image 62"/>
                   <pic:cNvPicPr>
                     <a:picLocks noChangeAspect="1" noChangeArrowheads="1"/>
                   </pic:cNvPicPr>
@@ -2150,10 +2723,15 @@
           </a:graphic>
         </wp:anchor>
       </w:drawing>
+    </w:r>
+    <w:r>
+      <w:rPr>
+        <w:noProof/>
+      </w:rPr>
       <mc:AlternateContent>
         <mc:Choice Requires="wps">
           <w:drawing>
-            <wp:anchor behindDoc="1" distT="0" distB="0" distL="2540" distR="2540" simplePos="0" locked="0" layoutInCell="1" allowOverlap="1" relativeHeight="18" wp14:anchorId="7FCB9247">
+            <wp:anchor distT="0" distB="0" distL="2540" distR="2540" simplePos="0" relativeHeight="18" behindDoc="1" locked="0" layoutInCell="1" allowOverlap="1" wp14:anchorId="7FD3A362" wp14:editId="752FE3F4">
               <wp:simplePos x="0" y="0"/>
               <wp:positionH relativeFrom="column">
                 <wp:posOffset>6082665</wp:posOffset>
@@ -2165,10 +2743,11 @@
               <wp:effectExtent l="2540" t="0" r="2540" b="0"/>
               <wp:wrapNone/>
               <wp:docPr id="8" name="Connecteur droit 13"/>
+              <wp:cNvGraphicFramePr/>
               <a:graphic xmlns:a="http://schemas.openxmlformats.org/drawingml/2006/main">
                 <a:graphicData uri="http://schemas.microsoft.com/office/word/2010/wordprocessingShape">
                   <wps:wsp>
-                    <wps:cNvSpPr/>
+                    <wps:cNvCnPr/>
                     <wps:spPr>
                       <a:xfrm>
                         <a:off x="0" y="0"/>
@@ -2217,110 +2796,53 @@
       <w:fldChar w:fldCharType="begin"/>
     </w:r>
     <w:r>
-      <w:rPr/>
-      <w:instrText xml:space="preserve">ADVANCE</w:instrText>
-    </w:r>
-    <w:r/>
-    <w:r>
-      <w:rPr/>
+      <w:instrText>ADVANCE</w:instrText>
     </w:r>
     <w:r>
-      <w:rPr/>
       <w:fldChar w:fldCharType="separate"/>
     </w:r>
     <w:r>
-      <w:rPr/>
-    </w:r>
-    <w:r>
-      <w:rPr/>
-    </w:r>
-    <w:r>
-      <w:rPr/>
       <w:fldChar w:fldCharType="end"/>
     </w:r>
-    <w:r>
-      <w:fldChar w:fldCharType="begin"/>
-    </w:r>
-    <w:r>
-      <w:rPr/>
-      <w:instrText xml:space="preserve">USERADDRESS  \* MERGEFORMAT</w:instrText>
-    </w:r>
-    <w:r>
-      <w:rPr/>
-    </w:r>
-    <w:r>
-      <w:rPr/>
-      <w:fldChar w:fldCharType="separate"/>
-    </w:r>
-    <w:r>
-      <w:rPr/>
-    </w:r>
-    <w:r/>
-    <w:r>
-      <w:rPr/>
-      <w:fldChar w:fldCharType="end"/>
-    </w:r>
-    <w:r>
-      <w:rPr/>
-    </w:r>
+    <w:fldSimple w:instr="USERADDRESS  \* MERGEFORMAT"/>
   </w:p>
 </w:ftr>
 </file>
 
 <file path=word/footer3.xml><?xml version="1.0" encoding="utf-8"?>
-<w:ftr xmlns:o="urn:schemas-microsoft-com:office:office" xmlns:r="http://schemas.openxmlformats.org/officeDocument/2006/relationships" xmlns:v="urn:schemas-microsoft-com:vml" xmlns:w="http://schemas.openxmlformats.org/wordprocessingml/2006/main" xmlns:w10="urn:schemas-microsoft-com:office:word" xmlns:wp="http://schemas.openxmlformats.org/drawingml/2006/wordprocessingDrawing" xmlns:wps="http://schemas.microsoft.com/office/word/2010/wordprocessingShape" xmlns:wpg="http://schemas.microsoft.com/office/word/2010/wordprocessingGroup" xmlns:mc="http://schemas.openxmlformats.org/markup-compatibility/2006" xmlns:wp14="http://schemas.microsoft.com/office/word/2010/wordprocessingDrawing" xmlns:w14="http://schemas.microsoft.com/office/word/2010/wordml" xmlns:w15="http://schemas.microsoft.com/office/word/2012/wordml" mc:Ignorable="w14 wp14 w15">
+<w:ftr xmlns:wpc="http://schemas.microsoft.com/office/word/2010/wordprocessingCanvas" xmlns:cx="http://schemas.microsoft.com/office/drawing/2014/chartex" xmlns:cx1="http://schemas.microsoft.com/office/drawing/2015/9/8/chartex" xmlns:cx2="http://schemas.microsoft.com/office/drawing/2015/10/21/chartex" xmlns:cx3="http://schemas.microsoft.com/office/drawing/2016/5/9/chartex" xmlns:cx4="http://schemas.microsoft.com/office/drawing/2016/5/10/chartex" xmlns:cx5="http://schemas.microsoft.com/office/drawing/2016/5/11/chartex" xmlns:cx6="http://schemas.microsoft.com/office/drawing/2016/5/12/chartex" xmlns:cx7="http://schemas.microsoft.com/office/drawing/2016/5/13/chartex" xmlns:cx8="http://schemas.microsoft.com/office/drawing/2016/5/14/chartex" xmlns:mc="http://schemas.openxmlformats.org/markup-compatibility/2006" xmlns:aink="http://schemas.microsoft.com/office/drawing/2016/ink" xmlns:am3d="http://schemas.microsoft.com/office/drawing/2017/model3d" xmlns:o="urn:schemas-microsoft-com:office:office" xmlns:oel="http://schemas.microsoft.com/office/2019/extlst" xmlns:r="http://schemas.openxmlformats.org/officeDocument/2006/relationships" xmlns:m="http://schemas.openxmlformats.org/officeDocument/2006/math" xmlns:v="urn:schemas-microsoft-com:vml" xmlns:wp14="http://schemas.microsoft.com/office/word/2010/wordprocessingDrawing" xmlns:wp="http://schemas.openxmlformats.org/drawingml/2006/wordprocessingDrawing" xmlns:w10="urn:schemas-microsoft-com:office:word" xmlns:w="http://schemas.openxmlformats.org/wordprocessingml/2006/main" xmlns:w14="http://schemas.microsoft.com/office/word/2010/wordml" xmlns:w15="http://schemas.microsoft.com/office/word/2012/wordml" xmlns:w16cex="http://schemas.microsoft.com/office/word/2018/wordml/cex" xmlns:w16cid="http://schemas.microsoft.com/office/word/2016/wordml/cid" xmlns:w16="http://schemas.microsoft.com/office/word/2018/wordml" xmlns:w16du="http://schemas.microsoft.com/office/word/2023/wordml/word16du" xmlns:w16sdtdh="http://schemas.microsoft.com/office/word/2020/wordml/sdtdatahash" xmlns:w16sdtfl="http://schemas.microsoft.com/office/word/2024/wordml/sdtformatlock" xmlns:w16se="http://schemas.microsoft.com/office/word/2015/wordml/symex" xmlns:wpg="http://schemas.microsoft.com/office/word/2010/wordprocessingGroup" xmlns:wpi="http://schemas.microsoft.com/office/word/2010/wordprocessingInk" xmlns:wne="http://schemas.microsoft.com/office/word/2006/wordml" xmlns:wps="http://schemas.microsoft.com/office/word/2010/wordprocessingShape" mc:Ignorable="w14 w15 w16se w16cid w16 w16cex w16sdtdh w16sdtfl w16du wp14">
   <w:p>
     <w:pPr>
       <w:pStyle w:val="Header"/>
       <w:tabs>
         <w:tab w:val="clear" w:pos="4536"/>
         <w:tab w:val="clear" w:pos="9072"/>
-        <w:tab w:val="left" w:pos="1981" w:leader="none"/>
+        <w:tab w:val="left" w:pos="1981"/>
       </w:tabs>
-      <w:rPr/>
     </w:pPr>
     <w:r>
-      <w:rPr/>
       <w:tab/>
     </w:r>
   </w:p>
-  <w:p>
-    <w:pPr>
-      <w:pStyle w:val="Normal"/>
-      <w:rPr/>
-    </w:pPr>
-    <w:r>
-      <w:rPr/>
-    </w:r>
-  </w:p>
+  <w:p/>
   <w:p>
     <w:pPr>
       <w:pStyle w:val="Footer"/>
-      <w:rPr/>
     </w:pPr>
-    <w:r>
-      <w:rPr/>
-    </w:r>
   </w:p>
-  <w:p>
-    <w:pPr>
-      <w:pStyle w:val="Normal"/>
-      <w:rPr/>
-    </w:pPr>
-    <w:r>
-      <w:rPr/>
-    </w:r>
-  </w:p>
+  <w:p/>
   <w:p>
     <w:pPr>
       <w:pStyle w:val="Footer"/>
-      <w:rPr/>
     </w:pPr>
     <w:r>
+      <w:rPr>
+        <w:noProof/>
+      </w:rPr>
       <mc:AlternateContent>
         <mc:Choice Requires="wps">
           <w:drawing>
-            <wp:anchor behindDoc="1" distT="635" distB="0" distL="635" distR="0" simplePos="0" locked="0" layoutInCell="1" allowOverlap="1" relativeHeight="8" wp14:anchorId="4E50FE99">
+            <wp:anchor distT="635" distB="0" distL="635" distR="0" simplePos="0" relativeHeight="8" behindDoc="1" locked="0" layoutInCell="1" allowOverlap="1" wp14:anchorId="612D0FAE" wp14:editId="18BF60F4">
               <wp:simplePos x="0" y="0"/>
               <wp:positionH relativeFrom="column">
                 <wp:posOffset>2798445</wp:posOffset>
@@ -2332,6 +2854,7 @@
               <wp:effectExtent l="635" t="635" r="0" b="0"/>
               <wp:wrapNone/>
               <wp:docPr id="9" name="Zone de texte 5"/>
+              <wp:cNvGraphicFramePr/>
               <a:graphic xmlns:a="http://schemas.openxmlformats.org/drawingml/2006/main">
                 <a:graphicData uri="http://schemas.microsoft.com/office/word/2010/wordprocessingShape">
                   <wps:wsp>
@@ -2350,9 +2873,15 @@
                       </a:ln>
                     </wps:spPr>
                     <wps:style>
-                      <a:lnRef idx="0"/>
-                      <a:fillRef idx="0"/>
-                      <a:effectRef idx="0"/>
+                      <a:lnRef idx="0">
+                        <a:scrgbClr r="0" g="0" b="0"/>
+                      </a:lnRef>
+                      <a:fillRef idx="0">
+                        <a:scrgbClr r="0" g="0" b="0"/>
+                      </a:fillRef>
+                      <a:effectRef idx="0">
+                        <a:scrgbClr r="0" g="0" b="0"/>
+                      </a:effectRef>
                       <a:fontRef idx="minor"/>
                     </wps:style>
                     <wps:txbx>
@@ -2361,23 +2890,31 @@
                           <w:pPr>
                             <w:pStyle w:val="Paragraphestandard"/>
                             <w:tabs>
-                              <w:tab w:val="clear" w:pos="708"/>
-                              <w:tab w:val="left" w:pos="1418" w:leader="none"/>
+                              <w:tab w:val="left" w:pos="1418"/>
                             </w:tabs>
-                            <w:spacing w:lineRule="auto" w:line="240"/>
+                            <w:spacing w:line="240" w:lineRule="auto"/>
                             <w:rPr>
                               <w:rFonts w:ascii="Suisse Int'l Light" w:hAnsi="Suisse Int'l Light" w:cs="Suisse Int'l Light"/>
                               <w:sz w:val="15"/>
                               <w:szCs w:val="15"/>
                             </w:rPr>
                           </w:pPr>
+                          <w:proofErr w:type="gramStart"/>
                           <w:r>
                             <w:rPr>
-                              <w:rFonts w:cs="Suisse Int'l Light" w:ascii="Suisse Int'l Light" w:hAnsi="Suisse Int'l Light"/>
+                              <w:rFonts w:ascii="Suisse Int'l Light" w:hAnsi="Suisse Int'l Light" w:cs="Suisse Int'l Light"/>
                               <w:sz w:val="15"/>
                               <w:szCs w:val="15"/>
                             </w:rPr>
                             <w:t>Phone:</w:t>
+                          </w:r>
+                          <w:proofErr w:type="gramEnd"/>
+                          <w:r>
+                            <w:rPr>
+                              <w:rFonts w:ascii="Suisse Int'l Light" w:hAnsi="Suisse Int'l Light" w:cs="Suisse Int'l Light"/>
+                              <w:sz w:val="15"/>
+                              <w:szCs w:val="15"/>
+                            </w:rPr>
                             <w:tab/>
                             <w:t>+41 21 693 43 61</w:t>
                           </w:r>
@@ -2386,10 +2923,54 @@
                           <w:pPr>
                             <w:pStyle w:val="Paragraphestandard"/>
                             <w:tabs>
-                              <w:tab w:val="clear" w:pos="708"/>
-                              <w:tab w:val="left" w:pos="1418" w:leader="none"/>
+                              <w:tab w:val="left" w:pos="1418"/>
                             </w:tabs>
-                            <w:spacing w:lineRule="auto" w:line="240"/>
+                            <w:spacing w:line="240" w:lineRule="auto"/>
+                            <w:rPr>
+                              <w:rFonts w:ascii="Suisse Int'l Light" w:hAnsi="Suisse Int'l Light" w:cs="Suisse Int'l Light"/>
+                              <w:sz w:val="15"/>
+                              <w:szCs w:val="15"/>
+                              <w:lang w:val="de-CH"/>
+                            </w:rPr>
+                          </w:pPr>
+                          <w:proofErr w:type="spellStart"/>
+                          <w:r>
+                            <w:rPr>
+                              <w:rFonts w:ascii="Suisse Int'l Light" w:hAnsi="Suisse Int'l Light" w:cs="Suisse Int'l Light"/>
+                              <w:sz w:val="15"/>
+                              <w:szCs w:val="15"/>
+                              <w:lang w:val="de-CH"/>
+                            </w:rPr>
+                            <w:t>E-mail</w:t>
+                          </w:r>
+                          <w:proofErr w:type="spellEnd"/>
+                          <w:r>
+                            <w:rPr>
+                              <w:rFonts w:ascii="Suisse Int'l Light" w:hAnsi="Suisse Int'l Light" w:cs="Suisse Int'l Light"/>
+                              <w:sz w:val="15"/>
+                              <w:szCs w:val="15"/>
+                              <w:lang w:val="de-CH"/>
+                            </w:rPr>
+                            <w:t>:</w:t>
+                          </w:r>
+                          <w:r>
+                            <w:rPr>
+                              <w:rFonts w:ascii="Suisse Int'l Light" w:hAnsi="Suisse Int'l Light" w:cs="Suisse Int'l Light"/>
+                              <w:sz w:val="15"/>
+                              <w:szCs w:val="15"/>
+                              <w:lang w:val="de-CH"/>
+                            </w:rPr>
+                            <w:tab/>
+                            <w:t>research@epfl.ch</w:t>
+                          </w:r>
+                        </w:p>
+                        <w:p>
+                          <w:pPr>
+                            <w:pStyle w:val="Paragraphestandard"/>
+                            <w:tabs>
+                              <w:tab w:val="left" w:pos="1418"/>
+                            </w:tabs>
+                            <w:spacing w:line="240" w:lineRule="auto"/>
                             <w:rPr>
                               <w:rFonts w:ascii="Suisse Int'l Light" w:hAnsi="Suisse Int'l Light" w:cs="Suisse Int'l Light"/>
                               <w:sz w:val="15"/>
@@ -2399,47 +2980,27 @@
                           </w:pPr>
                           <w:r>
                             <w:rPr>
-                              <w:rFonts w:cs="Suisse Int'l Light" w:ascii="Suisse Int'l Light" w:hAnsi="Suisse Int'l Light"/>
+                              <w:rFonts w:ascii="Suisse Int'l Light" w:hAnsi="Suisse Int'l Light" w:cs="Suisse Int'l Light"/>
                               <w:sz w:val="15"/>
                               <w:szCs w:val="15"/>
                               <w:lang w:val="de-CH"/>
                             </w:rPr>
-                            <w:t>E-mail:</w:t>
-                            <w:tab/>
-                            <w:t>research@epfl.ch</w:t>
+                            <w:t>Website:</w:t>
                           </w:r>
-                        </w:p>
-                        <w:p>
-                          <w:pPr>
-                            <w:pStyle w:val="Paragraphestandard"/>
-                            <w:tabs>
-                              <w:tab w:val="clear" w:pos="708"/>
-                              <w:tab w:val="left" w:pos="1418" w:leader="none"/>
-                            </w:tabs>
-                            <w:suppressAutoHyphens w:val="true"/>
-                            <w:spacing w:lineRule="auto" w:line="240"/>
+                          <w:r>
                             <w:rPr>
                               <w:rFonts w:ascii="Suisse Int'l Light" w:hAnsi="Suisse Int'l Light" w:cs="Suisse Int'l Light"/>
                               <w:sz w:val="15"/>
                               <w:szCs w:val="15"/>
                               <w:lang w:val="de-CH"/>
                             </w:rPr>
-                          </w:pPr>
-                          <w:r>
-                            <w:rPr>
-                              <w:rFonts w:cs="Suisse Int'l Light" w:ascii="Suisse Int'l Light" w:hAnsi="Suisse Int'l Light"/>
-                              <w:sz w:val="15"/>
-                              <w:szCs w:val="15"/>
-                              <w:lang w:val="de-CH"/>
-                            </w:rPr>
-                            <w:t>Website:</w:t>
                             <w:tab/>
                           </w:r>
                           <w:hyperlink r:id="rId1">
                             <w:r>
                               <w:rPr>
                                 <w:rStyle w:val="Hyperlink"/>
-                                <w:rFonts w:cs="Suisse Int'l Light" w:ascii="Suisse Int'l Light" w:hAnsi="Suisse Int'l Light"/>
+                                <w:rFonts w:ascii="Suisse Int'l Light" w:hAnsi="Suisse Int'l Light" w:cs="Suisse Int'l Light"/>
                                 <w:sz w:val="15"/>
                                 <w:szCs w:val="15"/>
                                 <w:lang w:val="de-CH"/>
@@ -2452,11 +3013,9 @@
                           <w:pPr>
                             <w:pStyle w:val="Paragraphestandard"/>
                             <w:tabs>
-                              <w:tab w:val="clear" w:pos="708"/>
-                              <w:tab w:val="left" w:pos="1418" w:leader="none"/>
+                              <w:tab w:val="left" w:pos="1418"/>
                             </w:tabs>
-                            <w:suppressAutoHyphens w:val="true"/>
-                            <w:spacing w:lineRule="auto" w:line="240"/>
+                            <w:spacing w:line="240" w:lineRule="auto"/>
                             <w:rPr>
                               <w:rFonts w:ascii="Suisse Int'l Light" w:hAnsi="Suisse Int'l Light" w:cs="Suisse Int'l Light"/>
                               <w:sz w:val="15"/>
@@ -2464,19 +3023,13 @@
                               <w:lang w:val="de-CH"/>
                             </w:rPr>
                           </w:pPr>
-                          <w:r>
-                            <w:rPr>
-                              <w:rFonts w:cs="Suisse Int'l Light" w:ascii="Suisse Int'l Light" w:hAnsi="Suisse Int'l Light"/>
-                              <w:sz w:val="15"/>
-                              <w:szCs w:val="15"/>
-                              <w:lang w:val="de-CH"/>
-                            </w:rPr>
-                          </w:r>
                         </w:p>
                       </w:txbxContent>
                     </wps:txbx>
-                    <wps:bodyPr lIns="0" rIns="0" tIns="0" bIns="0" anchor="t">
-                      <a:prstTxWarp prst="textNoShape"/>
+                    <wps:bodyPr lIns="0" tIns="0" rIns="0" bIns="0" anchor="t">
+                      <a:prstTxWarp prst="textNoShape">
+                        <a:avLst/>
+                      </a:prstTxWarp>
                       <a:noAutofit/>
                     </wps:bodyPr>
                   </wps:wsp>
@@ -2615,10 +3168,15 @@
           </w:pict>
         </mc:Fallback>
       </mc:AlternateContent>
+    </w:r>
+    <w:r>
+      <w:rPr>
+        <w:noProof/>
+      </w:rPr>
       <mc:AlternateContent>
         <mc:Choice Requires="wps">
           <w:drawing>
-            <wp:anchor behindDoc="1" distT="635" distB="0" distL="635" distR="0" simplePos="0" locked="0" layoutInCell="1" allowOverlap="1" relativeHeight="10" wp14:anchorId="14C05782">
+            <wp:anchor distT="635" distB="0" distL="635" distR="0" simplePos="0" relativeHeight="10" behindDoc="1" locked="0" layoutInCell="1" allowOverlap="1" wp14:anchorId="00F722D9" wp14:editId="240086C5">
               <wp:simplePos x="0" y="0"/>
               <wp:positionH relativeFrom="column">
                 <wp:posOffset>1212850</wp:posOffset>
@@ -2630,6 +3188,7 @@
               <wp:effectExtent l="635" t="635" r="0" b="0"/>
               <wp:wrapNone/>
               <wp:docPr id="10" name="Zone de texte 6"/>
+              <wp:cNvGraphicFramePr/>
               <a:graphic xmlns:a="http://schemas.openxmlformats.org/drawingml/2006/main">
                 <a:graphicData uri="http://schemas.microsoft.com/office/word/2010/wordprocessingShape">
                   <wps:wsp>
@@ -2648,9 +3207,15 @@
                       </a:ln>
                     </wps:spPr>
                     <wps:style>
-                      <a:lnRef idx="0"/>
-                      <a:fillRef idx="0"/>
-                      <a:effectRef idx="0"/>
+                      <a:lnRef idx="0">
+                        <a:scrgbClr r="0" g="0" b="0"/>
+                      </a:lnRef>
+                      <a:fillRef idx="0">
+                        <a:scrgbClr r="0" g="0" b="0"/>
+                      </a:fillRef>
+                      <a:effectRef idx="0">
+                        <a:scrgbClr r="0" g="0" b="0"/>
+                      </a:effectRef>
                       <a:fontRef idx="minor"/>
                     </wps:style>
                     <wps:txbx>
@@ -2658,8 +3223,7 @@
                         <w:p>
                           <w:pPr>
                             <w:pStyle w:val="Footer"/>
-                            <w:suppressAutoHyphens w:val="true"/>
-                            <w:snapToGrid w:val="false"/>
+                            <w:snapToGrid w:val="0"/>
                             <w:rPr>
                               <w:rFonts w:ascii="Suisse Int'l Light" w:hAnsi="Suisse Int'l Light" w:cs="Suisse Int'l Light"/>
                               <w:color w:val="000000"/>
@@ -2670,7 +3234,7 @@
                           </w:pPr>
                           <w:r>
                             <w:rPr>
-                              <w:rFonts w:cs="Suisse Int'l Light" w:ascii="Suisse Int'l Light" w:hAnsi="Suisse Int'l Light"/>
+                              <w:rFonts w:ascii="Suisse Int'l Light" w:hAnsi="Suisse Int'l Light" w:cs="Suisse Int'l Light"/>
                               <w:color w:val="000000"/>
                               <w:sz w:val="16"/>
                               <w:szCs w:val="16"/>
@@ -2682,8 +3246,7 @@
                         <w:p>
                           <w:pPr>
                             <w:pStyle w:val="Footer"/>
-                            <w:suppressAutoHyphens w:val="true"/>
-                            <w:snapToGrid w:val="false"/>
+                            <w:snapToGrid w:val="0"/>
                             <w:rPr>
                               <w:rFonts w:ascii="Suisse Int'l Light" w:hAnsi="Suisse Int'l Light" w:cs="Suisse Int'l Light"/>
                               <w:color w:val="000000"/>
@@ -2694,7 +3257,7 @@
                           </w:pPr>
                           <w:r>
                             <w:rPr>
-                              <w:rFonts w:cs="Suisse Int'l Light" w:ascii="Suisse Int'l Light" w:hAnsi="Suisse Int'l Light"/>
+                              <w:rFonts w:ascii="Suisse Int'l Light" w:hAnsi="Suisse Int'l Light" w:cs="Suisse Int'l Light"/>
                               <w:color w:val="000000"/>
                               <w:sz w:val="16"/>
                               <w:szCs w:val="16"/>
@@ -2706,8 +3269,7 @@
                         <w:p>
                           <w:pPr>
                             <w:pStyle w:val="FrameContents"/>
-                            <w:snapToGrid w:val="false"/>
-                            <w:spacing w:before="0" w:after="200"/>
+                            <w:snapToGrid w:val="0"/>
                             <w:rPr>
                               <w:rFonts w:ascii="Suisse Int'l Light" w:hAnsi="Suisse Int'l Light" w:cs="Suisse Int'l Light"/>
                               <w:color w:val="000000"/>
@@ -2716,21 +3278,32 @@
                           </w:pPr>
                           <w:r>
                             <w:rPr>
-                              <w:rFonts w:cs="Suisse Int'l Light" w:ascii="Suisse Int'l Light" w:hAnsi="Suisse Int'l Light"/>
+                              <w:rFonts w:ascii="Suisse Int'l Light" w:hAnsi="Suisse Int'l Light" w:cs="Suisse Int'l Light"/>
                               <w:color w:val="000000"/>
                               <w:sz w:val="16"/>
                               <w:szCs w:val="16"/>
                               <w:lang w:val="it-CH"/>
                             </w:rPr>
                             <w:t>CH - 1015 Lausanne</w:t>
+                          </w:r>
+                          <w:r>
+                            <w:rPr>
+                              <w:rFonts w:ascii="Suisse Int'l Light" w:hAnsi="Suisse Int'l Light" w:cs="Suisse Int'l Light"/>
+                              <w:color w:val="000000"/>
+                              <w:sz w:val="16"/>
+                              <w:szCs w:val="16"/>
+                              <w:lang w:val="it-CH"/>
+                            </w:rPr>
                             <w:br/>
                             <w:t>PASU Lab (CDM) – Rens Chazottes</w:t>
                           </w:r>
                         </w:p>
                       </w:txbxContent>
                     </wps:txbx>
-                    <wps:bodyPr lIns="0" rIns="0" tIns="0" bIns="0" anchor="t">
-                      <a:prstTxWarp prst="textNoShape"/>
+                    <wps:bodyPr lIns="0" tIns="0" rIns="0" bIns="0" anchor="t">
+                      <a:prstTxWarp prst="textNoShape">
+                        <a:avLst/>
+                      </a:prstTxWarp>
                       <a:noAutofit/>
                     </wps:bodyPr>
                   </wps:wsp>
@@ -2825,10 +3398,15 @@
           </w:pict>
         </mc:Fallback>
       </mc:AlternateContent>
+    </w:r>
+    <w:r>
+      <w:rPr>
+        <w:noProof/>
+      </w:rPr>
       <mc:AlternateContent>
         <mc:Choice Requires="wps">
           <w:drawing>
-            <wp:anchor behindDoc="1" distT="635" distB="0" distL="635" distR="0" simplePos="0" locked="0" layoutInCell="0" allowOverlap="1" relativeHeight="12" wp14:anchorId="734D34A4">
+            <wp:anchor distT="635" distB="0" distL="635" distR="0" simplePos="0" relativeHeight="12" behindDoc="1" locked="0" layoutInCell="0" allowOverlap="1" wp14:anchorId="433F064A" wp14:editId="63E1183D">
               <wp:simplePos x="0" y="0"/>
               <wp:positionH relativeFrom="page">
                 <wp:posOffset>709295</wp:posOffset>
@@ -2840,6 +3418,7 @@
               <wp:effectExtent l="635" t="635" r="0" b="0"/>
               <wp:wrapNone/>
               <wp:docPr id="11" name="Zone de texte 7"/>
+              <wp:cNvGraphicFramePr/>
               <a:graphic xmlns:a="http://schemas.openxmlformats.org/drawingml/2006/main">
                 <a:graphicData uri="http://schemas.microsoft.com/office/word/2010/wordprocessingShape">
                   <wps:wsp>
@@ -2858,9 +3437,15 @@
                       </a:ln>
                     </wps:spPr>
                     <wps:style>
-                      <a:lnRef idx="0"/>
-                      <a:fillRef idx="0"/>
-                      <a:effectRef idx="0"/>
+                      <a:lnRef idx="0">
+                        <a:scrgbClr r="0" g="0" b="0"/>
+                      </a:lnRef>
+                      <a:fillRef idx="0">
+                        <a:scrgbClr r="0" g="0" b="0"/>
+                      </a:fillRef>
+                      <a:effectRef idx="0">
+                        <a:scrgbClr r="0" g="0" b="0"/>
+                      </a:effectRef>
                       <a:fontRef idx="minor"/>
                     </wps:style>
                     <wps:txbx>
@@ -2868,10 +3453,9 @@
                         <w:p>
                           <w:pPr>
                             <w:pStyle w:val="FrameContents"/>
-                            <w:snapToGrid w:val="false"/>
-                            <w:spacing w:before="0" w:after="200"/>
+                            <w:snapToGrid w:val="0"/>
                             <w:rPr>
-                              <w:rFonts w:ascii="Suisse Int'l Medium" w:hAnsi="Suisse Int'l Medium" w:eastAsia="MS Mincho" w:cs="Suisse Int'l Medium"/>
+                              <w:rFonts w:ascii="Suisse Int'l Medium" w:eastAsia="MS Mincho" w:hAnsi="Suisse Int'l Medium" w:cs="Suisse Int'l Medium" w:hint="eastAsia"/>
                               <w:b/>
                               <w:color w:val="000000"/>
                               <w:sz w:val="16"/>
@@ -2881,7 +3465,7 @@
                           </w:pPr>
                           <w:r>
                             <w:rPr>
-                              <w:rFonts w:eastAsia="MS Mincho" w:cs="Suisse Int'l Medium" w:ascii="Suisse Int'l Medium" w:hAnsi="Suisse Int'l Medium"/>
+                              <w:rFonts w:ascii="Suisse Int'l Medium" w:eastAsia="MS Mincho" w:hAnsi="Suisse Int'l Medium" w:cs="Suisse Int'l Medium"/>
                               <w:b/>
                               <w:color w:val="000000"/>
                               <w:sz w:val="16"/>
@@ -2893,8 +3477,10 @@
                         </w:p>
                       </w:txbxContent>
                     </wps:txbx>
-                    <wps:bodyPr lIns="0" rIns="0" tIns="0" bIns="0" anchor="t">
-                      <a:prstTxWarp prst="textNoShape"/>
+                    <wps:bodyPr lIns="0" tIns="0" rIns="0" bIns="0" anchor="t">
+                      <a:prstTxWarp prst="textNoShape">
+                        <a:avLst/>
+                      </a:prstTxWarp>
                       <a:noAutofit/>
                     </wps:bodyPr>
                   </wps:wsp>
@@ -2943,8 +3529,13 @@
           </w:pict>
         </mc:Fallback>
       </mc:AlternateContent>
+    </w:r>
+    <w:r>
+      <w:rPr>
+        <w:noProof/>
+      </w:rPr>
       <w:drawing>
-        <wp:anchor behindDoc="1" distT="0" distB="0" distL="0" distR="0" simplePos="0" locked="0" layoutInCell="0" allowOverlap="0" relativeHeight="19">
+        <wp:anchor distT="0" distB="0" distL="0" distR="0" simplePos="0" relativeHeight="19" behindDoc="1" locked="0" layoutInCell="0" allowOverlap="0" wp14:anchorId="4D6BCC1A" wp14:editId="3B81E985">
           <wp:simplePos x="0" y="0"/>
           <wp:positionH relativeFrom="page">
             <wp:posOffset>540385</wp:posOffset>
@@ -2955,7 +3546,7 @@
           <wp:extent cx="75565" cy="64770"/>
           <wp:effectExtent l="0" t="0" r="0" b="0"/>
           <wp:wrapNone/>
-          <wp:docPr id="12" name="Image 64" descr=""/>
+          <wp:docPr id="12" name="Image 64"/>
           <wp:cNvGraphicFramePr>
             <a:graphicFrameLocks xmlns:a="http://schemas.openxmlformats.org/drawingml/2006/main" noChangeAspect="1"/>
           </wp:cNvGraphicFramePr>
@@ -2963,7 +3554,7 @@
             <a:graphicData uri="http://schemas.openxmlformats.org/drawingml/2006/picture">
               <pic:pic xmlns:pic="http://schemas.openxmlformats.org/drawingml/2006/picture">
                 <pic:nvPicPr>
-                  <pic:cNvPr id="12" name="Image 64" descr=""/>
+                  <pic:cNvPr id="12" name="Image 64"/>
                   <pic:cNvPicPr>
                     <a:picLocks noChangeAspect="1" noChangeArrowheads="1"/>
                   </pic:cNvPicPr>
@@ -2988,10 +3579,15 @@
           </a:graphic>
         </wp:anchor>
       </w:drawing>
+    </w:r>
+    <w:r>
+      <w:rPr>
+        <w:noProof/>
+      </w:rPr>
       <mc:AlternateContent>
         <mc:Choice Requires="wps">
           <w:drawing>
-            <wp:anchor behindDoc="1" distT="0" distB="12700" distL="114300" distR="114300" simplePos="0" locked="0" layoutInCell="0" allowOverlap="0" relativeHeight="21" wp14:anchorId="5D1BDD0A">
+            <wp:anchor distT="0" distB="12700" distL="114300" distR="114300" simplePos="0" relativeHeight="21" behindDoc="1" locked="0" layoutInCell="0" allowOverlap="0" wp14:anchorId="01E878A0" wp14:editId="4E68356A">
               <wp:simplePos x="0" y="0"/>
               <wp:positionH relativeFrom="page">
                 <wp:posOffset>6732905</wp:posOffset>
@@ -3003,6 +3599,7 @@
               <wp:effectExtent l="0" t="0" r="0" b="6350"/>
               <wp:wrapSquare wrapText="bothSides"/>
               <wp:docPr id="13" name="Zone de texte 4"/>
+              <wp:cNvGraphicFramePr/>
               <a:graphic xmlns:a="http://schemas.openxmlformats.org/drawingml/2006/main">
                 <a:graphicData uri="http://schemas.microsoft.com/office/word/2010/wordprocessingShape">
                   <wps:wsp>
@@ -3021,9 +3618,15 @@
                       </a:ln>
                     </wps:spPr>
                     <wps:style>
-                      <a:lnRef idx="0"/>
-                      <a:fillRef idx="0"/>
-                      <a:effectRef idx="0"/>
+                      <a:lnRef idx="0">
+                        <a:scrgbClr r="0" g="0" b="0"/>
+                      </a:lnRef>
+                      <a:fillRef idx="0">
+                        <a:scrgbClr r="0" g="0" b="0"/>
+                      </a:fillRef>
+                      <a:effectRef idx="0">
+                        <a:scrgbClr r="0" g="0" b="0"/>
+                      </a:effectRef>
                       <a:fontRef idx="minor"/>
                     </wps:style>
                     <wps:txbx>
@@ -3039,7 +3642,7 @@
                           </w:pPr>
                           <w:r>
                             <w:rPr>
-                              <w:rFonts w:cs="Arial" w:ascii="Arial" w:hAnsi="Arial"/>
+                              <w:rFonts w:ascii="Arial" w:hAnsi="Arial" w:cs="Arial"/>
                               <w:color w:val="000000"/>
                               <w:sz w:val="14"/>
                               <w:szCs w:val="14"/>
@@ -3048,37 +3651,37 @@
                           </w:r>
                           <w:r>
                             <w:rPr>
+                              <w:rFonts w:ascii="Arial" w:hAnsi="Arial" w:cs="Arial"/>
+                              <w:color w:val="000000"/>
                               <w:sz w:val="14"/>
                               <w:szCs w:val="14"/>
-                              <w:rFonts w:cs="Arial" w:ascii="Arial" w:hAnsi="Arial"/>
-                              <w:color w:val="000000"/>
                             </w:rPr>
                             <w:instrText xml:space="preserve"> PAGE </w:instrText>
                           </w:r>
                           <w:r>
                             <w:rPr>
+                              <w:rFonts w:ascii="Arial" w:hAnsi="Arial" w:cs="Arial"/>
+                              <w:color w:val="000000"/>
                               <w:sz w:val="14"/>
                               <w:szCs w:val="14"/>
-                              <w:rFonts w:cs="Arial" w:ascii="Arial" w:hAnsi="Arial"/>
-                              <w:color w:val="000000"/>
                             </w:rPr>
                             <w:fldChar w:fldCharType="separate"/>
                           </w:r>
                           <w:r>
                             <w:rPr>
+                              <w:rFonts w:ascii="Arial" w:hAnsi="Arial" w:cs="Arial"/>
+                              <w:color w:val="000000"/>
                               <w:sz w:val="14"/>
                               <w:szCs w:val="14"/>
-                              <w:rFonts w:cs="Arial" w:ascii="Arial" w:hAnsi="Arial"/>
-                              <w:color w:val="000000"/>
                             </w:rPr>
                             <w:t>1</w:t>
                           </w:r>
                           <w:r>
                             <w:rPr>
+                              <w:rFonts w:ascii="Arial" w:hAnsi="Arial" w:cs="Arial"/>
+                              <w:color w:val="000000"/>
                               <w:sz w:val="14"/>
                               <w:szCs w:val="14"/>
-                              <w:rFonts w:cs="Arial" w:ascii="Arial" w:hAnsi="Arial"/>
-                              <w:color w:val="000000"/>
                             </w:rPr>
                             <w:fldChar w:fldCharType="end"/>
                           </w:r>
@@ -3092,19 +3695,13 @@
                               <w:szCs w:val="14"/>
                             </w:rPr>
                           </w:pPr>
-                          <w:r>
-                            <w:rPr>
-                              <w:rFonts w:cs="Arial" w:ascii="Arial" w:hAnsi="Arial"/>
-                              <w:color w:val="000000"/>
-                              <w:sz w:val="14"/>
-                              <w:szCs w:val="14"/>
-                            </w:rPr>
-                          </w:r>
                         </w:p>
                       </w:txbxContent>
                     </wps:txbx>
                     <wps:bodyPr anchor="b">
-                      <a:prstTxWarp prst="textNoShape"/>
+                      <a:prstTxWarp prst="textNoShape">
+                        <a:avLst/>
+                      </a:prstTxWarp>
                       <a:noAutofit/>
                     </wps:bodyPr>
                   </wps:wsp>
@@ -3200,10 +3797,15 @@
           </w:pict>
         </mc:Fallback>
       </mc:AlternateContent>
+    </w:r>
+    <w:r>
+      <w:rPr>
+        <w:noProof/>
+      </w:rPr>
       <mc:AlternateContent>
         <mc:Choice Requires="wps">
           <w:drawing>
-            <wp:anchor behindDoc="1" distT="0" distB="0" distL="2540" distR="2540" simplePos="0" locked="0" layoutInCell="1" allowOverlap="1" relativeHeight="23" wp14:anchorId="26975AAB">
+            <wp:anchor distT="0" distB="0" distL="2540" distR="2540" simplePos="0" relativeHeight="23" behindDoc="1" locked="0" layoutInCell="1" allowOverlap="1" wp14:anchorId="0ED6128F" wp14:editId="4592A368">
               <wp:simplePos x="0" y="0"/>
               <wp:positionH relativeFrom="column">
                 <wp:posOffset>6082665</wp:posOffset>
@@ -3215,10 +3817,11 @@
               <wp:effectExtent l="2540" t="0" r="2540" b="0"/>
               <wp:wrapNone/>
               <wp:docPr id="14" name="Connecteur droit 2"/>
+              <wp:cNvGraphicFramePr/>
               <a:graphic xmlns:a="http://schemas.openxmlformats.org/drawingml/2006/main">
                 <a:graphicData uri="http://schemas.microsoft.com/office/word/2010/wordprocessingShape">
                   <wps:wsp>
-                    <wps:cNvSpPr/>
+                    <wps:cNvCnPr/>
                     <wps:spPr>
                       <a:xfrm>
                         <a:off x="0" y="0"/>
@@ -3267,81 +3870,66 @@
       <w:fldChar w:fldCharType="begin"/>
     </w:r>
     <w:r>
-      <w:rPr/>
-      <w:instrText xml:space="preserve">ADVANCE</w:instrText>
-    </w:r>
-    <w:r/>
-    <w:r>
-      <w:rPr/>
+      <w:instrText>ADVANCE</w:instrText>
     </w:r>
     <w:r>
-      <w:rPr/>
       <w:fldChar w:fldCharType="separate"/>
     </w:r>
     <w:r>
-      <w:rPr/>
-    </w:r>
-    <w:r>
-      <w:rPr/>
-    </w:r>
-    <w:r>
-      <w:rPr/>
       <w:fldChar w:fldCharType="end"/>
     </w:r>
-    <w:r>
-      <w:fldChar w:fldCharType="begin"/>
-    </w:r>
-    <w:r>
-      <w:rPr/>
-      <w:instrText xml:space="preserve">USERADDRESS  \* MERGEFORMAT</w:instrText>
-    </w:r>
-    <w:r>
-      <w:rPr/>
-    </w:r>
-    <w:r>
-      <w:rPr/>
-      <w:fldChar w:fldCharType="separate"/>
-    </w:r>
-    <w:r>
-      <w:rPr/>
-    </w:r>
-    <w:r/>
-    <w:r>
-      <w:rPr/>
-      <w:fldChar w:fldCharType="end"/>
-    </w:r>
-    <w:r>
-      <w:rPr/>
-    </w:r>
+    <w:fldSimple w:instr="USERADDRESS  \* MERGEFORMAT"/>
   </w:p>
 </w:ftr>
 </file>
 
+<file path=word/footnotes.xml><?xml version="1.0" encoding="utf-8"?>
+<w:footnotes xmlns:wpc="http://schemas.microsoft.com/office/word/2010/wordprocessingCanvas" xmlns:cx="http://schemas.microsoft.com/office/drawing/2014/chartex" xmlns:cx1="http://schemas.microsoft.com/office/drawing/2015/9/8/chartex" xmlns:cx2="http://schemas.microsoft.com/office/drawing/2015/10/21/chartex" xmlns:cx3="http://schemas.microsoft.com/office/drawing/2016/5/9/chartex" xmlns:cx4="http://schemas.microsoft.com/office/drawing/2016/5/10/chartex" xmlns:cx5="http://schemas.microsoft.com/office/drawing/2016/5/11/chartex" xmlns:cx6="http://schemas.microsoft.com/office/drawing/2016/5/12/chartex" xmlns:cx7="http://schemas.microsoft.com/office/drawing/2016/5/13/chartex" xmlns:cx8="http://schemas.microsoft.com/office/drawing/2016/5/14/chartex" xmlns:mc="http://schemas.openxmlformats.org/markup-compatibility/2006" xmlns:aink="http://schemas.microsoft.com/office/drawing/2016/ink" xmlns:am3d="http://schemas.microsoft.com/office/drawing/2017/model3d" xmlns:o="urn:schemas-microsoft-com:office:office" xmlns:oel="http://schemas.microsoft.com/office/2019/extlst" xmlns:r="http://schemas.openxmlformats.org/officeDocument/2006/relationships" xmlns:m="http://schemas.openxmlformats.org/officeDocument/2006/math" xmlns:v="urn:schemas-microsoft-com:vml" xmlns:wp14="http://schemas.microsoft.com/office/word/2010/wordprocessingDrawing" xmlns:wp="http://schemas.openxmlformats.org/drawingml/2006/wordprocessingDrawing" xmlns:w10="urn:schemas-microsoft-com:office:word" xmlns:w="http://schemas.openxmlformats.org/wordprocessingml/2006/main" xmlns:w14="http://schemas.microsoft.com/office/word/2010/wordml" xmlns:w15="http://schemas.microsoft.com/office/word/2012/wordml" xmlns:w16cex="http://schemas.microsoft.com/office/word/2018/wordml/cex" xmlns:w16cid="http://schemas.microsoft.com/office/word/2016/wordml/cid" xmlns:w16="http://schemas.microsoft.com/office/word/2018/wordml" xmlns:w16du="http://schemas.microsoft.com/office/word/2023/wordml/word16du" xmlns:w16sdtdh="http://schemas.microsoft.com/office/word/2020/wordml/sdtdatahash" xmlns:w16sdtfl="http://schemas.microsoft.com/office/word/2024/wordml/sdtformatlock" xmlns:w16se="http://schemas.microsoft.com/office/word/2015/wordml/symex" xmlns:wpg="http://schemas.microsoft.com/office/word/2010/wordprocessingGroup" xmlns:wpi="http://schemas.microsoft.com/office/word/2010/wordprocessingInk" xmlns:wne="http://schemas.microsoft.com/office/word/2006/wordml" xmlns:wps="http://schemas.microsoft.com/office/word/2010/wordprocessingShape" mc:Ignorable="w14 w15 w16se w16cid w16 w16cex w16sdtdh w16sdtfl w16du wp14">
+  <w:footnote w:type="separator" w:id="-1">
+    <w:p>
+      <w:pPr>
+        <w:spacing w:after="0" w:line="240" w:lineRule="auto"/>
+      </w:pPr>
+      <w:r>
+        <w:separator/>
+      </w:r>
+    </w:p>
+  </w:footnote>
+  <w:footnote w:type="continuationSeparator" w:id="0">
+    <w:p>
+      <w:pPr>
+        <w:spacing w:after="0" w:line="240" w:lineRule="auto"/>
+      </w:pPr>
+      <w:r>
+        <w:continuationSeparator/>
+      </w:r>
+    </w:p>
+  </w:footnote>
+</w:footnotes>
+</file>
+
 <file path=word/header1.xml><?xml version="1.0" encoding="utf-8"?>
-<w:hdr xmlns:o="urn:schemas-microsoft-com:office:office" xmlns:r="http://schemas.openxmlformats.org/officeDocument/2006/relationships" xmlns:v="urn:schemas-microsoft-com:vml" xmlns:w="http://schemas.openxmlformats.org/wordprocessingml/2006/main" xmlns:w10="urn:schemas-microsoft-com:office:word" xmlns:wp="http://schemas.openxmlformats.org/drawingml/2006/wordprocessingDrawing" xmlns:wps="http://schemas.microsoft.com/office/word/2010/wordprocessingShape" xmlns:wpg="http://schemas.microsoft.com/office/word/2010/wordprocessingGroup" xmlns:mc="http://schemas.openxmlformats.org/markup-compatibility/2006" xmlns:wp14="http://schemas.microsoft.com/office/word/2010/wordprocessingDrawing" xmlns:w14="http://schemas.microsoft.com/office/word/2010/wordml" xmlns:w15="http://schemas.microsoft.com/office/word/2012/wordml" mc:Ignorable="w14 wp14 w15">
+<w:hdr xmlns:wpc="http://schemas.microsoft.com/office/word/2010/wordprocessingCanvas" xmlns:cx="http://schemas.microsoft.com/office/drawing/2014/chartex" xmlns:cx1="http://schemas.microsoft.com/office/drawing/2015/9/8/chartex" xmlns:cx2="http://schemas.microsoft.com/office/drawing/2015/10/21/chartex" xmlns:cx3="http://schemas.microsoft.com/office/drawing/2016/5/9/chartex" xmlns:cx4="http://schemas.microsoft.com/office/drawing/2016/5/10/chartex" xmlns:cx5="http://schemas.microsoft.com/office/drawing/2016/5/11/chartex" xmlns:cx6="http://schemas.microsoft.com/office/drawing/2016/5/12/chartex" xmlns:cx7="http://schemas.microsoft.com/office/drawing/2016/5/13/chartex" xmlns:cx8="http://schemas.microsoft.com/office/drawing/2016/5/14/chartex" xmlns:mc="http://schemas.openxmlformats.org/markup-compatibility/2006" xmlns:aink="http://schemas.microsoft.com/office/drawing/2016/ink" xmlns:am3d="http://schemas.microsoft.com/office/drawing/2017/model3d" xmlns:o="urn:schemas-microsoft-com:office:office" xmlns:oel="http://schemas.microsoft.com/office/2019/extlst" xmlns:r="http://schemas.openxmlformats.org/officeDocument/2006/relationships" xmlns:m="http://schemas.openxmlformats.org/officeDocument/2006/math" xmlns:v="urn:schemas-microsoft-com:vml" xmlns:wp14="http://schemas.microsoft.com/office/word/2010/wordprocessingDrawing" xmlns:wp="http://schemas.openxmlformats.org/drawingml/2006/wordprocessingDrawing" xmlns:w10="urn:schemas-microsoft-com:office:word" xmlns:w="http://schemas.openxmlformats.org/wordprocessingml/2006/main" xmlns:w14="http://schemas.microsoft.com/office/word/2010/wordml" xmlns:w15="http://schemas.microsoft.com/office/word/2012/wordml" xmlns:w16cex="http://schemas.microsoft.com/office/word/2018/wordml/cex" xmlns:w16cid="http://schemas.microsoft.com/office/word/2016/wordml/cid" xmlns:w16="http://schemas.microsoft.com/office/word/2018/wordml" xmlns:w16du="http://schemas.microsoft.com/office/word/2023/wordml/word16du" xmlns:w16sdtdh="http://schemas.microsoft.com/office/word/2020/wordml/sdtdatahash" xmlns:w16sdtfl="http://schemas.microsoft.com/office/word/2024/wordml/sdtformatlock" xmlns:w16se="http://schemas.microsoft.com/office/word/2015/wordml/symex" xmlns:wpg="http://schemas.microsoft.com/office/word/2010/wordprocessingGroup" xmlns:wpi="http://schemas.microsoft.com/office/word/2010/wordprocessingInk" xmlns:wne="http://schemas.microsoft.com/office/word/2006/wordml" xmlns:wps="http://schemas.microsoft.com/office/word/2010/wordprocessingShape" mc:Ignorable="w14 w15 w16se w16cid w16 w16cex w16sdtdh w16sdtfl w16du wp14">
   <w:p>
     <w:pPr>
       <w:pStyle w:val="Header"/>
-      <w:rPr/>
     </w:pPr>
-    <w:r>
-      <w:rPr/>
-    </w:r>
   </w:p>
 </w:hdr>
 </file>
 
 <file path=word/header2.xml><?xml version="1.0" encoding="utf-8"?>
-<w:hdr xmlns:o="urn:schemas-microsoft-com:office:office" xmlns:r="http://schemas.openxmlformats.org/officeDocument/2006/relationships" xmlns:v="urn:schemas-microsoft-com:vml" xmlns:w="http://schemas.openxmlformats.org/wordprocessingml/2006/main" xmlns:w10="urn:schemas-microsoft-com:office:word" xmlns:wp="http://schemas.openxmlformats.org/drawingml/2006/wordprocessingDrawing" xmlns:wps="http://schemas.microsoft.com/office/word/2010/wordprocessingShape" xmlns:wpg="http://schemas.microsoft.com/office/word/2010/wordprocessingGroup" xmlns:mc="http://schemas.openxmlformats.org/markup-compatibility/2006" xmlns:wp14="http://schemas.microsoft.com/office/word/2010/wordprocessingDrawing" xmlns:w14="http://schemas.microsoft.com/office/word/2010/wordml" xmlns:w15="http://schemas.microsoft.com/office/word/2012/wordml" mc:Ignorable="w14 wp14 w15">
+<w:hdr xmlns:wpc="http://schemas.microsoft.com/office/word/2010/wordprocessingCanvas" xmlns:cx="http://schemas.microsoft.com/office/drawing/2014/chartex" xmlns:cx1="http://schemas.microsoft.com/office/drawing/2015/9/8/chartex" xmlns:cx2="http://schemas.microsoft.com/office/drawing/2015/10/21/chartex" xmlns:cx3="http://schemas.microsoft.com/office/drawing/2016/5/9/chartex" xmlns:cx4="http://schemas.microsoft.com/office/drawing/2016/5/10/chartex" xmlns:cx5="http://schemas.microsoft.com/office/drawing/2016/5/11/chartex" xmlns:cx6="http://schemas.microsoft.com/office/drawing/2016/5/12/chartex" xmlns:cx7="http://schemas.microsoft.com/office/drawing/2016/5/13/chartex" xmlns:cx8="http://schemas.microsoft.com/office/drawing/2016/5/14/chartex" xmlns:mc="http://schemas.openxmlformats.org/markup-compatibility/2006" xmlns:aink="http://schemas.microsoft.com/office/drawing/2016/ink" xmlns:am3d="http://schemas.microsoft.com/office/drawing/2017/model3d" xmlns:o="urn:schemas-microsoft-com:office:office" xmlns:oel="http://schemas.microsoft.com/office/2019/extlst" xmlns:r="http://schemas.openxmlformats.org/officeDocument/2006/relationships" xmlns:m="http://schemas.openxmlformats.org/officeDocument/2006/math" xmlns:v="urn:schemas-microsoft-com:vml" xmlns:wp14="http://schemas.microsoft.com/office/word/2010/wordprocessingDrawing" xmlns:wp="http://schemas.openxmlformats.org/drawingml/2006/wordprocessingDrawing" xmlns:w10="urn:schemas-microsoft-com:office:word" xmlns:w="http://schemas.openxmlformats.org/wordprocessingml/2006/main" xmlns:w14="http://schemas.microsoft.com/office/word/2010/wordml" xmlns:w15="http://schemas.microsoft.com/office/word/2012/wordml" xmlns:w16cex="http://schemas.microsoft.com/office/word/2018/wordml/cex" xmlns:w16cid="http://schemas.microsoft.com/office/word/2016/wordml/cid" xmlns:w16="http://schemas.microsoft.com/office/word/2018/wordml" xmlns:w16du="http://schemas.microsoft.com/office/word/2023/wordml/word16du" xmlns:w16sdtdh="http://schemas.microsoft.com/office/word/2020/wordml/sdtdatahash" xmlns:w16sdtfl="http://schemas.microsoft.com/office/word/2024/wordml/sdtformatlock" xmlns:w16se="http://schemas.microsoft.com/office/word/2015/wordml/symex" xmlns:wpg="http://schemas.microsoft.com/office/word/2010/wordprocessingGroup" xmlns:wpi="http://schemas.microsoft.com/office/word/2010/wordprocessingInk" xmlns:wne="http://schemas.microsoft.com/office/word/2006/wordml" xmlns:wps="http://schemas.microsoft.com/office/word/2010/wordprocessingShape" mc:Ignorable="w14 w15 w16se w16cid w16 w16cex w16sdtdh w16sdtfl w16du wp14">
   <w:p>
     <w:pPr>
       <w:pStyle w:val="Header"/>
-      <w:rPr/>
     </w:pPr>
     <w:r>
-      <w:rPr/>
+      <w:rPr>
+        <w:noProof/>
+      </w:rPr>
       <w:drawing>
-        <wp:anchor behindDoc="1" distT="0" distB="0" distL="114300" distR="114300" simplePos="0" locked="0" layoutInCell="0" allowOverlap="1" relativeHeight="20">
+        <wp:anchor distT="0" distB="0" distL="114300" distR="114300" simplePos="0" relativeHeight="20" behindDoc="1" locked="0" layoutInCell="0" allowOverlap="1" wp14:anchorId="7B8B81D7" wp14:editId="3201087F">
           <wp:simplePos x="0" y="0"/>
           <wp:positionH relativeFrom="page">
             <wp:posOffset>899795</wp:posOffset>
@@ -3352,7 +3940,7 @@
           <wp:extent cx="730885" cy="205105"/>
           <wp:effectExtent l="0" t="0" r="0" b="0"/>
           <wp:wrapSquare wrapText="bothSides"/>
-          <wp:docPr id="1" name="Image 61" descr=""/>
+          <wp:docPr id="1" name="Image 61"/>
           <wp:cNvGraphicFramePr>
             <a:graphicFrameLocks xmlns:a="http://schemas.openxmlformats.org/drawingml/2006/main" noChangeAspect="1"/>
           </wp:cNvGraphicFramePr>
@@ -3360,7 +3948,7 @@
             <a:graphicData uri="http://schemas.openxmlformats.org/drawingml/2006/picture">
               <pic:pic xmlns:pic="http://schemas.openxmlformats.org/drawingml/2006/picture">
                 <pic:nvPicPr>
-                  <pic:cNvPr id="1" name="Image 61" descr=""/>
+                  <pic:cNvPr id="1" name="Image 61"/>
                   <pic:cNvPicPr>
                     <a:picLocks noChangeAspect="1" noChangeArrowheads="1"/>
                   </pic:cNvPicPr>
@@ -3391,12 +3979,10 @@
     <w:pPr>
       <w:pStyle w:val="Footer"/>
       <w:tabs>
-        <w:tab w:val="center" w:pos="4536" w:leader="none"/>
-        <w:tab w:val="left" w:pos="4820" w:leader="none"/>
-        <w:tab w:val="right" w:pos="9072" w:leader="none"/>
+        <w:tab w:val="left" w:pos="4820"/>
       </w:tabs>
       <w:rPr>
-        <w:rFonts w:ascii="Calibri" w:hAnsi="Calibri" w:cs="Calibri" w:asciiTheme="minorHAnsi" w:cstheme="minorHAnsi" w:hAnsiTheme="minorHAnsi"/>
+        <w:rFonts w:asciiTheme="minorHAnsi" w:hAnsiTheme="minorHAnsi" w:cstheme="minorHAnsi"/>
         <w:sz w:val="18"/>
         <w:szCs w:val="18"/>
       </w:rPr>
@@ -3405,13 +3991,23 @@
       <w:rPr>
         <w:rFonts w:ascii="Cambria" w:hAnsi="Cambria"/>
       </w:rPr>
-      <w:tab/>
-      <w:tab/>
       <w:tab/>
     </w:r>
     <w:r>
       <w:rPr>
-        <w:rFonts w:cs="Calibri" w:ascii="Calibri" w:hAnsi="Calibri" w:asciiTheme="minorHAnsi" w:cstheme="minorHAnsi" w:hAnsiTheme="minorHAnsi"/>
+        <w:rFonts w:ascii="Cambria" w:hAnsi="Cambria"/>
+      </w:rPr>
+      <w:tab/>
+    </w:r>
+    <w:r>
+      <w:rPr>
+        <w:rFonts w:ascii="Cambria" w:hAnsi="Cambria"/>
+      </w:rPr>
+      <w:tab/>
+    </w:r>
+    <w:r>
+      <w:rPr>
+        <w:rFonts w:asciiTheme="minorHAnsi" w:hAnsiTheme="minorHAnsi" w:cstheme="minorHAnsi"/>
         <w:sz w:val="18"/>
         <w:szCs w:val="18"/>
       </w:rPr>
@@ -3422,24 +4018,36 @@
     <w:pPr>
       <w:pStyle w:val="Header"/>
       <w:tabs>
-        <w:tab w:val="center" w:pos="4536" w:leader="none"/>
-        <w:tab w:val="left" w:pos="4820" w:leader="none"/>
-        <w:tab w:val="right" w:pos="9072" w:leader="none"/>
+        <w:tab w:val="left" w:pos="4820"/>
       </w:tabs>
       <w:rPr>
-        <w:rFonts w:ascii="Calibri" w:hAnsi="Calibri" w:cs="Calibri" w:asciiTheme="minorHAnsi" w:cstheme="minorHAnsi" w:hAnsiTheme="minorHAnsi"/>
+        <w:rFonts w:asciiTheme="minorHAnsi" w:hAnsiTheme="minorHAnsi" w:cstheme="minorHAnsi"/>
         <w:sz w:val="18"/>
         <w:szCs w:val="18"/>
       </w:rPr>
     </w:pPr>
     <w:r>
       <w:rPr>
-        <w:rFonts w:cs="Calibri" w:ascii="Calibri" w:hAnsi="Calibri" w:asciiTheme="minorHAnsi" w:cstheme="minorHAnsi" w:hAnsiTheme="minorHAnsi"/>
+        <w:rFonts w:asciiTheme="minorHAnsi" w:hAnsiTheme="minorHAnsi" w:cstheme="minorHAnsi"/>
         <w:sz w:val="18"/>
         <w:szCs w:val="18"/>
       </w:rPr>
       <w:tab/>
+    </w:r>
+    <w:r>
+      <w:rPr>
+        <w:rFonts w:asciiTheme="minorHAnsi" w:hAnsiTheme="minorHAnsi" w:cstheme="minorHAnsi"/>
+        <w:sz w:val="18"/>
+        <w:szCs w:val="18"/>
+      </w:rPr>
       <w:tab/>
+    </w:r>
+    <w:r>
+      <w:rPr>
+        <w:rFonts w:asciiTheme="minorHAnsi" w:hAnsiTheme="minorHAnsi" w:cstheme="minorHAnsi"/>
+        <w:sz w:val="18"/>
+        <w:szCs w:val="18"/>
+      </w:rPr>
       <w:tab/>
       <w:t>Rev. 06.2022</w:t>
     </w:r>
@@ -3447,11 +4055,7 @@
   <w:p>
     <w:pPr>
       <w:pStyle w:val="Header"/>
-      <w:rPr/>
     </w:pPr>
-    <w:r>
-      <w:rPr/>
-    </w:r>
   </w:p>
   <w:p>
     <w:pPr>
@@ -3459,12 +4063,10 @@
       <w:tabs>
         <w:tab w:val="clear" w:pos="4536"/>
         <w:tab w:val="clear" w:pos="9072"/>
-        <w:tab w:val="left" w:pos="1981" w:leader="none"/>
+        <w:tab w:val="left" w:pos="1981"/>
       </w:tabs>
-      <w:rPr/>
     </w:pPr>
     <w:r>
-      <w:rPr/>
       <w:tab/>
     </w:r>
   </w:p>
@@ -3472,20 +4074,20 @@
 </file>
 
 <file path=word/header3.xml><?xml version="1.0" encoding="utf-8"?>
-<w:hdr xmlns:o="urn:schemas-microsoft-com:office:office" xmlns:r="http://schemas.openxmlformats.org/officeDocument/2006/relationships" xmlns:v="urn:schemas-microsoft-com:vml" xmlns:w="http://schemas.openxmlformats.org/wordprocessingml/2006/main" xmlns:w10="urn:schemas-microsoft-com:office:word" xmlns:wp="http://schemas.openxmlformats.org/drawingml/2006/wordprocessingDrawing" xmlns:wps="http://schemas.microsoft.com/office/word/2010/wordprocessingShape" xmlns:wpg="http://schemas.microsoft.com/office/word/2010/wordprocessingGroup" xmlns:mc="http://schemas.openxmlformats.org/markup-compatibility/2006" xmlns:wp14="http://schemas.microsoft.com/office/word/2010/wordprocessingDrawing" xmlns:w14="http://schemas.microsoft.com/office/word/2010/wordml" xmlns:w15="http://schemas.microsoft.com/office/word/2012/wordml" mc:Ignorable="w14 wp14 w15">
+<w:hdr xmlns:wpc="http://schemas.microsoft.com/office/word/2010/wordprocessingCanvas" xmlns:cx="http://schemas.microsoft.com/office/drawing/2014/chartex" xmlns:cx1="http://schemas.microsoft.com/office/drawing/2015/9/8/chartex" xmlns:cx2="http://schemas.microsoft.com/office/drawing/2015/10/21/chartex" xmlns:cx3="http://schemas.microsoft.com/office/drawing/2016/5/9/chartex" xmlns:cx4="http://schemas.microsoft.com/office/drawing/2016/5/10/chartex" xmlns:cx5="http://schemas.microsoft.com/office/drawing/2016/5/11/chartex" xmlns:cx6="http://schemas.microsoft.com/office/drawing/2016/5/12/chartex" xmlns:cx7="http://schemas.microsoft.com/office/drawing/2016/5/13/chartex" xmlns:cx8="http://schemas.microsoft.com/office/drawing/2016/5/14/chartex" xmlns:mc="http://schemas.openxmlformats.org/markup-compatibility/2006" xmlns:aink="http://schemas.microsoft.com/office/drawing/2016/ink" xmlns:am3d="http://schemas.microsoft.com/office/drawing/2017/model3d" xmlns:o="urn:schemas-microsoft-com:office:office" xmlns:oel="http://schemas.microsoft.com/office/2019/extlst" xmlns:r="http://schemas.openxmlformats.org/officeDocument/2006/relationships" xmlns:m="http://schemas.openxmlformats.org/officeDocument/2006/math" xmlns:v="urn:schemas-microsoft-com:vml" xmlns:wp14="http://schemas.microsoft.com/office/word/2010/wordprocessingDrawing" xmlns:wp="http://schemas.openxmlformats.org/drawingml/2006/wordprocessingDrawing" xmlns:w10="urn:schemas-microsoft-com:office:word" xmlns:w="http://schemas.openxmlformats.org/wordprocessingml/2006/main" xmlns:w14="http://schemas.microsoft.com/office/word/2010/wordml" xmlns:w15="http://schemas.microsoft.com/office/word/2012/wordml" xmlns:w16cex="http://schemas.microsoft.com/office/word/2018/wordml/cex" xmlns:w16cid="http://schemas.microsoft.com/office/word/2016/wordml/cid" xmlns:w16="http://schemas.microsoft.com/office/word/2018/wordml" xmlns:w16du="http://schemas.microsoft.com/office/word/2023/wordml/word16du" xmlns:w16sdtdh="http://schemas.microsoft.com/office/word/2020/wordml/sdtdatahash" xmlns:w16sdtfl="http://schemas.microsoft.com/office/word/2024/wordml/sdtformatlock" xmlns:w16se="http://schemas.microsoft.com/office/word/2015/wordml/symex" xmlns:wpg="http://schemas.microsoft.com/office/word/2010/wordprocessingGroup" xmlns:wpi="http://schemas.microsoft.com/office/word/2010/wordprocessingInk" xmlns:wne="http://schemas.microsoft.com/office/word/2006/wordml" xmlns:wps="http://schemas.microsoft.com/office/word/2010/wordprocessingShape" mc:Ignorable="w14 w15 w16se w16cid w16 w16cex w16sdtdh w16sdtfl w16du wp14">
   <w:p>
     <w:pPr>
       <w:pStyle w:val="Footer"/>
       <w:tabs>
-        <w:tab w:val="center" w:pos="4536" w:leader="none"/>
-        <w:tab w:val="left" w:pos="4820" w:leader="none"/>
-        <w:tab w:val="right" w:pos="9072" w:leader="none"/>
+        <w:tab w:val="left" w:pos="4820"/>
       </w:tabs>
-      <w:rPr/>
     </w:pPr>
     <w:r>
+      <w:rPr>
+        <w:noProof/>
+      </w:rPr>
       <w:drawing>
-        <wp:anchor behindDoc="1" distT="0" distB="0" distL="114300" distR="114300" simplePos="0" locked="0" layoutInCell="0" allowOverlap="1" relativeHeight="14">
+        <wp:anchor distT="0" distB="0" distL="114300" distR="114300" simplePos="0" relativeHeight="14" behindDoc="1" locked="0" layoutInCell="0" allowOverlap="1" wp14:anchorId="4949037F" wp14:editId="111802B8">
           <wp:simplePos x="0" y="0"/>
           <wp:positionH relativeFrom="page">
             <wp:posOffset>899795</wp:posOffset>
@@ -3496,7 +4098,7 @@
           <wp:extent cx="1209675" cy="353060"/>
           <wp:effectExtent l="0" t="0" r="0" b="0"/>
           <wp:wrapSquare wrapText="bothSides"/>
-          <wp:docPr id="2" name="Image 63" descr=""/>
+          <wp:docPr id="2" name="Image 63"/>
           <wp:cNvGraphicFramePr>
             <a:graphicFrameLocks xmlns:a="http://schemas.openxmlformats.org/drawingml/2006/main" noChangeAspect="1"/>
           </wp:cNvGraphicFramePr>
@@ -3504,7 +4106,7 @@
             <a:graphicData uri="http://schemas.openxmlformats.org/drawingml/2006/picture">
               <pic:pic xmlns:pic="http://schemas.openxmlformats.org/drawingml/2006/picture">
                 <pic:nvPicPr>
-                  <pic:cNvPr id="2" name="Image 63" descr=""/>
+                  <pic:cNvPr id="2" name="Image 63"/>
                   <pic:cNvPicPr>
                     <a:picLocks noChangeAspect="1" noChangeArrowheads="1"/>
                   </pic:cNvPicPr>
@@ -3531,7 +4133,6 @@
       </w:drawing>
     </w:r>
     <w:r>
-      <w:rPr/>
       <w:tab/>
     </w:r>
   </w:p>
@@ -3539,25 +4140,26 @@
     <w:pPr>
       <w:pStyle w:val="Footer"/>
       <w:tabs>
-        <w:tab w:val="center" w:pos="4536" w:leader="none"/>
-        <w:tab w:val="left" w:pos="4820" w:leader="none"/>
-        <w:tab w:val="right" w:pos="9072" w:leader="none"/>
+        <w:tab w:val="left" w:pos="4820"/>
       </w:tabs>
       <w:rPr>
-        <w:rFonts w:ascii="Calibri" w:hAnsi="Calibri" w:cs="Calibri" w:asciiTheme="minorHAnsi" w:cstheme="minorHAnsi" w:hAnsiTheme="minorHAnsi"/>
+        <w:rFonts w:asciiTheme="minorHAnsi" w:hAnsiTheme="minorHAnsi" w:cstheme="minorHAnsi"/>
         <w:sz w:val="18"/>
         <w:szCs w:val="18"/>
       </w:rPr>
     </w:pPr>
     <w:r>
-      <w:rPr/>
-      <w:tab/>
-      <w:tab/>
       <w:tab/>
     </w:r>
     <w:r>
-      <w:rPr>
-        <w:rFonts w:cs="Calibri" w:ascii="Calibri" w:hAnsi="Calibri" w:asciiTheme="minorHAnsi" w:cstheme="minorHAnsi" w:hAnsiTheme="minorHAnsi"/>
+      <w:tab/>
+    </w:r>
+    <w:r>
+      <w:tab/>
+    </w:r>
+    <w:r>
+      <w:rPr>
+        <w:rFonts w:asciiTheme="minorHAnsi" w:hAnsiTheme="minorHAnsi" w:cstheme="minorHAnsi"/>
         <w:sz w:val="18"/>
         <w:szCs w:val="18"/>
       </w:rPr>
@@ -3568,24 +4170,36 @@
     <w:pPr>
       <w:pStyle w:val="Footer"/>
       <w:tabs>
-        <w:tab w:val="center" w:pos="4536" w:leader="none"/>
-        <w:tab w:val="left" w:pos="4820" w:leader="none"/>
-        <w:tab w:val="right" w:pos="9072" w:leader="none"/>
+        <w:tab w:val="left" w:pos="4820"/>
       </w:tabs>
       <w:rPr>
-        <w:rFonts w:ascii="Calibri" w:hAnsi="Calibri" w:cs="Calibri" w:asciiTheme="minorHAnsi" w:cstheme="minorHAnsi" w:hAnsiTheme="minorHAnsi"/>
+        <w:rFonts w:asciiTheme="minorHAnsi" w:hAnsiTheme="minorHAnsi" w:cstheme="minorHAnsi"/>
         <w:sz w:val="18"/>
         <w:szCs w:val="18"/>
       </w:rPr>
     </w:pPr>
     <w:r>
       <w:rPr>
-        <w:rFonts w:cs="Calibri" w:ascii="Calibri" w:hAnsi="Calibri" w:asciiTheme="minorHAnsi" w:cstheme="minorHAnsi" w:hAnsiTheme="minorHAnsi"/>
+        <w:rFonts w:asciiTheme="minorHAnsi" w:hAnsiTheme="minorHAnsi" w:cstheme="minorHAnsi"/>
         <w:sz w:val="18"/>
         <w:szCs w:val="18"/>
       </w:rPr>
       <w:tab/>
+    </w:r>
+    <w:r>
+      <w:rPr>
+        <w:rFonts w:asciiTheme="minorHAnsi" w:hAnsiTheme="minorHAnsi" w:cstheme="minorHAnsi"/>
+        <w:sz w:val="18"/>
+        <w:szCs w:val="18"/>
+      </w:rPr>
       <w:tab/>
+    </w:r>
+    <w:r>
+      <w:rPr>
+        <w:rFonts w:asciiTheme="minorHAnsi" w:hAnsiTheme="minorHAnsi" w:cstheme="minorHAnsi"/>
+        <w:sz w:val="18"/>
+        <w:szCs w:val="18"/>
+      </w:rPr>
       <w:tab/>
       <w:t xml:space="preserve">template Information sheet </w:t>
     </w:r>
@@ -3594,24 +4208,36 @@
     <w:pPr>
       <w:pStyle w:val="Header"/>
       <w:tabs>
-        <w:tab w:val="center" w:pos="4536" w:leader="none"/>
-        <w:tab w:val="left" w:pos="4820" w:leader="none"/>
-        <w:tab w:val="right" w:pos="9072" w:leader="none"/>
+        <w:tab w:val="left" w:pos="4820"/>
       </w:tabs>
       <w:rPr>
-        <w:rFonts w:ascii="Calibri" w:hAnsi="Calibri" w:cs="Calibri" w:asciiTheme="minorHAnsi" w:cstheme="minorHAnsi" w:hAnsiTheme="minorHAnsi"/>
+        <w:rFonts w:asciiTheme="minorHAnsi" w:hAnsiTheme="minorHAnsi" w:cstheme="minorHAnsi"/>
         <w:sz w:val="18"/>
         <w:szCs w:val="18"/>
       </w:rPr>
     </w:pPr>
     <w:r>
       <w:rPr>
-        <w:rFonts w:cs="Calibri" w:ascii="Calibri" w:hAnsi="Calibri" w:asciiTheme="minorHAnsi" w:cstheme="minorHAnsi" w:hAnsiTheme="minorHAnsi"/>
+        <w:rFonts w:asciiTheme="minorHAnsi" w:hAnsiTheme="minorHAnsi" w:cstheme="minorHAnsi"/>
         <w:sz w:val="18"/>
         <w:szCs w:val="18"/>
       </w:rPr>
       <w:tab/>
+    </w:r>
+    <w:r>
+      <w:rPr>
+        <w:rFonts w:asciiTheme="minorHAnsi" w:hAnsiTheme="minorHAnsi" w:cstheme="minorHAnsi"/>
+        <w:sz w:val="18"/>
+        <w:szCs w:val="18"/>
+      </w:rPr>
       <w:tab/>
+    </w:r>
+    <w:r>
+      <w:rPr>
+        <w:rFonts w:asciiTheme="minorHAnsi" w:hAnsiTheme="minorHAnsi" w:cstheme="minorHAnsi"/>
+        <w:sz w:val="18"/>
+        <w:szCs w:val="18"/>
+      </w:rPr>
       <w:tab/>
       <w:t>Rev. 06.2022</w:t>
     </w:r>
@@ -3619,21 +4245,21 @@
   <w:p>
     <w:pPr>
       <w:pStyle w:val="Header"/>
-      <w:rPr/>
     </w:pPr>
-    <w:r>
-      <w:rPr/>
-    </w:r>
   </w:p>
 </w:hdr>
 </file>
 
 <file path=word/numbering.xml><?xml version="1.0" encoding="utf-8"?>
-<w:numbering xmlns:w="http://schemas.openxmlformats.org/wordprocessingml/2006/main" xmlns:o="urn:schemas-microsoft-com:office:office" xmlns:r="http://schemas.openxmlformats.org/officeDocument/2006/relationships" xmlns:v="urn:schemas-microsoft-com:vml" xmlns:mc="http://schemas.openxmlformats.org/markup-compatibility/2006" xmlns:w14="http://schemas.microsoft.com/office/word/2010/wordml" mc:Ignorable="w14">
-  <w:abstractNum w:abstractNumId="1">
+<w:numbering xmlns:wpc="http://schemas.microsoft.com/office/word/2010/wordprocessingCanvas" xmlns:cx="http://schemas.microsoft.com/office/drawing/2014/chartex" xmlns:cx1="http://schemas.microsoft.com/office/drawing/2015/9/8/chartex" xmlns:cx2="http://schemas.microsoft.com/office/drawing/2015/10/21/chartex" xmlns:cx3="http://schemas.microsoft.com/office/drawing/2016/5/9/chartex" xmlns:cx4="http://schemas.microsoft.com/office/drawing/2016/5/10/chartex" xmlns:cx5="http://schemas.microsoft.com/office/drawing/2016/5/11/chartex" xmlns:cx6="http://schemas.microsoft.com/office/drawing/2016/5/12/chartex" xmlns:cx7="http://schemas.microsoft.com/office/drawing/2016/5/13/chartex" xmlns:cx8="http://schemas.microsoft.com/office/drawing/2016/5/14/chartex" xmlns:mc="http://schemas.openxmlformats.org/markup-compatibility/2006" xmlns:aink="http://schemas.microsoft.com/office/drawing/2016/ink" xmlns:am3d="http://schemas.microsoft.com/office/drawing/2017/model3d" xmlns:o="urn:schemas-microsoft-com:office:office" xmlns:oel="http://schemas.microsoft.com/office/2019/extlst" xmlns:r="http://schemas.openxmlformats.org/officeDocument/2006/relationships" xmlns:m="http://schemas.openxmlformats.org/officeDocument/2006/math" xmlns:v="urn:schemas-microsoft-com:vml" xmlns:wp14="http://schemas.microsoft.com/office/word/2010/wordprocessingDrawing" xmlns:wp="http://schemas.openxmlformats.org/drawingml/2006/wordprocessingDrawing" xmlns:w10="urn:schemas-microsoft-com:office:word" xmlns:w="http://schemas.openxmlformats.org/wordprocessingml/2006/main" xmlns:w14="http://schemas.microsoft.com/office/word/2010/wordml" xmlns:w15="http://schemas.microsoft.com/office/word/2012/wordml" xmlns:w16cex="http://schemas.microsoft.com/office/word/2018/wordml/cex" xmlns:w16cid="http://schemas.microsoft.com/office/word/2016/wordml/cid" xmlns:w16="http://schemas.microsoft.com/office/word/2018/wordml" xmlns:w16du="http://schemas.microsoft.com/office/word/2023/wordml/word16du" xmlns:w16sdtdh="http://schemas.microsoft.com/office/word/2020/wordml/sdtdatahash" xmlns:w16sdtfl="http://schemas.microsoft.com/office/word/2024/wordml/sdtformatlock" xmlns:w16se="http://schemas.microsoft.com/office/word/2015/wordml/symex" xmlns:wpg="http://schemas.microsoft.com/office/word/2010/wordprocessingGroup" xmlns:wpi="http://schemas.microsoft.com/office/word/2010/wordprocessingInk" xmlns:wne="http://schemas.microsoft.com/office/word/2006/wordml" xmlns:wps="http://schemas.microsoft.com/office/word/2010/wordprocessingShape" mc:Ignorable="w14 w15 w16se w16cid w16 w16cex w16sdtdh w16sdtfl w16du wp14">
+  <w:abstractNum w:abstractNumId="0" w15:restartNumberingAfterBreak="0">
+    <w:nsid w:val="00AE48FB"/>
+    <w:multiLevelType w:val="multilevel"/>
+    <w:tmpl w:val="EDE02FC2"/>
     <w:lvl w:ilvl="0">
       <w:start w:val="1"/>
       <w:numFmt w:val="bullet"/>
+      <w:pStyle w:val="PunkteAufklrungsgesprch"/>
       <w:lvlText w:val=""/>
       <w:lvlJc w:val="left"/>
       <w:pPr>
@@ -3767,7 +4393,10 @@
       </w:rPr>
     </w:lvl>
   </w:abstractNum>
-  <w:abstractNum w:abstractNumId="2">
+  <w:abstractNum w:abstractNumId="1" w15:restartNumberingAfterBreak="0">
+    <w:nsid w:val="24B320B0"/>
+    <w:multiLevelType w:val="multilevel"/>
+    <w:tmpl w:val="8A020A56"/>
     <w:lvl w:ilvl="0">
       <w:start w:val="1"/>
       <w:numFmt w:val="bullet"/>
@@ -3904,7 +4533,10 @@
       </w:rPr>
     </w:lvl>
   </w:abstractNum>
-  <w:abstractNum w:abstractNumId="3">
+  <w:abstractNum w:abstractNumId="2" w15:restartNumberingAfterBreak="0">
+    <w:nsid w:val="461C59BC"/>
+    <w:multiLevelType w:val="multilevel"/>
+    <w:tmpl w:val="6EE83E8C"/>
     <w:lvl w:ilvl="0">
       <w:start w:val="1"/>
       <w:numFmt w:val="bullet"/>
@@ -4041,7 +4673,10 @@
       </w:rPr>
     </w:lvl>
   </w:abstractNum>
-  <w:abstractNum w:abstractNumId="4">
+  <w:abstractNum w:abstractNumId="3" w15:restartNumberingAfterBreak="0">
+    <w:nsid w:val="63AA4038"/>
+    <w:multiLevelType w:val="multilevel"/>
+    <w:tmpl w:val="A96C1EB2"/>
     <w:lvl w:ilvl="0">
       <w:start w:val="1"/>
       <w:numFmt w:val="bullet"/>
@@ -4178,7 +4813,10 @@
       </w:rPr>
     </w:lvl>
   </w:abstractNum>
-  <w:abstractNum w:abstractNumId="5">
+  <w:abstractNum w:abstractNumId="4" w15:restartNumberingAfterBreak="0">
+    <w:nsid w:val="6CF24687"/>
+    <w:multiLevelType w:val="multilevel"/>
+    <w:tmpl w:val="FA46DB92"/>
     <w:lvl w:ilvl="0">
       <w:start w:val="1"/>
       <w:numFmt w:val="none"/>
@@ -4189,7 +4827,7 @@
         <w:tabs>
           <w:tab w:val="num" w:pos="0"/>
         </w:tabs>
-        <w:ind w:left="0" w:hanging="0"/>
+        <w:ind w:left="0" w:firstLine="0"/>
       </w:pPr>
     </w:lvl>
     <w:lvl w:ilvl="1">
@@ -4202,7 +4840,7 @@
         <w:tabs>
           <w:tab w:val="num" w:pos="0"/>
         </w:tabs>
-        <w:ind w:left="0" w:hanging="0"/>
+        <w:ind w:left="0" w:firstLine="0"/>
       </w:pPr>
     </w:lvl>
     <w:lvl w:ilvl="2">
@@ -4215,7 +4853,7 @@
         <w:tabs>
           <w:tab w:val="num" w:pos="0"/>
         </w:tabs>
-        <w:ind w:left="0" w:hanging="0"/>
+        <w:ind w:left="0" w:firstLine="0"/>
       </w:pPr>
     </w:lvl>
     <w:lvl w:ilvl="3">
@@ -4228,7 +4866,7 @@
         <w:tabs>
           <w:tab w:val="num" w:pos="0"/>
         </w:tabs>
-        <w:ind w:left="0" w:hanging="0"/>
+        <w:ind w:left="0" w:firstLine="0"/>
       </w:pPr>
     </w:lvl>
     <w:lvl w:ilvl="4">
@@ -4241,7 +4879,7 @@
         <w:tabs>
           <w:tab w:val="num" w:pos="0"/>
         </w:tabs>
-        <w:ind w:left="0" w:hanging="0"/>
+        <w:ind w:left="0" w:firstLine="0"/>
       </w:pPr>
     </w:lvl>
     <w:lvl w:ilvl="5">
@@ -4254,7 +4892,7 @@
         <w:tabs>
           <w:tab w:val="num" w:pos="0"/>
         </w:tabs>
-        <w:ind w:left="0" w:hanging="0"/>
+        <w:ind w:left="0" w:firstLine="0"/>
       </w:pPr>
     </w:lvl>
     <w:lvl w:ilvl="6">
@@ -4267,7 +4905,7 @@
         <w:tabs>
           <w:tab w:val="num" w:pos="0"/>
         </w:tabs>
-        <w:ind w:left="0" w:hanging="0"/>
+        <w:ind w:left="0" w:firstLine="0"/>
       </w:pPr>
     </w:lvl>
     <w:lvl w:ilvl="7">
@@ -4280,7 +4918,7 @@
         <w:tabs>
           <w:tab w:val="num" w:pos="0"/>
         </w:tabs>
-        <w:ind w:left="0" w:hanging="0"/>
+        <w:ind w:left="0" w:firstLine="0"/>
       </w:pPr>
     </w:lvl>
     <w:lvl w:ilvl="8">
@@ -4293,34 +4931,42 @@
         <w:tabs>
           <w:tab w:val="num" w:pos="0"/>
         </w:tabs>
-        <w:ind w:left="0" w:hanging="0"/>
+        <w:ind w:left="0" w:firstLine="0"/>
       </w:pPr>
     </w:lvl>
   </w:abstractNum>
-  <w:num w:numId="1">
+  <w:num w:numId="1" w16cid:durableId="1261719447">
+    <w:abstractNumId w:val="0"/>
+  </w:num>
+  <w:num w:numId="2" w16cid:durableId="1158687259">
+    <w:abstractNumId w:val="2"/>
+  </w:num>
+  <w:num w:numId="3" w16cid:durableId="2089646733">
     <w:abstractNumId w:val="1"/>
   </w:num>
-  <w:num w:numId="2">
-    <w:abstractNumId w:val="2"/>
-  </w:num>
-  <w:num w:numId="3">
+  <w:num w:numId="4" w16cid:durableId="315493050">
     <w:abstractNumId w:val="3"/>
   </w:num>
-  <w:num w:numId="4">
+  <w:num w:numId="5" w16cid:durableId="1668895404">
     <w:abstractNumId w:val="4"/>
-  </w:num>
-  <w:num w:numId="5">
-    <w:abstractNumId w:val="5"/>
   </w:num>
 </w:numbering>
 </file>
 
+<file path=word/people.xml><?xml version="1.0" encoding="utf-8"?>
+<w15:people xmlns:wpc="http://schemas.microsoft.com/office/word/2010/wordprocessingCanvas" xmlns:cx="http://schemas.microsoft.com/office/drawing/2014/chartex" xmlns:cx1="http://schemas.microsoft.com/office/drawing/2015/9/8/chartex" xmlns:cx2="http://schemas.microsoft.com/office/drawing/2015/10/21/chartex" xmlns:cx3="http://schemas.microsoft.com/office/drawing/2016/5/9/chartex" xmlns:cx4="http://schemas.microsoft.com/office/drawing/2016/5/10/chartex" xmlns:cx5="http://schemas.microsoft.com/office/drawing/2016/5/11/chartex" xmlns:cx6="http://schemas.microsoft.com/office/drawing/2016/5/12/chartex" xmlns:cx7="http://schemas.microsoft.com/office/drawing/2016/5/13/chartex" xmlns:cx8="http://schemas.microsoft.com/office/drawing/2016/5/14/chartex" xmlns:mc="http://schemas.openxmlformats.org/markup-compatibility/2006" xmlns:aink="http://schemas.microsoft.com/office/drawing/2016/ink" xmlns:am3d="http://schemas.microsoft.com/office/drawing/2017/model3d" xmlns:o="urn:schemas-microsoft-com:office:office" xmlns:oel="http://schemas.microsoft.com/office/2019/extlst" xmlns:r="http://schemas.openxmlformats.org/officeDocument/2006/relationships" xmlns:m="http://schemas.openxmlformats.org/officeDocument/2006/math" xmlns:v="urn:schemas-microsoft-com:vml" xmlns:wp14="http://schemas.microsoft.com/office/word/2010/wordprocessingDrawing" xmlns:wp="http://schemas.openxmlformats.org/drawingml/2006/wordprocessingDrawing" xmlns:w10="urn:schemas-microsoft-com:office:word" xmlns:w="http://schemas.openxmlformats.org/wordprocessingml/2006/main" xmlns:w14="http://schemas.microsoft.com/office/word/2010/wordml" xmlns:w15="http://schemas.microsoft.com/office/word/2012/wordml" xmlns:w16cex="http://schemas.microsoft.com/office/word/2018/wordml/cex" xmlns:w16cid="http://schemas.microsoft.com/office/word/2016/wordml/cid" xmlns:w16="http://schemas.microsoft.com/office/word/2018/wordml" xmlns:w16du="http://schemas.microsoft.com/office/word/2023/wordml/word16du" xmlns:w16sdtdh="http://schemas.microsoft.com/office/word/2020/wordml/sdtdatahash" xmlns:w16sdtfl="http://schemas.microsoft.com/office/word/2024/wordml/sdtformatlock" xmlns:w16se="http://schemas.microsoft.com/office/word/2015/wordml/symex" xmlns:wpg="http://schemas.microsoft.com/office/word/2010/wordprocessingGroup" xmlns:wpi="http://schemas.microsoft.com/office/word/2010/wordprocessingInk" xmlns:wne="http://schemas.microsoft.com/office/word/2006/wordml" xmlns:wps="http://schemas.microsoft.com/office/word/2010/wordprocessingShape" mc:Ignorable="w14 w15 w16se w16cid w16 w16cex w16sdtdh w16sdtfl w16du wp14">
+  <w15:person w15:author="Huguenot-Noel, Robin">
+    <w15:presenceInfo w15:providerId="AD" w15:userId="S::Robin.Huguenot-Noel@eui.eu::e695738c-08e8-46f0-b083-0dc0241998d2"/>
+  </w15:person>
+</w15:people>
+</file>
+
 <file path=word/styles.xml><?xml version="1.0" encoding="utf-8"?>
-<w:styles xmlns:w="http://schemas.openxmlformats.org/wordprocessingml/2006/main" xmlns:w14="http://schemas.microsoft.com/office/word/2010/wordml" xmlns:mc="http://schemas.openxmlformats.org/markup-compatibility/2006" mc:Ignorable="w14">
+<w:styles xmlns:mc="http://schemas.openxmlformats.org/markup-compatibility/2006" xmlns:r="http://schemas.openxmlformats.org/officeDocument/2006/relationships" xmlns:w="http://schemas.openxmlformats.org/wordprocessingml/2006/main" xmlns:w14="http://schemas.microsoft.com/office/word/2010/wordml" xmlns:w15="http://schemas.microsoft.com/office/word/2012/wordml" xmlns:w16cex="http://schemas.microsoft.com/office/word/2018/wordml/cex" xmlns:w16cid="http://schemas.microsoft.com/office/word/2016/wordml/cid" xmlns:w16="http://schemas.microsoft.com/office/word/2018/wordml" xmlns:w16du="http://schemas.microsoft.com/office/word/2023/wordml/word16du" xmlns:w16sdtdh="http://schemas.microsoft.com/office/word/2020/wordml/sdtdatahash" xmlns:w16sdtfl="http://schemas.microsoft.com/office/word/2024/wordml/sdtformatlock" xmlns:w16se="http://schemas.microsoft.com/office/word/2015/wordml/symex" mc:Ignorable="w14 w15 w16se w16cid w16 w16cex w16sdtdh w16sdtfl w16du">
   <w:docDefaults>
     <w:rPrDefault>
       <w:rPr>
-        <w:rFonts w:ascii="Calibri" w:hAnsi="Calibri" w:eastAsia="Calibri" w:cs="" w:asciiTheme="minorHAnsi" w:cstheme="minorBidi" w:eastAsiaTheme="minorHAnsi" w:hAnsiTheme="minorHAnsi"/>
+        <w:rFonts w:asciiTheme="minorHAnsi" w:eastAsiaTheme="minorHAnsi" w:hAnsiTheme="minorHAnsi" w:cstheme="minorBidi"/>
         <w:sz w:val="22"/>
         <w:szCs w:val="22"/>
         <w:lang w:val="fr-CH" w:eastAsia="en-US" w:bidi="ar-SA"/>
@@ -4328,21 +4974,21 @@
     </w:rPrDefault>
     <w:pPrDefault>
       <w:pPr>
-        <w:suppressAutoHyphens w:val="true"/>
+        <w:suppressAutoHyphens/>
       </w:pPr>
     </w:pPrDefault>
   </w:docDefaults>
-  <w:latentStyles w:defLockedState="0" w:defUIPriority="99" w:defSemiHidden="0" w:defUnhideWhenUsed="0" w:defQFormat="0" w:count="375">
+  <w:latentStyles w:defLockedState="0" w:defUIPriority="99" w:defSemiHidden="0" w:defUnhideWhenUsed="0" w:defQFormat="0" w:count="376">
     <w:lsdException w:name="Normal" w:uiPriority="0" w:qFormat="1"/>
     <w:lsdException w:name="heading 1" w:uiPriority="9" w:qFormat="1"/>
-    <w:lsdException w:name="heading 2" w:uiPriority="9" w:semiHidden="1" w:unhideWhenUsed="1" w:qFormat="1"/>
-    <w:lsdException w:name="heading 3" w:uiPriority="9" w:semiHidden="1" w:unhideWhenUsed="1" w:qFormat="1"/>
-    <w:lsdException w:name="heading 4" w:uiPriority="9" w:semiHidden="1" w:unhideWhenUsed="1" w:qFormat="1"/>
-    <w:lsdException w:name="heading 5" w:uiPriority="9" w:semiHidden="1" w:unhideWhenUsed="1" w:qFormat="1"/>
-    <w:lsdException w:name="heading 6" w:uiPriority="9" w:semiHidden="1" w:unhideWhenUsed="1" w:qFormat="1"/>
-    <w:lsdException w:name="heading 7" w:uiPriority="9" w:semiHidden="1" w:unhideWhenUsed="1" w:qFormat="1"/>
-    <w:lsdException w:name="heading 8" w:uiPriority="9" w:semiHidden="1" w:unhideWhenUsed="1" w:qFormat="1"/>
-    <w:lsdException w:name="heading 9" w:uiPriority="9" w:semiHidden="1" w:unhideWhenUsed="1" w:qFormat="1"/>
+    <w:lsdException w:name="heading 2" w:semiHidden="1" w:uiPriority="9" w:unhideWhenUsed="1" w:qFormat="1"/>
+    <w:lsdException w:name="heading 3" w:semiHidden="1" w:uiPriority="9" w:unhideWhenUsed="1" w:qFormat="1"/>
+    <w:lsdException w:name="heading 4" w:semiHidden="1" w:uiPriority="9" w:unhideWhenUsed="1" w:qFormat="1"/>
+    <w:lsdException w:name="heading 5" w:semiHidden="1" w:uiPriority="9" w:unhideWhenUsed="1" w:qFormat="1"/>
+    <w:lsdException w:name="heading 6" w:semiHidden="1" w:uiPriority="9" w:unhideWhenUsed="1" w:qFormat="1"/>
+    <w:lsdException w:name="heading 7" w:semiHidden="1" w:uiPriority="9" w:unhideWhenUsed="1" w:qFormat="1"/>
+    <w:lsdException w:name="heading 8" w:semiHidden="1" w:uiPriority="9" w:unhideWhenUsed="1" w:qFormat="1"/>
+    <w:lsdException w:name="heading 9" w:semiHidden="1" w:uiPriority="9" w:unhideWhenUsed="1" w:qFormat="1"/>
     <w:lsdException w:name="index 1" w:semiHidden="1" w:unhideWhenUsed="1"/>
     <w:lsdException w:name="index 2" w:semiHidden="1" w:unhideWhenUsed="1"/>
     <w:lsdException w:name="index 3" w:semiHidden="1" w:unhideWhenUsed="1"/>
@@ -4352,22 +4998,22 @@
     <w:lsdException w:name="index 7" w:semiHidden="1" w:unhideWhenUsed="1"/>
     <w:lsdException w:name="index 8" w:semiHidden="1" w:unhideWhenUsed="1"/>
     <w:lsdException w:name="index 9" w:semiHidden="1" w:unhideWhenUsed="1"/>
-    <w:lsdException w:name="toc 1" w:uiPriority="39" w:semiHidden="1" w:unhideWhenUsed="1"/>
-    <w:lsdException w:name="toc 2" w:uiPriority="39" w:semiHidden="1" w:unhideWhenUsed="1"/>
-    <w:lsdException w:name="toc 3" w:uiPriority="39" w:semiHidden="1" w:unhideWhenUsed="1"/>
-    <w:lsdException w:name="toc 4" w:uiPriority="39" w:semiHidden="1" w:unhideWhenUsed="1"/>
-    <w:lsdException w:name="toc 5" w:uiPriority="39" w:semiHidden="1" w:unhideWhenUsed="1"/>
-    <w:lsdException w:name="toc 6" w:uiPriority="39" w:semiHidden="1" w:unhideWhenUsed="1"/>
-    <w:lsdException w:name="toc 7" w:uiPriority="39" w:semiHidden="1" w:unhideWhenUsed="1"/>
-    <w:lsdException w:name="toc 8" w:uiPriority="39" w:semiHidden="1" w:unhideWhenUsed="1"/>
-    <w:lsdException w:name="toc 9" w:uiPriority="39" w:semiHidden="1" w:unhideWhenUsed="1"/>
+    <w:lsdException w:name="toc 1" w:semiHidden="1" w:uiPriority="39" w:unhideWhenUsed="1"/>
+    <w:lsdException w:name="toc 2" w:semiHidden="1" w:uiPriority="39" w:unhideWhenUsed="1"/>
+    <w:lsdException w:name="toc 3" w:semiHidden="1" w:uiPriority="39" w:unhideWhenUsed="1"/>
+    <w:lsdException w:name="toc 4" w:semiHidden="1" w:uiPriority="39" w:unhideWhenUsed="1"/>
+    <w:lsdException w:name="toc 5" w:semiHidden="1" w:uiPriority="39" w:unhideWhenUsed="1"/>
+    <w:lsdException w:name="toc 6" w:semiHidden="1" w:uiPriority="39" w:unhideWhenUsed="1"/>
+    <w:lsdException w:name="toc 7" w:semiHidden="1" w:uiPriority="39" w:unhideWhenUsed="1"/>
+    <w:lsdException w:name="toc 8" w:semiHidden="1" w:uiPriority="39" w:unhideWhenUsed="1"/>
+    <w:lsdException w:name="toc 9" w:semiHidden="1" w:uiPriority="39" w:unhideWhenUsed="1"/>
     <w:lsdException w:name="Normal Indent" w:semiHidden="1" w:unhideWhenUsed="1"/>
     <w:lsdException w:name="footnote text" w:semiHidden="1" w:unhideWhenUsed="1"/>
     <w:lsdException w:name="annotation text" w:semiHidden="1" w:unhideWhenUsed="1"/>
     <w:lsdException w:name="header" w:semiHidden="1" w:unhideWhenUsed="1"/>
     <w:lsdException w:name="footer" w:semiHidden="1" w:unhideWhenUsed="1"/>
     <w:lsdException w:name="index heading" w:semiHidden="1" w:unhideWhenUsed="1"/>
-    <w:lsdException w:name="caption" w:uiPriority="35" w:semiHidden="1" w:unhideWhenUsed="1" w:qFormat="1"/>
+    <w:lsdException w:name="caption" w:semiHidden="1" w:uiPriority="35" w:unhideWhenUsed="1" w:qFormat="1"/>
     <w:lsdException w:name="table of figures" w:semiHidden="1" w:unhideWhenUsed="1"/>
     <w:lsdException w:name="envelope address" w:semiHidden="1" w:unhideWhenUsed="1"/>
     <w:lsdException w:name="envelope return" w:semiHidden="1" w:unhideWhenUsed="1"/>
@@ -4398,7 +5044,7 @@
     <w:lsdException w:name="Title" w:uiPriority="10" w:qFormat="1"/>
     <w:lsdException w:name="Closing" w:semiHidden="1" w:unhideWhenUsed="1"/>
     <w:lsdException w:name="Signature" w:semiHidden="1" w:unhideWhenUsed="1"/>
-    <w:lsdException w:name="Default Paragraph Font" w:uiPriority="1" w:semiHidden="1" w:unhideWhenUsed="1"/>
+    <w:lsdException w:name="Default Paragraph Font" w:semiHidden="1" w:uiPriority="1" w:unhideWhenUsed="1"/>
     <w:lsdException w:name="Body Text" w:semiHidden="1" w:unhideWhenUsed="1"/>
     <w:lsdException w:name="Body Text Indent" w:semiHidden="1" w:unhideWhenUsed="1"/>
     <w:lsdException w:name="List Continue" w:semiHidden="1" w:unhideWhenUsed="1"/>
@@ -4598,8 +5244,8 @@
     <w:lsdException w:name="Subtle Reference" w:uiPriority="31" w:qFormat="1"/>
     <w:lsdException w:name="Intense Reference" w:uiPriority="32" w:qFormat="1"/>
     <w:lsdException w:name="Book Title" w:uiPriority="33" w:qFormat="1"/>
-    <w:lsdException w:name="Bibliography" w:uiPriority="37" w:semiHidden="1" w:unhideWhenUsed="1"/>
-    <w:lsdException w:name="TOC Heading" w:uiPriority="39" w:semiHidden="1" w:unhideWhenUsed="1" w:qFormat="1"/>
+    <w:lsdException w:name="Bibliography" w:semiHidden="1" w:uiPriority="37" w:unhideWhenUsed="1"/>
+    <w:lsdException w:name="TOC Heading" w:semiHidden="1" w:uiPriority="39" w:unhideWhenUsed="1" w:qFormat="1"/>
     <w:lsdException w:name="Plain Table 1" w:uiPriority="41"/>
     <w:lsdException w:name="Plain Table 2" w:uiPriority="42"/>
     <w:lsdException w:name="Plain Table 3" w:uiPriority="43"/>
@@ -4708,40 +5354,33 @@
     <w:lsdException w:name="Smart Hyperlink" w:semiHidden="1" w:unhideWhenUsed="1"/>
     <w:lsdException w:name="Hashtag" w:semiHidden="1" w:unhideWhenUsed="1"/>
     <w:lsdException w:name="Unresolved Mention" w:semiHidden="1" w:unhideWhenUsed="1"/>
+    <w:lsdException w:name="Smart Link" w:semiHidden="1" w:unhideWhenUsed="1"/>
   </w:latentStyles>
-  <w:style w:type="paragraph" w:styleId="Normal" w:default="1">
+  <w:style w:type="paragraph" w:default="1" w:styleId="Normal">
     <w:name w:val="Normal"/>
     <w:qFormat/>
-    <w:rsid w:val="00c002a0"/>
+    <w:rsid w:val="00C002A0"/>
     <w:pPr>
-      <w:widowControl/>
-      <w:suppressAutoHyphens w:val="true"/>
-      <w:bidi w:val="0"/>
-      <w:spacing w:lineRule="auto" w:line="252" w:before="0" w:after="200"/>
-      <w:jc w:val="left"/>
+      <w:spacing w:after="200" w:line="252" w:lineRule="auto"/>
     </w:pPr>
     <w:rPr>
-      <w:rFonts w:ascii="Calibri Light" w:hAnsi="Calibri Light" w:eastAsia="" w:cs="" w:asciiTheme="majorHAnsi" w:cstheme="majorBidi" w:eastAsiaTheme="majorEastAsia" w:hAnsiTheme="majorHAnsi"/>
-      <w:color w:val="auto"/>
-      <w:kern w:val="0"/>
-      <w:sz w:val="22"/>
-      <w:szCs w:val="22"/>
-      <w:lang w:val="en-GB" w:eastAsia="en-US" w:bidi="ar-SA"/>
+      <w:rFonts w:asciiTheme="majorHAnsi" w:eastAsiaTheme="majorEastAsia" w:hAnsiTheme="majorHAnsi" w:cstheme="majorBidi"/>
+      <w:lang w:val="en-GB"/>
     </w:rPr>
   </w:style>
   <w:style w:type="paragraph" w:styleId="Heading1">
-    <w:name w:val="Heading 1"/>
+    <w:name w:val="heading 1"/>
     <w:basedOn w:val="Normal"/>
-    <w:link w:val="Titre1Car"/>
+    <w:link w:val="Heading1Char"/>
     <w:uiPriority w:val="9"/>
     <w:qFormat/>
-    <w:rsid w:val="0064186d"/>
+    <w:rsid w:val="0064186D"/>
     <w:pPr>
-      <w:spacing w:lineRule="auto" w:line="240" w:beforeAutospacing="1" w:afterAutospacing="1"/>
+      <w:spacing w:beforeAutospacing="1" w:afterAutospacing="1" w:line="240" w:lineRule="auto"/>
       <w:outlineLvl w:val="0"/>
     </w:pPr>
     <w:rPr>
-      <w:rFonts w:ascii="Times New Roman" w:hAnsi="Times New Roman" w:eastAsia="Times New Roman" w:cs="Times New Roman"/>
+      <w:rFonts w:ascii="Times New Roman" w:eastAsia="Times New Roman" w:hAnsi="Times New Roman" w:cs="Times New Roman"/>
       <w:b/>
       <w:bCs/>
       <w:kern w:val="2"/>
@@ -4751,29 +5390,46 @@
     </w:rPr>
   </w:style>
   <w:style w:type="paragraph" w:styleId="Heading3">
-    <w:name w:val="Heading 3"/>
+    <w:name w:val="heading 3"/>
     <w:basedOn w:val="Heading"/>
     <w:next w:val="BodyText"/>
     <w:qFormat/>
     <w:pPr>
-      <w:spacing w:before="140" w:after="120"/>
+      <w:spacing w:before="140"/>
       <w:outlineLvl w:val="2"/>
     </w:pPr>
     <w:rPr>
-      <w:rFonts w:ascii="Liberation Serif" w:hAnsi="Liberation Serif" w:eastAsia="DejaVu Sans" w:cs="DejaVu Sans"/>
+      <w:rFonts w:ascii="Liberation Serif" w:eastAsia="DejaVu Sans" w:hAnsi="Liberation Serif" w:cs="DejaVu Sans"/>
       <w:b/>
       <w:bCs/>
-      <w:sz w:val="28"/>
-      <w:szCs w:val="28"/>
     </w:rPr>
   </w:style>
-  <w:style w:type="character" w:styleId="DefaultParagraphFont" w:default="1">
+  <w:style w:type="character" w:default="1" w:styleId="DefaultParagraphFont">
     <w:name w:val="Default Paragraph Font"/>
     <w:uiPriority w:val="1"/>
     <w:semiHidden/>
     <w:unhideWhenUsed/>
-    <w:qFormat/>
-    <w:rPr/>
+  </w:style>
+  <w:style w:type="table" w:default="1" w:styleId="TableNormal">
+    <w:name w:val="Normal Table"/>
+    <w:uiPriority w:val="99"/>
+    <w:semiHidden/>
+    <w:unhideWhenUsed/>
+    <w:tblPr>
+      <w:tblInd w:w="0" w:type="dxa"/>
+      <w:tblCellMar>
+        <w:top w:w="0" w:type="dxa"/>
+        <w:left w:w="108" w:type="dxa"/>
+        <w:bottom w:w="0" w:type="dxa"/>
+        <w:right w:w="108" w:type="dxa"/>
+      </w:tblCellMar>
+    </w:tblPr>
+  </w:style>
+  <w:style w:type="numbering" w:default="1" w:styleId="NoList">
+    <w:name w:val="No List"/>
+    <w:uiPriority w:val="99"/>
+    <w:semiHidden/>
+    <w:unhideWhenUsed/>
   </w:style>
   <w:style w:type="character" w:styleId="PlaceholderText">
     <w:name w:val="Placeholder Text"/>
@@ -4781,32 +5437,32 @@
     <w:uiPriority w:val="99"/>
     <w:semiHidden/>
     <w:qFormat/>
-    <w:rsid w:val="008f3558"/>
+    <w:rsid w:val="008F3558"/>
     <w:rPr>
       <w:color w:val="808080"/>
     </w:rPr>
   </w:style>
-  <w:style w:type="character" w:styleId="En-tteCar" w:customStyle="1">
-    <w:name w:val="En-tête Car"/>
+  <w:style w:type="character" w:customStyle="1" w:styleId="HeaderChar">
+    <w:name w:val="Header Char"/>
     <w:basedOn w:val="DefaultParagraphFont"/>
     <w:link w:val="Header"/>
     <w:uiPriority w:val="99"/>
     <w:qFormat/>
-    <w:rsid w:val="00f038b9"/>
+    <w:rsid w:val="00F038B9"/>
     <w:rPr>
-      <w:rFonts w:ascii="Calibri Light" w:hAnsi="Calibri Light" w:eastAsia="" w:cs="" w:asciiTheme="majorHAnsi" w:cstheme="majorBidi" w:eastAsiaTheme="majorEastAsia" w:hAnsiTheme="majorHAnsi"/>
+      <w:rFonts w:asciiTheme="majorHAnsi" w:eastAsiaTheme="majorEastAsia" w:hAnsiTheme="majorHAnsi" w:cstheme="majorBidi"/>
       <w:lang w:val="en-GB"/>
     </w:rPr>
   </w:style>
-  <w:style w:type="character" w:styleId="PieddepageCar" w:customStyle="1">
-    <w:name w:val="Pied de page Car"/>
+  <w:style w:type="character" w:customStyle="1" w:styleId="FooterChar">
+    <w:name w:val="Footer Char"/>
     <w:basedOn w:val="DefaultParagraphFont"/>
     <w:link w:val="Footer"/>
     <w:uiPriority w:val="99"/>
     <w:qFormat/>
-    <w:rsid w:val="00f038b9"/>
+    <w:rsid w:val="00F038B9"/>
     <w:rPr>
-      <w:rFonts w:ascii="Calibri Light" w:hAnsi="Calibri Light" w:eastAsia="" w:cs="" w:asciiTheme="majorHAnsi" w:cstheme="majorBidi" w:eastAsiaTheme="majorEastAsia" w:hAnsiTheme="majorHAnsi"/>
+      <w:rFonts w:asciiTheme="majorHAnsi" w:eastAsiaTheme="majorEastAsia" w:hAnsiTheme="majorHAnsi" w:cstheme="majorBidi"/>
       <w:lang w:val="en-GB"/>
     </w:rPr>
   </w:style>
@@ -4814,14 +5470,14 @@
     <w:name w:val="Hyperlink"/>
     <w:uiPriority w:val="99"/>
     <w:unhideWhenUsed/>
-    <w:rsid w:val="00d13584"/>
+    <w:rsid w:val="00D13584"/>
     <w:rPr>
       <w:color w:val="0000FF"/>
       <w:u w:val="single"/>
     </w:rPr>
   </w:style>
-  <w:style w:type="character" w:styleId="TextedebullesCar" w:customStyle="1">
-    <w:name w:val="Texte de bulles Car"/>
+  <w:style w:type="character" w:customStyle="1" w:styleId="BalloonTextChar">
+    <w:name w:val="Balloon Text Char"/>
     <w:basedOn w:val="DefaultParagraphFont"/>
     <w:link w:val="BalloonText"/>
     <w:uiPriority w:val="99"/>
@@ -4829,28 +5485,27 @@
     <w:qFormat/>
     <w:rsid w:val="00306600"/>
     <w:rPr>
-      <w:rFonts w:ascii="Segoe UI" w:hAnsi="Segoe UI" w:eastAsia="" w:cs="Segoe UI" w:eastAsiaTheme="majorEastAsia"/>
+      <w:rFonts w:ascii="Segoe UI" w:eastAsiaTheme="majorEastAsia" w:hAnsi="Segoe UI" w:cs="Segoe UI"/>
       <w:sz w:val="18"/>
       <w:szCs w:val="18"/>
       <w:lang w:val="en-GB"/>
     </w:rPr>
   </w:style>
-  <w:style w:type="character" w:styleId="tlid-translation" w:customStyle="1">
+  <w:style w:type="character" w:customStyle="1" w:styleId="tlid-translation">
     <w:name w:val="tlid-translation"/>
     <w:basedOn w:val="DefaultParagraphFont"/>
     <w:qFormat/>
-    <w:rsid w:val="0073416d"/>
-    <w:rPr/>
+    <w:rsid w:val="0073416D"/>
   </w:style>
-  <w:style w:type="character" w:styleId="Titre1Car" w:customStyle="1">
-    <w:name w:val="Titre 1 Car"/>
+  <w:style w:type="character" w:customStyle="1" w:styleId="Heading1Char">
+    <w:name w:val="Heading 1 Char"/>
     <w:basedOn w:val="DefaultParagraphFont"/>
     <w:link w:val="Heading1"/>
     <w:uiPriority w:val="9"/>
     <w:qFormat/>
-    <w:rsid w:val="0064186d"/>
+    <w:rsid w:val="0064186D"/>
     <w:rPr>
-      <w:rFonts w:ascii="Times New Roman" w:hAnsi="Times New Roman" w:eastAsia="Times New Roman" w:cs="Times New Roman"/>
+      <w:rFonts w:ascii="Times New Roman" w:eastAsia="Times New Roman" w:hAnsi="Times New Roman" w:cs="Times New Roman"/>
       <w:b/>
       <w:bCs/>
       <w:kern w:val="2"/>
@@ -4859,44 +5514,44 @@
       <w:lang w:val="en-GB" w:eastAsia="en-GB"/>
     </w:rPr>
   </w:style>
-  <w:style w:type="character" w:styleId="annotationreference">
+  <w:style w:type="character" w:styleId="CommentReference">
     <w:name w:val="annotation reference"/>
     <w:basedOn w:val="DefaultParagraphFont"/>
     <w:uiPriority w:val="99"/>
     <w:semiHidden/>
     <w:unhideWhenUsed/>
     <w:qFormat/>
-    <w:rsid w:val="001e1da9"/>
+    <w:rsid w:val="001E1DA9"/>
     <w:rPr>
       <w:sz w:val="16"/>
       <w:szCs w:val="16"/>
     </w:rPr>
   </w:style>
-  <w:style w:type="character" w:styleId="CommentaireCar" w:customStyle="1">
-    <w:name w:val="Commentaire Car"/>
+  <w:style w:type="character" w:customStyle="1" w:styleId="CommentTextChar">
+    <w:name w:val="Comment Text Char"/>
     <w:basedOn w:val="DefaultParagraphFont"/>
-    <w:link w:val="AnnotationText"/>
+    <w:link w:val="CommentText"/>
     <w:uiPriority w:val="99"/>
     <w:semiHidden/>
     <w:qFormat/>
-    <w:rsid w:val="001e1da9"/>
+    <w:rsid w:val="001E1DA9"/>
     <w:rPr>
-      <w:rFonts w:ascii="Calibri Light" w:hAnsi="Calibri Light" w:eastAsia="" w:cs="" w:asciiTheme="majorHAnsi" w:cstheme="majorBidi" w:eastAsiaTheme="majorEastAsia" w:hAnsiTheme="majorHAnsi"/>
+      <w:rFonts w:asciiTheme="majorHAnsi" w:eastAsiaTheme="majorEastAsia" w:hAnsiTheme="majorHAnsi" w:cstheme="majorBidi"/>
       <w:sz w:val="20"/>
       <w:szCs w:val="20"/>
       <w:lang w:val="en-GB"/>
     </w:rPr>
   </w:style>
-  <w:style w:type="character" w:styleId="ObjetducommentaireCar" w:customStyle="1">
-    <w:name w:val="Objet du commentaire Car"/>
-    <w:basedOn w:val="CommentaireCar"/>
-    <w:link w:val="annotationsubject"/>
+  <w:style w:type="character" w:customStyle="1" w:styleId="CommentSubjectChar">
+    <w:name w:val="Comment Subject Char"/>
+    <w:basedOn w:val="CommentTextChar"/>
+    <w:link w:val="CommentSubject"/>
     <w:uiPriority w:val="99"/>
     <w:semiHidden/>
     <w:qFormat/>
-    <w:rsid w:val="001e1da9"/>
+    <w:rsid w:val="001E1DA9"/>
     <w:rPr>
-      <w:rFonts w:ascii="Calibri Light" w:hAnsi="Calibri Light" w:eastAsia="" w:cs="" w:asciiTheme="majorHAnsi" w:cstheme="majorBidi" w:eastAsiaTheme="majorEastAsia" w:hAnsiTheme="majorHAnsi"/>
+      <w:rFonts w:asciiTheme="majorHAnsi" w:eastAsiaTheme="majorEastAsia" w:hAnsiTheme="majorHAnsi" w:cstheme="majorBidi"/>
       <w:b/>
       <w:bCs/>
       <w:sz w:val="20"/>
@@ -4904,30 +5559,30 @@
       <w:lang w:val="en-GB"/>
     </w:rPr>
   </w:style>
-  <w:style w:type="character" w:styleId="Mentionnonrsolue1" w:customStyle="1">
+  <w:style w:type="character" w:customStyle="1" w:styleId="Mentionnonrsolue1">
     <w:name w:val="Mention non résolue1"/>
     <w:basedOn w:val="DefaultParagraphFont"/>
     <w:uiPriority w:val="99"/>
     <w:semiHidden/>
     <w:unhideWhenUsed/>
     <w:qFormat/>
-    <w:rsid w:val="005c4273"/>
+    <w:rsid w:val="005C4273"/>
     <w:rPr>
       <w:color w:val="605E5C"/>
-      <w:shd w:fill="E1DFDD" w:val="clear"/>
+      <w:shd w:val="clear" w:color="auto" w:fill="E1DFDD"/>
     </w:rPr>
   </w:style>
-  <w:style w:type="character" w:styleId="Mentionnonrsolue2" w:customStyle="1">
+  <w:style w:type="character" w:customStyle="1" w:styleId="Mentionnonrsolue2">
     <w:name w:val="Mention non résolue2"/>
     <w:basedOn w:val="DefaultParagraphFont"/>
     <w:uiPriority w:val="99"/>
     <w:semiHidden/>
     <w:unhideWhenUsed/>
     <w:qFormat/>
-    <w:rsid w:val="002c5815"/>
+    <w:rsid w:val="002C5815"/>
     <w:rPr>
       <w:color w:val="605E5C"/>
-      <w:shd w:fill="E1DFDD" w:val="clear"/>
+      <w:shd w:val="clear" w:color="auto" w:fill="E1DFDD"/>
     </w:rPr>
   </w:style>
   <w:style w:type="character" w:styleId="FollowedHyperlink">
@@ -4936,9 +5591,9 @@
     <w:uiPriority w:val="99"/>
     <w:semiHidden/>
     <w:unhideWhenUsed/>
-    <w:rsid w:val="00a13316"/>
+    <w:rsid w:val="00A13316"/>
     <w:rPr>
-      <w:color w:themeColor="followedHyperlink" w:val="954F72"/>
+      <w:color w:val="954F72" w:themeColor="followedHyperlink"/>
       <w:u w:val="single"/>
     </w:rPr>
   </w:style>
@@ -4950,24 +5605,24 @@
       <w:bCs/>
     </w:rPr>
   </w:style>
-  <w:style w:type="character" w:styleId="Bullets">
+  <w:style w:type="character" w:customStyle="1" w:styleId="Bullets">
     <w:name w:val="Bullets"/>
     <w:qFormat/>
     <w:rPr>
-      <w:rFonts w:ascii="OpenSymbol" w:hAnsi="OpenSymbol" w:eastAsia="OpenSymbol" w:cs="OpenSymbol"/>
+      <w:rFonts w:ascii="OpenSymbol" w:eastAsia="OpenSymbol" w:hAnsi="OpenSymbol" w:cs="OpenSymbol"/>
     </w:rPr>
   </w:style>
-  <w:style w:type="paragraph" w:styleId="Heading">
+  <w:style w:type="paragraph" w:customStyle="1" w:styleId="Heading">
     <w:name w:val="Heading"/>
     <w:basedOn w:val="Normal"/>
     <w:next w:val="BodyText"/>
     <w:qFormat/>
     <w:pPr>
-      <w:keepNext w:val="true"/>
+      <w:keepNext/>
       <w:spacing w:before="240" w:after="120"/>
     </w:pPr>
     <w:rPr>
-      <w:rFonts w:ascii="Liberation Sans" w:hAnsi="Liberation Sans" w:eastAsia="Noto Sans CJK SC" w:cs="Noto Sans Devanagari"/>
+      <w:rFonts w:ascii="Liberation Sans" w:eastAsia="Noto Sans CJK SC" w:hAnsi="Liberation Sans" w:cs="Noto Sans Devanagari"/>
       <w:sz w:val="28"/>
       <w:szCs w:val="28"/>
     </w:rPr>
@@ -4976,20 +5631,18 @@
     <w:name w:val="Body Text"/>
     <w:basedOn w:val="Normal"/>
     <w:pPr>
-      <w:spacing w:lineRule="auto" w:line="276" w:before="0" w:after="140"/>
+      <w:spacing w:after="140" w:line="276" w:lineRule="auto"/>
     </w:pPr>
-    <w:rPr/>
   </w:style>
   <w:style w:type="paragraph" w:styleId="List">
     <w:name w:val="List"/>
     <w:basedOn w:val="BodyText"/>
-    <w:pPr/>
     <w:rPr>
       <w:rFonts w:cs="Noto Sans Devanagari"/>
     </w:rPr>
   </w:style>
   <w:style w:type="paragraph" w:styleId="Caption">
-    <w:name w:val="Caption"/>
+    <w:name w:val="caption"/>
     <w:basedOn w:val="Normal"/>
     <w:qFormat/>
     <w:pPr>
@@ -5004,7 +5657,7 @@
       <w:szCs w:val="24"/>
     </w:rPr>
   </w:style>
-  <w:style w:type="paragraph" w:styleId="Index">
+  <w:style w:type="paragraph" w:customStyle="1" w:styleId="Index">
     <w:name w:val="Index"/>
     <w:basedOn w:val="Normal"/>
     <w:qFormat/>
@@ -5015,72 +5668,64 @@
       <w:rFonts w:cs="Noto Sans Devanagari"/>
     </w:rPr>
   </w:style>
-  <w:style w:type="paragraph" w:styleId="HeaderandFooter">
+  <w:style w:type="paragraph" w:customStyle="1" w:styleId="HeaderandFooter">
     <w:name w:val="Header and Footer"/>
     <w:basedOn w:val="Normal"/>
     <w:qFormat/>
-    <w:pPr/>
-    <w:rPr/>
   </w:style>
   <w:style w:type="paragraph" w:styleId="Header">
-    <w:name w:val="Header"/>
+    <w:name w:val="header"/>
     <w:basedOn w:val="Normal"/>
-    <w:link w:val="En-tteCar"/>
+    <w:link w:val="HeaderChar"/>
     <w:uiPriority w:val="99"/>
     <w:unhideWhenUsed/>
-    <w:rsid w:val="00f038b9"/>
+    <w:rsid w:val="00F038B9"/>
     <w:pPr>
       <w:tabs>
-        <w:tab w:val="clear" w:pos="708"/>
-        <w:tab w:val="center" w:pos="4536" w:leader="none"/>
-        <w:tab w:val="right" w:pos="9072" w:leader="none"/>
+        <w:tab w:val="center" w:pos="4536"/>
+        <w:tab w:val="right" w:pos="9072"/>
       </w:tabs>
-      <w:spacing w:lineRule="auto" w:line="240" w:before="0" w:after="0"/>
+      <w:spacing w:after="0" w:line="240" w:lineRule="auto"/>
     </w:pPr>
-    <w:rPr/>
   </w:style>
   <w:style w:type="paragraph" w:styleId="Footer">
-    <w:name w:val="Footer"/>
+    <w:name w:val="footer"/>
     <w:basedOn w:val="Normal"/>
-    <w:link w:val="PieddepageCar"/>
+    <w:link w:val="FooterChar"/>
     <w:uiPriority w:val="99"/>
     <w:unhideWhenUsed/>
-    <w:rsid w:val="00f038b9"/>
+    <w:rsid w:val="00F038B9"/>
     <w:pPr>
       <w:tabs>
-        <w:tab w:val="clear" w:pos="708"/>
-        <w:tab w:val="center" w:pos="4536" w:leader="none"/>
-        <w:tab w:val="right" w:pos="9072" w:leader="none"/>
+        <w:tab w:val="center" w:pos="4536"/>
+        <w:tab w:val="right" w:pos="9072"/>
       </w:tabs>
-      <w:spacing w:lineRule="auto" w:line="240" w:before="0" w:after="0"/>
+      <w:spacing w:after="0" w:line="240" w:lineRule="auto"/>
     </w:pPr>
-    <w:rPr/>
   </w:style>
   <w:style w:type="paragraph" w:styleId="ListParagraph">
     <w:name w:val="List Paragraph"/>
     <w:basedOn w:val="Normal"/>
     <w:uiPriority w:val="34"/>
     <w:qFormat/>
-    <w:rsid w:val="00cc2fa2"/>
+    <w:rsid w:val="00CC2FA2"/>
     <w:pPr>
-      <w:spacing w:before="0" w:after="200"/>
       <w:ind w:left="720"/>
       <w:contextualSpacing/>
     </w:pPr>
-    <w:rPr/>
   </w:style>
-  <w:style w:type="paragraph" w:styleId="Paragraphestandard" w:customStyle="1">
+  <w:style w:type="paragraph" w:customStyle="1" w:styleId="Paragraphestandard">
     <w:name w:val="[Paragraphe standard]"/>
     <w:basedOn w:val="Normal"/>
     <w:uiPriority w:val="99"/>
     <w:qFormat/>
-    <w:rsid w:val="00fc1bc1"/>
+    <w:rsid w:val="00FC1BC1"/>
     <w:pPr>
-      <w:spacing w:lineRule="auto" w:line="288" w:before="0" w:after="0"/>
+      <w:spacing w:after="0" w:line="288" w:lineRule="auto"/>
       <w:textAlignment w:val="center"/>
     </w:pPr>
     <w:rPr>
-      <w:rFonts w:ascii="Minion Pro" w:hAnsi="Minion Pro" w:eastAsia="Calibri" w:cs="Minion Pro" w:eastAsiaTheme="minorHAnsi"/>
+      <w:rFonts w:ascii="Minion Pro" w:eastAsiaTheme="minorHAnsi" w:hAnsi="Minion Pro" w:cs="Minion Pro"/>
       <w:color w:val="000000"/>
       <w:sz w:val="24"/>
       <w:szCs w:val="24"/>
@@ -5093,12 +5738,12 @@
     <w:uiPriority w:val="99"/>
     <w:unhideWhenUsed/>
     <w:qFormat/>
-    <w:rsid w:val="00d13584"/>
+    <w:rsid w:val="00D13584"/>
     <w:pPr>
-      <w:spacing w:lineRule="auto" w:line="240" w:before="0" w:after="0"/>
+      <w:spacing w:after="0" w:line="240" w:lineRule="auto"/>
     </w:pPr>
     <w:rPr>
-      <w:rFonts w:ascii="Times New Roman" w:hAnsi="Times New Roman" w:eastAsia="Times New Roman" w:cs="Times New Roman"/>
+      <w:rFonts w:ascii="Times New Roman" w:eastAsia="Times New Roman" w:hAnsi="Times New Roman" w:cs="Times New Roman"/>
       <w:sz w:val="24"/>
       <w:szCs w:val="24"/>
       <w:lang w:val="de-CH" w:eastAsia="de-CH"/>
@@ -5107,14 +5752,14 @@
   <w:style w:type="paragraph" w:styleId="BalloonText">
     <w:name w:val="Balloon Text"/>
     <w:basedOn w:val="Normal"/>
-    <w:link w:val="TextedebullesCar"/>
+    <w:link w:val="BalloonTextChar"/>
     <w:uiPriority w:val="99"/>
     <w:semiHidden/>
     <w:unhideWhenUsed/>
     <w:qFormat/>
     <w:rsid w:val="00306600"/>
     <w:pPr>
-      <w:spacing w:lineRule="auto" w:line="240" w:before="0" w:after="0"/>
+      <w:spacing w:after="0" w:line="240" w:lineRule="auto"/>
     </w:pPr>
     <w:rPr>
       <w:rFonts w:ascii="Segoe UI" w:hAnsi="Segoe UI" w:cs="Segoe UI"/>
@@ -5122,189 +5767,169 @@
       <w:szCs w:val="18"/>
     </w:rPr>
   </w:style>
-  <w:style w:type="paragraph" w:styleId="PunkteAufklrungsgesprch" w:customStyle="1">
+  <w:style w:type="paragraph" w:customStyle="1" w:styleId="PunkteAufklrungsgesprch">
     <w:name w:val="Punkte Aufklärungsgespräch"/>
     <w:qFormat/>
-    <w:rsid w:val="0088522a"/>
+    <w:rsid w:val="0088522A"/>
     <w:pPr>
-      <w:keepNext w:val="true"/>
-      <w:widowControl/>
+      <w:keepNext/>
       <w:numPr>
-        <w:ilvl w:val="0"/>
         <w:numId w:val="1"/>
       </w:numPr>
-      <w:suppressAutoHyphens w:val="true"/>
-      <w:bidi w:val="0"/>
-      <w:spacing w:lineRule="auto" w:line="300" w:before="0" w:after="0"/>
-      <w:ind w:hanging="431" w:left="1111" w:right="340"/>
-      <w:jc w:val="left"/>
+      <w:spacing w:line="300" w:lineRule="auto"/>
+      <w:ind w:left="1111" w:right="340" w:hanging="431"/>
     </w:pPr>
     <w:rPr>
-      <w:rFonts w:ascii="Arial" w:hAnsi="Arial" w:eastAsia="Calibri" w:cs="Arial"/>
-      <w:color w:themeColor="text1" w:themeTint="80" w:val="7F7F7F"/>
-      <w:kern w:val="0"/>
+      <w:rFonts w:ascii="Arial" w:eastAsia="Calibri" w:hAnsi="Arial" w:cs="Arial"/>
+      <w:color w:val="7F7F7F" w:themeColor="text1" w:themeTint="80"/>
       <w:sz w:val="20"/>
       <w:szCs w:val="20"/>
-      <w:lang w:val="fr-CH" w:eastAsia="en-US" w:bidi="ar-SA"/>
     </w:rPr>
   </w:style>
-  <w:style w:type="paragraph" w:styleId="AnnotationText">
-    <w:name w:val="Annotation Text"/>
+  <w:style w:type="paragraph" w:styleId="CommentText">
+    <w:name w:val="annotation text"/>
     <w:basedOn w:val="Normal"/>
-    <w:link w:val="CommentaireCar"/>
+    <w:link w:val="CommentTextChar"/>
     <w:uiPriority w:val="99"/>
     <w:semiHidden/>
     <w:unhideWhenUsed/>
-    <w:rsid w:val="001e1da9"/>
+    <w:rsid w:val="001E1DA9"/>
     <w:pPr>
-      <w:spacing w:lineRule="auto" w:line="240"/>
+      <w:spacing w:line="240" w:lineRule="auto"/>
     </w:pPr>
     <w:rPr>
       <w:sz w:val="20"/>
       <w:szCs w:val="20"/>
     </w:rPr>
   </w:style>
-  <w:style w:type="paragraph" w:styleId="annotationsubject">
+  <w:style w:type="paragraph" w:styleId="CommentSubject">
     <w:name w:val="annotation subject"/>
-    <w:basedOn w:val="AnnotationText"/>
-    <w:next w:val="AnnotationText"/>
-    <w:link w:val="ObjetducommentaireCar"/>
+    <w:basedOn w:val="CommentText"/>
+    <w:next w:val="CommentText"/>
+    <w:link w:val="CommentSubjectChar"/>
     <w:uiPriority w:val="99"/>
     <w:semiHidden/>
     <w:unhideWhenUsed/>
     <w:qFormat/>
-    <w:rsid w:val="001e1da9"/>
-    <w:pPr/>
+    <w:rsid w:val="001E1DA9"/>
     <w:rPr>
       <w:b/>
       <w:bCs/>
     </w:rPr>
   </w:style>
-  <w:style w:type="paragraph" w:styleId="Zwischentitel" w:customStyle="1">
+  <w:style w:type="paragraph" w:customStyle="1" w:styleId="Zwischentitel">
     <w:name w:val="Zwischentitel"/>
     <w:basedOn w:val="Normal"/>
     <w:qFormat/>
-    <w:rsid w:val="00ac20dd"/>
+    <w:rsid w:val="00AC20DD"/>
     <w:pPr>
       <w:pBdr>
         <w:top w:val="single" w:sz="24" w:space="0" w:color="7F7F7F" w:themeColor="dark1" w:themeTint="80"/>
         <w:left w:val="single" w:sz="24" w:space="0" w:color="7F7F7F" w:themeColor="dark1" w:themeTint="80"/>
       </w:pBdr>
       <w:shd w:val="clear" w:color="auto" w:fill="7F7F7F" w:themeFill="text1" w:themeFillTint="80"/>
-      <w:spacing w:lineRule="auto" w:line="300" w:before="200" w:after="100"/>
+      <w:spacing w:before="200" w:after="100" w:line="300" w:lineRule="auto"/>
     </w:pPr>
     <w:rPr>
-      <w:rFonts w:ascii="Arial" w:hAnsi="Arial" w:eastAsia="Calibri" w:cs="Times New Roman (Textkörper CS)" w:eastAsiaTheme="minorHAnsi"/>
+      <w:rFonts w:ascii="Arial" w:eastAsiaTheme="minorHAnsi" w:hAnsi="Arial" w:cs="Times New Roman (Textkörper CS)"/>
       <w:b/>
-      <w:color w:themeColor="background1" w:val="FFFFFF"/>
+      <w:color w:val="FFFFFF" w:themeColor="background1"/>
       <w:sz w:val="20"/>
       <w:szCs w:val="20"/>
       <w:lang w:val="fr-CH"/>
     </w:rPr>
   </w:style>
-  <w:style w:type="paragraph" w:styleId="FrameContents">
+  <w:style w:type="paragraph" w:customStyle="1" w:styleId="FrameContents">
     <w:name w:val="Frame Contents"/>
     <w:basedOn w:val="Normal"/>
     <w:qFormat/>
-    <w:pPr/>
-    <w:rPr/>
   </w:style>
-  <w:style w:type="numbering" w:styleId="NoList" w:default="1">
-    <w:name w:val="No List"/>
-    <w:uiPriority w:val="99"/>
-    <w:semiHidden/>
-    <w:unhideWhenUsed/>
-    <w:qFormat/>
-  </w:style>
-  <w:style w:type="table" w:default="1" w:styleId="TableauNormal">
-    <w:name w:val="Normal Table"/>
-    <w:uiPriority w:val="99"/>
-    <w:semiHidden/>
-    <w:unhideWhenUsed/>
-    <w:tblPr>
-      <w:tblCellMar>
-        <w:top w:w="0" w:type="dxa"/>
-        <w:left w:w="108" w:type="dxa"/>
-        <w:bottom w:w="0" w:type="dxa"/>
-        <w:right w:w="108" w:type="dxa"/>
-      </w:tblCellMar>
-    </w:tblPr>
-  </w:style>
-  <w:style w:type="table" w:styleId="Grilledutableau">
+  <w:style w:type="table" w:styleId="TableGrid">
     <w:name w:val="Table Grid"/>
-    <w:basedOn w:val="TableauNormal"/>
+    <w:basedOn w:val="TableNormal"/>
     <w:uiPriority w:val="59"/>
-    <w:rsid w:val="008f3558"/>
-    <w:pPr>
-      <w:spacing w:after="0" w:line="240" w:lineRule="auto"/>
-    </w:pPr>
+    <w:rsid w:val="008F3558"/>
     <w:rPr>
-      <w:rFonts w:asciiTheme="majorHAnsi" w:hAnsiTheme="majorHAnsi" w:eastAsiaTheme="majorEastAsia" w:cstheme="majorBidi"/>
+      <w:rFonts w:asciiTheme="majorHAnsi" w:eastAsiaTheme="majorEastAsia" w:hAnsiTheme="majorHAnsi" w:cstheme="majorBidi"/>
       <w:lang w:val="en-GB"/>
     </w:rPr>
     <w:tblPr>
       <w:tblBorders>
-        <w:top w:val="single" w:color="auto" w:sz="4" w:space="0"/>
-        <w:left w:val="single" w:color="auto" w:sz="4" w:space="0"/>
-        <w:bottom w:val="single" w:color="auto" w:sz="4" w:space="0"/>
-        <w:right w:val="single" w:color="auto" w:sz="4" w:space="0"/>
-        <w:insideH w:val="single" w:color="auto" w:sz="4" w:space="0"/>
-        <w:insideV w:val="single" w:color="auto" w:sz="4" w:space="0"/>
+        <w:top w:val="single" w:sz="4" w:space="0" w:color="auto"/>
+        <w:left w:val="single" w:sz="4" w:space="0" w:color="auto"/>
+        <w:bottom w:val="single" w:sz="4" w:space="0" w:color="auto"/>
+        <w:right w:val="single" w:sz="4" w:space="0" w:color="auto"/>
+        <w:insideH w:val="single" w:sz="4" w:space="0" w:color="auto"/>
+        <w:insideV w:val="single" w:sz="4" w:space="0" w:color="auto"/>
       </w:tblBorders>
     </w:tblPr>
+  </w:style>
+  <w:style w:type="paragraph" w:styleId="Revision">
+    <w:name w:val="Revision"/>
+    <w:hidden/>
+    <w:uiPriority w:val="99"/>
+    <w:semiHidden/>
+    <w:rsid w:val="00B57791"/>
+    <w:pPr>
+      <w:suppressAutoHyphens w:val="0"/>
+    </w:pPr>
+    <w:rPr>
+      <w:rFonts w:asciiTheme="majorHAnsi" w:eastAsiaTheme="majorEastAsia" w:hAnsiTheme="majorHAnsi" w:cstheme="majorBidi"/>
+      <w:lang w:val="en-GB"/>
+    </w:rPr>
   </w:style>
 </w:styles>
 </file>
 
 <file path=word/theme/theme1.xml><?xml version="1.0" encoding="utf-8"?>
-<a:theme xmlns:a="http://schemas.openxmlformats.org/drawingml/2006/main" xmlns:r="http://schemas.openxmlformats.org/officeDocument/2006/relationships" name="Thème Office">
+<a:theme xmlns:a="http://schemas.openxmlformats.org/drawingml/2006/main" name="Thème Office">
   <a:themeElements>
     <a:clrScheme name="Office">
       <a:dk1>
         <a:srgbClr val="000000"/>
       </a:dk1>
       <a:lt1>
-        <a:srgbClr val="ffffff"/>
+        <a:srgbClr val="FFFFFF"/>
       </a:lt1>
       <a:dk2>
-        <a:srgbClr val="44546a"/>
+        <a:srgbClr val="44546A"/>
       </a:dk2>
       <a:lt2>
-        <a:srgbClr val="e7e6e6"/>
+        <a:srgbClr val="E7E6E6"/>
       </a:lt2>
       <a:accent1>
-        <a:srgbClr val="5b9bd5"/>
+        <a:srgbClr val="5B9BD5"/>
       </a:accent1>
       <a:accent2>
-        <a:srgbClr val="ed7d31"/>
+        <a:srgbClr val="ED7D31"/>
       </a:accent2>
       <a:accent3>
-        <a:srgbClr val="a5a5a5"/>
+        <a:srgbClr val="A5A5A5"/>
       </a:accent3>
       <a:accent4>
-        <a:srgbClr val="ffc000"/>
+        <a:srgbClr val="FFC000"/>
       </a:accent4>
       <a:accent5>
-        <a:srgbClr val="4472c4"/>
+        <a:srgbClr val="4472C4"/>
       </a:accent5>
       <a:accent6>
-        <a:srgbClr val="70ad47"/>
+        <a:srgbClr val="70AD47"/>
       </a:accent6>
       <a:hlink>
-        <a:srgbClr val="0563c1"/>
+        <a:srgbClr val="0563C1"/>
       </a:hlink>
       <a:folHlink>
-        <a:srgbClr val="954f72"/>
+        <a:srgbClr val="954F72"/>
       </a:folHlink>
     </a:clrScheme>
     <a:fontScheme name="Office">
       <a:majorFont>
-        <a:latin typeface="Calibri Light" panose="020F0302020204030204" pitchFamily="0" charset="1"/>
+        <a:latin typeface="Calibri Light" panose="020F0302020204030204"/>
         <a:ea typeface=""/>
         <a:cs typeface=""/>
       </a:majorFont>
       <a:minorFont>
-        <a:latin typeface="Calibri" panose="020F0502020204030204" pitchFamily="0" charset="1"/>
+        <a:latin typeface="Calibri" panose="020F0502020204030204"/>
         <a:ea typeface=""/>
         <a:cs typeface=""/>
       </a:minorFont>
@@ -5336,7 +5961,7 @@
             </a:gs>
           </a:gsLst>
           <a:lin ang="5400000" scaled="0"/>
-          <a:tileRect l="0" t="0" r="0" b="0"/>
+          <a:tileRect/>
         </a:gradFill>
         <a:gradFill>
           <a:gsLst>
@@ -5360,7 +5985,7 @@
             </a:gs>
           </a:gsLst>
           <a:lin ang="5400000" scaled="0"/>
-          <a:tileRect l="0" t="0" r="0" b="0"/>
+          <a:tileRect/>
         </a:gradFill>
       </a:fillStyleLst>
       <a:lnStyleLst>
@@ -5420,10 +6045,12 @@
             </a:gs>
           </a:gsLst>
           <a:lin ang="5400000" scaled="0"/>
-          <a:tileRect l="0" t="0" r="0" b="0"/>
+          <a:tileRect/>
         </a:gradFill>
       </a:bgFillStyleLst>
     </a:fmtScheme>
   </a:themeElements>
+  <a:objectDefaults/>
+  <a:extraClrSchemeLst/>
 </a:theme>
 </file>
--- a/06_IRB/hrec_information_sheet.docx
+++ b/06_IRB/hrec_information_sheet.docx
@@ -1,184 +1,157 @@
 
 <file path=word/document.xml><?xml version="1.0" encoding="utf-8"?>
-<w:document xmlns:wpc="http://schemas.microsoft.com/office/word/2010/wordprocessingCanvas" xmlns:cx="http://schemas.microsoft.com/office/drawing/2014/chartex" xmlns:cx1="http://schemas.microsoft.com/office/drawing/2015/9/8/chartex" xmlns:cx2="http://schemas.microsoft.com/office/drawing/2015/10/21/chartex" xmlns:cx3="http://schemas.microsoft.com/office/drawing/2016/5/9/chartex" xmlns:cx4="http://schemas.microsoft.com/office/drawing/2016/5/10/chartex" xmlns:cx5="http://schemas.microsoft.com/office/drawing/2016/5/11/chartex" xmlns:cx6="http://schemas.microsoft.com/office/drawing/2016/5/12/chartex" xmlns:cx7="http://schemas.microsoft.com/office/drawing/2016/5/13/chartex" xmlns:cx8="http://schemas.microsoft.com/office/drawing/2016/5/14/chartex" xmlns:mc="http://schemas.openxmlformats.org/markup-compatibility/2006" xmlns:aink="http://schemas.microsoft.com/office/drawing/2016/ink" xmlns:am3d="http://schemas.microsoft.com/office/drawing/2017/model3d" xmlns:o="urn:schemas-microsoft-com:office:office" xmlns:oel="http://schemas.microsoft.com/office/2019/extlst" xmlns:r="http://schemas.openxmlformats.org/officeDocument/2006/relationships" xmlns:m="http://schemas.openxmlformats.org/officeDocument/2006/math" xmlns:v="urn:schemas-microsoft-com:vml" xmlns:wp14="http://schemas.microsoft.com/office/word/2010/wordprocessingDrawing" xmlns:wp="http://schemas.openxmlformats.org/drawingml/2006/wordprocessingDrawing" xmlns:w10="urn:schemas-microsoft-com:office:word" xmlns:w="http://schemas.openxmlformats.org/wordprocessingml/2006/main" xmlns:w14="http://schemas.microsoft.com/office/word/2010/wordml" xmlns:w15="http://schemas.microsoft.com/office/word/2012/wordml" xmlns:w16cex="http://schemas.microsoft.com/office/word/2018/wordml/cex" xmlns:w16cid="http://schemas.microsoft.com/office/word/2016/wordml/cid" xmlns:w16="http://schemas.microsoft.com/office/word/2018/wordml" xmlns:w16du="http://schemas.microsoft.com/office/word/2023/wordml/word16du" xmlns:w16sdtdh="http://schemas.microsoft.com/office/word/2020/wordml/sdtdatahash" xmlns:w16sdtfl="http://schemas.microsoft.com/office/word/2024/wordml/sdtformatlock" xmlns:w16se="http://schemas.microsoft.com/office/word/2015/wordml/symex" xmlns:wpg="http://schemas.microsoft.com/office/word/2010/wordprocessingGroup" xmlns:wpi="http://schemas.microsoft.com/office/word/2010/wordprocessingInk" xmlns:wne="http://schemas.microsoft.com/office/word/2006/wordml" xmlns:wps="http://schemas.microsoft.com/office/word/2010/wordprocessingShape" mc:Ignorable="w14 w15 w16se w16cid w16 w16cex w16sdtdh w16sdtfl w16du wp14">
+<w:document xmlns:o="urn:schemas-microsoft-com:office:office" xmlns:r="http://schemas.openxmlformats.org/officeDocument/2006/relationships" xmlns:v="urn:schemas-microsoft-com:vml" xmlns:w="http://schemas.openxmlformats.org/wordprocessingml/2006/main" xmlns:w10="urn:schemas-microsoft-com:office:word" xmlns:wp="http://schemas.openxmlformats.org/drawingml/2006/wordprocessingDrawing" xmlns:wps="http://schemas.microsoft.com/office/word/2010/wordprocessingShape" xmlns:wpg="http://schemas.microsoft.com/office/word/2010/wordprocessingGroup" xmlns:mc="http://schemas.openxmlformats.org/markup-compatibility/2006" xmlns:wp14="http://schemas.microsoft.com/office/word/2010/wordprocessingDrawing" xmlns:w14="http://schemas.microsoft.com/office/word/2010/wordml" xmlns:w15="http://schemas.microsoft.com/office/word/2012/wordml" mc:Ignorable="w14 wp14 w15">
   <w:body>
     <w:p>
       <w:pPr>
-        <w:spacing w:after="0" w:line="240" w:lineRule="auto"/>
+        <w:pStyle w:val="Normal"/>
+        <w:spacing w:lineRule="auto" w:line="240" w:before="0" w:after="0"/>
         <w:rPr>
           <w:rFonts w:ascii="Arial" w:hAnsi="Arial" w:cs="Arial"/>
-          <w:rPrChange w:id="0" w:author="Huguenot-Noel, Robin" w:date="2025-06-24T16:10:00Z" w16du:dateUtc="2025-06-24T14:10:00Z">
-            <w:rPr>
-              <w:rFonts w:asciiTheme="minorHAnsi" w:hAnsiTheme="minorHAnsi" w:cstheme="minorHAnsi"/>
-            </w:rPr>
-          </w:rPrChange>
         </w:rPr>
       </w:pPr>
+      <w:r>
+        <w:rPr>
+          <w:rFonts w:cs="Arial" w:ascii="Arial" w:hAnsi="Arial"/>
+        </w:rPr>
+      </w:r>
     </w:p>
     <w:p>
       <w:pPr>
-        <w:spacing w:after="0" w:line="240" w:lineRule="auto"/>
+        <w:pStyle w:val="Normal"/>
+        <w:spacing w:lineRule="auto" w:line="240" w:before="0" w:after="0"/>
         <w:rPr>
           <w:rFonts w:ascii="Arial" w:hAnsi="Arial" w:cs="Arial"/>
           <w:b/>
           <w:color w:val="C00000"/>
-          <w:rPrChange w:id="1" w:author="Huguenot-Noel, Robin" w:date="2025-06-24T16:10:00Z" w16du:dateUtc="2025-06-24T14:10:00Z">
-            <w:rPr>
-              <w:rFonts w:asciiTheme="minorHAnsi" w:hAnsiTheme="minorHAnsi" w:cstheme="minorHAnsi"/>
-              <w:b/>
-              <w:color w:val="C00000"/>
-            </w:rPr>
-          </w:rPrChange>
         </w:rPr>
       </w:pPr>
       <w:r>
         <w:rPr>
-          <w:rFonts w:ascii="Arial" w:hAnsi="Arial" w:cs="Arial"/>
+          <w:rFonts w:cs="Arial" w:ascii="Arial" w:hAnsi="Arial"/>
           <w:b/>
           <w:color w:val="C00000"/>
-          <w:rPrChange w:id="2" w:author="Huguenot-Noel, Robin" w:date="2025-06-24T16:10:00Z" w16du:dateUtc="2025-06-24T14:10:00Z">
-            <w:rPr>
-              <w:rFonts w:asciiTheme="minorHAnsi" w:hAnsiTheme="minorHAnsi" w:cstheme="minorHAnsi"/>
-              <w:b/>
-              <w:color w:val="C00000"/>
-            </w:rPr>
-          </w:rPrChange>
         </w:rPr>
         <w:t>HREC template for an Information Sheet for research participants</w:t>
       </w:r>
     </w:p>
     <w:p>
       <w:pPr>
+        <w:pStyle w:val="Normal"/>
         <w:pBdr>
           <w:bottom w:val="single" w:sz="6" w:space="1" w:color="000000"/>
         </w:pBdr>
-        <w:spacing w:after="0" w:line="240" w:lineRule="auto"/>
+        <w:spacing w:lineRule="auto" w:line="240" w:before="0" w:after="0"/>
         <w:rPr>
           <w:rFonts w:ascii="Arial" w:hAnsi="Arial" w:cs="Arial"/>
           <w:b/>
           <w:color w:val="C00000"/>
-          <w:rPrChange w:id="3" w:author="Huguenot-Noel, Robin" w:date="2025-06-24T16:10:00Z" w16du:dateUtc="2025-06-24T14:10:00Z">
-            <w:rPr>
-              <w:rFonts w:asciiTheme="minorHAnsi" w:hAnsiTheme="minorHAnsi" w:cstheme="minorHAnsi"/>
-              <w:b/>
-              <w:color w:val="C00000"/>
-            </w:rPr>
-          </w:rPrChange>
         </w:rPr>
       </w:pPr>
+      <w:r>
+        <w:rPr>
+          <w:rFonts w:cs="Arial" w:ascii="Arial" w:hAnsi="Arial"/>
+          <w:b/>
+          <w:color w:val="C00000"/>
+        </w:rPr>
+      </w:r>
     </w:p>
     <w:p>
       <w:pPr>
-        <w:spacing w:after="0" w:line="240" w:lineRule="auto"/>
+        <w:pStyle w:val="Normal"/>
+        <w:spacing w:lineRule="auto" w:line="240" w:before="0" w:after="0"/>
         <w:rPr>
           <w:rFonts w:ascii="Arial" w:hAnsi="Arial" w:cs="Arial"/>
           <w:b/>
-          <w:rPrChange w:id="4" w:author="Huguenot-Noel, Robin" w:date="2025-06-24T16:10:00Z" w16du:dateUtc="2025-06-24T14:10:00Z">
-            <w:rPr>
-              <w:rFonts w:asciiTheme="minorHAnsi" w:hAnsiTheme="minorHAnsi" w:cstheme="minorHAnsi"/>
-              <w:b/>
-            </w:rPr>
-          </w:rPrChange>
         </w:rPr>
       </w:pPr>
+      <w:r>
+        <w:rPr>
+          <w:rFonts w:cs="Arial" w:ascii="Arial" w:hAnsi="Arial"/>
+          <w:b/>
+        </w:rPr>
+      </w:r>
     </w:p>
     <w:p>
       <w:pPr>
-        <w:spacing w:after="0" w:line="240" w:lineRule="auto"/>
+        <w:pStyle w:val="Normal"/>
+        <w:spacing w:lineRule="auto" w:line="240" w:before="0" w:after="0"/>
         <w:rPr>
           <w:rFonts w:ascii="Arial" w:hAnsi="Arial" w:cs="Arial"/>
           <w:i/>
-          <w:rPrChange w:id="5" w:author="Huguenot-Noel, Robin" w:date="2025-06-24T16:10:00Z" w16du:dateUtc="2025-06-24T14:10:00Z">
-            <w:rPr>
-              <w:rFonts w:asciiTheme="minorHAnsi" w:hAnsiTheme="minorHAnsi" w:cstheme="minorHAnsi"/>
-              <w:i/>
-            </w:rPr>
-          </w:rPrChange>
+          <w:i/>
         </w:rPr>
       </w:pPr>
       <w:r>
         <w:rPr>
-          <w:rFonts w:ascii="Arial" w:hAnsi="Arial" w:cs="Arial"/>
+          <w:rFonts w:cs="Arial" w:ascii="Arial" w:hAnsi="Arial"/>
           <w:i/>
-          <w:rPrChange w:id="6" w:author="Huguenot-Noel, Robin" w:date="2025-06-24T16:10:00Z" w16du:dateUtc="2025-06-24T14:10:00Z">
-            <w:rPr>
-              <w:rFonts w:asciiTheme="minorHAnsi" w:hAnsiTheme="minorHAnsi" w:cstheme="minorHAnsi"/>
-              <w:i/>
-            </w:rPr>
-          </w:rPrChange>
         </w:rPr>
         <w:t>(Please note that the final version of this form must contain the EPFL logo and the PI/lab header/footer).</w:t>
       </w:r>
     </w:p>
     <w:p>
       <w:pPr>
-        <w:spacing w:after="0" w:line="240" w:lineRule="auto"/>
+        <w:pStyle w:val="Normal"/>
+        <w:spacing w:lineRule="auto" w:line="240" w:before="0" w:after="0"/>
         <w:rPr>
           <w:rFonts w:ascii="Arial" w:hAnsi="Arial" w:cs="Arial"/>
-          <w:rPrChange w:id="7" w:author="Huguenot-Noel, Robin" w:date="2025-06-24T16:10:00Z" w16du:dateUtc="2025-06-24T14:10:00Z">
-            <w:rPr>
-              <w:rFonts w:asciiTheme="minorHAnsi" w:hAnsiTheme="minorHAnsi" w:cstheme="minorHAnsi"/>
-            </w:rPr>
-          </w:rPrChange>
         </w:rPr>
       </w:pPr>
+      <w:r>
+        <w:rPr>
+          <w:rFonts w:cs="Arial" w:ascii="Arial" w:hAnsi="Arial"/>
+        </w:rPr>
+      </w:r>
     </w:p>
     <w:p>
       <w:pPr>
-        <w:spacing w:after="0" w:line="240" w:lineRule="auto"/>
+        <w:pStyle w:val="Normal"/>
+        <w:spacing w:lineRule="auto" w:line="240" w:before="0" w:after="0"/>
         <w:rPr>
           <w:rFonts w:ascii="Arial" w:hAnsi="Arial" w:cs="Arial"/>
           <w:b/>
-          <w:rPrChange w:id="8" w:author="Huguenot-Noel, Robin" w:date="2025-06-24T16:10:00Z" w16du:dateUtc="2025-06-24T14:10:00Z">
-            <w:rPr>
-              <w:rFonts w:asciiTheme="minorHAnsi" w:hAnsiTheme="minorHAnsi" w:cstheme="minorHAnsi"/>
-              <w:b/>
-            </w:rPr>
-          </w:rPrChange>
         </w:rPr>
       </w:pPr>
       <w:r>
         <w:rPr>
-          <w:rFonts w:ascii="Arial" w:hAnsi="Arial" w:cs="Arial"/>
+          <w:rFonts w:cs="Arial" w:ascii="Arial" w:hAnsi="Arial"/>
           <w:b/>
-          <w:rPrChange w:id="9" w:author="Huguenot-Noel, Robin" w:date="2025-06-24T16:10:00Z" w16du:dateUtc="2025-06-24T14:10:00Z">
-            <w:rPr>
-              <w:rFonts w:asciiTheme="minorHAnsi" w:hAnsiTheme="minorHAnsi" w:cstheme="minorHAnsi"/>
-              <w:b/>
-            </w:rPr>
-          </w:rPrChange>
         </w:rPr>
         <w:t xml:space="preserve">INFORMATION SHEET FOR RESEARCH PARTICIPANTS </w:t>
       </w:r>
     </w:p>
     <w:p>
       <w:pPr>
-        <w:spacing w:after="0" w:line="240" w:lineRule="auto"/>
+        <w:pStyle w:val="Normal"/>
+        <w:spacing w:lineRule="auto" w:line="240" w:before="0" w:after="0"/>
         <w:rPr>
           <w:rFonts w:ascii="Arial" w:hAnsi="Arial" w:cs="Arial"/>
           <w:b/>
-          <w:rPrChange w:id="10" w:author="Huguenot-Noel, Robin" w:date="2025-06-24T16:10:00Z" w16du:dateUtc="2025-06-24T14:10:00Z">
-            <w:rPr>
-              <w:rFonts w:asciiTheme="minorHAnsi" w:hAnsiTheme="minorHAnsi" w:cstheme="minorHAnsi"/>
-              <w:b/>
-            </w:rPr>
-          </w:rPrChange>
         </w:rPr>
       </w:pPr>
+      <w:r>
+        <w:rPr>
+          <w:rFonts w:cs="Arial" w:ascii="Arial" w:hAnsi="Arial"/>
+          <w:b/>
+        </w:rPr>
+      </w:r>
     </w:p>
     <w:p>
       <w:pPr>
-        <w:spacing w:after="0" w:line="240" w:lineRule="auto"/>
+        <w:pStyle w:val="Normal"/>
+        <w:spacing w:lineRule="auto" w:line="240" w:before="0" w:after="0"/>
         <w:jc w:val="center"/>
         <w:rPr>
-          <w:rFonts w:ascii="Arial" w:eastAsia="MS Gothic" w:hAnsi="Arial" w:cs="Arial"/>
+          <w:rFonts w:ascii="Arial" w:hAnsi="Arial" w:eastAsia="MS Gothic" w:cs="Arial"/>
+          <w:i/>
           <w:i/>
           <w:iCs/>
         </w:rPr>
       </w:pPr>
       <w:r>
         <w:rPr>
-          <w:rFonts w:ascii="Arial" w:eastAsia="MS Gothic" w:hAnsi="Arial" w:cs="Arial"/>
+          <w:rFonts w:eastAsia="MS Gothic" w:cs="Arial" w:ascii="Arial" w:hAnsi="Arial"/>
           <w:i/>
           <w:iCs/>
         </w:rPr>
@@ -187,1523 +160,1291 @@
     </w:p>
     <w:p>
       <w:pPr>
-        <w:spacing w:after="0" w:line="240" w:lineRule="auto"/>
+        <w:pStyle w:val="Normal"/>
+        <w:spacing w:lineRule="auto" w:line="240" w:before="0" w:after="0"/>
         <w:rPr>
           <w:rFonts w:ascii="Arial" w:hAnsi="Arial" w:cs="Arial"/>
           <w:b/>
-          <w:rPrChange w:id="11" w:author="Huguenot-Noel, Robin" w:date="2025-06-24T16:10:00Z" w16du:dateUtc="2025-06-24T14:10:00Z">
-            <w:rPr>
-              <w:rFonts w:asciiTheme="minorHAnsi" w:hAnsiTheme="minorHAnsi" w:cstheme="minorHAnsi"/>
-              <w:b/>
-            </w:rPr>
-          </w:rPrChange>
         </w:rPr>
       </w:pPr>
+      <w:r>
+        <w:rPr>
+          <w:rFonts w:cs="Arial" w:ascii="Arial" w:hAnsi="Arial"/>
+          <w:b/>
+        </w:rPr>
+      </w:r>
     </w:p>
     <w:tbl>
       <w:tblPr>
         <w:tblStyle w:val="TableGrid"/>
         <w:tblW w:w="9288" w:type="dxa"/>
+        <w:jc w:val="left"/>
+        <w:tblInd w:w="0" w:type="dxa"/>
         <w:tblLayout w:type="fixed"/>
-        <w:tblLook w:val="04A0" w:firstRow="1" w:lastRow="0" w:firstColumn="1" w:lastColumn="0" w:noHBand="0" w:noVBand="1"/>
+        <w:tblCellMar>
+          <w:top w:w="0" w:type="dxa"/>
+          <w:left w:w="108" w:type="dxa"/>
+          <w:bottom w:w="0" w:type="dxa"/>
+          <w:right w:w="108" w:type="dxa"/>
+        </w:tblCellMar>
+        <w:tblLook w:val="04a0" w:noHBand="0" w:noVBand="1" w:firstColumn="1" w:lastRow="0" w:lastColumn="0" w:firstRow="1"/>
       </w:tblPr>
       <w:tblGrid>
         <w:gridCol w:w="9288"/>
       </w:tblGrid>
       <w:tr>
+        <w:trPr/>
         <w:tc>
           <w:tcPr>
             <w:tcW w:w="9288" w:type="dxa"/>
+            <w:tcBorders/>
           </w:tcPr>
           <w:p>
             <w:pPr>
-              <w:spacing w:after="0" w:line="240" w:lineRule="auto"/>
+              <w:pStyle w:val="Normal"/>
+              <w:widowControl/>
+              <w:suppressAutoHyphens w:val="true"/>
+              <w:spacing w:lineRule="auto" w:line="240" w:before="0" w:after="0"/>
+              <w:jc w:val="left"/>
               <w:rPr>
                 <w:rFonts w:ascii="Arial" w:hAnsi="Arial" w:cs="Arial"/>
                 <w:b/>
                 <w:smallCaps/>
-                <w:rPrChange w:id="12" w:author="Huguenot-Noel, Robin" w:date="2025-06-24T16:10:00Z" w16du:dateUtc="2025-06-24T14:10:00Z">
-                  <w:rPr>
-                    <w:rFonts w:asciiTheme="minorHAnsi" w:hAnsiTheme="minorHAnsi" w:cstheme="minorHAnsi"/>
-                    <w:b/>
-                    <w:smallCaps/>
-                  </w:rPr>
-                </w:rPrChange>
               </w:rPr>
             </w:pPr>
             <w:r>
               <w:rPr>
-                <w:rFonts w:ascii="Arial" w:hAnsi="Arial" w:cs="Arial"/>
+                <w:rFonts w:cs="Arial" w:ascii="Arial" w:hAnsi="Arial"/>
                 <w:b/>
                 <w:smallCaps/>
-                <w:rPrChange w:id="13" w:author="Huguenot-Noel, Robin" w:date="2025-06-24T16:10:00Z" w16du:dateUtc="2025-06-24T14:10:00Z">
-                  <w:rPr>
-                    <w:rFonts w:asciiTheme="minorHAnsi" w:hAnsiTheme="minorHAnsi" w:cstheme="minorHAnsi"/>
-                    <w:b/>
-                    <w:smallCaps/>
-                  </w:rPr>
-                </w:rPrChange>
+                <w:kern w:val="0"/>
+                <w:sz w:val="22"/>
+                <w:szCs w:val="22"/>
+                <w:lang w:eastAsia="en-US" w:bidi="ar-SA"/>
               </w:rPr>
               <w:t>Information sheet for research participants</w:t>
             </w:r>
           </w:p>
           <w:p>
             <w:pPr>
-              <w:spacing w:after="0" w:line="240" w:lineRule="auto"/>
-              <w:rPr>
-                <w:rFonts w:ascii="Arial" w:eastAsia="MS Gothic" w:hAnsi="Arial" w:cs="Arial"/>
+              <w:pStyle w:val="Normal"/>
+              <w:widowControl/>
+              <w:suppressAutoHyphens w:val="true"/>
+              <w:spacing w:lineRule="auto" w:line="240" w:before="0" w:after="0"/>
+              <w:jc w:val="left"/>
+              <w:rPr>
+                <w:rFonts w:ascii="Arial" w:hAnsi="Arial" w:eastAsia="MS Gothic" w:cs="Arial"/>
               </w:rPr>
             </w:pPr>
+            <w:r>
+              <w:rPr>
+                <w:rFonts w:eastAsia="MS Gothic" w:cs="Arial" w:ascii="Arial" w:hAnsi="Arial"/>
+              </w:rPr>
+            </w:r>
           </w:p>
           <w:p>
             <w:pPr>
-              <w:spacing w:after="0" w:line="240" w:lineRule="auto"/>
-              <w:rPr>
-                <w:rFonts w:ascii="Arial" w:eastAsia="MS Gothic" w:hAnsi="Arial" w:cs="Arial"/>
+              <w:pStyle w:val="Normal"/>
+              <w:widowControl/>
+              <w:suppressAutoHyphens w:val="true"/>
+              <w:spacing w:lineRule="auto" w:line="240" w:before="0" w:after="0"/>
+              <w:jc w:val="left"/>
+              <w:rPr>
+                <w:rFonts w:ascii="Arial" w:hAnsi="Arial" w:eastAsia="MS Gothic" w:cs="Arial"/>
               </w:rPr>
             </w:pPr>
             <w:r>
               <w:rPr>
-                <w:rFonts w:ascii="Arial" w:eastAsia="MS Gothic" w:hAnsi="Arial" w:cs="Arial"/>
+                <w:rFonts w:eastAsia="MS Gothic" w:cs="Arial" w:ascii="Arial" w:hAnsi="Arial"/>
                 <w:b/>
                 <w:bCs/>
+                <w:kern w:val="0"/>
+                <w:sz w:val="22"/>
+                <w:szCs w:val="22"/>
+                <w:lang w:eastAsia="en-US" w:bidi="ar-SA"/>
               </w:rPr>
               <w:t>Name of the project:</w:t>
             </w:r>
             <w:r>
               <w:rPr>
-                <w:rFonts w:ascii="Arial" w:eastAsia="MS Gothic" w:hAnsi="Arial" w:cs="Arial"/>
-              </w:rPr>
-              <w:t xml:space="preserve"> </w:t>
-            </w:r>
-            <w:ins w:id="14" w:author="Huguenot-Noel, Robin" w:date="2025-06-24T15:51:00Z" w16du:dateUtc="2025-06-24T13:51:00Z">
-              <w:r>
-                <w:rPr>
-                  <w:rFonts w:ascii="Arial" w:eastAsia="MS Gothic" w:hAnsi="Arial" w:cs="Arial"/>
-                </w:rPr>
-                <w:t>Climate Policy and Just Transition: A Comparative Study of Worker Support</w:t>
-              </w:r>
-            </w:ins>
-            <w:del w:id="15" w:author="Huguenot-Noel, Robin" w:date="2025-06-24T15:51:00Z" w16du:dateUtc="2025-06-24T13:51:00Z">
-              <w:r>
-                <w:rPr>
-                  <w:rFonts w:ascii="Arial" w:eastAsia="MS Gothic" w:hAnsi="Arial" w:cs="Arial"/>
-                </w:rPr>
-                <w:delText>Realigning climate-forcing players? Power Resources Mobilisation pathways in the Just Transition.</w:delText>
-              </w:r>
-            </w:del>
+                <w:rFonts w:eastAsia="MS Gothic" w:cs="Arial" w:ascii="Arial" w:hAnsi="Arial"/>
+                <w:kern w:val="0"/>
+                <w:sz w:val="22"/>
+                <w:szCs w:val="22"/>
+                <w:lang w:eastAsia="en-US" w:bidi="ar-SA"/>
+              </w:rPr>
+              <w:t xml:space="preserve"> Climate Policy and Just Transition: A Comparative Study of Worker Support (JUST-CLIP)</w:t>
+            </w:r>
           </w:p>
           <w:p>
             <w:pPr>
-              <w:spacing w:after="0" w:line="240" w:lineRule="auto"/>
-              <w:rPr>
-                <w:rFonts w:ascii="Arial" w:eastAsia="MS Gothic" w:hAnsi="Arial" w:cs="Arial"/>
+              <w:pStyle w:val="Normal"/>
+              <w:widowControl/>
+              <w:suppressAutoHyphens w:val="true"/>
+              <w:spacing w:lineRule="auto" w:line="240" w:before="0" w:after="0"/>
+              <w:jc w:val="left"/>
+              <w:rPr>
+                <w:rFonts w:ascii="Arial" w:hAnsi="Arial" w:eastAsia="MS Gothic" w:cs="Arial"/>
               </w:rPr>
             </w:pPr>
+            <w:r>
+              <w:rPr>
+                <w:rFonts w:eastAsia="MS Gothic" w:cs="Arial" w:ascii="Arial" w:hAnsi="Arial"/>
+              </w:rPr>
+            </w:r>
           </w:p>
           <w:p>
             <w:pPr>
-              <w:spacing w:after="0" w:line="240" w:lineRule="auto"/>
+              <w:pStyle w:val="Normal"/>
+              <w:widowControl/>
+              <w:suppressAutoHyphens w:val="true"/>
+              <w:spacing w:lineRule="auto" w:line="240" w:before="0" w:after="0"/>
+              <w:jc w:val="left"/>
               <w:rPr>
                 <w:rFonts w:ascii="Arial" w:hAnsi="Arial" w:cs="Arial"/>
-                <w:rPrChange w:id="16" w:author="Huguenot-Noel, Robin" w:date="2025-06-24T16:10:00Z" w16du:dateUtc="2025-06-24T14:10:00Z">
-                  <w:rPr/>
-                </w:rPrChange>
               </w:rPr>
             </w:pPr>
             <w:r>
               <w:rPr>
-                <w:rFonts w:ascii="Arial" w:eastAsia="MS Gothic" w:hAnsi="Arial" w:cs="Arial"/>
+                <w:rFonts w:eastAsia="MS Gothic" w:cs="Arial" w:ascii="Arial" w:hAnsi="Arial"/>
+                <w:kern w:val="0"/>
+                <w:sz w:val="22"/>
+                <w:szCs w:val="22"/>
+                <w:lang w:eastAsia="en-US" w:bidi="ar-SA"/>
               </w:rPr>
               <w:t>This research project has been approved by the EPFL Human Research Ethics Committee (HREC No.......).</w:t>
             </w:r>
           </w:p>
           <w:p>
             <w:pPr>
-              <w:spacing w:after="0" w:line="240" w:lineRule="auto"/>
+              <w:pStyle w:val="Normal"/>
+              <w:widowControl/>
+              <w:suppressAutoHyphens w:val="true"/>
+              <w:spacing w:lineRule="auto" w:line="240" w:before="0" w:after="0"/>
+              <w:jc w:val="left"/>
               <w:rPr>
                 <w:rFonts w:ascii="Arial" w:hAnsi="Arial" w:cs="Arial"/>
-                <w:rPrChange w:id="17" w:author="Huguenot-Noel, Robin" w:date="2025-06-24T16:10:00Z" w16du:dateUtc="2025-06-24T14:10:00Z">
-                  <w:rPr>
-                    <w:rFonts w:asciiTheme="minorHAnsi" w:hAnsiTheme="minorHAnsi" w:cstheme="minorHAnsi"/>
-                  </w:rPr>
-                </w:rPrChange>
               </w:rPr>
             </w:pPr>
+            <w:r>
+              <w:rPr>
+                <w:rFonts w:cs="Arial" w:ascii="Arial" w:hAnsi="Arial"/>
+              </w:rPr>
+            </w:r>
           </w:p>
           <w:p>
             <w:pPr>
-              <w:spacing w:after="0" w:line="240" w:lineRule="auto"/>
+              <w:pStyle w:val="Normal"/>
+              <w:widowControl/>
+              <w:suppressAutoHyphens w:val="true"/>
+              <w:spacing w:lineRule="auto" w:line="240" w:before="0" w:after="0"/>
+              <w:jc w:val="left"/>
               <w:rPr>
                 <w:rFonts w:ascii="Arial" w:hAnsi="Arial" w:cs="Arial"/>
-                <w:rPrChange w:id="18" w:author="Huguenot-Noel, Robin" w:date="2025-06-24T16:10:00Z" w16du:dateUtc="2025-06-24T14:10:00Z">
-                  <w:rPr/>
-                </w:rPrChange>
               </w:rPr>
             </w:pPr>
             <w:r>
               <w:rPr>
                 <w:rStyle w:val="Strong"/>
-                <w:rFonts w:ascii="Arial" w:eastAsia="MS Gothic" w:hAnsi="Arial" w:cs="Arial"/>
+                <w:rFonts w:eastAsia="MS Gothic" w:cs="Arial" w:ascii="Arial" w:hAnsi="Arial"/>
+                <w:kern w:val="0"/>
+                <w:sz w:val="22"/>
+                <w:szCs w:val="22"/>
                 <w:u w:val="single"/>
-              </w:rPr>
-              <w:t>1</w:t>
-            </w:r>
-            <w:r>
-              <w:rPr>
-                <w:rStyle w:val="Strong"/>
-                <w:rFonts w:ascii="Arial" w:eastAsia="MS Gothic" w:hAnsi="Arial" w:cs="Arial"/>
-                <w:u w:val="single"/>
-                <w:rPrChange w:id="19" w:author="Huguenot-Noel, Robin" w:date="2025-06-24T16:10:00Z" w16du:dateUtc="2025-06-24T14:10:00Z">
-                  <w:rPr>
-                    <w:rStyle w:val="Strong"/>
-                    <w:rFonts w:asciiTheme="minorHAnsi" w:eastAsia="MS Gothic" w:hAnsiTheme="minorHAnsi" w:cstheme="minorHAnsi"/>
-                    <w:u w:val="single"/>
-                  </w:rPr>
-                </w:rPrChange>
-              </w:rPr>
-              <w:t xml:space="preserve">. </w:t>
-            </w:r>
-            <w:r>
-              <w:rPr>
-                <w:rStyle w:val="Strong"/>
-                <w:rFonts w:ascii="Arial" w:eastAsia="MS Gothic" w:hAnsi="Arial" w:cs="Arial"/>
-                <w:u w:val="single"/>
-              </w:rPr>
-              <w:t>General Information and objectives</w:t>
+                <w:lang w:eastAsia="en-US" w:bidi="ar-SA"/>
+              </w:rPr>
+              <w:t>1. General Information and objectives</w:t>
             </w:r>
           </w:p>
           <w:p>
             <w:pPr>
-              <w:spacing w:after="0" w:line="240" w:lineRule="auto"/>
-              <w:rPr>
-                <w:rFonts w:ascii="Arial" w:eastAsia="MS Gothic" w:hAnsi="Arial" w:cs="Arial"/>
+              <w:pStyle w:val="Normal"/>
+              <w:widowControl/>
+              <w:suppressAutoHyphens w:val="true"/>
+              <w:spacing w:lineRule="auto" w:line="240" w:before="0" w:after="0"/>
+              <w:jc w:val="left"/>
+              <w:rPr>
+                <w:rFonts w:ascii="Arial" w:hAnsi="Arial" w:eastAsia="MS Gothic" w:cs="Arial"/>
                 <w:b/>
                 <w:bCs/>
               </w:rPr>
             </w:pPr>
             <w:r>
               <w:rPr>
-                <w:rFonts w:ascii="Arial" w:eastAsia="MS Gothic" w:hAnsi="Arial" w:cs="Arial"/>
-              </w:rPr>
-              <w:t>You are invited to take part in a research project that looks at your opinion regarding public policies aiming at mitigating climate change and decarbonizing key sectors of the economy. We also want to understand how support policies for affected workers</w:t>
-            </w:r>
-            <w:ins w:id="20" w:author="Huguenot-Noel, Robin" w:date="2025-06-24T15:57:00Z" w16du:dateUtc="2025-06-24T13:57:00Z">
-              <w:r>
-                <w:rPr>
-                  <w:rFonts w:ascii="Arial" w:eastAsia="MS Gothic" w:hAnsi="Arial" w:cs="Arial"/>
-                </w:rPr>
-                <w:t xml:space="preserve"> (</w:t>
-              </w:r>
-            </w:ins>
-            <w:del w:id="21" w:author="Huguenot-Noel, Robin" w:date="2025-06-24T15:57:00Z" w16du:dateUtc="2025-06-24T13:57:00Z">
-              <w:r>
-                <w:rPr>
-                  <w:rFonts w:ascii="Arial" w:eastAsia="MS Gothic" w:hAnsi="Arial" w:cs="Arial"/>
-                </w:rPr>
-                <w:delText>—</w:delText>
-              </w:r>
-            </w:del>
-            <w:r>
-              <w:rPr>
-                <w:rFonts w:ascii="Arial" w:eastAsia="MS Gothic" w:hAnsi="Arial" w:cs="Arial"/>
-              </w:rPr>
-              <w:t>like financial aid or training</w:t>
-            </w:r>
-            <w:ins w:id="22" w:author="Huguenot-Noel, Robin" w:date="2025-06-24T15:57:00Z" w16du:dateUtc="2025-06-24T13:57:00Z">
-              <w:r>
-                <w:rPr>
-                  <w:rFonts w:ascii="Arial" w:eastAsia="MS Gothic" w:hAnsi="Arial" w:cs="Arial"/>
-                </w:rPr>
-                <w:t xml:space="preserve">) </w:t>
-              </w:r>
-            </w:ins>
-            <w:del w:id="23" w:author="Huguenot-Noel, Robin" w:date="2025-06-24T15:57:00Z" w16du:dateUtc="2025-06-24T13:57:00Z">
-              <w:r>
-                <w:rPr>
-                  <w:rFonts w:ascii="Arial" w:eastAsia="MS Gothic" w:hAnsi="Arial" w:cs="Arial"/>
-                </w:rPr>
-                <w:delText>—</w:delText>
-              </w:r>
-            </w:del>
-            <w:r>
-              <w:rPr>
-                <w:rFonts w:ascii="Arial" w:eastAsia="MS Gothic" w:hAnsi="Arial" w:cs="Arial"/>
-              </w:rPr>
-              <w:t xml:space="preserve">are viewed by those most impacted. Your answers will help us learn how these transitions can better protect jobs, communities, and democracy. This survey is run in </w:t>
-            </w:r>
-            <w:ins w:id="24" w:author="Huguenot-Noel, Robin" w:date="2025-06-24T15:57:00Z" w16du:dateUtc="2025-06-24T13:57:00Z">
-              <w:r>
-                <w:rPr>
-                  <w:rFonts w:ascii="Arial" w:eastAsia="MS Gothic" w:hAnsi="Arial" w:cs="Arial"/>
-                </w:rPr>
-                <w:t>several European countries</w:t>
-              </w:r>
-            </w:ins>
-            <w:ins w:id="25" w:author="Huguenot-Noel, Robin" w:date="2025-06-24T15:58:00Z" w16du:dateUtc="2025-06-24T13:58:00Z">
-              <w:r>
-                <w:rPr>
-                  <w:rFonts w:ascii="Arial" w:eastAsia="MS Gothic" w:hAnsi="Arial" w:cs="Arial"/>
-                </w:rPr>
-                <w:t xml:space="preserve"> [</w:t>
-              </w:r>
-            </w:ins>
-            <w:ins w:id="26" w:author="Huguenot-Noel, Robin" w:date="2025-06-24T15:57:00Z" w16du:dateUtc="2025-06-24T13:57:00Z">
-              <w:r>
-                <w:rPr>
-                  <w:rFonts w:ascii="Arial" w:eastAsia="MS Gothic" w:hAnsi="Arial" w:cs="Arial"/>
-                  <w:highlight w:val="yellow"/>
-                  <w:rPrChange w:id="27" w:author="Huguenot-Noel, Robin" w:date="2025-06-24T16:10:00Z" w16du:dateUtc="2025-06-24T14:10:00Z">
-                    <w:rPr>
-                      <w:rFonts w:ascii="Arial" w:eastAsia="MS Gothic" w:hAnsi="Arial" w:cs="Arial"/>
-                    </w:rPr>
-                  </w:rPrChange>
-                </w:rPr>
-                <w:t xml:space="preserve">optional: including </w:t>
-              </w:r>
-            </w:ins>
-            <w:del w:id="28" w:author="Huguenot-Noel, Robin" w:date="2025-06-24T15:57:00Z" w16du:dateUtc="2025-06-24T13:57:00Z">
-              <w:r>
-                <w:rPr>
-                  <w:rFonts w:ascii="Arial" w:eastAsia="MS Gothic" w:hAnsi="Arial" w:cs="Arial"/>
-                  <w:highlight w:val="yellow"/>
-                  <w:rPrChange w:id="29" w:author="Huguenot-Noel, Robin" w:date="2025-06-24T16:10:00Z" w16du:dateUtc="2025-06-24T14:10:00Z">
-                    <w:rPr>
-                      <w:rFonts w:ascii="Arial" w:eastAsia="MS Gothic" w:hAnsi="Arial" w:cs="Arial"/>
-                    </w:rPr>
-                  </w:rPrChange>
-                </w:rPr>
-                <w:delText xml:space="preserve">the following countries: </w:delText>
-              </w:r>
-            </w:del>
-            <w:r>
-              <w:rPr>
-                <w:rFonts w:ascii="Arial" w:eastAsia="MS Gothic" w:hAnsi="Arial" w:cs="Arial"/>
-                <w:highlight w:val="yellow"/>
-                <w:rPrChange w:id="30" w:author="Huguenot-Noel, Robin" w:date="2025-06-24T16:10:00Z" w16du:dateUtc="2025-06-24T14:10:00Z">
-                  <w:rPr>
-                    <w:rFonts w:ascii="Arial" w:eastAsia="MS Gothic" w:hAnsi="Arial" w:cs="Arial"/>
-                  </w:rPr>
-                </w:rPrChange>
+                <w:rFonts w:eastAsia="MS Gothic" w:cs="Arial" w:ascii="Arial" w:hAnsi="Arial"/>
+                <w:kern w:val="0"/>
+                <w:sz w:val="22"/>
+                <w:szCs w:val="22"/>
+                <w:lang w:eastAsia="en-US" w:bidi="ar-SA"/>
+              </w:rPr>
+              <w:t xml:space="preserve">You are invited to take part in a research project that looks at your opinion regarding public policies aiming at mitigating climate change and decarbonizing key sectors of the economy. We also want to understand how support policies for affected workers (like financial aid or training) are viewed by those most impacted. Your answers will help us learn how these transitions can better protect jobs, communities, and democracy. This survey is run in </w:t>
+            </w:r>
+            <w:r>
+              <w:rPr>
+                <w:rFonts w:eastAsia="MS Gothic" w:cs="Arial" w:ascii="Arial" w:hAnsi="Arial"/>
+                <w:kern w:val="0"/>
+                <w:sz w:val="22"/>
+                <w:szCs w:val="22"/>
+                <w:shd w:fill="auto" w:val="clear"/>
+                <w:lang w:eastAsia="en-US" w:bidi="ar-SA"/>
               </w:rPr>
               <w:t>France, Germany, Italy, Poland, and Spain</w:t>
             </w:r>
-            <w:ins w:id="31" w:author="Huguenot-Noel, Robin" w:date="2025-06-24T15:58:00Z" w16du:dateUtc="2025-06-24T13:58:00Z">
-              <w:r>
-                <w:rPr>
-                  <w:rFonts w:ascii="Arial" w:eastAsia="MS Gothic" w:hAnsi="Arial" w:cs="Arial"/>
-                </w:rPr>
-                <w:t>].</w:t>
-              </w:r>
-            </w:ins>
-            <w:del w:id="32" w:author="Huguenot-Noel, Robin" w:date="2025-06-24T15:57:00Z" w16du:dateUtc="2025-06-24T13:57:00Z">
-              <w:r>
-                <w:rPr>
-                  <w:rFonts w:ascii="Arial" w:eastAsia="MS Gothic" w:hAnsi="Arial" w:cs="Arial"/>
-                </w:rPr>
-                <w:delText>.</w:delText>
-              </w:r>
-            </w:del>
-            <w:r>
-              <w:rPr>
-                <w:rFonts w:ascii="Arial" w:eastAsia="MS Gothic" w:hAnsi="Arial" w:cs="Arial"/>
-              </w:rPr>
-              <w:t xml:space="preserve"> The research is led by Rens </w:t>
-            </w:r>
-            <w:proofErr w:type="spellStart"/>
-            <w:r>
-              <w:rPr>
-                <w:rFonts w:ascii="Arial" w:eastAsia="MS Gothic" w:hAnsi="Arial" w:cs="Arial"/>
-              </w:rPr>
-              <w:t>Chazottes</w:t>
-            </w:r>
-            <w:proofErr w:type="spellEnd"/>
-            <w:r>
-              <w:rPr>
-                <w:rFonts w:ascii="Arial" w:eastAsia="MS Gothic" w:hAnsi="Arial" w:cs="Arial"/>
-              </w:rPr>
-              <w:t xml:space="preserve"> at EPFL and Robin Huguenot-Noël at </w:t>
-            </w:r>
-            <w:ins w:id="33" w:author="Huguenot-Noel, Robin" w:date="2025-06-24T15:58:00Z" w16du:dateUtc="2025-06-24T13:58:00Z">
-              <w:r>
-                <w:rPr>
-                  <w:rFonts w:ascii="Arial" w:eastAsia="MS Gothic" w:hAnsi="Arial" w:cs="Arial"/>
-                </w:rPr>
-                <w:t xml:space="preserve">the Freie Universität </w:t>
-              </w:r>
-            </w:ins>
-            <w:r>
-              <w:rPr>
-                <w:rFonts w:ascii="Arial" w:eastAsia="MS Gothic" w:hAnsi="Arial" w:cs="Arial"/>
-              </w:rPr>
-              <w:t>Berli</w:t>
-            </w:r>
-            <w:ins w:id="34" w:author="Huguenot-Noel, Robin" w:date="2025-06-24T15:58:00Z" w16du:dateUtc="2025-06-24T13:58:00Z">
-              <w:r>
-                <w:rPr>
-                  <w:rFonts w:ascii="Arial" w:eastAsia="MS Gothic" w:hAnsi="Arial" w:cs="Arial"/>
-                </w:rPr>
-                <w:t>n</w:t>
-              </w:r>
-            </w:ins>
-            <w:del w:id="35" w:author="Huguenot-Noel, Robin" w:date="2025-06-24T15:58:00Z" w16du:dateUtc="2025-06-24T13:58:00Z">
-              <w:r>
-                <w:rPr>
-                  <w:rFonts w:ascii="Arial" w:eastAsia="MS Gothic" w:hAnsi="Arial" w:cs="Arial"/>
-                </w:rPr>
-                <w:delText>n University</w:delText>
-              </w:r>
-            </w:del>
-            <w:r>
-              <w:rPr>
-                <w:rFonts w:ascii="Arial" w:eastAsia="MS Gothic" w:hAnsi="Arial" w:cs="Arial"/>
-              </w:rPr>
-              <w:t xml:space="preserve">. </w:t>
-            </w:r>
-            <w:r>
-              <w:rPr>
-                <w:rFonts w:ascii="Arial" w:eastAsia="MS Gothic" w:hAnsi="Arial" w:cs="Arial"/>
+            <w:r>
+              <w:rPr>
+                <w:rFonts w:eastAsia="MS Gothic" w:cs="Arial" w:ascii="Arial" w:hAnsi="Arial"/>
+                <w:kern w:val="0"/>
+                <w:sz w:val="22"/>
+                <w:szCs w:val="22"/>
+                <w:lang w:eastAsia="en-US" w:bidi="ar-SA"/>
+              </w:rPr>
+              <w:t xml:space="preserve">. The research is led by Rens Chazottes at EPFL and Robin Huguenot-Noël at the Freie Universität Berlin. </w:t>
+            </w:r>
+            <w:r>
+              <w:rPr>
+                <w:rFonts w:eastAsia="MS Gothic" w:cs="Arial" w:ascii="Arial" w:hAnsi="Arial"/>
                 <w:b/>
                 <w:bCs/>
-              </w:rPr>
-              <w:t>We will never share your survey responses with your employer, colleagues, or any union representatives</w:t>
-            </w:r>
-            <w:ins w:id="36" w:author="Huguenot-Noel, Robin" w:date="2025-06-24T15:58:00Z" w16du:dateUtc="2025-06-24T13:58:00Z">
-              <w:r>
-                <w:rPr>
-                  <w:rFonts w:ascii="Arial" w:eastAsia="MS Gothic" w:hAnsi="Arial" w:cs="Arial"/>
-                  <w:b/>
-                  <w:bCs/>
-                </w:rPr>
-                <w:t xml:space="preserve">; </w:t>
-              </w:r>
-            </w:ins>
-            <w:del w:id="37" w:author="Huguenot-Noel, Robin" w:date="2025-06-24T15:58:00Z" w16du:dateUtc="2025-06-24T13:58:00Z">
-              <w:r>
-                <w:rPr>
-                  <w:rFonts w:ascii="Arial" w:eastAsia="MS Gothic" w:hAnsi="Arial" w:cs="Arial"/>
-                  <w:b/>
-                  <w:bCs/>
-                </w:rPr>
-                <w:delText>—</w:delText>
-              </w:r>
-            </w:del>
-            <w:r>
-              <w:rPr>
-                <w:rFonts w:ascii="Arial" w:eastAsia="MS Gothic" w:hAnsi="Arial" w:cs="Arial"/>
-                <w:b/>
-                <w:bCs/>
-              </w:rPr>
-              <w:t>your answers are completely confidential.</w:t>
+                <w:kern w:val="0"/>
+                <w:sz w:val="22"/>
+                <w:szCs w:val="22"/>
+                <w:lang w:eastAsia="en-US" w:bidi="ar-SA"/>
+              </w:rPr>
+              <w:t>We will never share your survey responses with your employer, colleagues, or any union representatives; your answers are completely confidential.</w:t>
             </w:r>
           </w:p>
           <w:p>
             <w:pPr>
-              <w:spacing w:after="0" w:line="240" w:lineRule="auto"/>
-              <w:rPr>
-                <w:rFonts w:ascii="Arial" w:eastAsia="MS Gothic" w:hAnsi="Arial" w:cs="Arial"/>
+              <w:pStyle w:val="Normal"/>
+              <w:widowControl/>
+              <w:suppressAutoHyphens w:val="true"/>
+              <w:spacing w:lineRule="auto" w:line="240" w:before="0" w:after="0"/>
+              <w:jc w:val="left"/>
+              <w:rPr>
+                <w:rFonts w:ascii="Arial" w:hAnsi="Arial" w:eastAsia="MS Gothic" w:cs="Arial"/>
               </w:rPr>
             </w:pPr>
+            <w:r>
+              <w:rPr>
+                <w:rFonts w:eastAsia="MS Gothic" w:cs="Arial" w:ascii="Arial" w:hAnsi="Arial"/>
+              </w:rPr>
+            </w:r>
           </w:p>
           <w:p>
             <w:pPr>
-              <w:spacing w:after="0" w:line="240" w:lineRule="auto"/>
+              <w:pStyle w:val="Normal"/>
+              <w:widowControl/>
+              <w:suppressAutoHyphens w:val="true"/>
+              <w:spacing w:lineRule="auto" w:line="240" w:before="0" w:after="0"/>
+              <w:jc w:val="left"/>
               <w:rPr>
                 <w:rFonts w:ascii="Arial" w:hAnsi="Arial" w:cs="Arial"/>
-                <w:rPrChange w:id="38" w:author="Huguenot-Noel, Robin" w:date="2025-06-24T16:10:00Z" w16du:dateUtc="2025-06-24T14:10:00Z">
-                  <w:rPr/>
-                </w:rPrChange>
               </w:rPr>
             </w:pPr>
             <w:r>
               <w:rPr>
                 <w:rStyle w:val="Strong"/>
-                <w:rFonts w:ascii="Arial" w:eastAsia="MS Gothic" w:hAnsi="Arial" w:cs="Arial"/>
+                <w:rFonts w:eastAsia="MS Gothic" w:cs="Arial" w:ascii="Arial" w:hAnsi="Arial"/>
+                <w:kern w:val="0"/>
+                <w:sz w:val="22"/>
+                <w:szCs w:val="22"/>
                 <w:u w:val="single"/>
+                <w:lang w:eastAsia="en-US" w:bidi="ar-SA"/>
               </w:rPr>
               <w:t>2. Selection of Potential Participants</w:t>
             </w:r>
           </w:p>
           <w:p>
             <w:pPr>
-              <w:spacing w:after="0" w:line="240" w:lineRule="auto"/>
-              <w:rPr>
-                <w:rFonts w:ascii="Arial" w:eastAsia="MS Gothic" w:hAnsi="Arial" w:cs="Arial"/>
+              <w:pStyle w:val="Normal"/>
+              <w:widowControl/>
+              <w:suppressAutoHyphens w:val="true"/>
+              <w:spacing w:lineRule="auto" w:line="240" w:before="0" w:after="0"/>
+              <w:jc w:val="left"/>
+              <w:rPr>
+                <w:rFonts w:ascii="Arial" w:hAnsi="Arial" w:eastAsia="MS Gothic" w:cs="Arial"/>
               </w:rPr>
             </w:pPr>
             <w:r>
               <w:rPr>
-                <w:rFonts w:ascii="Arial" w:eastAsia="MS Gothic" w:hAnsi="Arial" w:cs="Arial"/>
+                <w:rFonts w:eastAsia="MS Gothic" w:cs="Arial" w:ascii="Arial" w:hAnsi="Arial"/>
+                <w:kern w:val="0"/>
+                <w:sz w:val="22"/>
+                <w:szCs w:val="22"/>
+                <w:lang w:eastAsia="en-US" w:bidi="ar-SA"/>
               </w:rPr>
               <w:t>You have been invited because you work in a sector that may be affected by climate transition policies—such as manufacturing, the automobile industry, chemicals, or aviation. Participation is open to all workers currently employed in these industries, regardless of job type or union membership. We are carrying out this project in accordance with EU regulation and Swiss law and ethical research standards.</w:t>
             </w:r>
           </w:p>
           <w:p>
             <w:pPr>
-              <w:spacing w:after="0" w:line="240" w:lineRule="auto"/>
-              <w:rPr>
-                <w:rFonts w:ascii="Arial" w:eastAsia="MS Gothic" w:hAnsi="Arial" w:cs="Arial"/>
+              <w:pStyle w:val="Normal"/>
+              <w:widowControl/>
+              <w:suppressAutoHyphens w:val="true"/>
+              <w:spacing w:lineRule="auto" w:line="240" w:before="0" w:after="0"/>
+              <w:jc w:val="left"/>
+              <w:rPr>
+                <w:rFonts w:ascii="Arial" w:hAnsi="Arial" w:eastAsia="MS Gothic" w:cs="Arial"/>
               </w:rPr>
             </w:pPr>
+            <w:r>
+              <w:rPr>
+                <w:rFonts w:eastAsia="MS Gothic" w:cs="Arial" w:ascii="Arial" w:hAnsi="Arial"/>
+              </w:rPr>
+            </w:r>
           </w:p>
           <w:p>
             <w:pPr>
-              <w:spacing w:after="0" w:line="240" w:lineRule="auto"/>
+              <w:pStyle w:val="Normal"/>
+              <w:widowControl/>
+              <w:suppressAutoHyphens w:val="true"/>
+              <w:spacing w:lineRule="auto" w:line="240" w:before="0" w:after="0"/>
+              <w:jc w:val="left"/>
               <w:rPr>
                 <w:rFonts w:ascii="Arial" w:hAnsi="Arial" w:cs="Arial"/>
-                <w:rPrChange w:id="39" w:author="Huguenot-Noel, Robin" w:date="2025-06-24T16:10:00Z" w16du:dateUtc="2025-06-24T14:10:00Z">
-                  <w:rPr/>
-                </w:rPrChange>
               </w:rPr>
             </w:pPr>
             <w:r>
               <w:rPr>
                 <w:rStyle w:val="Strong"/>
-                <w:rFonts w:ascii="Arial" w:eastAsia="MS Gothic" w:hAnsi="Arial" w:cs="Arial"/>
+                <w:rFonts w:eastAsia="MS Gothic" w:cs="Arial" w:ascii="Arial" w:hAnsi="Arial"/>
+                <w:kern w:val="0"/>
+                <w:sz w:val="22"/>
+                <w:szCs w:val="22"/>
                 <w:u w:val="single"/>
+                <w:lang w:eastAsia="en-US" w:bidi="ar-SA"/>
               </w:rPr>
               <w:t>3. Procedure for Participants</w:t>
             </w:r>
           </w:p>
           <w:p>
             <w:pPr>
-              <w:spacing w:after="0" w:line="240" w:lineRule="auto"/>
-              <w:rPr>
-                <w:rFonts w:ascii="Arial" w:eastAsia="MS Gothic" w:hAnsi="Arial" w:cs="Arial"/>
+              <w:pStyle w:val="Normal"/>
+              <w:widowControl/>
+              <w:suppressAutoHyphens w:val="true"/>
+              <w:spacing w:lineRule="auto" w:line="240" w:before="0" w:after="0"/>
+              <w:jc w:val="left"/>
+              <w:rPr>
+                <w:rFonts w:ascii="Arial" w:hAnsi="Arial" w:eastAsia="MS Gothic" w:cs="Arial"/>
               </w:rPr>
             </w:pPr>
             <w:r>
               <w:rPr>
-                <w:rFonts w:ascii="Arial" w:eastAsia="MS Gothic" w:hAnsi="Arial" w:cs="Arial"/>
+                <w:rFonts w:eastAsia="MS Gothic" w:cs="Arial" w:ascii="Arial" w:hAnsi="Arial"/>
+                <w:kern w:val="0"/>
+                <w:sz w:val="22"/>
+                <w:szCs w:val="22"/>
+                <w:lang w:eastAsia="en-US" w:bidi="ar-SA"/>
               </w:rPr>
               <w:t>If you choose to take part, you will be asked to complete an online questionnaire. It includes questions about your preferences between different policy proposals and how you feel about support measures, unions, and political views. The survey also asks a few general questions about your background (e.g., age group, job type, education).</w:t>
             </w:r>
           </w:p>
           <w:p>
             <w:pPr>
+              <w:pStyle w:val="Normal"/>
+              <w:widowControl/>
               <w:numPr>
                 <w:ilvl w:val="0"/>
                 <w:numId w:val="2"/>
               </w:numPr>
               <w:tabs>
-                <w:tab w:val="clear" w:pos="709"/>
-                <w:tab w:val="left" w:pos="0"/>
+                <w:tab w:val="clear" w:pos="708"/>
+                <w:tab w:val="left" w:pos="0" w:leader="none"/>
               </w:tabs>
-              <w:spacing w:after="0" w:line="240" w:lineRule="auto"/>
+              <w:suppressAutoHyphens w:val="true"/>
+              <w:spacing w:lineRule="auto" w:line="240" w:before="0" w:after="0"/>
+              <w:jc w:val="left"/>
               <w:rPr>
                 <w:rFonts w:ascii="Arial" w:hAnsi="Arial" w:cs="Arial"/>
-                <w:rPrChange w:id="40" w:author="Huguenot-Noel, Robin" w:date="2025-06-24T16:10:00Z" w16du:dateUtc="2025-06-24T14:10:00Z">
-                  <w:rPr/>
-                </w:rPrChange>
               </w:rPr>
             </w:pPr>
             <w:r>
               <w:rPr>
                 <w:rStyle w:val="Strong"/>
-                <w:rFonts w:ascii="Arial" w:eastAsia="MS Gothic" w:hAnsi="Arial" w:cs="Arial"/>
+                <w:rFonts w:eastAsia="MS Gothic" w:cs="Arial" w:ascii="Arial" w:hAnsi="Arial"/>
+                <w:kern w:val="0"/>
+                <w:sz w:val="22"/>
+                <w:szCs w:val="22"/>
+                <w:lang w:eastAsia="en-US" w:bidi="ar-SA"/>
               </w:rPr>
               <w:t>Location:</w:t>
             </w:r>
             <w:r>
               <w:rPr>
-                <w:rFonts w:ascii="Arial" w:eastAsia="MS Gothic" w:hAnsi="Arial" w:cs="Arial"/>
+                <w:rFonts w:eastAsia="MS Gothic" w:cs="Arial" w:ascii="Arial" w:hAnsi="Arial"/>
+                <w:kern w:val="0"/>
+                <w:sz w:val="22"/>
+                <w:szCs w:val="22"/>
+                <w:lang w:eastAsia="en-US" w:bidi="ar-SA"/>
               </w:rPr>
               <w:t xml:space="preserve"> Online, via a secure survey platform (Qualtrics)</w:t>
             </w:r>
           </w:p>
           <w:p>
             <w:pPr>
+              <w:pStyle w:val="Normal"/>
+              <w:widowControl/>
               <w:numPr>
                 <w:ilvl w:val="0"/>
                 <w:numId w:val="2"/>
               </w:numPr>
               <w:tabs>
-                <w:tab w:val="clear" w:pos="709"/>
-                <w:tab w:val="left" w:pos="0"/>
+                <w:tab w:val="clear" w:pos="708"/>
+                <w:tab w:val="left" w:pos="0" w:leader="none"/>
               </w:tabs>
-              <w:spacing w:after="0" w:line="240" w:lineRule="auto"/>
+              <w:suppressAutoHyphens w:val="true"/>
+              <w:spacing w:lineRule="auto" w:line="240" w:before="0" w:after="0"/>
+              <w:jc w:val="left"/>
               <w:rPr>
                 <w:rFonts w:ascii="Arial" w:hAnsi="Arial" w:cs="Arial"/>
-                <w:rPrChange w:id="41" w:author="Huguenot-Noel, Robin" w:date="2025-06-24T16:10:00Z" w16du:dateUtc="2025-06-24T14:10:00Z">
-                  <w:rPr/>
-                </w:rPrChange>
               </w:rPr>
             </w:pPr>
-            <w:proofErr w:type="spellStart"/>
             <w:r>
               <w:rPr>
                 <w:rStyle w:val="Strong"/>
-                <w:rFonts w:ascii="Arial" w:eastAsia="MS Gothic" w:hAnsi="Arial" w:cs="Arial"/>
-                <w:lang w:val="fr-CH"/>
-              </w:rPr>
-              <w:t>Number</w:t>
-            </w:r>
-            <w:proofErr w:type="spellEnd"/>
-            <w:r>
-              <w:rPr>
-                <w:rStyle w:val="Strong"/>
-                <w:rFonts w:ascii="Arial" w:eastAsia="MS Gothic" w:hAnsi="Arial" w:cs="Arial"/>
-                <w:lang w:val="fr-CH"/>
-              </w:rPr>
-              <w:t xml:space="preserve"> of </w:t>
-            </w:r>
-            <w:proofErr w:type="spellStart"/>
-            <w:proofErr w:type="gramStart"/>
-            <w:r>
-              <w:rPr>
-                <w:rStyle w:val="Strong"/>
-                <w:rFonts w:ascii="Arial" w:eastAsia="MS Gothic" w:hAnsi="Arial" w:cs="Arial"/>
-                <w:lang w:val="fr-CH"/>
-              </w:rPr>
-              <w:t>surveys</w:t>
-            </w:r>
-            <w:proofErr w:type="spellEnd"/>
-            <w:r>
-              <w:rPr>
-                <w:rStyle w:val="Strong"/>
-                <w:rFonts w:ascii="Arial" w:eastAsia="MS Gothic" w:hAnsi="Arial" w:cs="Arial"/>
-                <w:lang w:val="fr-CH"/>
-              </w:rPr>
-              <w:t>:</w:t>
-            </w:r>
-            <w:proofErr w:type="gramEnd"/>
-            <w:r>
-              <w:rPr>
-                <w:rFonts w:ascii="Arial" w:eastAsia="MS Gothic" w:hAnsi="Arial" w:cs="Arial"/>
-                <w:lang w:val="fr-CH"/>
+                <w:rFonts w:eastAsia="MS Gothic" w:cs="Arial" w:ascii="Arial" w:hAnsi="Arial"/>
+                <w:kern w:val="0"/>
+                <w:sz w:val="22"/>
+                <w:szCs w:val="22"/>
+                <w:lang w:val="fr-CH" w:eastAsia="en-US" w:bidi="ar-SA"/>
+              </w:rPr>
+              <w:t>Number of surveys:</w:t>
+            </w:r>
+            <w:r>
+              <w:rPr>
+                <w:rFonts w:eastAsia="MS Gothic" w:cs="Arial" w:ascii="Arial" w:hAnsi="Arial"/>
+                <w:kern w:val="0"/>
+                <w:sz w:val="22"/>
+                <w:szCs w:val="22"/>
+                <w:lang w:val="fr-CH" w:eastAsia="en-US" w:bidi="ar-SA"/>
               </w:rPr>
               <w:t xml:space="preserve"> 2</w:t>
             </w:r>
           </w:p>
           <w:p>
             <w:pPr>
+              <w:pStyle w:val="Normal"/>
+              <w:widowControl/>
               <w:numPr>
                 <w:ilvl w:val="0"/>
                 <w:numId w:val="2"/>
               </w:numPr>
               <w:tabs>
-                <w:tab w:val="clear" w:pos="709"/>
-                <w:tab w:val="left" w:pos="0"/>
+                <w:tab w:val="clear" w:pos="708"/>
+                <w:tab w:val="left" w:pos="0" w:leader="none"/>
               </w:tabs>
-              <w:spacing w:after="0" w:line="240" w:lineRule="auto"/>
+              <w:suppressAutoHyphens w:val="true"/>
+              <w:spacing w:lineRule="auto" w:line="240" w:before="0" w:after="0"/>
+              <w:jc w:val="left"/>
               <w:rPr>
                 <w:rFonts w:ascii="Arial" w:hAnsi="Arial" w:cs="Arial"/>
-                <w:rPrChange w:id="42" w:author="Huguenot-Noel, Robin" w:date="2025-06-24T16:10:00Z" w16du:dateUtc="2025-06-24T14:10:00Z">
-                  <w:rPr/>
-                </w:rPrChange>
               </w:rPr>
             </w:pPr>
-            <w:proofErr w:type="gramStart"/>
             <w:r>
               <w:rPr>
                 <w:rStyle w:val="Strong"/>
-                <w:rFonts w:ascii="Arial" w:eastAsia="MS Gothic" w:hAnsi="Arial" w:cs="Arial"/>
-                <w:lang w:val="fr-CH"/>
+                <w:rFonts w:eastAsia="MS Gothic" w:cs="Arial" w:ascii="Arial" w:hAnsi="Arial"/>
+                <w:kern w:val="0"/>
+                <w:sz w:val="22"/>
+                <w:szCs w:val="22"/>
+                <w:lang w:val="fr-CH" w:eastAsia="en-US" w:bidi="ar-SA"/>
               </w:rPr>
               <w:t>Duration:</w:t>
             </w:r>
-            <w:proofErr w:type="gramEnd"/>
-            <w:r>
-              <w:rPr>
-                <w:rFonts w:ascii="Arial" w:eastAsia="MS Gothic" w:hAnsi="Arial" w:cs="Arial"/>
-                <w:lang w:val="fr-CH"/>
-              </w:rPr>
-              <w:t xml:space="preserve"> </w:t>
-            </w:r>
-            <w:proofErr w:type="spellStart"/>
-            <w:r>
-              <w:rPr>
-                <w:rFonts w:ascii="Arial" w:eastAsia="MS Gothic" w:hAnsi="Arial" w:cs="Arial"/>
-                <w:lang w:val="fr-CH"/>
-              </w:rPr>
-              <w:t>Approximately</w:t>
-            </w:r>
-            <w:proofErr w:type="spellEnd"/>
-            <w:r>
-              <w:rPr>
-                <w:rFonts w:ascii="Arial" w:eastAsia="MS Gothic" w:hAnsi="Arial" w:cs="Arial"/>
-                <w:lang w:val="fr-CH"/>
-              </w:rPr>
-              <w:t xml:space="preserve"> 10 minutes</w:t>
+            <w:r>
+              <w:rPr>
+                <w:rFonts w:eastAsia="MS Gothic" w:cs="Arial" w:ascii="Arial" w:hAnsi="Arial"/>
+                <w:kern w:val="0"/>
+                <w:sz w:val="22"/>
+                <w:szCs w:val="22"/>
+                <w:lang w:val="fr-CH" w:eastAsia="en-US" w:bidi="ar-SA"/>
+              </w:rPr>
+              <w:t xml:space="preserve"> Approximately 10 minutes</w:t>
             </w:r>
           </w:p>
           <w:p>
             <w:pPr>
+              <w:pStyle w:val="Normal"/>
+              <w:widowControl/>
               <w:tabs>
-                <w:tab w:val="left" w:pos="0"/>
+                <w:tab w:val="clear" w:pos="708"/>
+                <w:tab w:val="left" w:pos="0" w:leader="none"/>
               </w:tabs>
-              <w:spacing w:after="0" w:line="240" w:lineRule="auto"/>
+              <w:suppressAutoHyphens w:val="true"/>
+              <w:spacing w:lineRule="auto" w:line="240" w:before="0" w:after="0"/>
+              <w:jc w:val="left"/>
               <w:rPr>
                 <w:rFonts w:ascii="Arial" w:hAnsi="Arial" w:cs="Arial"/>
-                <w:rPrChange w:id="43" w:author="Huguenot-Noel, Robin" w:date="2025-06-24T16:10:00Z" w16du:dateUtc="2025-06-24T14:10:00Z">
-                  <w:rPr/>
-                </w:rPrChange>
               </w:rPr>
             </w:pPr>
+            <w:r>
+              <w:rPr>
+                <w:rFonts w:cs="Arial" w:ascii="Arial" w:hAnsi="Arial"/>
+              </w:rPr>
+            </w:r>
           </w:p>
           <w:p>
             <w:pPr>
-              <w:spacing w:after="0" w:line="240" w:lineRule="auto"/>
+              <w:pStyle w:val="Normal"/>
+              <w:widowControl/>
+              <w:suppressAutoHyphens w:val="true"/>
+              <w:spacing w:lineRule="auto" w:line="240" w:before="0" w:after="0"/>
+              <w:jc w:val="left"/>
               <w:rPr>
                 <w:rFonts w:ascii="Arial" w:hAnsi="Arial" w:cs="Arial"/>
-                <w:rPrChange w:id="44" w:author="Huguenot-Noel, Robin" w:date="2025-06-24T16:10:00Z" w16du:dateUtc="2025-06-24T14:10:00Z">
-                  <w:rPr/>
-                </w:rPrChange>
               </w:rPr>
             </w:pPr>
             <w:r>
               <w:rPr>
                 <w:rStyle w:val="Strong"/>
-                <w:rFonts w:ascii="Arial" w:eastAsia="MS Gothic" w:hAnsi="Arial" w:cs="Arial"/>
+                <w:rFonts w:eastAsia="MS Gothic" w:cs="Arial" w:ascii="Arial" w:hAnsi="Arial"/>
+                <w:kern w:val="0"/>
+                <w:sz w:val="22"/>
+                <w:szCs w:val="22"/>
                 <w:u w:val="single"/>
-                <w:lang w:val="fr-CH"/>
-              </w:rPr>
-              <w:t xml:space="preserve">4. </w:t>
-            </w:r>
-            <w:proofErr w:type="spellStart"/>
-            <w:r>
-              <w:rPr>
-                <w:rStyle w:val="Strong"/>
-                <w:rFonts w:ascii="Arial" w:eastAsia="MS Gothic" w:hAnsi="Arial" w:cs="Arial"/>
-                <w:u w:val="single"/>
-                <w:lang w:val="fr-CH"/>
-              </w:rPr>
-              <w:t>Benefits</w:t>
-            </w:r>
-            <w:proofErr w:type="spellEnd"/>
-            <w:r>
-              <w:rPr>
-                <w:rStyle w:val="Strong"/>
-                <w:rFonts w:ascii="Arial" w:eastAsia="MS Gothic" w:hAnsi="Arial" w:cs="Arial"/>
-                <w:u w:val="single"/>
-                <w:lang w:val="fr-CH"/>
-              </w:rPr>
-              <w:t xml:space="preserve"> for Participants</w:t>
+                <w:lang w:val="fr-CH" w:eastAsia="en-US" w:bidi="ar-SA"/>
+              </w:rPr>
+              <w:t>4. Benefits for Participants</w:t>
             </w:r>
           </w:p>
           <w:p>
             <w:pPr>
-              <w:spacing w:after="0" w:line="240" w:lineRule="auto"/>
-              <w:rPr>
-                <w:rFonts w:ascii="Arial" w:eastAsia="MS Gothic" w:hAnsi="Arial" w:cs="Arial"/>
+              <w:pStyle w:val="Normal"/>
+              <w:widowControl/>
+              <w:suppressAutoHyphens w:val="true"/>
+              <w:spacing w:lineRule="auto" w:line="240" w:before="0" w:after="0"/>
+              <w:jc w:val="left"/>
+              <w:rPr>
+                <w:rFonts w:ascii="Arial" w:hAnsi="Arial" w:eastAsia="MS Gothic" w:cs="Arial"/>
               </w:rPr>
             </w:pPr>
             <w:r>
               <w:rPr>
-                <w:rFonts w:ascii="Arial" w:eastAsia="MS Gothic" w:hAnsi="Arial" w:cs="Arial"/>
+                <w:rFonts w:eastAsia="MS Gothic" w:cs="Arial" w:ascii="Arial" w:hAnsi="Arial"/>
+                <w:kern w:val="0"/>
+                <w:sz w:val="22"/>
+                <w:szCs w:val="22"/>
+                <w:lang w:eastAsia="en-US" w:bidi="ar-SA"/>
               </w:rPr>
               <w:t>Your responses will help researchers and policymakers design better support measures for workers like you during the energy transition. You will also be entered into a lottery to win a €200 voucher as a thank you for your time.</w:t>
             </w:r>
           </w:p>
           <w:p>
             <w:pPr>
-              <w:spacing w:after="0" w:line="240" w:lineRule="auto"/>
+              <w:pStyle w:val="Normal"/>
+              <w:widowControl/>
+              <w:suppressAutoHyphens w:val="true"/>
+              <w:spacing w:lineRule="auto" w:line="240" w:before="0" w:after="0"/>
+              <w:jc w:val="left"/>
               <w:rPr>
                 <w:rFonts w:ascii="Arial" w:hAnsi="Arial" w:cs="Arial"/>
-                <w:rPrChange w:id="45" w:author="Huguenot-Noel, Robin" w:date="2025-06-24T16:10:00Z" w16du:dateUtc="2025-06-24T14:10:00Z">
-                  <w:rPr/>
-                </w:rPrChange>
               </w:rPr>
             </w:pPr>
             <w:r>
               <w:rPr>
                 <w:rStyle w:val="Strong"/>
-                <w:rFonts w:ascii="Arial" w:eastAsia="MS Gothic" w:hAnsi="Arial" w:cs="Arial"/>
+                <w:rFonts w:eastAsia="MS Gothic" w:cs="Arial" w:ascii="Arial" w:hAnsi="Arial"/>
+                <w:kern w:val="0"/>
+                <w:sz w:val="22"/>
+                <w:szCs w:val="22"/>
                 <w:u w:val="single"/>
-              </w:rPr>
-              <w:lastRenderedPageBreak/>
+                <w:lang w:eastAsia="en-US" w:bidi="ar-SA"/>
+              </w:rPr>
               <w:t>5. Risks</w:t>
             </w:r>
           </w:p>
           <w:p>
             <w:pPr>
-              <w:spacing w:after="0" w:line="240" w:lineRule="auto"/>
-              <w:rPr>
-                <w:ins w:id="46" w:author="Huguenot-Noel, Robin" w:date="2025-06-24T15:59:00Z" w16du:dateUtc="2025-06-24T13:59:00Z"/>
-                <w:rFonts w:ascii="Arial" w:eastAsia="MS Gothic" w:hAnsi="Arial" w:cs="Arial"/>
+              <w:pStyle w:val="Normal"/>
+              <w:widowControl/>
+              <w:suppressAutoHyphens w:val="true"/>
+              <w:spacing w:lineRule="auto" w:line="240" w:before="0" w:after="0"/>
+              <w:jc w:val="left"/>
+              <w:rPr>
+                <w:rFonts w:ascii="Arial" w:hAnsi="Arial" w:eastAsia="MS Gothic" w:cs="Arial"/>
               </w:rPr>
             </w:pPr>
             <w:r>
               <w:rPr>
-                <w:rFonts w:ascii="Arial" w:eastAsia="MS Gothic" w:hAnsi="Arial" w:cs="Arial"/>
-              </w:rPr>
-              <w:t xml:space="preserve">By participating in this study, you will not be exposed to any </w:t>
-            </w:r>
-            <w:proofErr w:type="gramStart"/>
-            <w:r>
-              <w:rPr>
-                <w:rFonts w:ascii="Arial" w:eastAsia="MS Gothic" w:hAnsi="Arial" w:cs="Arial"/>
-              </w:rPr>
-              <w:t>particular risks</w:t>
-            </w:r>
-            <w:proofErr w:type="gramEnd"/>
-            <w:r>
-              <w:rPr>
-                <w:rFonts w:ascii="Arial" w:eastAsia="MS Gothic" w:hAnsi="Arial" w:cs="Arial"/>
-              </w:rPr>
-              <w:t>. Some questions may touch on sensitive topics like job security or political opinions. You are free to skip any questions that make you uncomfortable or stop the survey at any time. All responses are anonymous and cannot be traced back to you.</w:t>
+                <w:rFonts w:eastAsia="MS Gothic" w:cs="Arial" w:ascii="Arial" w:hAnsi="Arial"/>
+                <w:kern w:val="0"/>
+                <w:sz w:val="22"/>
+                <w:szCs w:val="22"/>
+                <w:lang w:eastAsia="en-US" w:bidi="ar-SA"/>
+              </w:rPr>
+              <w:t>By participating in this study, you will not be exposed to any particular risks. Some questions may touch on sensitive topics like job security or political opinions. You are free to skip any questions that make you uncomfortable or stop the survey at any time. All responses are anonymous and cannot be traced back to you.</w:t>
             </w:r>
           </w:p>
           <w:p>
             <w:pPr>
-              <w:spacing w:after="0" w:line="240" w:lineRule="auto"/>
-              <w:rPr>
-                <w:rFonts w:ascii="Arial" w:eastAsia="MS Gothic" w:hAnsi="Arial" w:cs="Arial"/>
+              <w:pStyle w:val="Normal"/>
+              <w:widowControl/>
+              <w:suppressAutoHyphens w:val="true"/>
+              <w:spacing w:lineRule="auto" w:line="240" w:before="0" w:after="0"/>
+              <w:jc w:val="left"/>
+              <w:rPr>
+                <w:rFonts w:ascii="Arial" w:hAnsi="Arial" w:eastAsia="MS Gothic" w:cs="Arial"/>
               </w:rPr>
             </w:pPr>
+            <w:r>
+              <w:rPr>
+                <w:rFonts w:eastAsia="MS Gothic" w:cs="Arial" w:ascii="Arial" w:hAnsi="Arial"/>
+              </w:rPr>
+            </w:r>
           </w:p>
           <w:p>
             <w:pPr>
-              <w:spacing w:after="0" w:line="240" w:lineRule="auto"/>
+              <w:pStyle w:val="Normal"/>
+              <w:widowControl/>
+              <w:suppressAutoHyphens w:val="true"/>
+              <w:spacing w:lineRule="auto" w:line="240" w:before="0" w:after="0"/>
+              <w:jc w:val="left"/>
               <w:rPr>
                 <w:rFonts w:ascii="Arial" w:hAnsi="Arial" w:cs="Arial"/>
-                <w:rPrChange w:id="47" w:author="Huguenot-Noel, Robin" w:date="2025-06-24T16:10:00Z" w16du:dateUtc="2025-06-24T14:10:00Z">
-                  <w:rPr/>
-                </w:rPrChange>
               </w:rPr>
             </w:pPr>
             <w:r>
               <w:rPr>
                 <w:rStyle w:val="Strong"/>
-                <w:rFonts w:ascii="Arial" w:eastAsia="MS Gothic" w:hAnsi="Arial" w:cs="Arial"/>
+                <w:rFonts w:eastAsia="MS Gothic" w:cs="Arial" w:ascii="Arial" w:hAnsi="Arial"/>
+                <w:kern w:val="0"/>
+                <w:sz w:val="22"/>
+                <w:szCs w:val="22"/>
                 <w:u w:val="single"/>
+                <w:lang w:eastAsia="en-US" w:bidi="ar-SA"/>
               </w:rPr>
               <w:t>6. Discoveries During the Project</w:t>
             </w:r>
           </w:p>
           <w:p>
             <w:pPr>
-              <w:spacing w:after="0" w:line="240" w:lineRule="auto"/>
-              <w:rPr>
-                <w:ins w:id="48" w:author="Huguenot-Noel, Robin" w:date="2025-06-24T15:59:00Z" w16du:dateUtc="2025-06-24T13:59:00Z"/>
-                <w:rFonts w:ascii="Arial" w:eastAsia="MS Gothic" w:hAnsi="Arial" w:cs="Arial"/>
+              <w:pStyle w:val="Normal"/>
+              <w:widowControl/>
+              <w:suppressAutoHyphens w:val="true"/>
+              <w:spacing w:lineRule="auto" w:line="240" w:before="0" w:after="0"/>
+              <w:jc w:val="left"/>
+              <w:rPr>
+                <w:rFonts w:ascii="Arial" w:hAnsi="Arial" w:eastAsia="MS Gothic" w:cs="Arial"/>
               </w:rPr>
             </w:pPr>
             <w:r>
               <w:rPr>
-                <w:rFonts w:ascii="Arial" w:eastAsia="MS Gothic" w:hAnsi="Arial" w:cs="Arial"/>
+                <w:rFonts w:eastAsia="MS Gothic" w:cs="Arial" w:ascii="Arial" w:hAnsi="Arial"/>
+                <w:kern w:val="0"/>
+                <w:sz w:val="22"/>
+                <w:szCs w:val="22"/>
+                <w:lang w:eastAsia="en-US" w:bidi="ar-SA"/>
               </w:rPr>
               <w:t>For follow-up surveys and results dissemination, we will collect e-mail address, on a voluntary basis. If you prefer not to be informed of any potential findings and not participate in other survey waves, you are free to not provide your email address.</w:t>
             </w:r>
           </w:p>
           <w:p>
             <w:pPr>
-              <w:spacing w:after="0" w:line="240" w:lineRule="auto"/>
-              <w:rPr>
-                <w:rFonts w:ascii="Arial" w:eastAsia="MS Gothic" w:hAnsi="Arial" w:cs="Arial"/>
+              <w:pStyle w:val="Normal"/>
+              <w:widowControl/>
+              <w:suppressAutoHyphens w:val="true"/>
+              <w:spacing w:lineRule="auto" w:line="240" w:before="0" w:after="0"/>
+              <w:jc w:val="left"/>
+              <w:rPr>
+                <w:rFonts w:ascii="Arial" w:hAnsi="Arial" w:eastAsia="MS Gothic" w:cs="Arial"/>
               </w:rPr>
             </w:pPr>
+            <w:r>
+              <w:rPr>
+                <w:rFonts w:eastAsia="MS Gothic" w:cs="Arial" w:ascii="Arial" w:hAnsi="Arial"/>
+              </w:rPr>
+            </w:r>
           </w:p>
           <w:p>
             <w:pPr>
-              <w:spacing w:after="0" w:line="240" w:lineRule="auto"/>
+              <w:pStyle w:val="Normal"/>
+              <w:widowControl/>
+              <w:suppressAutoHyphens w:val="true"/>
+              <w:spacing w:lineRule="auto" w:line="240" w:before="0" w:after="0"/>
+              <w:jc w:val="left"/>
               <w:rPr>
                 <w:rFonts w:ascii="Arial" w:hAnsi="Arial" w:cs="Arial"/>
-                <w:rPrChange w:id="49" w:author="Huguenot-Noel, Robin" w:date="2025-06-24T16:10:00Z" w16du:dateUtc="2025-06-24T14:10:00Z">
-                  <w:rPr/>
-                </w:rPrChange>
               </w:rPr>
             </w:pPr>
             <w:r>
               <w:rPr>
                 <w:rStyle w:val="Strong"/>
-                <w:rFonts w:ascii="Arial" w:eastAsia="MS Gothic" w:hAnsi="Arial" w:cs="Arial"/>
+                <w:rFonts w:eastAsia="MS Gothic" w:cs="Arial" w:ascii="Arial" w:hAnsi="Arial"/>
+                <w:kern w:val="0"/>
+                <w:sz w:val="22"/>
+                <w:szCs w:val="22"/>
                 <w:u w:val="single"/>
+                <w:lang w:eastAsia="en-US" w:bidi="ar-SA"/>
               </w:rPr>
               <w:t>7. Participants' Rights</w:t>
             </w:r>
           </w:p>
           <w:p>
             <w:pPr>
-              <w:spacing w:after="0" w:line="240" w:lineRule="auto"/>
-              <w:rPr>
-                <w:rFonts w:ascii="Arial" w:eastAsia="MS Gothic" w:hAnsi="Arial" w:cs="Arial"/>
+              <w:pStyle w:val="Normal"/>
+              <w:widowControl/>
+              <w:suppressAutoHyphens w:val="true"/>
+              <w:spacing w:lineRule="auto" w:line="240" w:before="0" w:after="0"/>
+              <w:jc w:val="left"/>
+              <w:rPr>
+                <w:rFonts w:ascii="Arial" w:hAnsi="Arial" w:eastAsia="MS Gothic" w:cs="Arial"/>
               </w:rPr>
             </w:pPr>
             <w:r>
               <w:rPr>
-                <w:rFonts w:ascii="Arial" w:eastAsia="MS Gothic" w:hAnsi="Arial" w:cs="Arial"/>
+                <w:rFonts w:eastAsia="MS Gothic" w:cs="Arial" w:ascii="Arial" w:hAnsi="Arial"/>
+                <w:kern w:val="0"/>
+                <w:sz w:val="22"/>
+                <w:szCs w:val="22"/>
+                <w:lang w:eastAsia="en-US" w:bidi="ar-SA"/>
               </w:rPr>
               <w:t>Your participation is voluntary. You may stop the survey at any time, for any reason, without needing to explain. This will not affect your job or any union membership in any way.</w:t>
             </w:r>
           </w:p>
           <w:p>
             <w:pPr>
-              <w:spacing w:after="0" w:line="240" w:lineRule="auto"/>
-              <w:rPr>
-                <w:rFonts w:ascii="Arial" w:eastAsia="MS Gothic" w:hAnsi="Arial" w:cs="Arial"/>
+              <w:pStyle w:val="Normal"/>
+              <w:widowControl/>
+              <w:suppressAutoHyphens w:val="true"/>
+              <w:spacing w:lineRule="auto" w:line="240" w:before="0" w:after="0"/>
+              <w:jc w:val="left"/>
+              <w:rPr>
+                <w:rFonts w:ascii="Arial" w:hAnsi="Arial" w:eastAsia="MS Gothic" w:cs="Arial"/>
               </w:rPr>
             </w:pPr>
             <w:r>
               <w:rPr>
-                <w:rFonts w:ascii="Arial" w:eastAsia="MS Gothic" w:hAnsi="Arial" w:cs="Arial"/>
+                <w:rFonts w:eastAsia="MS Gothic" w:cs="Arial" w:ascii="Arial" w:hAnsi="Arial"/>
+                <w:kern w:val="0"/>
+                <w:sz w:val="22"/>
+                <w:szCs w:val="22"/>
+                <w:lang w:eastAsia="en-US" w:bidi="ar-SA"/>
               </w:rPr>
               <w:t>You also have the following rights:</w:t>
             </w:r>
           </w:p>
           <w:p>
             <w:pPr>
+              <w:pStyle w:val="Normal"/>
+              <w:widowControl/>
               <w:numPr>
                 <w:ilvl w:val="0"/>
                 <w:numId w:val="3"/>
               </w:numPr>
               <w:tabs>
-                <w:tab w:val="clear" w:pos="709"/>
-                <w:tab w:val="left" w:pos="0"/>
+                <w:tab w:val="clear" w:pos="708"/>
+                <w:tab w:val="left" w:pos="0" w:leader="none"/>
               </w:tabs>
-              <w:spacing w:after="0" w:line="240" w:lineRule="auto"/>
-              <w:rPr>
-                <w:rFonts w:ascii="Arial" w:eastAsia="MS Gothic" w:hAnsi="Arial" w:cs="Arial"/>
+              <w:suppressAutoHyphens w:val="true"/>
+              <w:spacing w:lineRule="auto" w:line="240" w:before="0" w:after="0"/>
+              <w:jc w:val="left"/>
+              <w:rPr>
+                <w:rFonts w:ascii="Arial" w:hAnsi="Arial" w:eastAsia="MS Gothic" w:cs="Arial"/>
               </w:rPr>
             </w:pPr>
             <w:r>
               <w:rPr>
-                <w:rFonts w:ascii="Arial" w:eastAsia="MS Gothic" w:hAnsi="Arial" w:cs="Arial"/>
+                <w:rFonts w:eastAsia="MS Gothic" w:cs="Arial" w:ascii="Arial" w:hAnsi="Arial"/>
+                <w:kern w:val="0"/>
+                <w:sz w:val="22"/>
+                <w:szCs w:val="22"/>
+                <w:lang w:eastAsia="en-US" w:bidi="ar-SA"/>
               </w:rPr>
               <w:t>To withdraw your participation before submitting your answers.</w:t>
             </w:r>
           </w:p>
           <w:p>
             <w:pPr>
+              <w:pStyle w:val="Normal"/>
+              <w:widowControl/>
               <w:numPr>
                 <w:ilvl w:val="0"/>
                 <w:numId w:val="3"/>
               </w:numPr>
               <w:tabs>
-                <w:tab w:val="clear" w:pos="709"/>
-                <w:tab w:val="left" w:pos="0"/>
+                <w:tab w:val="clear" w:pos="708"/>
+                <w:tab w:val="left" w:pos="0" w:leader="none"/>
               </w:tabs>
-              <w:spacing w:after="0" w:line="240" w:lineRule="auto"/>
-              <w:rPr>
-                <w:rFonts w:ascii="Arial" w:eastAsia="MS Gothic" w:hAnsi="Arial" w:cs="Arial"/>
+              <w:suppressAutoHyphens w:val="true"/>
+              <w:spacing w:lineRule="auto" w:line="240" w:before="0" w:after="0"/>
+              <w:jc w:val="left"/>
+              <w:rPr>
+                <w:rFonts w:ascii="Arial" w:hAnsi="Arial" w:eastAsia="MS Gothic" w:cs="Arial"/>
               </w:rPr>
             </w:pPr>
             <w:r>
               <w:rPr>
-                <w:rFonts w:ascii="Arial" w:eastAsia="MS Gothic" w:hAnsi="Arial" w:cs="Arial"/>
+                <w:rFonts w:eastAsia="MS Gothic" w:cs="Arial" w:ascii="Arial" w:hAnsi="Arial"/>
+                <w:kern w:val="0"/>
+                <w:sz w:val="22"/>
+                <w:szCs w:val="22"/>
+                <w:lang w:eastAsia="en-US" w:bidi="ar-SA"/>
               </w:rPr>
               <w:t>To be informed about the study and how we handle your data.</w:t>
             </w:r>
           </w:p>
           <w:p>
             <w:pPr>
+              <w:pStyle w:val="Normal"/>
+              <w:widowControl/>
               <w:numPr>
                 <w:ilvl w:val="0"/>
                 <w:numId w:val="3"/>
               </w:numPr>
               <w:tabs>
-                <w:tab w:val="clear" w:pos="709"/>
-                <w:tab w:val="left" w:pos="0"/>
+                <w:tab w:val="clear" w:pos="708"/>
+                <w:tab w:val="left" w:pos="0" w:leader="none"/>
               </w:tabs>
-              <w:spacing w:after="0" w:line="240" w:lineRule="auto"/>
-              <w:rPr>
-                <w:rFonts w:ascii="Arial" w:eastAsia="MS Gothic" w:hAnsi="Arial" w:cs="Arial"/>
+              <w:suppressAutoHyphens w:val="true"/>
+              <w:spacing w:lineRule="auto" w:line="240" w:before="0" w:after="0"/>
+              <w:jc w:val="left"/>
+              <w:rPr>
+                <w:rFonts w:ascii="Arial" w:hAnsi="Arial" w:eastAsia="MS Gothic" w:cs="Arial"/>
               </w:rPr>
             </w:pPr>
             <w:r>
               <w:rPr>
-                <w:rFonts w:ascii="Arial" w:eastAsia="MS Gothic" w:hAnsi="Arial" w:cs="Arial"/>
+                <w:rFonts w:eastAsia="MS Gothic" w:cs="Arial" w:ascii="Arial" w:hAnsi="Arial"/>
+                <w:kern w:val="0"/>
+                <w:sz w:val="22"/>
+                <w:szCs w:val="22"/>
+                <w:lang w:eastAsia="en-US" w:bidi="ar-SA"/>
               </w:rPr>
               <w:t>To access, correct, or delete your personal data (if any is collected—see below).</w:t>
             </w:r>
           </w:p>
           <w:p>
             <w:pPr>
+              <w:pStyle w:val="Normal"/>
+              <w:widowControl/>
               <w:numPr>
                 <w:ilvl w:val="0"/>
                 <w:numId w:val="3"/>
               </w:numPr>
               <w:tabs>
-                <w:tab w:val="clear" w:pos="709"/>
-                <w:tab w:val="left" w:pos="0"/>
+                <w:tab w:val="clear" w:pos="708"/>
+                <w:tab w:val="left" w:pos="0" w:leader="none"/>
               </w:tabs>
-              <w:spacing w:after="0" w:line="240" w:lineRule="auto"/>
-              <w:rPr>
-                <w:rFonts w:ascii="Arial" w:eastAsia="MS Gothic" w:hAnsi="Arial" w:cs="Arial"/>
+              <w:suppressAutoHyphens w:val="true"/>
+              <w:spacing w:lineRule="auto" w:line="240" w:before="0" w:after="0"/>
+              <w:jc w:val="left"/>
+              <w:rPr>
+                <w:rFonts w:ascii="Arial" w:hAnsi="Arial" w:eastAsia="MS Gothic" w:cs="Arial"/>
               </w:rPr>
             </w:pPr>
             <w:r>
               <w:rPr>
-                <w:rFonts w:ascii="Arial" w:eastAsia="MS Gothic" w:hAnsi="Arial" w:cs="Arial"/>
+                <w:rFonts w:eastAsia="MS Gothic" w:cs="Arial" w:ascii="Arial" w:hAnsi="Arial"/>
+                <w:kern w:val="0"/>
+                <w:sz w:val="22"/>
+                <w:szCs w:val="22"/>
+                <w:lang w:eastAsia="en-US" w:bidi="ar-SA"/>
               </w:rPr>
               <w:t>To object to the processing of personal data.</w:t>
             </w:r>
           </w:p>
           <w:p>
             <w:pPr>
+              <w:pStyle w:val="Normal"/>
+              <w:widowControl/>
               <w:numPr>
                 <w:ilvl w:val="0"/>
                 <w:numId w:val="3"/>
               </w:numPr>
               <w:tabs>
-                <w:tab w:val="clear" w:pos="709"/>
-                <w:tab w:val="left" w:pos="0"/>
+                <w:tab w:val="clear" w:pos="708"/>
+                <w:tab w:val="left" w:pos="0" w:leader="none"/>
               </w:tabs>
-              <w:spacing w:after="0" w:line="240" w:lineRule="auto"/>
-              <w:rPr>
-                <w:ins w:id="50" w:author="Huguenot-Noel, Robin" w:date="2025-06-24T15:59:00Z" w16du:dateUtc="2025-06-24T13:59:00Z"/>
-                <w:rFonts w:ascii="Arial" w:eastAsia="MS Gothic" w:hAnsi="Arial" w:cs="Arial"/>
+              <w:suppressAutoHyphens w:val="true"/>
+              <w:spacing w:lineRule="auto" w:line="240" w:before="0" w:after="0"/>
+              <w:jc w:val="left"/>
+              <w:rPr>
+                <w:rFonts w:ascii="Arial" w:hAnsi="Arial" w:eastAsia="MS Gothic" w:cs="Arial"/>
               </w:rPr>
             </w:pPr>
             <w:r>
               <w:rPr>
-                <w:rFonts w:ascii="Arial" w:eastAsia="MS Gothic" w:hAnsi="Arial" w:cs="Arial"/>
+                <w:rFonts w:eastAsia="MS Gothic" w:cs="Arial" w:ascii="Arial" w:hAnsi="Arial"/>
+                <w:kern w:val="0"/>
+                <w:sz w:val="22"/>
+                <w:szCs w:val="22"/>
+                <w:lang w:eastAsia="en-US" w:bidi="ar-SA"/>
               </w:rPr>
               <w:t>To file a complaint with your local data protection authority if you believe your data is being misused.</w:t>
             </w:r>
           </w:p>
           <w:p>
             <w:pPr>
+              <w:pStyle w:val="Normal"/>
+              <w:widowControl/>
               <w:tabs>
-                <w:tab w:val="left" w:pos="0"/>
+                <w:tab w:val="clear" w:pos="708"/>
+                <w:tab w:val="left" w:pos="0" w:leader="none"/>
               </w:tabs>
-              <w:spacing w:after="0" w:line="240" w:lineRule="auto"/>
+              <w:suppressAutoHyphens w:val="true"/>
+              <w:spacing w:lineRule="auto" w:line="240" w:before="0" w:after="0"/>
               <w:ind w:left="709"/>
-              <w:rPr>
-                <w:rFonts w:ascii="Arial" w:eastAsia="MS Gothic" w:hAnsi="Arial" w:cs="Arial"/>
-              </w:rPr>
-              <w:pPrChange w:id="51" w:author="Huguenot-Noel, Robin" w:date="2025-06-24T15:59:00Z" w16du:dateUtc="2025-06-24T13:59:00Z">
-                <w:pPr>
-                  <w:numPr>
-                    <w:numId w:val="3"/>
-                  </w:numPr>
-                  <w:tabs>
-                    <w:tab w:val="left" w:pos="0"/>
-                  </w:tabs>
-                  <w:spacing w:after="0" w:line="240" w:lineRule="auto"/>
-                  <w:ind w:left="709" w:hanging="283"/>
-                </w:pPr>
-              </w:pPrChange>
+              <w:jc w:val="left"/>
+              <w:rPr>
+                <w:rFonts w:ascii="Arial" w:hAnsi="Arial" w:eastAsia="MS Gothic" w:cs="Arial"/>
+              </w:rPr>
             </w:pPr>
+            <w:r>
+              <w:rPr>
+                <w:rFonts w:eastAsia="MS Gothic" w:cs="Arial" w:ascii="Arial" w:hAnsi="Arial"/>
+              </w:rPr>
+            </w:r>
           </w:p>
           <w:p>
             <w:pPr>
-              <w:spacing w:after="0" w:line="240" w:lineRule="auto"/>
+              <w:pStyle w:val="Normal"/>
+              <w:widowControl/>
+              <w:suppressAutoHyphens w:val="true"/>
+              <w:spacing w:lineRule="auto" w:line="240" w:before="0" w:after="0"/>
+              <w:jc w:val="left"/>
               <w:rPr>
                 <w:rFonts w:ascii="Arial" w:hAnsi="Arial" w:cs="Arial"/>
-                <w:rPrChange w:id="52" w:author="Huguenot-Noel, Robin" w:date="2025-06-24T16:10:00Z" w16du:dateUtc="2025-06-24T14:10:00Z">
-                  <w:rPr/>
-                </w:rPrChange>
               </w:rPr>
             </w:pPr>
             <w:r>
               <w:rPr>
                 <w:rStyle w:val="Strong"/>
-                <w:rFonts w:ascii="Arial" w:eastAsia="MS Gothic" w:hAnsi="Arial" w:cs="Arial"/>
+                <w:rFonts w:eastAsia="MS Gothic" w:cs="Arial" w:ascii="Arial" w:hAnsi="Arial"/>
+                <w:kern w:val="0"/>
+                <w:sz w:val="22"/>
+                <w:szCs w:val="22"/>
                 <w:u w:val="single"/>
+                <w:lang w:eastAsia="en-US" w:bidi="ar-SA"/>
               </w:rPr>
               <w:t>8. Protection of Personal Data</w:t>
             </w:r>
           </w:p>
           <w:p>
             <w:pPr>
-              <w:spacing w:after="0" w:line="240" w:lineRule="auto"/>
+              <w:pStyle w:val="Normal"/>
+              <w:widowControl/>
+              <w:suppressAutoHyphens w:val="true"/>
+              <w:spacing w:lineRule="auto" w:line="240" w:before="0" w:after="0"/>
+              <w:jc w:val="left"/>
               <w:rPr>
                 <w:rFonts w:ascii="Arial" w:hAnsi="Arial" w:cs="Arial"/>
-                <w:rPrChange w:id="53" w:author="Huguenot-Noel, Robin" w:date="2025-06-24T16:10:00Z" w16du:dateUtc="2025-06-24T14:10:00Z">
-                  <w:rPr/>
-                </w:rPrChange>
               </w:rPr>
             </w:pPr>
             <w:r>
               <w:rPr>
-                <w:rFonts w:ascii="Arial" w:eastAsia="MS Gothic" w:hAnsi="Arial" w:cs="Arial"/>
+                <w:rFonts w:eastAsia="MS Gothic" w:cs="Arial" w:ascii="Arial" w:hAnsi="Arial"/>
+                <w:kern w:val="0"/>
+                <w:sz w:val="22"/>
+                <w:szCs w:val="22"/>
+                <w:lang w:eastAsia="en-US" w:bidi="ar-SA"/>
               </w:rPr>
               <w:t>This study collects your email address solely for the purpose of contacting winners of the lottery and for the participation to other survey waves. Your email will be stored separately from your survey responses, in a secure and protected folder. The data will be pseudonymised</w:t>
             </w:r>
-            <w:commentRangeStart w:id="54"/>
-            <w:ins w:id="55" w:author="Huguenot-Noel, Robin" w:date="2025-06-24T15:59:00Z" w16du:dateUtc="2025-06-24T13:59:00Z">
-              <w:r>
-                <w:rPr>
-                  <w:rFonts w:ascii="Arial" w:eastAsia="MS Gothic" w:hAnsi="Arial" w:cs="Arial"/>
-                </w:rPr>
-                <w:t>:</w:t>
-              </w:r>
-            </w:ins>
-            <w:commentRangeEnd w:id="54"/>
-            <w:ins w:id="56" w:author="Huguenot-Noel, Robin" w:date="2025-06-24T16:00:00Z" w16du:dateUtc="2025-06-24T14:00:00Z">
-              <w:r>
-                <w:rPr>
-                  <w:rStyle w:val="CommentReference"/>
-                  <w:rFonts w:ascii="Arial" w:hAnsi="Arial" w:cs="Arial"/>
-                  <w:rPrChange w:id="57" w:author="Huguenot-Noel, Robin" w:date="2025-06-24T16:10:00Z" w16du:dateUtc="2025-06-24T14:10:00Z">
-                    <w:rPr>
-                      <w:rStyle w:val="CommentReference"/>
-                    </w:rPr>
-                  </w:rPrChange>
-                </w:rPr>
-                <w:commentReference w:id="54"/>
-              </w:r>
-            </w:ins>
-            <w:ins w:id="58" w:author="Huguenot-Noel, Robin" w:date="2025-06-24T15:59:00Z" w16du:dateUtc="2025-06-24T13:59:00Z">
-              <w:r>
-                <w:rPr>
-                  <w:rFonts w:ascii="Arial" w:eastAsia="MS Gothic" w:hAnsi="Arial" w:cs="Arial"/>
-                </w:rPr>
-                <w:t xml:space="preserve"> </w:t>
-              </w:r>
-            </w:ins>
-            <w:del w:id="59" w:author="Huguenot-Noel, Robin" w:date="2025-06-24T15:59:00Z" w16du:dateUtc="2025-06-24T13:59:00Z">
-              <w:r>
-                <w:rPr>
-                  <w:rFonts w:ascii="Arial" w:eastAsia="MS Gothic" w:hAnsi="Arial" w:cs="Arial"/>
-                </w:rPr>
-                <w:delText>—</w:delText>
-              </w:r>
-            </w:del>
-            <w:r>
-              <w:rPr>
-                <w:rFonts w:ascii="Arial" w:eastAsia="MS Gothic" w:hAnsi="Arial" w:cs="Arial"/>
-              </w:rPr>
-              <w:t xml:space="preserve">this means your identifying information (such as your email) is replaced with a code and kept in a separate, secure file. As a result, your responses cannot be linked back to you personally, ensuring your anonymity is fully protected. All data will be stored securely on encrypted servers and only accessed by the research team. The anonymised data may be used in academic publications, but individuals or companies will never be identified. Once the study is completed, the data will be retained for a maximum of </w:t>
-            </w:r>
-            <w:commentRangeStart w:id="60"/>
-            <w:r>
-              <w:rPr>
-                <w:rFonts w:ascii="Arial" w:eastAsia="MS Gothic" w:hAnsi="Arial" w:cs="Arial"/>
-              </w:rPr>
-              <w:t xml:space="preserve">2 years for academic purposes </w:t>
-            </w:r>
-            <w:commentRangeEnd w:id="60"/>
-            <w:r>
-              <w:rPr>
-                <w:rStyle w:val="CommentReference"/>
-                <w:rFonts w:ascii="Arial" w:hAnsi="Arial" w:cs="Arial"/>
-                <w:rPrChange w:id="61" w:author="Huguenot-Noel, Robin" w:date="2025-06-24T16:10:00Z" w16du:dateUtc="2025-06-24T14:10:00Z">
-                  <w:rPr>
-                    <w:rStyle w:val="CommentReference"/>
-                  </w:rPr>
-                </w:rPrChange>
-              </w:rPr>
-              <w:commentReference w:id="60"/>
-            </w:r>
-            <w:r>
-              <w:rPr>
-                <w:rFonts w:ascii="Arial" w:eastAsia="MS Gothic" w:hAnsi="Arial" w:cs="Arial"/>
+            <w:commentRangeStart w:id="0"/>
+            <w:r>
+              <w:rPr>
+                <w:rFonts w:eastAsia="MS Gothic" w:cs="Arial" w:ascii="Arial" w:hAnsi="Arial"/>
+                <w:kern w:val="0"/>
+                <w:sz w:val="22"/>
+                <w:szCs w:val="22"/>
+                <w:lang w:eastAsia="en-US" w:bidi="ar-SA"/>
+              </w:rPr>
+              <w:t>:</w:t>
+            </w:r>
+            <w:r>
+              <w:rPr>
+                <w:rFonts w:eastAsia="MS Gothic" w:cs="Arial" w:ascii="Arial" w:hAnsi="Arial"/>
+                <w:kern w:val="0"/>
+                <w:sz w:val="22"/>
+                <w:szCs w:val="22"/>
+                <w:lang w:eastAsia="en-US" w:bidi="ar-SA"/>
+              </w:rPr>
+            </w:r>
+            <w:commentRangeEnd w:id="0"/>
+            <w:r>
+              <w:commentReference w:id="0"/>
+            </w:r>
+            <w:r>
+              <w:rPr>
+                <w:rFonts w:eastAsia="MS Gothic" w:cs="Arial" w:ascii="Arial" w:hAnsi="Arial"/>
+                <w:kern w:val="0"/>
+                <w:sz w:val="22"/>
+                <w:szCs w:val="22"/>
+                <w:lang w:eastAsia="en-US" w:bidi="ar-SA"/>
+              </w:rPr>
+              <w:t xml:space="preserve"> this means your identifying information (such as your email) is replaced with a code and kept in a separate, secure file. As a result, your responses cannot be linked back to you personally, ensuring your anonymity is fully protected. All data will be stored securely on encrypted servers and only accessed by the research team. The anonymised data may be used in academic publications, but individuals or companies will never be identified. Once the study is completed, the data will be retained for a maximum of 5</w:t>
+            </w:r>
+            <w:commentRangeStart w:id="1"/>
+            <w:r>
+              <w:rPr>
+                <w:rFonts w:eastAsia="MS Gothic" w:cs="Arial" w:ascii="Arial" w:hAnsi="Arial"/>
+                <w:kern w:val="0"/>
+                <w:sz w:val="22"/>
+                <w:szCs w:val="22"/>
+                <w:lang w:eastAsia="en-US" w:bidi="ar-SA"/>
+              </w:rPr>
+              <w:t xml:space="preserve"> years for academic purposes </w:t>
+            </w:r>
+            <w:r>
+              <w:rPr>
+                <w:rFonts w:eastAsia="MS Gothic" w:cs="Arial" w:ascii="Arial" w:hAnsi="Arial"/>
+                <w:kern w:val="0"/>
+                <w:sz w:val="22"/>
+                <w:szCs w:val="22"/>
+                <w:lang w:eastAsia="en-US" w:bidi="ar-SA"/>
+              </w:rPr>
+            </w:r>
+            <w:commentRangeEnd w:id="1"/>
+            <w:r>
+              <w:commentReference w:id="1"/>
+            </w:r>
+            <w:r>
+              <w:rPr>
+                <w:rFonts w:eastAsia="MS Gothic" w:cs="Arial" w:ascii="Arial" w:hAnsi="Arial"/>
+                <w:kern w:val="0"/>
+                <w:sz w:val="22"/>
+                <w:szCs w:val="22"/>
+                <w:lang w:eastAsia="en-US" w:bidi="ar-SA"/>
               </w:rPr>
               <w:t>before being deleted or permanently anonymised.</w:t>
             </w:r>
           </w:p>
           <w:p>
             <w:pPr>
-              <w:spacing w:after="0" w:line="240" w:lineRule="auto"/>
-              <w:rPr>
-                <w:rFonts w:ascii="Arial" w:eastAsia="MS Gothic" w:hAnsi="Arial" w:cs="Arial"/>
+              <w:pStyle w:val="Normal"/>
+              <w:widowControl/>
+              <w:suppressAutoHyphens w:val="true"/>
+              <w:spacing w:lineRule="auto" w:line="240" w:before="0" w:after="0"/>
+              <w:jc w:val="left"/>
+              <w:rPr>
+                <w:rFonts w:ascii="Arial" w:hAnsi="Arial" w:eastAsia="MS Gothic" w:cs="Arial"/>
               </w:rPr>
             </w:pPr>
+            <w:r>
+              <w:rPr>
+                <w:rFonts w:eastAsia="MS Gothic" w:cs="Arial" w:ascii="Arial" w:hAnsi="Arial"/>
+              </w:rPr>
+            </w:r>
           </w:p>
           <w:p>
             <w:pPr>
-              <w:spacing w:after="0" w:line="240" w:lineRule="auto"/>
+              <w:pStyle w:val="Normal"/>
+              <w:widowControl/>
+              <w:suppressAutoHyphens w:val="true"/>
+              <w:spacing w:lineRule="auto" w:line="240" w:before="0" w:after="0"/>
+              <w:jc w:val="left"/>
               <w:rPr>
                 <w:rFonts w:ascii="Arial" w:hAnsi="Arial" w:cs="Arial"/>
                 <w:u w:val="single"/>
-                <w:rPrChange w:id="62" w:author="Huguenot-Noel, Robin" w:date="2025-06-24T16:10:00Z" w16du:dateUtc="2025-06-24T14:10:00Z">
-                  <w:rPr>
-                    <w:u w:val="single"/>
-                  </w:rPr>
-                </w:rPrChange>
               </w:rPr>
             </w:pPr>
             <w:r>
               <w:rPr>
-                <w:rFonts w:ascii="Arial" w:eastAsia="MS Gothic" w:hAnsi="Arial" w:cs="Arial"/>
+                <w:rFonts w:eastAsia="MS Gothic" w:cs="Arial" w:ascii="Arial" w:hAnsi="Arial"/>
                 <w:b/>
                 <w:bCs/>
+                <w:kern w:val="0"/>
+                <w:sz w:val="22"/>
+                <w:szCs w:val="22"/>
                 <w:u w:val="single"/>
+                <w:lang w:eastAsia="en-US" w:bidi="ar-SA"/>
               </w:rPr>
               <w:t>The research project is conducted by</w:t>
             </w:r>
           </w:p>
           <w:p>
             <w:pPr>
+              <w:pStyle w:val="Normal"/>
+              <w:widowControl/>
               <w:numPr>
                 <w:ilvl w:val="0"/>
                 <w:numId w:val="4"/>
               </w:numPr>
-              <w:spacing w:after="0" w:line="240" w:lineRule="auto"/>
+              <w:suppressAutoHyphens w:val="true"/>
+              <w:spacing w:lineRule="auto" w:line="240" w:before="0" w:after="0"/>
+              <w:jc w:val="left"/>
               <w:rPr>
                 <w:rFonts w:ascii="Arial" w:hAnsi="Arial" w:cs="Arial"/>
                 <w:lang w:val="fr-FR"/>
-                <w:rPrChange w:id="63" w:author="Huguenot-Noel, Robin" w:date="2025-06-24T16:10:00Z" w16du:dateUtc="2025-06-24T14:10:00Z">
-                  <w:rPr>
-                    <w:lang w:val="fr-FR"/>
-                  </w:rPr>
-                </w:rPrChange>
               </w:rPr>
             </w:pPr>
-            <w:proofErr w:type="spellStart"/>
-            <w:r>
-              <w:rPr>
-                <w:rFonts w:ascii="Arial" w:eastAsia="MS Gothic" w:hAnsi="Arial" w:cs="Arial"/>
-                <w:lang w:val="fr-CH"/>
-              </w:rPr>
-              <w:t>Rens</w:t>
-            </w:r>
-            <w:proofErr w:type="spellEnd"/>
-            <w:r>
-              <w:rPr>
-                <w:rFonts w:ascii="Arial" w:eastAsia="MS Gothic" w:hAnsi="Arial" w:cs="Arial"/>
-                <w:lang w:val="fr-CH"/>
-              </w:rPr>
-              <w:t xml:space="preserve"> </w:t>
-            </w:r>
-            <w:proofErr w:type="spellStart"/>
-            <w:r>
-              <w:rPr>
-                <w:rFonts w:ascii="Arial" w:eastAsia="MS Gothic" w:hAnsi="Arial" w:cs="Arial"/>
-                <w:lang w:val="fr-CH"/>
-              </w:rPr>
-              <w:t>Chazottes</w:t>
-            </w:r>
-            <w:proofErr w:type="spellEnd"/>
-            <w:r>
-              <w:rPr>
-                <w:rFonts w:ascii="Arial" w:eastAsia="MS Gothic" w:hAnsi="Arial" w:cs="Arial"/>
-                <w:lang w:val="fr-CH"/>
-              </w:rPr>
-              <w:t xml:space="preserve">, </w:t>
-            </w:r>
-            <w:proofErr w:type="spellStart"/>
-            <w:r>
-              <w:rPr>
-                <w:rFonts w:ascii="Arial" w:eastAsia="MS Gothic" w:hAnsi="Arial" w:cs="Arial"/>
-                <w:lang w:val="fr-CH"/>
-              </w:rPr>
-              <w:t>Ecole</w:t>
-            </w:r>
-            <w:proofErr w:type="spellEnd"/>
-            <w:r>
-              <w:rPr>
-                <w:rFonts w:ascii="Arial" w:eastAsia="MS Gothic" w:hAnsi="Arial" w:cs="Arial"/>
-                <w:lang w:val="fr-CH"/>
-              </w:rPr>
-              <w:t xml:space="preserve"> Polytechnique Fédérale de Lausanne</w:t>
-            </w:r>
-            <w:ins w:id="64" w:author="Huguenot-Noel, Robin" w:date="2025-06-24T16:01:00Z" w16du:dateUtc="2025-06-24T14:01:00Z">
+            <w:r>
+              <w:rPr>
+                <w:rFonts w:eastAsia="MS Gothic" w:cs="Arial" w:ascii="Arial" w:hAnsi="Arial"/>
+                <w:kern w:val="0"/>
+                <w:sz w:val="22"/>
+                <w:szCs w:val="22"/>
+                <w:lang w:val="fr-CH" w:eastAsia="en-US" w:bidi="ar-SA"/>
+              </w:rPr>
+              <w:t xml:space="preserve">Rens Chazottes, Ecole Polytechnique Fédérale de Lausanne (EPFL), </w:t>
+            </w:r>
+            <w:hyperlink r:id="rId2">
               <w:r>
                 <w:rPr>
-                  <w:rFonts w:ascii="Arial" w:eastAsia="MS Gothic" w:hAnsi="Arial" w:cs="Arial"/>
-                  <w:lang w:val="fr-CH"/>
+                  <w:rStyle w:val="Hyperlink"/>
+                  <w:rFonts w:eastAsia="MS Gothic" w:cs="Arial" w:ascii="Arial" w:hAnsi="Arial"/>
+                  <w:kern w:val="0"/>
+                  <w:sz w:val="22"/>
+                  <w:szCs w:val="22"/>
+                  <w:lang w:val="fr-CH" w:eastAsia="en-US" w:bidi="ar-SA"/>
                 </w:rPr>
-                <w:t xml:space="preserve"> (EPFL)</w:t>
+                <w:t>rens.chazottes@epfl.ch</w:t>
               </w:r>
-            </w:ins>
-            <w:r>
-              <w:rPr>
-                <w:rFonts w:ascii="Arial" w:eastAsia="MS Gothic" w:hAnsi="Arial" w:cs="Arial"/>
-                <w:lang w:val="fr-CH"/>
-              </w:rPr>
-              <w:t xml:space="preserve">, </w:t>
-            </w:r>
-            <w:r>
-              <w:rPr>
-                <w:rFonts w:ascii="Arial" w:hAnsi="Arial" w:cs="Arial"/>
-                <w:rPrChange w:id="65" w:author="Huguenot-Noel, Robin" w:date="2025-06-24T16:10:00Z" w16du:dateUtc="2025-06-24T14:10:00Z">
-                  <w:rPr/>
-                </w:rPrChange>
-              </w:rPr>
-              <w:fldChar w:fldCharType="begin"/>
-            </w:r>
-            <w:r>
-              <w:rPr>
-                <w:rFonts w:ascii="Arial" w:hAnsi="Arial" w:cs="Arial"/>
-                <w:lang w:val="fr-FR"/>
-                <w:rPrChange w:id="66" w:author="Huguenot-Noel, Robin" w:date="2025-06-24T16:10:00Z" w16du:dateUtc="2025-06-24T14:10:00Z">
-                  <w:rPr>
-                    <w:lang w:val="fr-FR"/>
-                  </w:rPr>
-                </w:rPrChange>
-              </w:rPr>
-              <w:instrText>HYPERLINK "mailto:rens.chazottes@epfl.ch" \h</w:instrText>
-            </w:r>
-            <w:r>
-              <w:rPr>
-                <w:rFonts w:ascii="Arial" w:hAnsi="Arial" w:cs="Arial"/>
-                <w:rPrChange w:id="67" w:author="Huguenot-Noel, Robin" w:date="2025-06-24T16:10:00Z" w16du:dateUtc="2025-06-24T14:10:00Z">
-                  <w:rPr/>
-                </w:rPrChange>
-              </w:rPr>
-            </w:r>
-            <w:r>
-              <w:rPr>
-                <w:rFonts w:ascii="Arial" w:hAnsi="Arial" w:cs="Arial"/>
-                <w:rPrChange w:id="68" w:author="Huguenot-Noel, Robin" w:date="2025-06-24T16:10:00Z" w16du:dateUtc="2025-06-24T14:10:00Z">
-                  <w:rPr/>
-                </w:rPrChange>
-              </w:rPr>
-              <w:fldChar w:fldCharType="separate"/>
-            </w:r>
-            <w:r>
-              <w:rPr>
-                <w:rStyle w:val="Hyperlink"/>
-                <w:rFonts w:ascii="Arial" w:eastAsia="MS Gothic" w:hAnsi="Arial" w:cs="Arial"/>
-                <w:lang w:val="fr-CH"/>
-              </w:rPr>
-              <w:t>rens.chazottes@epfl.ch</w:t>
-            </w:r>
-            <w:r>
-              <w:rPr>
-                <w:rFonts w:ascii="Arial" w:hAnsi="Arial" w:cs="Arial"/>
-                <w:rPrChange w:id="69" w:author="Huguenot-Noel, Robin" w:date="2025-06-24T16:10:00Z" w16du:dateUtc="2025-06-24T14:10:00Z">
-                  <w:rPr/>
-                </w:rPrChange>
-              </w:rPr>
-              <w:fldChar w:fldCharType="end"/>
-            </w:r>
-            <w:r>
-              <w:rPr>
-                <w:rFonts w:ascii="Arial" w:eastAsia="MS Gothic" w:hAnsi="Arial" w:cs="Arial"/>
-                <w:lang w:val="fr-CH"/>
+            </w:hyperlink>
+            <w:r>
+              <w:rPr>
+                <w:rFonts w:eastAsia="MS Gothic" w:cs="Arial" w:ascii="Arial" w:hAnsi="Arial"/>
+                <w:kern w:val="0"/>
+                <w:sz w:val="22"/>
+                <w:szCs w:val="22"/>
+                <w:lang w:val="fr-CH" w:eastAsia="en-US" w:bidi="ar-SA"/>
               </w:rPr>
               <w:t>, +33 6 95 23 95 53</w:t>
             </w:r>
           </w:p>
           <w:p>
             <w:pPr>
+              <w:pStyle w:val="Normal"/>
+              <w:widowControl/>
               <w:numPr>
                 <w:ilvl w:val="0"/>
                 <w:numId w:val="4"/>
               </w:numPr>
-              <w:spacing w:after="0" w:line="240" w:lineRule="auto"/>
+              <w:suppressAutoHyphens w:val="true"/>
+              <w:spacing w:lineRule="auto" w:line="240" w:before="0" w:after="0"/>
+              <w:jc w:val="left"/>
               <w:rPr>
                 <w:rFonts w:ascii="Arial" w:hAnsi="Arial" w:cs="Arial"/>
                 <w:lang w:val="de-DE"/>
-                <w:rPrChange w:id="70" w:author="Huguenot-Noel, Robin" w:date="2025-06-24T16:10:00Z" w16du:dateUtc="2025-06-24T14:10:00Z">
-                  <w:rPr>
-                    <w:lang w:val="de-DE"/>
-                  </w:rPr>
-                </w:rPrChange>
               </w:rPr>
             </w:pPr>
             <w:r>
               <w:rPr>
-                <w:rFonts w:ascii="Arial" w:eastAsia="MS Gothic" w:hAnsi="Arial" w:cs="Arial"/>
-                <w:lang w:val="de-DE"/>
-              </w:rPr>
-              <w:t xml:space="preserve">Robin </w:t>
-            </w:r>
-            <w:proofErr w:type="spellStart"/>
-            <w:r>
-              <w:rPr>
-                <w:rFonts w:ascii="Arial" w:eastAsia="MS Gothic" w:hAnsi="Arial" w:cs="Arial"/>
-                <w:lang w:val="de-DE"/>
-              </w:rPr>
-              <w:t>Hu</w:t>
-            </w:r>
-            <w:del w:id="71" w:author="Huguenot-Noel, Robin" w:date="2025-06-24T16:01:00Z" w16du:dateUtc="2025-06-24T14:01:00Z">
+                <w:rFonts w:eastAsia="MS Gothic" w:cs="Arial" w:ascii="Arial" w:hAnsi="Arial"/>
+                <w:kern w:val="0"/>
+                <w:sz w:val="22"/>
+                <w:szCs w:val="22"/>
+                <w:lang w:val="de-DE" w:eastAsia="en-US" w:bidi="ar-SA"/>
+              </w:rPr>
+              <w:t xml:space="preserve">Robin Huguenot-Noël, Freie Universität (FU) Berlin, </w:t>
+            </w:r>
+            <w:r>
+              <w:rPr>
+                <w:rFonts w:cs="Arial" w:ascii="Arial" w:hAnsi="Arial"/>
+                <w:kern w:val="0"/>
+                <w:sz w:val="22"/>
+                <w:szCs w:val="22"/>
+                <w:lang w:eastAsia="en-US" w:bidi="ar-SA"/>
+              </w:rPr>
+              <w:t>robin.huguenot-noel@fu-berlin.de</w:t>
+            </w:r>
+            <w:hyperlink r:id="rId3">
               <w:r>
                 <w:rPr>
-                  <w:rFonts w:ascii="Arial" w:eastAsia="MS Gothic" w:hAnsi="Arial" w:cs="Arial"/>
-                  <w:lang w:val="de-DE"/>
+                  <w:rStyle w:val="ListLabel47"/>
+                  <w:rFonts w:eastAsia="MS Gothic" w:cs="Arial" w:ascii="Arial" w:hAnsi="Arial"/>
+                  <w:kern w:val="0"/>
+                  <w:sz w:val="22"/>
+                  <w:szCs w:val="22"/>
+                  <w:lang w:val="de-DE" w:eastAsia="en-US" w:bidi="ar-SA"/>
                 </w:rPr>
-                <w:delText>e</w:delText>
+                <w:t>, +49 176 578 361 70</w:t>
               </w:r>
-            </w:del>
-            <w:r>
-              <w:rPr>
-                <w:rFonts w:ascii="Arial" w:eastAsia="MS Gothic" w:hAnsi="Arial" w:cs="Arial"/>
-                <w:lang w:val="de-DE"/>
-              </w:rPr>
-              <w:t>guenot</w:t>
-            </w:r>
-            <w:proofErr w:type="spellEnd"/>
-            <w:r>
-              <w:rPr>
-                <w:rFonts w:ascii="Arial" w:eastAsia="MS Gothic" w:hAnsi="Arial" w:cs="Arial"/>
-                <w:lang w:val="de-DE"/>
-              </w:rPr>
-              <w:t xml:space="preserve">-Noël, </w:t>
-            </w:r>
-            <w:del w:id="72" w:author="Huguenot-Noel, Robin" w:date="2025-06-24T16:01:00Z" w16du:dateUtc="2025-06-24T14:01:00Z">
-              <w:r>
-                <w:rPr>
-                  <w:rFonts w:ascii="Arial" w:eastAsia="MS Gothic" w:hAnsi="Arial" w:cs="Arial"/>
-                  <w:lang w:val="de-DE"/>
-                </w:rPr>
-                <w:delText xml:space="preserve"> </w:delText>
-              </w:r>
-            </w:del>
-            <w:r>
-              <w:rPr>
-                <w:rFonts w:ascii="Arial" w:eastAsia="MS Gothic" w:hAnsi="Arial" w:cs="Arial"/>
-                <w:lang w:val="de-DE"/>
-              </w:rPr>
-              <w:t xml:space="preserve">Freie Universität </w:t>
-            </w:r>
-            <w:ins w:id="73" w:author="Huguenot-Noel, Robin" w:date="2025-06-24T16:01:00Z" w16du:dateUtc="2025-06-24T14:01:00Z">
-              <w:r>
-                <w:rPr>
-                  <w:rFonts w:ascii="Arial" w:eastAsia="MS Gothic" w:hAnsi="Arial" w:cs="Arial"/>
-                  <w:lang w:val="de-DE"/>
-                </w:rPr>
-                <w:t xml:space="preserve">(FU) </w:t>
-              </w:r>
-            </w:ins>
-            <w:r>
-              <w:rPr>
-                <w:rFonts w:ascii="Arial" w:eastAsia="MS Gothic" w:hAnsi="Arial" w:cs="Arial"/>
-                <w:lang w:val="de-DE"/>
-              </w:rPr>
-              <w:t xml:space="preserve">Berlin, </w:t>
-            </w:r>
-            <w:ins w:id="74" w:author="Huguenot-Noel, Robin" w:date="2025-06-24T16:16:00Z" w16du:dateUtc="2025-06-24T14:16:00Z">
-              <w:r>
-                <w:rPr>
-                  <w:rFonts w:ascii="Arial" w:hAnsi="Arial" w:cs="Arial"/>
-                </w:rPr>
-                <w:t>robin.huguenot-noel@fu-berlin.de</w:t>
-              </w:r>
-            </w:ins>
-            <w:del w:id="75" w:author="Huguenot-Noel, Robin" w:date="2025-06-24T16:16:00Z" w16du:dateUtc="2025-06-24T14:16:00Z">
-              <w:r>
-                <w:rPr>
-                  <w:rFonts w:ascii="Arial" w:hAnsi="Arial" w:cs="Arial"/>
-                  <w:rPrChange w:id="76" w:author="Huguenot-Noel, Robin" w:date="2025-06-24T16:10:00Z" w16du:dateUtc="2025-06-24T14:10:00Z">
-                    <w:rPr/>
-                  </w:rPrChange>
-                </w:rPr>
-                <w:fldChar w:fldCharType="begin"/>
-              </w:r>
-              <w:r>
-                <w:rPr>
-                  <w:rFonts w:ascii="Arial" w:hAnsi="Arial" w:cs="Arial"/>
-                  <w:lang w:val="de-DE"/>
-                  <w:rPrChange w:id="77" w:author="Huguenot-Noel, Robin" w:date="2025-06-24T16:10:00Z" w16du:dateUtc="2025-06-24T14:10:00Z">
-                    <w:rPr>
-                      <w:lang w:val="de-DE"/>
-                    </w:rPr>
-                  </w:rPrChange>
-                </w:rPr>
-                <w:delInstrText>HYPERLINK "mailto:robin.huguenot-noel@eui.eu" \h</w:delInstrText>
-              </w:r>
-              <w:r>
-                <w:rPr>
-                  <w:rFonts w:ascii="Arial" w:hAnsi="Arial" w:cs="Arial"/>
-                  <w:rPrChange w:id="78" w:author="Huguenot-Noel, Robin" w:date="2025-06-24T16:10:00Z" w16du:dateUtc="2025-06-24T14:10:00Z">
-                    <w:rPr/>
-                  </w:rPrChange>
-                </w:rPr>
-              </w:r>
-              <w:r>
-                <w:rPr>
-                  <w:rFonts w:ascii="Arial" w:hAnsi="Arial" w:cs="Arial"/>
-                  <w:rPrChange w:id="79" w:author="Huguenot-Noel, Robin" w:date="2025-06-24T16:10:00Z" w16du:dateUtc="2025-06-24T14:10:00Z">
-                    <w:rPr/>
-                  </w:rPrChange>
-                </w:rPr>
-                <w:fldChar w:fldCharType="separate"/>
-              </w:r>
-              <w:r>
-                <w:rPr>
-                  <w:rStyle w:val="Hyperlink"/>
-                  <w:rFonts w:ascii="Arial" w:eastAsia="MS Gothic" w:hAnsi="Arial" w:cs="Arial"/>
-                  <w:lang w:val="de-DE"/>
-                </w:rPr>
-                <w:delText>robin.huguenot-noel@eui.eu</w:delText>
-              </w:r>
-              <w:r>
-                <w:rPr>
-                  <w:rFonts w:ascii="Arial" w:hAnsi="Arial" w:cs="Arial"/>
-                  <w:rPrChange w:id="80" w:author="Huguenot-Noel, Robin" w:date="2025-06-24T16:10:00Z" w16du:dateUtc="2025-06-24T14:10:00Z">
-                    <w:rPr/>
-                  </w:rPrChange>
-                </w:rPr>
-                <w:fldChar w:fldCharType="end"/>
-              </w:r>
-            </w:del>
-            <w:r>
-              <w:rPr>
-                <w:rFonts w:ascii="Arial" w:eastAsia="MS Gothic" w:hAnsi="Arial" w:cs="Arial"/>
-                <w:lang w:val="de-DE"/>
-              </w:rPr>
-              <w:t>, +49 176 578 361 70</w:t>
-            </w:r>
+            </w:hyperlink>
           </w:p>
           <w:p>
             <w:pPr>
-              <w:spacing w:after="0" w:line="240" w:lineRule="auto"/>
+              <w:pStyle w:val="Normal"/>
+              <w:widowControl/>
+              <w:suppressAutoHyphens w:val="true"/>
+              <w:spacing w:lineRule="auto" w:line="240" w:before="0" w:after="0"/>
+              <w:jc w:val="left"/>
               <w:rPr>
                 <w:rFonts w:ascii="Arial" w:hAnsi="Arial" w:cs="Arial"/>
                 <w:lang w:val="de-DE"/>
-                <w:rPrChange w:id="81" w:author="Huguenot-Noel, Robin" w:date="2025-06-24T16:10:00Z" w16du:dateUtc="2025-06-24T14:10:00Z">
-                  <w:rPr>
-                    <w:rFonts w:asciiTheme="minorHAnsi" w:hAnsiTheme="minorHAnsi" w:cstheme="minorHAnsi"/>
-                    <w:lang w:val="de-DE"/>
-                  </w:rPr>
-                </w:rPrChange>
               </w:rPr>
             </w:pPr>
+            <w:r>
+              <w:rPr>
+                <w:rFonts w:cs="Arial" w:ascii="Arial" w:hAnsi="Arial"/>
+                <w:lang w:val="de-DE"/>
+              </w:rPr>
+            </w:r>
           </w:p>
         </w:tc>
       </w:tr>
     </w:tbl>
     <w:p>
       <w:pPr>
-        <w:spacing w:after="0" w:line="240" w:lineRule="auto"/>
+        <w:pStyle w:val="Normal"/>
+        <w:spacing w:lineRule="auto" w:line="240" w:before="0" w:after="0"/>
         <w:rPr>
           <w:rFonts w:ascii="Arial" w:hAnsi="Arial" w:cs="Arial"/>
           <w:lang w:val="de-DE"/>
-          <w:rPrChange w:id="82" w:author="Huguenot-Noel, Robin" w:date="2025-06-24T16:10:00Z" w16du:dateUtc="2025-06-24T14:10:00Z">
-            <w:rPr>
-              <w:rFonts w:asciiTheme="minorHAnsi" w:hAnsiTheme="minorHAnsi" w:cstheme="minorHAnsi"/>
-              <w:lang w:val="de-DE"/>
-            </w:rPr>
-          </w:rPrChange>
         </w:rPr>
       </w:pPr>
+      <w:r>
+        <w:rPr>
+          <w:rFonts w:cs="Arial" w:ascii="Arial" w:hAnsi="Arial"/>
+          <w:lang w:val="de-DE"/>
+        </w:rPr>
+      </w:r>
     </w:p>
     <w:sectPr>
-      <w:headerReference w:type="even" r:id="rId11"/>
-      <w:headerReference w:type="default" r:id="rId12"/>
-      <w:footerReference w:type="even" r:id="rId13"/>
-      <w:footerReference w:type="default" r:id="rId14"/>
-      <w:headerReference w:type="first" r:id="rId15"/>
-      <w:footerReference w:type="first" r:id="rId16"/>
+      <w:headerReference w:type="even" r:id="rId4"/>
+      <w:headerReference w:type="default" r:id="rId5"/>
+      <w:headerReference w:type="first" r:id="rId6"/>
+      <w:footerReference w:type="even" r:id="rId7"/>
+      <w:footerReference w:type="default" r:id="rId8"/>
+      <w:footerReference w:type="first" r:id="rId9"/>
+      <w:type w:val="nextPage"/>
       <w:pgSz w:w="11906" w:h="16838"/>
-      <w:pgMar w:top="1691" w:right="1133" w:bottom="1417" w:left="1134" w:header="708" w:footer="0" w:gutter="0"/>
-      <w:cols w:space="720"/>
-      <w:formProt w:val="0"/>
+      <w:pgMar w:left="1134" w:right="1133" w:gutter="0" w:header="708" w:top="1691" w:footer="0" w:bottom="1417"/>
+      <w:pgNumType w:fmt="decimal"/>
+      <w:formProt w:val="false"/>
       <w:titlePg/>
-      <w:docGrid w:linePitch="360" w:charSpace="4096"/>
+      <w:textDirection w:val="lrTb"/>
+      <w:docGrid w:type="default" w:linePitch="360" w:charSpace="8192"/>
     </w:sectPr>
   </w:body>
 </w:document>
 </file>
 
 <file path=word/comments.xml><?xml version="1.0" encoding="utf-8"?>
-<w:comments xmlns:wpc="http://schemas.microsoft.com/office/word/2010/wordprocessingCanvas" xmlns:cx="http://schemas.microsoft.com/office/drawing/2014/chartex" xmlns:cx1="http://schemas.microsoft.com/office/drawing/2015/9/8/chartex" xmlns:cx2="http://schemas.microsoft.com/office/drawing/2015/10/21/chartex" xmlns:cx3="http://schemas.microsoft.com/office/drawing/2016/5/9/chartex" xmlns:cx4="http://schemas.microsoft.com/office/drawing/2016/5/10/chartex" xmlns:cx5="http://schemas.microsoft.com/office/drawing/2016/5/11/chartex" xmlns:cx6="http://schemas.microsoft.com/office/drawing/2016/5/12/chartex" xmlns:cx7="http://schemas.microsoft.com/office/drawing/2016/5/13/chartex" xmlns:cx8="http://schemas.microsoft.com/office/drawing/2016/5/14/chartex" xmlns:mc="http://schemas.openxmlformats.org/markup-compatibility/2006" xmlns:aink="http://schemas.microsoft.com/office/drawing/2016/ink" xmlns:am3d="http://schemas.microsoft.com/office/drawing/2017/model3d" xmlns:o="urn:schemas-microsoft-com:office:office" xmlns:oel="http://schemas.microsoft.com/office/2019/extlst" xmlns:r="http://schemas.openxmlformats.org/officeDocument/2006/relationships" xmlns:m="http://schemas.openxmlformats.org/officeDocument/2006/math" xmlns:v="urn:schemas-microsoft-com:vml" xmlns:wp14="http://schemas.microsoft.com/office/word/2010/wordprocessingDrawing" xmlns:wp="http://schemas.openxmlformats.org/drawingml/2006/wordprocessingDrawing" xmlns:w10="urn:schemas-microsoft-com:office:word" xmlns:w="http://schemas.openxmlformats.org/wordprocessingml/2006/main" xmlns:w14="http://schemas.microsoft.com/office/word/2010/wordml" xmlns:w15="http://schemas.microsoft.com/office/word/2012/wordml" xmlns:w16cex="http://schemas.microsoft.com/office/word/2018/wordml/cex" xmlns:w16cid="http://schemas.microsoft.com/office/word/2016/wordml/cid" xmlns:w16="http://schemas.microsoft.com/office/word/2018/wordml" xmlns:w16du="http://schemas.microsoft.com/office/word/2023/wordml/word16du" xmlns:w16sdtdh="http://schemas.microsoft.com/office/word/2020/wordml/sdtdatahash" xmlns:w16sdtfl="http://schemas.microsoft.com/office/word/2024/wordml/sdtformatlock" xmlns:w16se="http://schemas.microsoft.com/office/word/2015/wordml/symex" xmlns:wpg="http://schemas.microsoft.com/office/word/2010/wordprocessingGroup" xmlns:wpi="http://schemas.microsoft.com/office/word/2010/wordprocessingInk" xmlns:wne="http://schemas.microsoft.com/office/word/2006/wordml" xmlns:wps="http://schemas.microsoft.com/office/word/2010/wordprocessingShape" mc:Ignorable="w14 w15 w16se w16cid w16 w16cex w16sdtdh w16sdtfl w16du wp14">
-  <w:comment w:id="54" w:author="Huguenot-Noel, Robin" w:date="2025-06-24T16:00:00Z" w:initials="RH">
+<w:comments xmlns:o="urn:schemas-microsoft-com:office:office" xmlns:r="http://schemas.openxmlformats.org/officeDocument/2006/relationships" xmlns:v="urn:schemas-microsoft-com:vml" xmlns:w="http://schemas.openxmlformats.org/wordprocessingml/2006/main" xmlns:w10="urn:schemas-microsoft-com:office:word" xmlns:wp="http://schemas.openxmlformats.org/drawingml/2006/wordprocessingDrawing" xmlns:wps="http://schemas.microsoft.com/office/word/2010/wordprocessingShape" xmlns:wpg="http://schemas.microsoft.com/office/word/2010/wordprocessingGroup" xmlns:mc="http://schemas.openxmlformats.org/markup-compatibility/2006" xmlns:wp14="http://schemas.microsoft.com/office/word/2010/wordprocessingDrawing" xmlns:w14="http://schemas.microsoft.com/office/word/2010/wordml" xmlns:w15="http://schemas.microsoft.com/office/word/2012/wordml" mc:Ignorable="w14 wp14 w15">
+  <w:comment w:id="0" w:author="Huguenot-Noel, Robin" w:date="2025-06-24T16:00:00Z" w:initials="RH">
     <w:p>
+      <w:pPr>
+        <w:overflowPunct w:val="false"/>
+        <w:spacing w:before="0" w:after="0" w:lineRule="auto" w:line="240"/>
+        <w:rPr/>
+      </w:pPr>
       <w:r>
         <w:rPr>
-          <w:rStyle w:val="CommentReference"/>
-        </w:rPr>
-        <w:annotationRef/>
-      </w:r>
-      <w:r>
-        <w:rPr>
+          <w:rFonts w:ascii="Liberation Serif" w:hAnsi="Liberation Serif" w:eastAsia="DejaVu Sans" w:cs="DejaVu Sans"/>
           <w:color w:val="000000"/>
           <w:sz w:val="20"/>
           <w:szCs w:val="20"/>
+          <w:lang w:val="en-US" w:eastAsia="en-US" w:bidi="en-US"/>
         </w:rPr>
         <w:t>In general better to avoid — without space now as too identified with chatGPT</w:t>
       </w:r>
     </w:p>
   </w:comment>
-  <w:comment w:id="60" w:author="Huguenot-Noel, Robin" w:date="2025-06-24T16:01:00Z" w:initials="RH">
+  <w:comment w:id="1" w:author="Huguenot-Noel, Robin" w:date="2025-06-24T16:01:00Z" w:initials="RH">
     <w:p>
+      <w:pPr>
+        <w:overflowPunct w:val="false"/>
+        <w:spacing w:before="0" w:after="0" w:lineRule="auto" w:line="240"/>
+        <w:rPr/>
+      </w:pPr>
       <w:r>
         <w:rPr>
-          <w:rStyle w:val="CommentReference"/>
-        </w:rPr>
-        <w:annotationRef/>
-      </w:r>
-      <w:r>
-        <w:rPr>
+          <w:rFonts w:ascii="Liberation Serif" w:hAnsi="Liberation Serif" w:eastAsia="DejaVu Sans" w:cs="DejaVu Sans"/>
           <w:color w:val="000000"/>
           <w:sz w:val="20"/>
           <w:szCs w:val="20"/>
+          <w:lang w:val="en-US" w:eastAsia="en-US" w:bidi="en-US"/>
         </w:rPr>
         <w:t>Is it really the max we can do? If trying to publish with a US journal, publication time may take up to 5 from the moment we collect to, say, open access publication</w:t>
       </w:r>
@@ -1713,75 +1454,38 @@
 </file>
 
 <file path=word/commentsExtended.xml><?xml version="1.0" encoding="utf-8"?>
-<w15:commentsEx xmlns:wpc="http://schemas.microsoft.com/office/word/2010/wordprocessingCanvas" xmlns:cx="http://schemas.microsoft.com/office/drawing/2014/chartex" xmlns:cx1="http://schemas.microsoft.com/office/drawing/2015/9/8/chartex" xmlns:cx2="http://schemas.microsoft.com/office/drawing/2015/10/21/chartex" xmlns:cx3="http://schemas.microsoft.com/office/drawing/2016/5/9/chartex" xmlns:cx4="http://schemas.microsoft.com/office/drawing/2016/5/10/chartex" xmlns:cx5="http://schemas.microsoft.com/office/drawing/2016/5/11/chartex" xmlns:cx6="http://schemas.microsoft.com/office/drawing/2016/5/12/chartex" xmlns:cx7="http://schemas.microsoft.com/office/drawing/2016/5/13/chartex" xmlns:cx8="http://schemas.microsoft.com/office/drawing/2016/5/14/chartex" xmlns:mc="http://schemas.openxmlformats.org/markup-compatibility/2006" xmlns:aink="http://schemas.microsoft.com/office/drawing/2016/ink" xmlns:am3d="http://schemas.microsoft.com/office/drawing/2017/model3d" xmlns:o="urn:schemas-microsoft-com:office:office" xmlns:oel="http://schemas.microsoft.com/office/2019/extlst" xmlns:r="http://schemas.openxmlformats.org/officeDocument/2006/relationships" xmlns:m="http://schemas.openxmlformats.org/officeDocument/2006/math" xmlns:v="urn:schemas-microsoft-com:vml" xmlns:wp14="http://schemas.microsoft.com/office/word/2010/wordprocessingDrawing" xmlns:wp="http://schemas.openxmlformats.org/drawingml/2006/wordprocessingDrawing" xmlns:w10="urn:schemas-microsoft-com:office:word" xmlns:w="http://schemas.openxmlformats.org/wordprocessingml/2006/main" xmlns:w14="http://schemas.microsoft.com/office/word/2010/wordml" xmlns:w15="http://schemas.microsoft.com/office/word/2012/wordml" xmlns:w16cex="http://schemas.microsoft.com/office/word/2018/wordml/cex" xmlns:w16cid="http://schemas.microsoft.com/office/word/2016/wordml/cid" xmlns:w16="http://schemas.microsoft.com/office/word/2018/wordml" xmlns:w16du="http://schemas.microsoft.com/office/word/2023/wordml/word16du" xmlns:w16sdtdh="http://schemas.microsoft.com/office/word/2020/wordml/sdtdatahash" xmlns:w16sdtfl="http://schemas.microsoft.com/office/word/2024/wordml/sdtformatlock" xmlns:w16se="http://schemas.microsoft.com/office/word/2015/wordml/symex" xmlns:wpg="http://schemas.microsoft.com/office/word/2010/wordprocessingGroup" xmlns:wpi="http://schemas.microsoft.com/office/word/2010/wordprocessingInk" xmlns:wne="http://schemas.microsoft.com/office/word/2006/wordml" xmlns:wps="http://schemas.microsoft.com/office/word/2010/wordprocessingShape" mc:Ignorable="w14 w15 w16se w16cid w16 w16cex w16sdtdh w16sdtfl w16du wp14">
-  <w15:commentEx w15:paraId="033AC5FD" w15:done="0"/>
-  <w15:commentEx w15:paraId="075A5C8D" w15:done="0"/>
+<w15:commentsEx xmlns:mc="http://schemas.openxmlformats.org/markup-compatibility/2006" xmlns:w15="http://schemas.microsoft.com/office/word/2012/wordml" mc:Ignorable="w15">
+  <w15:commentEx w15:paraId="01000000" w15:done="1"/>
+  <w15:commentEx w15:paraId="02000000" w15:done="1"/>
 </w15:commentsEx>
 </file>
 
-<file path=word/commentsExtensible.xml><?xml version="1.0" encoding="utf-8"?>
-<w16cex:commentsExtensible xmlns:wpc="http://schemas.microsoft.com/office/word/2010/wordprocessingCanvas" xmlns:cx="http://schemas.microsoft.com/office/drawing/2014/chartex" xmlns:cx1="http://schemas.microsoft.com/office/drawing/2015/9/8/chartex" xmlns:cx2="http://schemas.microsoft.com/office/drawing/2015/10/21/chartex" xmlns:cx3="http://schemas.microsoft.com/office/drawing/2016/5/9/chartex" xmlns:cx4="http://schemas.microsoft.com/office/drawing/2016/5/10/chartex" xmlns:cx5="http://schemas.microsoft.com/office/drawing/2016/5/11/chartex" xmlns:cx6="http://schemas.microsoft.com/office/drawing/2016/5/12/chartex" xmlns:cx7="http://schemas.microsoft.com/office/drawing/2016/5/13/chartex" xmlns:cx8="http://schemas.microsoft.com/office/drawing/2016/5/14/chartex" xmlns:cr="http://schemas.microsoft.com/office/comments/2020/reactions" xmlns:mc="http://schemas.openxmlformats.org/markup-compatibility/2006" xmlns:aink="http://schemas.microsoft.com/office/drawing/2016/ink" xmlns:am3d="http://schemas.microsoft.com/office/drawing/2017/model3d" xmlns:o="urn:schemas-microsoft-com:office:office" xmlns:oel="http://schemas.microsoft.com/office/2019/extlst" xmlns:r="http://schemas.openxmlformats.org/officeDocument/2006/relationships" xmlns:m="http://schemas.openxmlformats.org/officeDocument/2006/math" xmlns:v="urn:schemas-microsoft-com:vml" xmlns:wp14="http://schemas.microsoft.com/office/word/2010/wordprocessingDrawing" xmlns:wp="http://schemas.openxmlformats.org/drawingml/2006/wordprocessingDrawing" xmlns:w10="urn:schemas-microsoft-com:office:word" xmlns:w="http://schemas.openxmlformats.org/wordprocessingml/2006/main" xmlns:w14="http://schemas.microsoft.com/office/word/2010/wordml" xmlns:w15="http://schemas.microsoft.com/office/word/2012/wordml" xmlns:w16cex="http://schemas.microsoft.com/office/word/2018/wordml/cex" xmlns:w16cid="http://schemas.microsoft.com/office/word/2016/wordml/cid" xmlns:w16="http://schemas.microsoft.com/office/word/2018/wordml" xmlns:w16du="http://schemas.microsoft.com/office/word/2023/wordml/word16du" xmlns:w16sdtdh="http://schemas.microsoft.com/office/word/2020/wordml/sdtdatahash" xmlns:w16sdtfl="http://schemas.microsoft.com/office/word/2024/wordml/sdtformatlock" xmlns:w16se="http://schemas.microsoft.com/office/word/2015/wordml/symex" xmlns:wpg="http://schemas.microsoft.com/office/word/2010/wordprocessingGroup" xmlns:wpi="http://schemas.microsoft.com/office/word/2010/wordprocessingInk" xmlns:wne="http://schemas.microsoft.com/office/word/2006/wordml" xmlns:wps="http://schemas.microsoft.com/office/word/2010/wordprocessingShape" mc:Ignorable="w14 w15 w16se w16cid w16 w16cex w16sdtdh w16sdtfl cr w16du wp14">
-  <w16cex:commentExtensible w16cex:durableId="5A5212D2" w16cex:dateUtc="2025-06-24T14:00:00Z"/>
-  <w16cex:commentExtensible w16cex:durableId="1884FFEC" w16cex:dateUtc="2025-06-24T14:01:00Z"/>
-</w16cex:commentsExtensible>
-</file>
-
-<file path=word/commentsIds.xml><?xml version="1.0" encoding="utf-8"?>
-<w16cid:commentsIds xmlns:wpc="http://schemas.microsoft.com/office/word/2010/wordprocessingCanvas" xmlns:cx="http://schemas.microsoft.com/office/drawing/2014/chartex" xmlns:cx1="http://schemas.microsoft.com/office/drawing/2015/9/8/chartex" xmlns:cx2="http://schemas.microsoft.com/office/drawing/2015/10/21/chartex" xmlns:cx3="http://schemas.microsoft.com/office/drawing/2016/5/9/chartex" xmlns:cx4="http://schemas.microsoft.com/office/drawing/2016/5/10/chartex" xmlns:cx5="http://schemas.microsoft.com/office/drawing/2016/5/11/chartex" xmlns:cx6="http://schemas.microsoft.com/office/drawing/2016/5/12/chartex" xmlns:cx7="http://schemas.microsoft.com/office/drawing/2016/5/13/chartex" xmlns:cx8="http://schemas.microsoft.com/office/drawing/2016/5/14/chartex" xmlns:mc="http://schemas.openxmlformats.org/markup-compatibility/2006" xmlns:aink="http://schemas.microsoft.com/office/drawing/2016/ink" xmlns:am3d="http://schemas.microsoft.com/office/drawing/2017/model3d" xmlns:o="urn:schemas-microsoft-com:office:office" xmlns:oel="http://schemas.microsoft.com/office/2019/extlst" xmlns:r="http://schemas.openxmlformats.org/officeDocument/2006/relationships" xmlns:m="http://schemas.openxmlformats.org/officeDocument/2006/math" xmlns:v="urn:schemas-microsoft-com:vml" xmlns:wp14="http://schemas.microsoft.com/office/word/2010/wordprocessingDrawing" xmlns:wp="http://schemas.openxmlformats.org/drawingml/2006/wordprocessingDrawing" xmlns:w10="urn:schemas-microsoft-com:office:word" xmlns:w="http://schemas.openxmlformats.org/wordprocessingml/2006/main" xmlns:w14="http://schemas.microsoft.com/office/word/2010/wordml" xmlns:w15="http://schemas.microsoft.com/office/word/2012/wordml" xmlns:w16cex="http://schemas.microsoft.com/office/word/2018/wordml/cex" xmlns:w16cid="http://schemas.microsoft.com/office/word/2016/wordml/cid" xmlns:w16="http://schemas.microsoft.com/office/word/2018/wordml" xmlns:w16du="http://schemas.microsoft.com/office/word/2023/wordml/word16du" xmlns:w16sdtdh="http://schemas.microsoft.com/office/word/2020/wordml/sdtdatahash" xmlns:w16sdtfl="http://schemas.microsoft.com/office/word/2024/wordml/sdtformatlock" xmlns:w16se="http://schemas.microsoft.com/office/word/2015/wordml/symex" xmlns:wpg="http://schemas.microsoft.com/office/word/2010/wordprocessingGroup" xmlns:wpi="http://schemas.microsoft.com/office/word/2010/wordprocessingInk" xmlns:wne="http://schemas.microsoft.com/office/word/2006/wordml" xmlns:wps="http://schemas.microsoft.com/office/word/2010/wordprocessingShape" mc:Ignorable="w14 w15 w16se w16cid w16 w16cex w16sdtdh w16sdtfl w16du wp14">
-  <w16cid:commentId w16cid:paraId="033AC5FD" w16cid:durableId="5A5212D2"/>
-  <w16cid:commentId w16cid:paraId="075A5C8D" w16cid:durableId="1884FFEC"/>
-</w16cid:commentsIds>
-</file>
-
-<file path=word/endnotes.xml><?xml version="1.0" encoding="utf-8"?>
-<w:endnotes xmlns:wpc="http://schemas.microsoft.com/office/word/2010/wordprocessingCanvas" xmlns:cx="http://schemas.microsoft.com/office/drawing/2014/chartex" xmlns:cx1="http://schemas.microsoft.com/office/drawing/2015/9/8/chartex" xmlns:cx2="http://schemas.microsoft.com/office/drawing/2015/10/21/chartex" xmlns:cx3="http://schemas.microsoft.com/office/drawing/2016/5/9/chartex" xmlns:cx4="http://schemas.microsoft.com/office/drawing/2016/5/10/chartex" xmlns:cx5="http://schemas.microsoft.com/office/drawing/2016/5/11/chartex" xmlns:cx6="http://schemas.microsoft.com/office/drawing/2016/5/12/chartex" xmlns:cx7="http://schemas.microsoft.com/office/drawing/2016/5/13/chartex" xmlns:cx8="http://schemas.microsoft.com/office/drawing/2016/5/14/chartex" xmlns:mc="http://schemas.openxmlformats.org/markup-compatibility/2006" xmlns:aink="http://schemas.microsoft.com/office/drawing/2016/ink" xmlns:am3d="http://schemas.microsoft.com/office/drawing/2017/model3d" xmlns:o="urn:schemas-microsoft-com:office:office" xmlns:oel="http://schemas.microsoft.com/office/2019/extlst" xmlns:r="http://schemas.openxmlformats.org/officeDocument/2006/relationships" xmlns:m="http://schemas.openxmlformats.org/officeDocument/2006/math" xmlns:v="urn:schemas-microsoft-com:vml" xmlns:wp14="http://schemas.microsoft.com/office/word/2010/wordprocessingDrawing" xmlns:wp="http://schemas.openxmlformats.org/drawingml/2006/wordprocessingDrawing" xmlns:w10="urn:schemas-microsoft-com:office:word" xmlns:w="http://schemas.openxmlformats.org/wordprocessingml/2006/main" xmlns:w14="http://schemas.microsoft.com/office/word/2010/wordml" xmlns:w15="http://schemas.microsoft.com/office/word/2012/wordml" xmlns:w16cex="http://schemas.microsoft.com/office/word/2018/wordml/cex" xmlns:w16cid="http://schemas.microsoft.com/office/word/2016/wordml/cid" xmlns:w16="http://schemas.microsoft.com/office/word/2018/wordml" xmlns:w16du="http://schemas.microsoft.com/office/word/2023/wordml/word16du" xmlns:w16sdtdh="http://schemas.microsoft.com/office/word/2020/wordml/sdtdatahash" xmlns:w16sdtfl="http://schemas.microsoft.com/office/word/2024/wordml/sdtformatlock" xmlns:w16se="http://schemas.microsoft.com/office/word/2015/wordml/symex" xmlns:wpg="http://schemas.microsoft.com/office/word/2010/wordprocessingGroup" xmlns:wpi="http://schemas.microsoft.com/office/word/2010/wordprocessingInk" xmlns:wne="http://schemas.microsoft.com/office/word/2006/wordml" xmlns:wps="http://schemas.microsoft.com/office/word/2010/wordprocessingShape" mc:Ignorable="w14 w15 w16se w16cid w16 w16cex w16sdtdh w16sdtfl w16du wp14">
-  <w:endnote w:type="separator" w:id="-1">
-    <w:p>
-      <w:pPr>
-        <w:spacing w:after="0" w:line="240" w:lineRule="auto"/>
-      </w:pPr>
-      <w:r>
-        <w:separator/>
-      </w:r>
-    </w:p>
-  </w:endnote>
-  <w:endnote w:type="continuationSeparator" w:id="0">
-    <w:p>
-      <w:pPr>
-        <w:spacing w:after="0" w:line="240" w:lineRule="auto"/>
-      </w:pPr>
-      <w:r>
-        <w:continuationSeparator/>
-      </w:r>
-    </w:p>
-  </w:endnote>
-</w:endnotes>
-</file>
-
 <file path=word/footer1.xml><?xml version="1.0" encoding="utf-8"?>
-<w:ftr xmlns:wpc="http://schemas.microsoft.com/office/word/2010/wordprocessingCanvas" xmlns:cx="http://schemas.microsoft.com/office/drawing/2014/chartex" xmlns:cx1="http://schemas.microsoft.com/office/drawing/2015/9/8/chartex" xmlns:cx2="http://schemas.microsoft.com/office/drawing/2015/10/21/chartex" xmlns:cx3="http://schemas.microsoft.com/office/drawing/2016/5/9/chartex" xmlns:cx4="http://schemas.microsoft.com/office/drawing/2016/5/10/chartex" xmlns:cx5="http://schemas.microsoft.com/office/drawing/2016/5/11/chartex" xmlns:cx6="http://schemas.microsoft.com/office/drawing/2016/5/12/chartex" xmlns:cx7="http://schemas.microsoft.com/office/drawing/2016/5/13/chartex" xmlns:cx8="http://schemas.microsoft.com/office/drawing/2016/5/14/chartex" xmlns:mc="http://schemas.openxmlformats.org/markup-compatibility/2006" xmlns:aink="http://schemas.microsoft.com/office/drawing/2016/ink" xmlns:am3d="http://schemas.microsoft.com/office/drawing/2017/model3d" xmlns:o="urn:schemas-microsoft-com:office:office" xmlns:oel="http://schemas.microsoft.com/office/2019/extlst" xmlns:r="http://schemas.openxmlformats.org/officeDocument/2006/relationships" xmlns:m="http://schemas.openxmlformats.org/officeDocument/2006/math" xmlns:v="urn:schemas-microsoft-com:vml" xmlns:wp14="http://schemas.microsoft.com/office/word/2010/wordprocessingDrawing" xmlns:wp="http://schemas.openxmlformats.org/drawingml/2006/wordprocessingDrawing" xmlns:w10="urn:schemas-microsoft-com:office:word" xmlns:w="http://schemas.openxmlformats.org/wordprocessingml/2006/main" xmlns:w14="http://schemas.microsoft.com/office/word/2010/wordml" xmlns:w15="http://schemas.microsoft.com/office/word/2012/wordml" xmlns:w16cex="http://schemas.microsoft.com/office/word/2018/wordml/cex" xmlns:w16cid="http://schemas.microsoft.com/office/word/2016/wordml/cid" xmlns:w16="http://schemas.microsoft.com/office/word/2018/wordml" xmlns:w16du="http://schemas.microsoft.com/office/word/2023/wordml/word16du" xmlns:w16sdtdh="http://schemas.microsoft.com/office/word/2020/wordml/sdtdatahash" xmlns:w16sdtfl="http://schemas.microsoft.com/office/word/2024/wordml/sdtformatlock" xmlns:w16se="http://schemas.microsoft.com/office/word/2015/wordml/symex" xmlns:wpg="http://schemas.microsoft.com/office/word/2010/wordprocessingGroup" xmlns:wpi="http://schemas.microsoft.com/office/word/2010/wordprocessingInk" xmlns:wne="http://schemas.microsoft.com/office/word/2006/wordml" xmlns:wps="http://schemas.microsoft.com/office/word/2010/wordprocessingShape" mc:Ignorable="w14 w15 w16se w16cid w16 w16cex w16sdtdh w16sdtfl w16du wp14">
+<w:ftr xmlns:o="urn:schemas-microsoft-com:office:office" xmlns:r="http://schemas.openxmlformats.org/officeDocument/2006/relationships" xmlns:v="urn:schemas-microsoft-com:vml" xmlns:w="http://schemas.openxmlformats.org/wordprocessingml/2006/main" xmlns:w10="urn:schemas-microsoft-com:office:word" xmlns:wp="http://schemas.openxmlformats.org/drawingml/2006/wordprocessingDrawing" xmlns:wps="http://schemas.microsoft.com/office/word/2010/wordprocessingShape" xmlns:wpg="http://schemas.microsoft.com/office/word/2010/wordprocessingGroup" xmlns:mc="http://schemas.openxmlformats.org/markup-compatibility/2006" xmlns:wp14="http://schemas.microsoft.com/office/word/2010/wordprocessingDrawing" xmlns:w14="http://schemas.microsoft.com/office/word/2010/wordml" xmlns:w15="http://schemas.microsoft.com/office/word/2012/wordml" mc:Ignorable="w14 wp14 w15">
   <w:p>
     <w:pPr>
       <w:pStyle w:val="Footer"/>
+      <w:rPr/>
     </w:pPr>
+    <w:r>
+      <w:rPr/>
+    </w:r>
   </w:p>
 </w:ftr>
 </file>
 
 <file path=word/footer2.xml><?xml version="1.0" encoding="utf-8"?>
-<w:ftr xmlns:wpc="http://schemas.microsoft.com/office/word/2010/wordprocessingCanvas" xmlns:cx="http://schemas.microsoft.com/office/drawing/2014/chartex" xmlns:cx1="http://schemas.microsoft.com/office/drawing/2015/9/8/chartex" xmlns:cx2="http://schemas.microsoft.com/office/drawing/2015/10/21/chartex" xmlns:cx3="http://schemas.microsoft.com/office/drawing/2016/5/9/chartex" xmlns:cx4="http://schemas.microsoft.com/office/drawing/2016/5/10/chartex" xmlns:cx5="http://schemas.microsoft.com/office/drawing/2016/5/11/chartex" xmlns:cx6="http://schemas.microsoft.com/office/drawing/2016/5/12/chartex" xmlns:cx7="http://schemas.microsoft.com/office/drawing/2016/5/13/chartex" xmlns:cx8="http://schemas.microsoft.com/office/drawing/2016/5/14/chartex" xmlns:mc="http://schemas.openxmlformats.org/markup-compatibility/2006" xmlns:aink="http://schemas.microsoft.com/office/drawing/2016/ink" xmlns:am3d="http://schemas.microsoft.com/office/drawing/2017/model3d" xmlns:o="urn:schemas-microsoft-com:office:office" xmlns:oel="http://schemas.microsoft.com/office/2019/extlst" xmlns:r="http://schemas.openxmlformats.org/officeDocument/2006/relationships" xmlns:m="http://schemas.openxmlformats.org/officeDocument/2006/math" xmlns:v="urn:schemas-microsoft-com:vml" xmlns:wp14="http://schemas.microsoft.com/office/word/2010/wordprocessingDrawing" xmlns:wp="http://schemas.openxmlformats.org/drawingml/2006/wordprocessingDrawing" xmlns:w10="urn:schemas-microsoft-com:office:word" xmlns:w="http://schemas.openxmlformats.org/wordprocessingml/2006/main" xmlns:w14="http://schemas.microsoft.com/office/word/2010/wordml" xmlns:w15="http://schemas.microsoft.com/office/word/2012/wordml" xmlns:w16cex="http://schemas.microsoft.com/office/word/2018/wordml/cex" xmlns:w16cid="http://schemas.microsoft.com/office/word/2016/wordml/cid" xmlns:w16="http://schemas.microsoft.com/office/word/2018/wordml" xmlns:w16du="http://schemas.microsoft.com/office/word/2023/wordml/word16du" xmlns:w16sdtdh="http://schemas.microsoft.com/office/word/2020/wordml/sdtdatahash" xmlns:w16sdtfl="http://schemas.microsoft.com/office/word/2024/wordml/sdtformatlock" xmlns:w16se="http://schemas.microsoft.com/office/word/2015/wordml/symex" xmlns:wpg="http://schemas.microsoft.com/office/word/2010/wordprocessingGroup" xmlns:wpi="http://schemas.microsoft.com/office/word/2010/wordprocessingInk" xmlns:wne="http://schemas.microsoft.com/office/word/2006/wordml" xmlns:wps="http://schemas.microsoft.com/office/word/2010/wordprocessingShape" mc:Ignorable="w14 w15 w16se w16cid w16 w16cex w16sdtdh w16sdtfl w16du wp14">
+<w:ftr xmlns:o="urn:schemas-microsoft-com:office:office" xmlns:r="http://schemas.openxmlformats.org/officeDocument/2006/relationships" xmlns:v="urn:schemas-microsoft-com:vml" xmlns:w="http://schemas.openxmlformats.org/wordprocessingml/2006/main" xmlns:w10="urn:schemas-microsoft-com:office:word" xmlns:wp="http://schemas.openxmlformats.org/drawingml/2006/wordprocessingDrawing" xmlns:wps="http://schemas.microsoft.com/office/word/2010/wordprocessingShape" xmlns:wpg="http://schemas.microsoft.com/office/word/2010/wordprocessingGroup" xmlns:mc="http://schemas.openxmlformats.org/markup-compatibility/2006" xmlns:wp14="http://schemas.microsoft.com/office/word/2010/wordprocessingDrawing" xmlns:w14="http://schemas.microsoft.com/office/word/2010/wordml" xmlns:w15="http://schemas.microsoft.com/office/word/2012/wordml" mc:Ignorable="w14 wp14 w15">
   <w:p>
     <w:pPr>
       <w:pStyle w:val="Footer"/>
+      <w:rPr/>
     </w:pPr>
     <w:r>
-      <w:rPr>
-        <w:noProof/>
-      </w:rPr>
       <mc:AlternateContent>
         <mc:Choice Requires="wps">
           <w:drawing>
-            <wp:anchor distT="635" distB="0" distL="635" distR="0" simplePos="0" relativeHeight="2" behindDoc="1" locked="0" layoutInCell="1" allowOverlap="1" wp14:anchorId="6CAFBF7C" wp14:editId="2D51DF99">
+            <wp:anchor behindDoc="1" distT="635" distB="0" distL="635" distR="0" simplePos="0" locked="0" layoutInCell="1" allowOverlap="1" relativeHeight="2" wp14:anchorId="6CAFBF7C">
               <wp:simplePos x="0" y="0"/>
               <wp:positionH relativeFrom="column">
                 <wp:posOffset>2798445</wp:posOffset>
@@ -1793,7 +1497,6 @@
               <wp:effectExtent l="635" t="635" r="0" b="0"/>
               <wp:wrapNone/>
               <wp:docPr id="3" name="Zone de texte 15"/>
-              <wp:cNvGraphicFramePr/>
               <a:graphic xmlns:a="http://schemas.openxmlformats.org/drawingml/2006/main">
                 <a:graphicData uri="http://schemas.microsoft.com/office/word/2010/wordprocessingShape">
                   <wps:wsp>
@@ -1812,15 +1515,9 @@
                       </a:ln>
                     </wps:spPr>
                     <wps:style>
-                      <a:lnRef idx="0">
-                        <a:scrgbClr r="0" g="0" b="0"/>
-                      </a:lnRef>
-                      <a:fillRef idx="0">
-                        <a:scrgbClr r="0" g="0" b="0"/>
-                      </a:fillRef>
-                      <a:effectRef idx="0">
-                        <a:scrgbClr r="0" g="0" b="0"/>
-                      </a:effectRef>
+                      <a:lnRef idx="0"/>
+                      <a:fillRef idx="0"/>
+                      <a:effectRef idx="0"/>
                       <a:fontRef idx="minor"/>
                     </wps:style>
                     <wps:txbx>
@@ -1829,31 +1526,23 @@
                           <w:pPr>
                             <w:pStyle w:val="Paragraphestandard"/>
                             <w:tabs>
-                              <w:tab w:val="left" w:pos="1418"/>
+                              <w:tab w:val="clear" w:pos="708"/>
+                              <w:tab w:val="left" w:pos="1418" w:leader="none"/>
                             </w:tabs>
-                            <w:spacing w:line="240" w:lineRule="auto"/>
+                            <w:spacing w:lineRule="auto" w:line="240"/>
                             <w:rPr>
                               <w:rFonts w:ascii="Suisse Int'l Light" w:hAnsi="Suisse Int'l Light" w:cs="Suisse Int'l Light"/>
                               <w:sz w:val="15"/>
                               <w:szCs w:val="15"/>
                             </w:rPr>
                           </w:pPr>
-                          <w:proofErr w:type="gramStart"/>
                           <w:r>
                             <w:rPr>
-                              <w:rFonts w:ascii="Suisse Int'l Light" w:hAnsi="Suisse Int'l Light" w:cs="Suisse Int'l Light"/>
+                              <w:rFonts w:cs="Suisse Int'l Light" w:ascii="Suisse Int'l Light" w:hAnsi="Suisse Int'l Light"/>
                               <w:sz w:val="15"/>
                               <w:szCs w:val="15"/>
                             </w:rPr>
                             <w:t>Phone:</w:t>
-                          </w:r>
-                          <w:proofErr w:type="gramEnd"/>
-                          <w:r>
-                            <w:rPr>
-                              <w:rFonts w:ascii="Suisse Int'l Light" w:hAnsi="Suisse Int'l Light" w:cs="Suisse Int'l Light"/>
-                              <w:sz w:val="15"/>
-                              <w:szCs w:val="15"/>
-                            </w:rPr>
                             <w:tab/>
                             <w:t>+41 21 693 43 61</w:t>
                           </w:r>
@@ -1862,54 +1551,10 @@
                           <w:pPr>
                             <w:pStyle w:val="Paragraphestandard"/>
                             <w:tabs>
-                              <w:tab w:val="left" w:pos="1418"/>
+                              <w:tab w:val="clear" w:pos="708"/>
+                              <w:tab w:val="left" w:pos="1418" w:leader="none"/>
                             </w:tabs>
-                            <w:spacing w:line="240" w:lineRule="auto"/>
-                            <w:rPr>
-                              <w:rFonts w:ascii="Suisse Int'l Light" w:hAnsi="Suisse Int'l Light" w:cs="Suisse Int'l Light"/>
-                              <w:sz w:val="15"/>
-                              <w:szCs w:val="15"/>
-                              <w:lang w:val="de-CH"/>
-                            </w:rPr>
-                          </w:pPr>
-                          <w:proofErr w:type="spellStart"/>
-                          <w:r>
-                            <w:rPr>
-                              <w:rFonts w:ascii="Suisse Int'l Light" w:hAnsi="Suisse Int'l Light" w:cs="Suisse Int'l Light"/>
-                              <w:sz w:val="15"/>
-                              <w:szCs w:val="15"/>
-                              <w:lang w:val="de-CH"/>
-                            </w:rPr>
-                            <w:t>E-mail</w:t>
-                          </w:r>
-                          <w:proofErr w:type="spellEnd"/>
-                          <w:r>
-                            <w:rPr>
-                              <w:rFonts w:ascii="Suisse Int'l Light" w:hAnsi="Suisse Int'l Light" w:cs="Suisse Int'l Light"/>
-                              <w:sz w:val="15"/>
-                              <w:szCs w:val="15"/>
-                              <w:lang w:val="de-CH"/>
-                            </w:rPr>
-                            <w:t>:</w:t>
-                          </w:r>
-                          <w:r>
-                            <w:rPr>
-                              <w:rFonts w:ascii="Suisse Int'l Light" w:hAnsi="Suisse Int'l Light" w:cs="Suisse Int'l Light"/>
-                              <w:sz w:val="15"/>
-                              <w:szCs w:val="15"/>
-                              <w:lang w:val="de-CH"/>
-                            </w:rPr>
-                            <w:tab/>
-                            <w:t>research@epfl.ch</w:t>
-                          </w:r>
-                        </w:p>
-                        <w:p>
-                          <w:pPr>
-                            <w:pStyle w:val="Paragraphestandard"/>
-                            <w:tabs>
-                              <w:tab w:val="left" w:pos="1418"/>
-                            </w:tabs>
-                            <w:spacing w:line="240" w:lineRule="auto"/>
+                            <w:spacing w:lineRule="auto" w:line="240"/>
                             <w:rPr>
                               <w:rFonts w:ascii="Suisse Int'l Light" w:hAnsi="Suisse Int'l Light" w:cs="Suisse Int'l Light"/>
                               <w:sz w:val="15"/>
@@ -1919,27 +1564,46 @@
                           </w:pPr>
                           <w:r>
                             <w:rPr>
-                              <w:rFonts w:ascii="Suisse Int'l Light" w:hAnsi="Suisse Int'l Light" w:cs="Suisse Int'l Light"/>
+                              <w:rFonts w:cs="Suisse Int'l Light" w:ascii="Suisse Int'l Light" w:hAnsi="Suisse Int'l Light"/>
                               <w:sz w:val="15"/>
                               <w:szCs w:val="15"/>
                               <w:lang w:val="de-CH"/>
                             </w:rPr>
-                            <w:t>Website:</w:t>
+                            <w:t>E-mail:</w:t>
+                            <w:tab/>
+                            <w:t>research@epfl.ch</w:t>
                           </w:r>
-                          <w:r>
+                        </w:p>
+                        <w:p>
+                          <w:pPr>
+                            <w:pStyle w:val="Paragraphestandard"/>
+                            <w:tabs>
+                              <w:tab w:val="clear" w:pos="708"/>
+                              <w:tab w:val="left" w:pos="1418" w:leader="none"/>
+                            </w:tabs>
+                            <w:spacing w:lineRule="auto" w:line="240"/>
                             <w:rPr>
                               <w:rFonts w:ascii="Suisse Int'l Light" w:hAnsi="Suisse Int'l Light" w:cs="Suisse Int'l Light"/>
                               <w:sz w:val="15"/>
                               <w:szCs w:val="15"/>
                               <w:lang w:val="de-CH"/>
                             </w:rPr>
+                          </w:pPr>
+                          <w:r>
+                            <w:rPr>
+                              <w:rFonts w:cs="Suisse Int'l Light" w:ascii="Suisse Int'l Light" w:hAnsi="Suisse Int'l Light"/>
+                              <w:sz w:val="15"/>
+                              <w:szCs w:val="15"/>
+                              <w:lang w:val="de-CH"/>
+                            </w:rPr>
+                            <w:t>Website:</w:t>
                             <w:tab/>
                           </w:r>
                           <w:hyperlink r:id="rId1">
                             <w:r>
                               <w:rPr>
                                 <w:rStyle w:val="Hyperlink"/>
-                                <w:rFonts w:ascii="Suisse Int'l Light" w:hAnsi="Suisse Int'l Light" w:cs="Suisse Int'l Light"/>
+                                <w:rFonts w:cs="Suisse Int'l Light" w:ascii="Suisse Int'l Light" w:hAnsi="Suisse Int'l Light"/>
                                 <w:sz w:val="15"/>
                                 <w:szCs w:val="15"/>
                                 <w:lang w:val="de-CH"/>
@@ -1952,9 +1616,10 @@
                           <w:pPr>
                             <w:pStyle w:val="Paragraphestandard"/>
                             <w:tabs>
-                              <w:tab w:val="left" w:pos="1418"/>
+                              <w:tab w:val="clear" w:pos="708"/>
+                              <w:tab w:val="left" w:pos="1418" w:leader="none"/>
                             </w:tabs>
-                            <w:spacing w:line="240" w:lineRule="auto"/>
+                            <w:spacing w:lineRule="auto" w:line="240"/>
                             <w:rPr>
                               <w:rFonts w:ascii="Suisse Int'l Light" w:hAnsi="Suisse Int'l Light" w:cs="Suisse Int'l Light"/>
                               <w:sz w:val="15"/>
@@ -1962,13 +1627,19 @@
                               <w:lang w:val="de-CH"/>
                             </w:rPr>
                           </w:pPr>
+                          <w:r>
+                            <w:rPr>
+                              <w:rFonts w:cs="Suisse Int'l Light" w:ascii="Suisse Int'l Light" w:hAnsi="Suisse Int'l Light"/>
+                              <w:sz w:val="15"/>
+                              <w:szCs w:val="15"/>
+                              <w:lang w:val="de-CH"/>
+                            </w:rPr>
+                          </w:r>
                         </w:p>
                       </w:txbxContent>
                     </wps:txbx>
-                    <wps:bodyPr lIns="0" tIns="0" rIns="0" bIns="0" anchor="t">
-                      <a:prstTxWarp prst="textNoShape">
-                        <a:avLst/>
-                      </a:prstTxWarp>
+                    <wps:bodyPr lIns="0" rIns="0" tIns="0" bIns="0" anchor="t">
+                      <a:prstTxWarp prst="textNoShape"/>
                       <a:noAutofit/>
                     </wps:bodyPr>
                   </wps:wsp>
@@ -1979,7 +1650,7 @@
         </mc:Choice>
         <mc:Fallback>
           <w:pict>
-            <v:rect id="shape_0" ID="Zone de texte 15" path="m0,0l-2147483645,0l-2147483645,-2147483646l0,-2147483646xe" stroked="f" o:allowincell="f" style="position:absolute;margin-left:220.35pt;margin-top:25.25pt;width:161.5pt;height:53.7pt;mso-wrap-style:square;v-text-anchor:top" wp14:anchorId="18A7D581">
+            <v:rect id="shape_0" ID="Zone de texte 15" path="m0,0l-2147483645,0l-2147483645,-2147483646l0,-2147483646xe" stroked="f" o:allowincell="f" style="position:absolute;margin-left:220.35pt;margin-top:25.25pt;width:161.5pt;height:53.7pt;mso-wrap-style:square;v-text-anchor:top" wp14:anchorId="6CAFBF7C">
               <v:fill o:detectmouseclick="t" on="false"/>
               <v:stroke color="#3465a4" weight="6480" joinstyle="round" endcap="flat"/>
               <v:textbox>
@@ -2043,7 +1714,6 @@
                         <w:tab w:val="clear" w:pos="708"/>
                         <w:tab w:val="left" w:pos="1418" w:leader="none"/>
                       </w:tabs>
-                      <w:suppressAutoHyphens w:val="true"/>
                       <w:spacing w:lineRule="auto" w:line="240"/>
                       <w:rPr>
                         <w:rFonts w:ascii="Suisse Int'l Light" w:hAnsi="Suisse Int'l Light" w:cs="Suisse Int'l Light"/>
@@ -2082,7 +1752,6 @@
                         <w:tab w:val="clear" w:pos="708"/>
                         <w:tab w:val="left" w:pos="1418" w:leader="none"/>
                       </w:tabs>
-                      <w:suppressAutoHyphens w:val="true"/>
                       <w:spacing w:lineRule="auto" w:line="240"/>
                       <w:rPr>
                         <w:rFonts w:ascii="Suisse Int'l Light" w:hAnsi="Suisse Int'l Light" w:cs="Suisse Int'l Light"/>
@@ -2107,15 +1776,10 @@
           </w:pict>
         </mc:Fallback>
       </mc:AlternateContent>
-    </w:r>
-    <w:r>
-      <w:rPr>
-        <w:noProof/>
-      </w:rPr>
       <mc:AlternateContent>
         <mc:Choice Requires="wps">
           <w:drawing>
-            <wp:anchor distT="635" distB="0" distL="635" distR="0" simplePos="0" relativeHeight="4" behindDoc="1" locked="0" layoutInCell="1" allowOverlap="1" wp14:anchorId="38FBCB79" wp14:editId="2EB9A119">
+            <wp:anchor behindDoc="1" distT="635" distB="0" distL="635" distR="0" simplePos="0" locked="0" layoutInCell="1" allowOverlap="1" relativeHeight="4" wp14:anchorId="38FBCB79">
               <wp:simplePos x="0" y="0"/>
               <wp:positionH relativeFrom="column">
                 <wp:posOffset>1212850</wp:posOffset>
@@ -2127,7 +1791,6 @@
               <wp:effectExtent l="635" t="635" r="0" b="0"/>
               <wp:wrapNone/>
               <wp:docPr id="4" name="Zone de texte 17"/>
-              <wp:cNvGraphicFramePr/>
               <a:graphic xmlns:a="http://schemas.openxmlformats.org/drawingml/2006/main">
                 <a:graphicData uri="http://schemas.microsoft.com/office/word/2010/wordprocessingShape">
                   <wps:wsp>
@@ -2146,15 +1809,9 @@
                       </a:ln>
                     </wps:spPr>
                     <wps:style>
-                      <a:lnRef idx="0">
-                        <a:scrgbClr r="0" g="0" b="0"/>
-                      </a:lnRef>
-                      <a:fillRef idx="0">
-                        <a:scrgbClr r="0" g="0" b="0"/>
-                      </a:fillRef>
-                      <a:effectRef idx="0">
-                        <a:scrgbClr r="0" g="0" b="0"/>
-                      </a:effectRef>
+                      <a:lnRef idx="0"/>
+                      <a:fillRef idx="0"/>
+                      <a:effectRef idx="0"/>
                       <a:fontRef idx="minor"/>
                     </wps:style>
                     <wps:txbx>
@@ -2162,7 +1819,7 @@
                         <w:p>
                           <w:pPr>
                             <w:pStyle w:val="Footer"/>
-                            <w:snapToGrid w:val="0"/>
+                            <w:snapToGrid w:val="false"/>
                             <w:rPr>
                               <w:rFonts w:ascii="Suisse Int'l Light" w:hAnsi="Suisse Int'l Light" w:cs="Suisse Int'l Light"/>
                               <w:color w:val="000000"/>
@@ -2173,7 +1830,7 @@
                           </w:pPr>
                           <w:r>
                             <w:rPr>
-                              <w:rFonts w:ascii="Suisse Int'l Light" w:hAnsi="Suisse Int'l Light" w:cs="Suisse Int'l Light"/>
+                              <w:rFonts w:cs="Suisse Int'l Light" w:ascii="Suisse Int'l Light" w:hAnsi="Suisse Int'l Light"/>
                               <w:color w:val="000000"/>
                               <w:sz w:val="16"/>
                               <w:szCs w:val="16"/>
@@ -2185,7 +1842,7 @@
                         <w:p>
                           <w:pPr>
                             <w:pStyle w:val="Footer"/>
-                            <w:snapToGrid w:val="0"/>
+                            <w:snapToGrid w:val="false"/>
                             <w:rPr>
                               <w:rFonts w:ascii="Suisse Int'l Light" w:hAnsi="Suisse Int'l Light" w:cs="Suisse Int'l Light"/>
                               <w:color w:val="000000"/>
@@ -2196,7 +1853,7 @@
                           </w:pPr>
                           <w:r>
                             <w:rPr>
-                              <w:rFonts w:ascii="Suisse Int'l Light" w:hAnsi="Suisse Int'l Light" w:cs="Suisse Int'l Light"/>
+                              <w:rFonts w:cs="Suisse Int'l Light" w:ascii="Suisse Int'l Light" w:hAnsi="Suisse Int'l Light"/>
                               <w:color w:val="000000"/>
                               <w:sz w:val="16"/>
                               <w:szCs w:val="16"/>
@@ -2208,7 +1865,8 @@
                         <w:p>
                           <w:pPr>
                             <w:pStyle w:val="FrameContents"/>
-                            <w:snapToGrid w:val="0"/>
+                            <w:snapToGrid w:val="false"/>
+                            <w:spacing w:before="0" w:after="200"/>
                             <w:rPr>
                               <w:rFonts w:ascii="Suisse Int'l Light" w:hAnsi="Suisse Int'l Light" w:cs="Suisse Int'l Light"/>
                               <w:color w:val="000000"/>
@@ -2217,7 +1875,7 @@
                           </w:pPr>
                           <w:r>
                             <w:rPr>
-                              <w:rFonts w:ascii="Suisse Int'l Light" w:hAnsi="Suisse Int'l Light" w:cs="Suisse Int'l Light"/>
+                              <w:rFonts w:cs="Suisse Int'l Light" w:ascii="Suisse Int'l Light" w:hAnsi="Suisse Int'l Light"/>
                               <w:color w:val="000000"/>
                               <w:sz w:val="16"/>
                               <w:szCs w:val="16"/>
@@ -2228,10 +1886,8 @@
                         </w:p>
                       </w:txbxContent>
                     </wps:txbx>
-                    <wps:bodyPr lIns="0" tIns="0" rIns="0" bIns="0" anchor="t">
-                      <a:prstTxWarp prst="textNoShape">
-                        <a:avLst/>
-                      </a:prstTxWarp>
+                    <wps:bodyPr lIns="0" rIns="0" tIns="0" bIns="0" anchor="t">
+                      <a:prstTxWarp prst="textNoShape"/>
                       <a:noAutofit/>
                     </wps:bodyPr>
                   </wps:wsp>
@@ -2242,7 +1898,7 @@
         </mc:Choice>
         <mc:Fallback>
           <w:pict>
-            <v:rect id="shape_0" ID="Zone de texte 17" path="m0,0l-2147483645,0l-2147483645,-2147483646l0,-2147483646xe" stroked="f" o:allowincell="f" style="position:absolute;margin-left:95.5pt;margin-top:27.5pt;width:96.3pt;height:52.8pt;mso-wrap-style:square;v-text-anchor:top" wp14:anchorId="68A0217F">
+            <v:rect id="shape_0" ID="Zone de texte 17" path="m0,0l-2147483645,0l-2147483645,-2147483646l0,-2147483646xe" stroked="f" o:allowincell="f" style="position:absolute;margin-left:95.5pt;margin-top:27.5pt;width:96.3pt;height:52.8pt;mso-wrap-style:square;v-text-anchor:top" wp14:anchorId="38FBCB79">
               <v:fill o:detectmouseclick="t" on="false"/>
               <v:stroke color="#3465a4" weight="6480" joinstyle="round" endcap="flat"/>
               <v:textbox>
@@ -2250,7 +1906,6 @@
                   <w:p>
                     <w:pPr>
                       <w:pStyle w:val="Footer"/>
-                      <w:suppressAutoHyphens w:val="true"/>
                       <w:snapToGrid w:val="false"/>
                       <w:rPr>
                         <w:rFonts w:ascii="Suisse Int'l Light" w:hAnsi="Suisse Int'l Light" w:cs="Suisse Int'l Light"/>
@@ -2274,7 +1929,6 @@
                   <w:p>
                     <w:pPr>
                       <w:pStyle w:val="Footer"/>
-                      <w:suppressAutoHyphens w:val="true"/>
                       <w:snapToGrid w:val="false"/>
                       <w:rPr>
                         <w:rFonts w:ascii="Suisse Int'l Light" w:hAnsi="Suisse Int'l Light" w:cs="Suisse Int'l Light"/>
@@ -2324,15 +1978,10 @@
           </w:pict>
         </mc:Fallback>
       </mc:AlternateContent>
-    </w:r>
-    <w:r>
-      <w:rPr>
-        <w:noProof/>
-      </w:rPr>
       <mc:AlternateContent>
         <mc:Choice Requires="wps">
           <w:drawing>
-            <wp:anchor distT="635" distB="0" distL="635" distR="0" simplePos="0" relativeHeight="6" behindDoc="1" locked="0" layoutInCell="0" allowOverlap="1" wp14:anchorId="22660224" wp14:editId="3E6CF28C">
+            <wp:anchor behindDoc="1" distT="635" distB="0" distL="635" distR="0" simplePos="0" locked="0" layoutInCell="0" allowOverlap="1" relativeHeight="6" wp14:anchorId="22660224">
               <wp:simplePos x="0" y="0"/>
               <wp:positionH relativeFrom="page">
                 <wp:posOffset>709295</wp:posOffset>
@@ -2344,7 +1993,6 @@
               <wp:effectExtent l="635" t="635" r="0" b="0"/>
               <wp:wrapNone/>
               <wp:docPr id="5" name="Zone de texte 18"/>
-              <wp:cNvGraphicFramePr/>
               <a:graphic xmlns:a="http://schemas.openxmlformats.org/drawingml/2006/main">
                 <a:graphicData uri="http://schemas.microsoft.com/office/word/2010/wordprocessingShape">
                   <wps:wsp>
@@ -2363,15 +2011,9 @@
                       </a:ln>
                     </wps:spPr>
                     <wps:style>
-                      <a:lnRef idx="0">
-                        <a:scrgbClr r="0" g="0" b="0"/>
-                      </a:lnRef>
-                      <a:fillRef idx="0">
-                        <a:scrgbClr r="0" g="0" b="0"/>
-                      </a:fillRef>
-                      <a:effectRef idx="0">
-                        <a:scrgbClr r="0" g="0" b="0"/>
-                      </a:effectRef>
+                      <a:lnRef idx="0"/>
+                      <a:fillRef idx="0"/>
+                      <a:effectRef idx="0"/>
                       <a:fontRef idx="minor"/>
                     </wps:style>
                     <wps:txbx>
@@ -2379,9 +2021,10 @@
                         <w:p>
                           <w:pPr>
                             <w:pStyle w:val="FrameContents"/>
-                            <w:snapToGrid w:val="0"/>
+                            <w:snapToGrid w:val="false"/>
+                            <w:spacing w:before="0" w:after="200"/>
                             <w:rPr>
-                              <w:rFonts w:ascii="Suisse Int'l Medium" w:eastAsia="MS Mincho" w:hAnsi="Suisse Int'l Medium" w:cs="Suisse Int'l Medium" w:hint="eastAsia"/>
+                              <w:rFonts w:ascii="Suisse Int'l Medium" w:hAnsi="Suisse Int'l Medium" w:eastAsia="MS Mincho" w:cs="Suisse Int'l Medium"/>
                               <w:b/>
                               <w:color w:val="000000"/>
                               <w:sz w:val="16"/>
@@ -2391,7 +2034,7 @@
                           </w:pPr>
                           <w:r>
                             <w:rPr>
-                              <w:rFonts w:ascii="Suisse Int'l Medium" w:eastAsia="MS Mincho" w:hAnsi="Suisse Int'l Medium" w:cs="Suisse Int'l Medium"/>
+                              <w:rFonts w:eastAsia="MS Mincho" w:cs="Suisse Int'l Medium" w:ascii="Suisse Int'l Medium" w:hAnsi="Suisse Int'l Medium"/>
                               <w:b/>
                               <w:color w:val="000000"/>
                               <w:sz w:val="16"/>
@@ -2403,10 +2046,8 @@
                         </w:p>
                       </w:txbxContent>
                     </wps:txbx>
-                    <wps:bodyPr lIns="0" tIns="0" rIns="0" bIns="0" anchor="t">
-                      <a:prstTxWarp prst="textNoShape">
-                        <a:avLst/>
-                      </a:prstTxWarp>
+                    <wps:bodyPr lIns="0" rIns="0" tIns="0" bIns="0" anchor="t">
+                      <a:prstTxWarp prst="textNoShape"/>
                       <a:noAutofit/>
                     </wps:bodyPr>
                   </wps:wsp>
@@ -2417,7 +2058,7 @@
         </mc:Choice>
         <mc:Fallback>
           <w:pict>
-            <v:rect id="shape_0" ID="Zone de texte 18" path="m0,0l-2147483645,0l-2147483645,-2147483646l0,-2147483646xe" stroked="f" o:allowincell="f" style="position:absolute;margin-left:55.85pt;margin-top:32.5pt;width:96.3pt;height:36.8pt;mso-wrap-style:square;v-text-anchor:top;mso-position-horizontal-relative:page" wp14:anchorId="30B0D28F">
+            <v:rect id="shape_0" ID="Zone de texte 18" path="m0,0l-2147483645,0l-2147483645,-2147483646l0,-2147483646xe" stroked="f" o:allowincell="f" style="position:absolute;margin-left:55.85pt;margin-top:32.5pt;width:96.3pt;height:36.8pt;mso-wrap-style:square;v-text-anchor:top;mso-position-horizontal-relative:page" wp14:anchorId="22660224">
               <v:fill o:detectmouseclick="t" on="false"/>
               <v:stroke color="#3465a4" weight="6480" joinstyle="round" endcap="flat"/>
               <v:textbox>
@@ -2455,15 +2096,10 @@
           </w:pict>
         </mc:Fallback>
       </mc:AlternateContent>
-    </w:r>
-    <w:r>
-      <w:rPr>
-        <w:noProof/>
-      </w:rPr>
       <mc:AlternateContent>
         <mc:Choice Requires="wps">
           <w:drawing>
-            <wp:anchor distT="0" distB="12700" distL="114300" distR="114300" simplePos="0" relativeHeight="15" behindDoc="1" locked="0" layoutInCell="0" allowOverlap="0" wp14:anchorId="74A1CC08" wp14:editId="7E1D53AD">
+            <wp:anchor behindDoc="1" distT="0" distB="31750" distL="114300" distR="114300" simplePos="0" locked="0" layoutInCell="0" allowOverlap="0" relativeHeight="15" wp14:anchorId="74A1CC08">
               <wp:simplePos x="0" y="0"/>
               <wp:positionH relativeFrom="page">
                 <wp:posOffset>6732905</wp:posOffset>
@@ -2475,7 +2111,6 @@
               <wp:effectExtent l="0" t="0" r="0" b="6350"/>
               <wp:wrapSquare wrapText="bothSides"/>
               <wp:docPr id="6" name="Zone de texte 1"/>
-              <wp:cNvGraphicFramePr/>
               <a:graphic xmlns:a="http://schemas.openxmlformats.org/drawingml/2006/main">
                 <a:graphicData uri="http://schemas.microsoft.com/office/word/2010/wordprocessingShape">
                   <wps:wsp>
@@ -2494,15 +2129,9 @@
                       </a:ln>
                     </wps:spPr>
                     <wps:style>
-                      <a:lnRef idx="0">
-                        <a:scrgbClr r="0" g="0" b="0"/>
-                      </a:lnRef>
-                      <a:fillRef idx="0">
-                        <a:scrgbClr r="0" g="0" b="0"/>
-                      </a:fillRef>
-                      <a:effectRef idx="0">
-                        <a:scrgbClr r="0" g="0" b="0"/>
-                      </a:effectRef>
+                      <a:lnRef idx="0"/>
+                      <a:fillRef idx="0"/>
+                      <a:effectRef idx="0"/>
                       <a:fontRef idx="minor"/>
                     </wps:style>
                     <wps:txbx>
@@ -2518,7 +2147,7 @@
                           </w:pPr>
                           <w:r>
                             <w:rPr>
-                              <w:rFonts w:ascii="Arial" w:hAnsi="Arial" w:cs="Arial"/>
+                              <w:rFonts w:cs="Arial" w:ascii="Arial" w:hAnsi="Arial"/>
                               <w:color w:val="000000"/>
                               <w:sz w:val="14"/>
                               <w:szCs w:val="14"/>
@@ -2527,37 +2156,37 @@
                           </w:r>
                           <w:r>
                             <w:rPr>
-                              <w:rFonts w:ascii="Arial" w:hAnsi="Arial" w:cs="Arial"/>
-                              <w:color w:val="000000"/>
                               <w:sz w:val="14"/>
                               <w:szCs w:val="14"/>
+                              <w:rFonts w:cs="Arial" w:ascii="Arial" w:hAnsi="Arial"/>
+                              <w:color w:val="000000"/>
                             </w:rPr>
                             <w:instrText xml:space="preserve"> PAGE </w:instrText>
                           </w:r>
                           <w:r>
                             <w:rPr>
-                              <w:rFonts w:ascii="Arial" w:hAnsi="Arial" w:cs="Arial"/>
-                              <w:color w:val="000000"/>
                               <w:sz w:val="14"/>
                               <w:szCs w:val="14"/>
+                              <w:rFonts w:cs="Arial" w:ascii="Arial" w:hAnsi="Arial"/>
+                              <w:color w:val="000000"/>
                             </w:rPr>
                             <w:fldChar w:fldCharType="separate"/>
                           </w:r>
                           <w:r>
                             <w:rPr>
-                              <w:rFonts w:ascii="Arial" w:hAnsi="Arial" w:cs="Arial"/>
-                              <w:color w:val="000000"/>
                               <w:sz w:val="14"/>
                               <w:szCs w:val="14"/>
+                              <w:rFonts w:cs="Arial" w:ascii="Arial" w:hAnsi="Arial"/>
+                              <w:color w:val="000000"/>
                             </w:rPr>
                             <w:t>2</w:t>
                           </w:r>
                           <w:r>
                             <w:rPr>
-                              <w:rFonts w:ascii="Arial" w:hAnsi="Arial" w:cs="Arial"/>
-                              <w:color w:val="000000"/>
                               <w:sz w:val="14"/>
                               <w:szCs w:val="14"/>
+                              <w:rFonts w:cs="Arial" w:ascii="Arial" w:hAnsi="Arial"/>
+                              <w:color w:val="000000"/>
                             </w:rPr>
                             <w:fldChar w:fldCharType="end"/>
                           </w:r>
@@ -2571,13 +2200,19 @@
                               <w:szCs w:val="14"/>
                             </w:rPr>
                           </w:pPr>
+                          <w:r>
+                            <w:rPr>
+                              <w:rFonts w:cs="Arial" w:ascii="Arial" w:hAnsi="Arial"/>
+                              <w:color w:val="000000"/>
+                              <w:sz w:val="14"/>
+                              <w:szCs w:val="14"/>
+                            </w:rPr>
+                          </w:r>
                         </w:p>
                       </w:txbxContent>
                     </wps:txbx>
                     <wps:bodyPr anchor="b">
-                      <a:prstTxWarp prst="textNoShape">
-                        <a:avLst/>
-                      </a:prstTxWarp>
+                      <a:prstTxWarp prst="textNoShape"/>
                       <a:noAutofit/>
                     </wps:bodyPr>
                   </wps:wsp>
@@ -2588,7 +2223,7 @@
         </mc:Choice>
         <mc:Fallback>
           <w:pict>
-            <v:rect id="shape_0" ID="Zone de texte 1" path="m0,0l-2147483645,0l-2147483645,-2147483646l0,-2147483646xe" stroked="f" o:allowincell="f" style="position:absolute;margin-left:530.15pt;margin-top:34.2pt;width:28.25pt;height:33.95pt;mso-wrap-style:square;v-text-anchor:bottom;mso-position-horizontal-relative:page" wp14:anchorId="037B6E52">
+            <v:rect id="shape_0" ID="Zone de texte 1" path="m0,0l-2147483645,0l-2147483645,-2147483646l0,-2147483646xe" stroked="f" o:allowincell="f" style="position:absolute;margin-left:530.15pt;margin-top:34.2pt;width:28.25pt;height:33.95pt;mso-wrap-style:square;v-text-anchor:bottom;mso-position-horizontal-relative:page" wp14:anchorId="74A1CC08">
               <v:fill o:detectmouseclick="t" on="false"/>
               <v:stroke color="#3465a4" weight="3240" joinstyle="round" endcap="flat"/>
               <v:textbox>
@@ -2673,13 +2308,8 @@
           </w:pict>
         </mc:Fallback>
       </mc:AlternateContent>
-    </w:r>
-    <w:r>
-      <w:rPr>
-        <w:noProof/>
-      </w:rPr>
       <w:drawing>
-        <wp:anchor distT="0" distB="0" distL="0" distR="0" simplePos="0" relativeHeight="17" behindDoc="1" locked="0" layoutInCell="0" allowOverlap="0" wp14:anchorId="46200EF4" wp14:editId="56EA9143">
+        <wp:anchor behindDoc="1" distT="0" distB="0" distL="0" distR="0" simplePos="0" locked="0" layoutInCell="0" allowOverlap="0" relativeHeight="17">
           <wp:simplePos x="0" y="0"/>
           <wp:positionH relativeFrom="page">
             <wp:posOffset>540385</wp:posOffset>
@@ -2690,7 +2320,7 @@
           <wp:extent cx="75565" cy="64770"/>
           <wp:effectExtent l="0" t="0" r="0" b="0"/>
           <wp:wrapNone/>
-          <wp:docPr id="7" name="Image 62"/>
+          <wp:docPr id="7" name="Image 62" descr=""/>
           <wp:cNvGraphicFramePr>
             <a:graphicFrameLocks xmlns:a="http://schemas.openxmlformats.org/drawingml/2006/main" noChangeAspect="1"/>
           </wp:cNvGraphicFramePr>
@@ -2698,7 +2328,7 @@
             <a:graphicData uri="http://schemas.openxmlformats.org/drawingml/2006/picture">
               <pic:pic xmlns:pic="http://schemas.openxmlformats.org/drawingml/2006/picture">
                 <pic:nvPicPr>
-                  <pic:cNvPr id="7" name="Image 62"/>
+                  <pic:cNvPr id="7" name="Image 62" descr=""/>
                   <pic:cNvPicPr>
                     <a:picLocks noChangeAspect="1" noChangeArrowheads="1"/>
                   </pic:cNvPicPr>
@@ -2723,15 +2353,10 @@
           </a:graphic>
         </wp:anchor>
       </w:drawing>
-    </w:r>
-    <w:r>
-      <w:rPr>
-        <w:noProof/>
-      </w:rPr>
       <mc:AlternateContent>
         <mc:Choice Requires="wps">
           <w:drawing>
-            <wp:anchor distT="0" distB="0" distL="2540" distR="2540" simplePos="0" relativeHeight="18" behindDoc="1" locked="0" layoutInCell="1" allowOverlap="1" wp14:anchorId="7FD3A362" wp14:editId="752FE3F4">
+            <wp:anchor behindDoc="1" distT="0" distB="0" distL="2540" distR="2540" simplePos="0" locked="0" layoutInCell="1" allowOverlap="1" relativeHeight="18" wp14:anchorId="7FD3A362">
               <wp:simplePos x="0" y="0"/>
               <wp:positionH relativeFrom="column">
                 <wp:posOffset>6082665</wp:posOffset>
@@ -2743,11 +2368,10 @@
               <wp:effectExtent l="2540" t="0" r="2540" b="0"/>
               <wp:wrapNone/>
               <wp:docPr id="8" name="Connecteur droit 13"/>
-              <wp:cNvGraphicFramePr/>
               <a:graphic xmlns:a="http://schemas.openxmlformats.org/drawingml/2006/main">
                 <a:graphicData uri="http://schemas.microsoft.com/office/word/2010/wordprocessingShape">
                   <wps:wsp>
-                    <wps:cNvCnPr/>
+                    <wps:cNvSpPr/>
                     <wps:spPr>
                       <a:xfrm>
                         <a:off x="0" y="0"/>
@@ -2783,7 +2407,7 @@
         </mc:Choice>
         <mc:Fallback>
           <w:pict>
-            <v:line id="shape_0" from="478.95pt,20.6pt" to="478.95pt,56.8pt" ID="Connecteur droit 13" stroked="t" o:allowincell="f" style="position:absolute" wp14:anchorId="7FCB9247">
+            <v:line id="shape_0" from="478.95pt,20.6pt" to="478.95pt,56.8pt" ID="Connecteur droit 13" stroked="t" o:allowincell="f" style="position:absolute" wp14:anchorId="7FD3A362">
               <v:stroke color="black" weight="3960" joinstyle="miter" endcap="flat"/>
               <v:fill o:detectmouseclick="t" on="false"/>
               <w10:wrap type="none"/>
@@ -2796,53 +2420,110 @@
       <w:fldChar w:fldCharType="begin"/>
     </w:r>
     <w:r>
-      <w:instrText>ADVANCE</w:instrText>
+      <w:rPr/>
+      <w:instrText xml:space="preserve">ADVANCE</w:instrText>
+    </w:r>
+    <w:r/>
+    <w:r>
+      <w:rPr/>
     </w:r>
     <w:r>
+      <w:rPr/>
       <w:fldChar w:fldCharType="separate"/>
     </w:r>
     <w:r>
+      <w:rPr/>
+    </w:r>
+    <w:r>
+      <w:rPr/>
+    </w:r>
+    <w:r>
+      <w:rPr/>
       <w:fldChar w:fldCharType="end"/>
     </w:r>
-    <w:fldSimple w:instr="USERADDRESS  \* MERGEFORMAT"/>
+    <w:r>
+      <w:fldChar w:fldCharType="begin"/>
+    </w:r>
+    <w:r>
+      <w:rPr/>
+      <w:instrText xml:space="preserve">USERADDRESS  \* MERGEFORMAT</w:instrText>
+    </w:r>
+    <w:r>
+      <w:rPr/>
+    </w:r>
+    <w:r>
+      <w:rPr/>
+      <w:fldChar w:fldCharType="separate"/>
+    </w:r>
+    <w:r>
+      <w:rPr/>
+    </w:r>
+    <w:r/>
+    <w:r>
+      <w:rPr/>
+      <w:fldChar w:fldCharType="end"/>
+    </w:r>
+    <w:r>
+      <w:rPr/>
+    </w:r>
   </w:p>
 </w:ftr>
 </file>
 
 <file path=word/footer3.xml><?xml version="1.0" encoding="utf-8"?>
-<w:ftr xmlns:wpc="http://schemas.microsoft.com/office/word/2010/wordprocessingCanvas" xmlns:cx="http://schemas.microsoft.com/office/drawing/2014/chartex" xmlns:cx1="http://schemas.microsoft.com/office/drawing/2015/9/8/chartex" xmlns:cx2="http://schemas.microsoft.com/office/drawing/2015/10/21/chartex" xmlns:cx3="http://schemas.microsoft.com/office/drawing/2016/5/9/chartex" xmlns:cx4="http://schemas.microsoft.com/office/drawing/2016/5/10/chartex" xmlns:cx5="http://schemas.microsoft.com/office/drawing/2016/5/11/chartex" xmlns:cx6="http://schemas.microsoft.com/office/drawing/2016/5/12/chartex" xmlns:cx7="http://schemas.microsoft.com/office/drawing/2016/5/13/chartex" xmlns:cx8="http://schemas.microsoft.com/office/drawing/2016/5/14/chartex" xmlns:mc="http://schemas.openxmlformats.org/markup-compatibility/2006" xmlns:aink="http://schemas.microsoft.com/office/drawing/2016/ink" xmlns:am3d="http://schemas.microsoft.com/office/drawing/2017/model3d" xmlns:o="urn:schemas-microsoft-com:office:office" xmlns:oel="http://schemas.microsoft.com/office/2019/extlst" xmlns:r="http://schemas.openxmlformats.org/officeDocument/2006/relationships" xmlns:m="http://schemas.openxmlformats.org/officeDocument/2006/math" xmlns:v="urn:schemas-microsoft-com:vml" xmlns:wp14="http://schemas.microsoft.com/office/word/2010/wordprocessingDrawing" xmlns:wp="http://schemas.openxmlformats.org/drawingml/2006/wordprocessingDrawing" xmlns:w10="urn:schemas-microsoft-com:office:word" xmlns:w="http://schemas.openxmlformats.org/wordprocessingml/2006/main" xmlns:w14="http://schemas.microsoft.com/office/word/2010/wordml" xmlns:w15="http://schemas.microsoft.com/office/word/2012/wordml" xmlns:w16cex="http://schemas.microsoft.com/office/word/2018/wordml/cex" xmlns:w16cid="http://schemas.microsoft.com/office/word/2016/wordml/cid" xmlns:w16="http://schemas.microsoft.com/office/word/2018/wordml" xmlns:w16du="http://schemas.microsoft.com/office/word/2023/wordml/word16du" xmlns:w16sdtdh="http://schemas.microsoft.com/office/word/2020/wordml/sdtdatahash" xmlns:w16sdtfl="http://schemas.microsoft.com/office/word/2024/wordml/sdtformatlock" xmlns:w16se="http://schemas.microsoft.com/office/word/2015/wordml/symex" xmlns:wpg="http://schemas.microsoft.com/office/word/2010/wordprocessingGroup" xmlns:wpi="http://schemas.microsoft.com/office/word/2010/wordprocessingInk" xmlns:wne="http://schemas.microsoft.com/office/word/2006/wordml" xmlns:wps="http://schemas.microsoft.com/office/word/2010/wordprocessingShape" mc:Ignorable="w14 w15 w16se w16cid w16 w16cex w16sdtdh w16sdtfl w16du wp14">
+<w:ftr xmlns:o="urn:schemas-microsoft-com:office:office" xmlns:r="http://schemas.openxmlformats.org/officeDocument/2006/relationships" xmlns:v="urn:schemas-microsoft-com:vml" xmlns:w="http://schemas.openxmlformats.org/wordprocessingml/2006/main" xmlns:w10="urn:schemas-microsoft-com:office:word" xmlns:wp="http://schemas.openxmlformats.org/drawingml/2006/wordprocessingDrawing" xmlns:wps="http://schemas.microsoft.com/office/word/2010/wordprocessingShape" xmlns:wpg="http://schemas.microsoft.com/office/word/2010/wordprocessingGroup" xmlns:mc="http://schemas.openxmlformats.org/markup-compatibility/2006" xmlns:wp14="http://schemas.microsoft.com/office/word/2010/wordprocessingDrawing" xmlns:w14="http://schemas.microsoft.com/office/word/2010/wordml" xmlns:w15="http://schemas.microsoft.com/office/word/2012/wordml" mc:Ignorable="w14 wp14 w15">
   <w:p>
     <w:pPr>
       <w:pStyle w:val="Header"/>
       <w:tabs>
         <w:tab w:val="clear" w:pos="4536"/>
         <w:tab w:val="clear" w:pos="9072"/>
-        <w:tab w:val="left" w:pos="1981"/>
+        <w:tab w:val="left" w:pos="1981" w:leader="none"/>
       </w:tabs>
+      <w:rPr/>
     </w:pPr>
     <w:r>
+      <w:rPr/>
       <w:tab/>
     </w:r>
   </w:p>
-  <w:p/>
+  <w:p>
+    <w:pPr>
+      <w:pStyle w:val="Normal"/>
+      <w:rPr/>
+    </w:pPr>
+    <w:r>
+      <w:rPr/>
+    </w:r>
+  </w:p>
   <w:p>
     <w:pPr>
       <w:pStyle w:val="Footer"/>
+      <w:rPr/>
     </w:pPr>
+    <w:r>
+      <w:rPr/>
+    </w:r>
   </w:p>
-  <w:p/>
+  <w:p>
+    <w:pPr>
+      <w:pStyle w:val="Normal"/>
+      <w:rPr/>
+    </w:pPr>
+    <w:r>
+      <w:rPr/>
+    </w:r>
+  </w:p>
   <w:p>
     <w:pPr>
       <w:pStyle w:val="Footer"/>
+      <w:rPr/>
     </w:pPr>
     <w:r>
-      <w:rPr>
-        <w:noProof/>
-      </w:rPr>
       <mc:AlternateContent>
         <mc:Choice Requires="wps">
           <w:drawing>
-            <wp:anchor distT="635" distB="0" distL="635" distR="0" simplePos="0" relativeHeight="8" behindDoc="1" locked="0" layoutInCell="1" allowOverlap="1" wp14:anchorId="612D0FAE" wp14:editId="18BF60F4">
+            <wp:anchor behindDoc="1" distT="635" distB="0" distL="635" distR="0" simplePos="0" locked="0" layoutInCell="1" allowOverlap="1" relativeHeight="8" wp14:anchorId="612D0FAE">
               <wp:simplePos x="0" y="0"/>
               <wp:positionH relativeFrom="column">
                 <wp:posOffset>2798445</wp:posOffset>
@@ -2854,7 +2535,6 @@
               <wp:effectExtent l="635" t="635" r="0" b="0"/>
               <wp:wrapNone/>
               <wp:docPr id="9" name="Zone de texte 5"/>
-              <wp:cNvGraphicFramePr/>
               <a:graphic xmlns:a="http://schemas.openxmlformats.org/drawingml/2006/main">
                 <a:graphicData uri="http://schemas.microsoft.com/office/word/2010/wordprocessingShape">
                   <wps:wsp>
@@ -2873,15 +2553,9 @@
                       </a:ln>
                     </wps:spPr>
                     <wps:style>
-                      <a:lnRef idx="0">
-                        <a:scrgbClr r="0" g="0" b="0"/>
-                      </a:lnRef>
-                      <a:fillRef idx="0">
-                        <a:scrgbClr r="0" g="0" b="0"/>
-                      </a:fillRef>
-                      <a:effectRef idx="0">
-                        <a:scrgbClr r="0" g="0" b="0"/>
-                      </a:effectRef>
+                      <a:lnRef idx="0"/>
+                      <a:fillRef idx="0"/>
+                      <a:effectRef idx="0"/>
                       <a:fontRef idx="minor"/>
                     </wps:style>
                     <wps:txbx>
@@ -2890,31 +2564,23 @@
                           <w:pPr>
                             <w:pStyle w:val="Paragraphestandard"/>
                             <w:tabs>
-                              <w:tab w:val="left" w:pos="1418"/>
+                              <w:tab w:val="clear" w:pos="708"/>
+                              <w:tab w:val="left" w:pos="1418" w:leader="none"/>
                             </w:tabs>
-                            <w:spacing w:line="240" w:lineRule="auto"/>
+                            <w:spacing w:lineRule="auto" w:line="240"/>
                             <w:rPr>
                               <w:rFonts w:ascii="Suisse Int'l Light" w:hAnsi="Suisse Int'l Light" w:cs="Suisse Int'l Light"/>
                               <w:sz w:val="15"/>
                               <w:szCs w:val="15"/>
                             </w:rPr>
                           </w:pPr>
-                          <w:proofErr w:type="gramStart"/>
                           <w:r>
                             <w:rPr>
-                              <w:rFonts w:ascii="Suisse Int'l Light" w:hAnsi="Suisse Int'l Light" w:cs="Suisse Int'l Light"/>
+                              <w:rFonts w:cs="Suisse Int'l Light" w:ascii="Suisse Int'l Light" w:hAnsi="Suisse Int'l Light"/>
                               <w:sz w:val="15"/>
                               <w:szCs w:val="15"/>
                             </w:rPr>
                             <w:t>Phone:</w:t>
-                          </w:r>
-                          <w:proofErr w:type="gramEnd"/>
-                          <w:r>
-                            <w:rPr>
-                              <w:rFonts w:ascii="Suisse Int'l Light" w:hAnsi="Suisse Int'l Light" w:cs="Suisse Int'l Light"/>
-                              <w:sz w:val="15"/>
-                              <w:szCs w:val="15"/>
-                            </w:rPr>
                             <w:tab/>
                             <w:t>+41 21 693 43 61</w:t>
                           </w:r>
@@ -2923,54 +2589,10 @@
                           <w:pPr>
                             <w:pStyle w:val="Paragraphestandard"/>
                             <w:tabs>
-                              <w:tab w:val="left" w:pos="1418"/>
+                              <w:tab w:val="clear" w:pos="708"/>
+                              <w:tab w:val="left" w:pos="1418" w:leader="none"/>
                             </w:tabs>
-                            <w:spacing w:line="240" w:lineRule="auto"/>
-                            <w:rPr>
-                              <w:rFonts w:ascii="Suisse Int'l Light" w:hAnsi="Suisse Int'l Light" w:cs="Suisse Int'l Light"/>
-                              <w:sz w:val="15"/>
-                              <w:szCs w:val="15"/>
-                              <w:lang w:val="de-CH"/>
-                            </w:rPr>
-                          </w:pPr>
-                          <w:proofErr w:type="spellStart"/>
-                          <w:r>
-                            <w:rPr>
-                              <w:rFonts w:ascii="Suisse Int'l Light" w:hAnsi="Suisse Int'l Light" w:cs="Suisse Int'l Light"/>
-                              <w:sz w:val="15"/>
-                              <w:szCs w:val="15"/>
-                              <w:lang w:val="de-CH"/>
-                            </w:rPr>
-                            <w:t>E-mail</w:t>
-                          </w:r>
-                          <w:proofErr w:type="spellEnd"/>
-                          <w:r>
-                            <w:rPr>
-                              <w:rFonts w:ascii="Suisse Int'l Light" w:hAnsi="Suisse Int'l Light" w:cs="Suisse Int'l Light"/>
-                              <w:sz w:val="15"/>
-                              <w:szCs w:val="15"/>
-                              <w:lang w:val="de-CH"/>
-                            </w:rPr>
-                            <w:t>:</w:t>
-                          </w:r>
-                          <w:r>
-                            <w:rPr>
-                              <w:rFonts w:ascii="Suisse Int'l Light" w:hAnsi="Suisse Int'l Light" w:cs="Suisse Int'l Light"/>
-                              <w:sz w:val="15"/>
-                              <w:szCs w:val="15"/>
-                              <w:lang w:val="de-CH"/>
-                            </w:rPr>
-                            <w:tab/>
-                            <w:t>research@epfl.ch</w:t>
-                          </w:r>
-                        </w:p>
-                        <w:p>
-                          <w:pPr>
-                            <w:pStyle w:val="Paragraphestandard"/>
-                            <w:tabs>
-                              <w:tab w:val="left" w:pos="1418"/>
-                            </w:tabs>
-                            <w:spacing w:line="240" w:lineRule="auto"/>
+                            <w:spacing w:lineRule="auto" w:line="240"/>
                             <w:rPr>
                               <w:rFonts w:ascii="Suisse Int'l Light" w:hAnsi="Suisse Int'l Light" w:cs="Suisse Int'l Light"/>
                               <w:sz w:val="15"/>
@@ -2980,27 +2602,46 @@
                           </w:pPr>
                           <w:r>
                             <w:rPr>
-                              <w:rFonts w:ascii="Suisse Int'l Light" w:hAnsi="Suisse Int'l Light" w:cs="Suisse Int'l Light"/>
+                              <w:rFonts w:cs="Suisse Int'l Light" w:ascii="Suisse Int'l Light" w:hAnsi="Suisse Int'l Light"/>
                               <w:sz w:val="15"/>
                               <w:szCs w:val="15"/>
                               <w:lang w:val="de-CH"/>
                             </w:rPr>
-                            <w:t>Website:</w:t>
+                            <w:t>E-mail:</w:t>
+                            <w:tab/>
+                            <w:t>research@epfl.ch</w:t>
                           </w:r>
-                          <w:r>
+                        </w:p>
+                        <w:p>
+                          <w:pPr>
+                            <w:pStyle w:val="Paragraphestandard"/>
+                            <w:tabs>
+                              <w:tab w:val="clear" w:pos="708"/>
+                              <w:tab w:val="left" w:pos="1418" w:leader="none"/>
+                            </w:tabs>
+                            <w:spacing w:lineRule="auto" w:line="240"/>
                             <w:rPr>
                               <w:rFonts w:ascii="Suisse Int'l Light" w:hAnsi="Suisse Int'l Light" w:cs="Suisse Int'l Light"/>
                               <w:sz w:val="15"/>
                               <w:szCs w:val="15"/>
                               <w:lang w:val="de-CH"/>
                             </w:rPr>
+                          </w:pPr>
+                          <w:r>
+                            <w:rPr>
+                              <w:rFonts w:cs="Suisse Int'l Light" w:ascii="Suisse Int'l Light" w:hAnsi="Suisse Int'l Light"/>
+                              <w:sz w:val="15"/>
+                              <w:szCs w:val="15"/>
+                              <w:lang w:val="de-CH"/>
+                            </w:rPr>
+                            <w:t>Website:</w:t>
                             <w:tab/>
                           </w:r>
                           <w:hyperlink r:id="rId1">
                             <w:r>
                               <w:rPr>
                                 <w:rStyle w:val="Hyperlink"/>
-                                <w:rFonts w:ascii="Suisse Int'l Light" w:hAnsi="Suisse Int'l Light" w:cs="Suisse Int'l Light"/>
+                                <w:rFonts w:cs="Suisse Int'l Light" w:ascii="Suisse Int'l Light" w:hAnsi="Suisse Int'l Light"/>
                                 <w:sz w:val="15"/>
                                 <w:szCs w:val="15"/>
                                 <w:lang w:val="de-CH"/>
@@ -3013,9 +2654,10 @@
                           <w:pPr>
                             <w:pStyle w:val="Paragraphestandard"/>
                             <w:tabs>
-                              <w:tab w:val="left" w:pos="1418"/>
+                              <w:tab w:val="clear" w:pos="708"/>
+                              <w:tab w:val="left" w:pos="1418" w:leader="none"/>
                             </w:tabs>
-                            <w:spacing w:line="240" w:lineRule="auto"/>
+                            <w:spacing w:lineRule="auto" w:line="240"/>
                             <w:rPr>
                               <w:rFonts w:ascii="Suisse Int'l Light" w:hAnsi="Suisse Int'l Light" w:cs="Suisse Int'l Light"/>
                               <w:sz w:val="15"/>
@@ -3023,13 +2665,19 @@
                               <w:lang w:val="de-CH"/>
                             </w:rPr>
                           </w:pPr>
+                          <w:r>
+                            <w:rPr>
+                              <w:rFonts w:cs="Suisse Int'l Light" w:ascii="Suisse Int'l Light" w:hAnsi="Suisse Int'l Light"/>
+                              <w:sz w:val="15"/>
+                              <w:szCs w:val="15"/>
+                              <w:lang w:val="de-CH"/>
+                            </w:rPr>
+                          </w:r>
                         </w:p>
                       </w:txbxContent>
                     </wps:txbx>
-                    <wps:bodyPr lIns="0" tIns="0" rIns="0" bIns="0" anchor="t">
-                      <a:prstTxWarp prst="textNoShape">
-                        <a:avLst/>
-                      </a:prstTxWarp>
+                    <wps:bodyPr lIns="0" rIns="0" tIns="0" bIns="0" anchor="t">
+                      <a:prstTxWarp prst="textNoShape"/>
                       <a:noAutofit/>
                     </wps:bodyPr>
                   </wps:wsp>
@@ -3040,7 +2688,7 @@
         </mc:Choice>
         <mc:Fallback>
           <w:pict>
-            <v:rect id="shape_0" ID="Zone de texte 5" path="m0,0l-2147483645,0l-2147483645,-2147483646l0,-2147483646xe" stroked="f" o:allowincell="f" style="position:absolute;margin-left:220.35pt;margin-top:25.25pt;width:161.5pt;height:53.7pt;mso-wrap-style:square;v-text-anchor:top" wp14:anchorId="4E50FE99">
+            <v:rect id="shape_0" ID="Zone de texte 5" path="m0,0l-2147483645,0l-2147483645,-2147483646l0,-2147483646xe" stroked="f" o:allowincell="f" style="position:absolute;margin-left:220.35pt;margin-top:25.25pt;width:161.5pt;height:53.7pt;mso-wrap-style:square;v-text-anchor:top" wp14:anchorId="612D0FAE">
               <v:fill o:detectmouseclick="t" on="false"/>
               <v:stroke color="#3465a4" weight="6480" joinstyle="round" endcap="flat"/>
               <v:textbox>
@@ -3104,7 +2752,6 @@
                         <w:tab w:val="clear" w:pos="708"/>
                         <w:tab w:val="left" w:pos="1418" w:leader="none"/>
                       </w:tabs>
-                      <w:suppressAutoHyphens w:val="true"/>
                       <w:spacing w:lineRule="auto" w:line="240"/>
                       <w:rPr>
                         <w:rFonts w:ascii="Suisse Int'l Light" w:hAnsi="Suisse Int'l Light" w:cs="Suisse Int'l Light"/>
@@ -3143,7 +2790,6 @@
                         <w:tab w:val="clear" w:pos="708"/>
                         <w:tab w:val="left" w:pos="1418" w:leader="none"/>
                       </w:tabs>
-                      <w:suppressAutoHyphens w:val="true"/>
                       <w:spacing w:lineRule="auto" w:line="240"/>
                       <w:rPr>
                         <w:rFonts w:ascii="Suisse Int'l Light" w:hAnsi="Suisse Int'l Light" w:cs="Suisse Int'l Light"/>
@@ -3168,15 +2814,10 @@
           </w:pict>
         </mc:Fallback>
       </mc:AlternateContent>
-    </w:r>
-    <w:r>
-      <w:rPr>
-        <w:noProof/>
-      </w:rPr>
       <mc:AlternateContent>
         <mc:Choice Requires="wps">
           <w:drawing>
-            <wp:anchor distT="635" distB="0" distL="635" distR="0" simplePos="0" relativeHeight="10" behindDoc="1" locked="0" layoutInCell="1" allowOverlap="1" wp14:anchorId="00F722D9" wp14:editId="240086C5">
+            <wp:anchor behindDoc="1" distT="635" distB="0" distL="635" distR="0" simplePos="0" locked="0" layoutInCell="1" allowOverlap="1" relativeHeight="10" wp14:anchorId="00F722D9">
               <wp:simplePos x="0" y="0"/>
               <wp:positionH relativeFrom="column">
                 <wp:posOffset>1212850</wp:posOffset>
@@ -3188,7 +2829,6 @@
               <wp:effectExtent l="635" t="635" r="0" b="0"/>
               <wp:wrapNone/>
               <wp:docPr id="10" name="Zone de texte 6"/>
-              <wp:cNvGraphicFramePr/>
               <a:graphic xmlns:a="http://schemas.openxmlformats.org/drawingml/2006/main">
                 <a:graphicData uri="http://schemas.microsoft.com/office/word/2010/wordprocessingShape">
                   <wps:wsp>
@@ -3207,15 +2847,9 @@
                       </a:ln>
                     </wps:spPr>
                     <wps:style>
-                      <a:lnRef idx="0">
-                        <a:scrgbClr r="0" g="0" b="0"/>
-                      </a:lnRef>
-                      <a:fillRef idx="0">
-                        <a:scrgbClr r="0" g="0" b="0"/>
-                      </a:fillRef>
-                      <a:effectRef idx="0">
-                        <a:scrgbClr r="0" g="0" b="0"/>
-                      </a:effectRef>
+                      <a:lnRef idx="0"/>
+                      <a:fillRef idx="0"/>
+                      <a:effectRef idx="0"/>
                       <a:fontRef idx="minor"/>
                     </wps:style>
                     <wps:txbx>
@@ -3223,7 +2857,7 @@
                         <w:p>
                           <w:pPr>
                             <w:pStyle w:val="Footer"/>
-                            <w:snapToGrid w:val="0"/>
+                            <w:snapToGrid w:val="false"/>
                             <w:rPr>
                               <w:rFonts w:ascii="Suisse Int'l Light" w:hAnsi="Suisse Int'l Light" w:cs="Suisse Int'l Light"/>
                               <w:color w:val="000000"/>
@@ -3234,7 +2868,7 @@
                           </w:pPr>
                           <w:r>
                             <w:rPr>
-                              <w:rFonts w:ascii="Suisse Int'l Light" w:hAnsi="Suisse Int'l Light" w:cs="Suisse Int'l Light"/>
+                              <w:rFonts w:cs="Suisse Int'l Light" w:ascii="Suisse Int'l Light" w:hAnsi="Suisse Int'l Light"/>
                               <w:color w:val="000000"/>
                               <w:sz w:val="16"/>
                               <w:szCs w:val="16"/>
@@ -3246,7 +2880,7 @@
                         <w:p>
                           <w:pPr>
                             <w:pStyle w:val="Footer"/>
-                            <w:snapToGrid w:val="0"/>
+                            <w:snapToGrid w:val="false"/>
                             <w:rPr>
                               <w:rFonts w:ascii="Suisse Int'l Light" w:hAnsi="Suisse Int'l Light" w:cs="Suisse Int'l Light"/>
                               <w:color w:val="000000"/>
@@ -3257,7 +2891,7 @@
                           </w:pPr>
                           <w:r>
                             <w:rPr>
-                              <w:rFonts w:ascii="Suisse Int'l Light" w:hAnsi="Suisse Int'l Light" w:cs="Suisse Int'l Light"/>
+                              <w:rFonts w:cs="Suisse Int'l Light" w:ascii="Suisse Int'l Light" w:hAnsi="Suisse Int'l Light"/>
                               <w:color w:val="000000"/>
                               <w:sz w:val="16"/>
                               <w:szCs w:val="16"/>
@@ -3269,7 +2903,8 @@
                         <w:p>
                           <w:pPr>
                             <w:pStyle w:val="FrameContents"/>
-                            <w:snapToGrid w:val="0"/>
+                            <w:snapToGrid w:val="false"/>
+                            <w:spacing w:before="0" w:after="200"/>
                             <w:rPr>
                               <w:rFonts w:ascii="Suisse Int'l Light" w:hAnsi="Suisse Int'l Light" w:cs="Suisse Int'l Light"/>
                               <w:color w:val="000000"/>
@@ -3278,32 +2913,21 @@
                           </w:pPr>
                           <w:r>
                             <w:rPr>
-                              <w:rFonts w:ascii="Suisse Int'l Light" w:hAnsi="Suisse Int'l Light" w:cs="Suisse Int'l Light"/>
+                              <w:rFonts w:cs="Suisse Int'l Light" w:ascii="Suisse Int'l Light" w:hAnsi="Suisse Int'l Light"/>
                               <w:color w:val="000000"/>
                               <w:sz w:val="16"/>
                               <w:szCs w:val="16"/>
                               <w:lang w:val="it-CH"/>
                             </w:rPr>
                             <w:t>CH - 1015 Lausanne</w:t>
-                          </w:r>
-                          <w:r>
-                            <w:rPr>
-                              <w:rFonts w:ascii="Suisse Int'l Light" w:hAnsi="Suisse Int'l Light" w:cs="Suisse Int'l Light"/>
-                              <w:color w:val="000000"/>
-                              <w:sz w:val="16"/>
-                              <w:szCs w:val="16"/>
-                              <w:lang w:val="it-CH"/>
-                            </w:rPr>
                             <w:br/>
                             <w:t>PASU Lab (CDM) – Rens Chazottes</w:t>
                           </w:r>
                         </w:p>
                       </w:txbxContent>
                     </wps:txbx>
-                    <wps:bodyPr lIns="0" tIns="0" rIns="0" bIns="0" anchor="t">
-                      <a:prstTxWarp prst="textNoShape">
-                        <a:avLst/>
-                      </a:prstTxWarp>
+                    <wps:bodyPr lIns="0" rIns="0" tIns="0" bIns="0" anchor="t">
+                      <a:prstTxWarp prst="textNoShape"/>
                       <a:noAutofit/>
                     </wps:bodyPr>
                   </wps:wsp>
@@ -3314,7 +2938,7 @@
         </mc:Choice>
         <mc:Fallback>
           <w:pict>
-            <v:rect id="shape_0" ID="Zone de texte 6" path="m0,0l-2147483645,0l-2147483645,-2147483646l0,-2147483646xe" stroked="f" o:allowincell="f" style="position:absolute;margin-left:95.5pt;margin-top:27.5pt;width:96.3pt;height:52.8pt;mso-wrap-style:square;v-text-anchor:top" wp14:anchorId="14C05782">
+            <v:rect id="shape_0" ID="Zone de texte 6" path="m0,0l-2147483645,0l-2147483645,-2147483646l0,-2147483646xe" stroked="f" o:allowincell="f" style="position:absolute;margin-left:95.5pt;margin-top:27.5pt;width:96.3pt;height:52.8pt;mso-wrap-style:square;v-text-anchor:top" wp14:anchorId="00F722D9">
               <v:fill o:detectmouseclick="t" on="false"/>
               <v:stroke color="#3465a4" weight="6480" joinstyle="round" endcap="flat"/>
               <v:textbox>
@@ -3322,7 +2946,6 @@
                   <w:p>
                     <w:pPr>
                       <w:pStyle w:val="Footer"/>
-                      <w:suppressAutoHyphens w:val="true"/>
                       <w:snapToGrid w:val="false"/>
                       <w:rPr>
                         <w:rFonts w:ascii="Suisse Int'l Light" w:hAnsi="Suisse Int'l Light" w:cs="Suisse Int'l Light"/>
@@ -3346,7 +2969,6 @@
                   <w:p>
                     <w:pPr>
                       <w:pStyle w:val="Footer"/>
-                      <w:suppressAutoHyphens w:val="true"/>
                       <w:snapToGrid w:val="false"/>
                       <w:rPr>
                         <w:rFonts w:ascii="Suisse Int'l Light" w:hAnsi="Suisse Int'l Light" w:cs="Suisse Int'l Light"/>
@@ -3398,15 +3020,10 @@
           </w:pict>
         </mc:Fallback>
       </mc:AlternateContent>
-    </w:r>
-    <w:r>
-      <w:rPr>
-        <w:noProof/>
-      </w:rPr>
       <mc:AlternateContent>
         <mc:Choice Requires="wps">
           <w:drawing>
-            <wp:anchor distT="635" distB="0" distL="635" distR="0" simplePos="0" relativeHeight="12" behindDoc="1" locked="0" layoutInCell="0" allowOverlap="1" wp14:anchorId="433F064A" wp14:editId="63E1183D">
+            <wp:anchor behindDoc="1" distT="635" distB="0" distL="635" distR="0" simplePos="0" locked="0" layoutInCell="0" allowOverlap="1" relativeHeight="12" wp14:anchorId="433F064A">
               <wp:simplePos x="0" y="0"/>
               <wp:positionH relativeFrom="page">
                 <wp:posOffset>709295</wp:posOffset>
@@ -3418,7 +3035,6 @@
               <wp:effectExtent l="635" t="635" r="0" b="0"/>
               <wp:wrapNone/>
               <wp:docPr id="11" name="Zone de texte 7"/>
-              <wp:cNvGraphicFramePr/>
               <a:graphic xmlns:a="http://schemas.openxmlformats.org/drawingml/2006/main">
                 <a:graphicData uri="http://schemas.microsoft.com/office/word/2010/wordprocessingShape">
                   <wps:wsp>
@@ -3437,15 +3053,9 @@
                       </a:ln>
                     </wps:spPr>
                     <wps:style>
-                      <a:lnRef idx="0">
-                        <a:scrgbClr r="0" g="0" b="0"/>
-                      </a:lnRef>
-                      <a:fillRef idx="0">
-                        <a:scrgbClr r="0" g="0" b="0"/>
-                      </a:fillRef>
-                      <a:effectRef idx="0">
-                        <a:scrgbClr r="0" g="0" b="0"/>
-                      </a:effectRef>
+                      <a:lnRef idx="0"/>
+                      <a:fillRef idx="0"/>
+                      <a:effectRef idx="0"/>
                       <a:fontRef idx="minor"/>
                     </wps:style>
                     <wps:txbx>
@@ -3453,9 +3063,10 @@
                         <w:p>
                           <w:pPr>
                             <w:pStyle w:val="FrameContents"/>
-                            <w:snapToGrid w:val="0"/>
+                            <w:snapToGrid w:val="false"/>
+                            <w:spacing w:before="0" w:after="200"/>
                             <w:rPr>
-                              <w:rFonts w:ascii="Suisse Int'l Medium" w:eastAsia="MS Mincho" w:hAnsi="Suisse Int'l Medium" w:cs="Suisse Int'l Medium" w:hint="eastAsia"/>
+                              <w:rFonts w:ascii="Suisse Int'l Medium" w:hAnsi="Suisse Int'l Medium" w:eastAsia="MS Mincho" w:cs="Suisse Int'l Medium"/>
                               <w:b/>
                               <w:color w:val="000000"/>
                               <w:sz w:val="16"/>
@@ -3465,7 +3076,7 @@
                           </w:pPr>
                           <w:r>
                             <w:rPr>
-                              <w:rFonts w:ascii="Suisse Int'l Medium" w:eastAsia="MS Mincho" w:hAnsi="Suisse Int'l Medium" w:cs="Suisse Int'l Medium"/>
+                              <w:rFonts w:eastAsia="MS Mincho" w:cs="Suisse Int'l Medium" w:ascii="Suisse Int'l Medium" w:hAnsi="Suisse Int'l Medium"/>
                               <w:b/>
                               <w:color w:val="000000"/>
                               <w:sz w:val="16"/>
@@ -3477,10 +3088,8 @@
                         </w:p>
                       </w:txbxContent>
                     </wps:txbx>
-                    <wps:bodyPr lIns="0" tIns="0" rIns="0" bIns="0" anchor="t">
-                      <a:prstTxWarp prst="textNoShape">
-                        <a:avLst/>
-                      </a:prstTxWarp>
+                    <wps:bodyPr lIns="0" rIns="0" tIns="0" bIns="0" anchor="t">
+                      <a:prstTxWarp prst="textNoShape"/>
                       <a:noAutofit/>
                     </wps:bodyPr>
                   </wps:wsp>
@@ -3491,7 +3100,7 @@
         </mc:Choice>
         <mc:Fallback>
           <w:pict>
-            <v:rect id="shape_0" ID="Zone de texte 7" path="m0,0l-2147483645,0l-2147483645,-2147483646l0,-2147483646xe" stroked="f" o:allowincell="f" style="position:absolute;margin-left:55.85pt;margin-top:32.5pt;width:96.3pt;height:36.8pt;mso-wrap-style:square;v-text-anchor:top;mso-position-horizontal-relative:page" wp14:anchorId="734D34A4">
+            <v:rect id="shape_0" ID="Zone de texte 7" path="m0,0l-2147483645,0l-2147483645,-2147483646l0,-2147483646xe" stroked="f" o:allowincell="f" style="position:absolute;margin-left:55.85pt;margin-top:32.5pt;width:96.3pt;height:36.8pt;mso-wrap-style:square;v-text-anchor:top;mso-position-horizontal-relative:page" wp14:anchorId="433F064A">
               <v:fill o:detectmouseclick="t" on="false"/>
               <v:stroke color="#3465a4" weight="6480" joinstyle="round" endcap="flat"/>
               <v:textbox>
@@ -3529,13 +3138,8 @@
           </w:pict>
         </mc:Fallback>
       </mc:AlternateContent>
-    </w:r>
-    <w:r>
-      <w:rPr>
-        <w:noProof/>
-      </w:rPr>
       <w:drawing>
-        <wp:anchor distT="0" distB="0" distL="0" distR="0" simplePos="0" relativeHeight="19" behindDoc="1" locked="0" layoutInCell="0" allowOverlap="0" wp14:anchorId="4D6BCC1A" wp14:editId="3B81E985">
+        <wp:anchor behindDoc="1" distT="0" distB="0" distL="0" distR="0" simplePos="0" locked="0" layoutInCell="0" allowOverlap="0" relativeHeight="19">
           <wp:simplePos x="0" y="0"/>
           <wp:positionH relativeFrom="page">
             <wp:posOffset>540385</wp:posOffset>
@@ -3546,7 +3150,7 @@
           <wp:extent cx="75565" cy="64770"/>
           <wp:effectExtent l="0" t="0" r="0" b="0"/>
           <wp:wrapNone/>
-          <wp:docPr id="12" name="Image 64"/>
+          <wp:docPr id="12" name="Image 64" descr=""/>
           <wp:cNvGraphicFramePr>
             <a:graphicFrameLocks xmlns:a="http://schemas.openxmlformats.org/drawingml/2006/main" noChangeAspect="1"/>
           </wp:cNvGraphicFramePr>
@@ -3554,7 +3158,7 @@
             <a:graphicData uri="http://schemas.openxmlformats.org/drawingml/2006/picture">
               <pic:pic xmlns:pic="http://schemas.openxmlformats.org/drawingml/2006/picture">
                 <pic:nvPicPr>
-                  <pic:cNvPr id="12" name="Image 64"/>
+                  <pic:cNvPr id="12" name="Image 64" descr=""/>
                   <pic:cNvPicPr>
                     <a:picLocks noChangeAspect="1" noChangeArrowheads="1"/>
                   </pic:cNvPicPr>
@@ -3579,15 +3183,10 @@
           </a:graphic>
         </wp:anchor>
       </w:drawing>
-    </w:r>
-    <w:r>
-      <w:rPr>
-        <w:noProof/>
-      </w:rPr>
       <mc:AlternateContent>
         <mc:Choice Requires="wps">
           <w:drawing>
-            <wp:anchor distT="0" distB="12700" distL="114300" distR="114300" simplePos="0" relativeHeight="21" behindDoc="1" locked="0" layoutInCell="0" allowOverlap="0" wp14:anchorId="01E878A0" wp14:editId="4E68356A">
+            <wp:anchor behindDoc="1" distT="0" distB="31750" distL="114300" distR="114300" simplePos="0" locked="0" layoutInCell="0" allowOverlap="0" relativeHeight="20" wp14:anchorId="01E878A0">
               <wp:simplePos x="0" y="0"/>
               <wp:positionH relativeFrom="page">
                 <wp:posOffset>6732905</wp:posOffset>
@@ -3599,7 +3198,6 @@
               <wp:effectExtent l="0" t="0" r="0" b="6350"/>
               <wp:wrapSquare wrapText="bothSides"/>
               <wp:docPr id="13" name="Zone de texte 4"/>
-              <wp:cNvGraphicFramePr/>
               <a:graphic xmlns:a="http://schemas.openxmlformats.org/drawingml/2006/main">
                 <a:graphicData uri="http://schemas.microsoft.com/office/word/2010/wordprocessingShape">
                   <wps:wsp>
@@ -3618,15 +3216,9 @@
                       </a:ln>
                     </wps:spPr>
                     <wps:style>
-                      <a:lnRef idx="0">
-                        <a:scrgbClr r="0" g="0" b="0"/>
-                      </a:lnRef>
-                      <a:fillRef idx="0">
-                        <a:scrgbClr r="0" g="0" b="0"/>
-                      </a:fillRef>
-                      <a:effectRef idx="0">
-                        <a:scrgbClr r="0" g="0" b="0"/>
-                      </a:effectRef>
+                      <a:lnRef idx="0"/>
+                      <a:fillRef idx="0"/>
+                      <a:effectRef idx="0"/>
                       <a:fontRef idx="minor"/>
                     </wps:style>
                     <wps:txbx>
@@ -3642,7 +3234,7 @@
                           </w:pPr>
                           <w:r>
                             <w:rPr>
-                              <w:rFonts w:ascii="Arial" w:hAnsi="Arial" w:cs="Arial"/>
+                              <w:rFonts w:cs="Arial" w:ascii="Arial" w:hAnsi="Arial"/>
                               <w:color w:val="000000"/>
                               <w:sz w:val="14"/>
                               <w:szCs w:val="14"/>
@@ -3651,37 +3243,37 @@
                           </w:r>
                           <w:r>
                             <w:rPr>
-                              <w:rFonts w:ascii="Arial" w:hAnsi="Arial" w:cs="Arial"/>
-                              <w:color w:val="000000"/>
                               <w:sz w:val="14"/>
                               <w:szCs w:val="14"/>
+                              <w:rFonts w:cs="Arial" w:ascii="Arial" w:hAnsi="Arial"/>
+                              <w:color w:val="000000"/>
                             </w:rPr>
                             <w:instrText xml:space="preserve"> PAGE </w:instrText>
                           </w:r>
                           <w:r>
                             <w:rPr>
-                              <w:rFonts w:ascii="Arial" w:hAnsi="Arial" w:cs="Arial"/>
-                              <w:color w:val="000000"/>
                               <w:sz w:val="14"/>
                               <w:szCs w:val="14"/>
+                              <w:rFonts w:cs="Arial" w:ascii="Arial" w:hAnsi="Arial"/>
+                              <w:color w:val="000000"/>
                             </w:rPr>
                             <w:fldChar w:fldCharType="separate"/>
                           </w:r>
                           <w:r>
                             <w:rPr>
-                              <w:rFonts w:ascii="Arial" w:hAnsi="Arial" w:cs="Arial"/>
-                              <w:color w:val="000000"/>
                               <w:sz w:val="14"/>
                               <w:szCs w:val="14"/>
+                              <w:rFonts w:cs="Arial" w:ascii="Arial" w:hAnsi="Arial"/>
+                              <w:color w:val="000000"/>
                             </w:rPr>
                             <w:t>1</w:t>
                           </w:r>
                           <w:r>
                             <w:rPr>
-                              <w:rFonts w:ascii="Arial" w:hAnsi="Arial" w:cs="Arial"/>
-                              <w:color w:val="000000"/>
                               <w:sz w:val="14"/>
                               <w:szCs w:val="14"/>
+                              <w:rFonts w:cs="Arial" w:ascii="Arial" w:hAnsi="Arial"/>
+                              <w:color w:val="000000"/>
                             </w:rPr>
                             <w:fldChar w:fldCharType="end"/>
                           </w:r>
@@ -3695,13 +3287,19 @@
                               <w:szCs w:val="14"/>
                             </w:rPr>
                           </w:pPr>
+                          <w:r>
+                            <w:rPr>
+                              <w:rFonts w:cs="Arial" w:ascii="Arial" w:hAnsi="Arial"/>
+                              <w:color w:val="000000"/>
+                              <w:sz w:val="14"/>
+                              <w:szCs w:val="14"/>
+                            </w:rPr>
+                          </w:r>
                         </w:p>
                       </w:txbxContent>
                     </wps:txbx>
                     <wps:bodyPr anchor="b">
-                      <a:prstTxWarp prst="textNoShape">
-                        <a:avLst/>
-                      </a:prstTxWarp>
+                      <a:prstTxWarp prst="textNoShape"/>
                       <a:noAutofit/>
                     </wps:bodyPr>
                   </wps:wsp>
@@ -3712,7 +3310,7 @@
         </mc:Choice>
         <mc:Fallback>
           <w:pict>
-            <v:rect id="shape_0" ID="Zone de texte 4" path="m0,0l-2147483645,0l-2147483645,-2147483646l0,-2147483646xe" stroked="f" o:allowincell="f" style="position:absolute;margin-left:530.15pt;margin-top:34.2pt;width:28.25pt;height:33.95pt;mso-wrap-style:square;v-text-anchor:bottom;mso-position-horizontal-relative:page" wp14:anchorId="5D1BDD0A">
+            <v:rect id="shape_0" ID="Zone de texte 4" path="m0,0l-2147483645,0l-2147483645,-2147483646l0,-2147483646xe" stroked="f" o:allowincell="f" style="position:absolute;margin-left:530.15pt;margin-top:34.2pt;width:28.25pt;height:33.95pt;mso-wrap-style:square;v-text-anchor:bottom;mso-position-horizontal-relative:page" wp14:anchorId="01E878A0">
               <v:fill o:detectmouseclick="t" on="false"/>
               <v:stroke color="#3465a4" weight="3240" joinstyle="round" endcap="flat"/>
               <v:textbox>
@@ -3797,15 +3395,10 @@
           </w:pict>
         </mc:Fallback>
       </mc:AlternateContent>
-    </w:r>
-    <w:r>
-      <w:rPr>
-        <w:noProof/>
-      </w:rPr>
       <mc:AlternateContent>
         <mc:Choice Requires="wps">
           <w:drawing>
-            <wp:anchor distT="0" distB="0" distL="2540" distR="2540" simplePos="0" relativeHeight="23" behindDoc="1" locked="0" layoutInCell="1" allowOverlap="1" wp14:anchorId="0ED6128F" wp14:editId="4592A368">
+            <wp:anchor behindDoc="1" distT="0" distB="0" distL="2540" distR="2540" simplePos="0" locked="0" layoutInCell="1" allowOverlap="1" relativeHeight="22" wp14:anchorId="0ED6128F">
               <wp:simplePos x="0" y="0"/>
               <wp:positionH relativeFrom="column">
                 <wp:posOffset>6082665</wp:posOffset>
@@ -3817,11 +3410,10 @@
               <wp:effectExtent l="2540" t="0" r="2540" b="0"/>
               <wp:wrapNone/>
               <wp:docPr id="14" name="Connecteur droit 2"/>
-              <wp:cNvGraphicFramePr/>
               <a:graphic xmlns:a="http://schemas.openxmlformats.org/drawingml/2006/main">
                 <a:graphicData uri="http://schemas.microsoft.com/office/word/2010/wordprocessingShape">
                   <wps:wsp>
-                    <wps:cNvCnPr/>
+                    <wps:cNvSpPr/>
                     <wps:spPr>
                       <a:xfrm>
                         <a:off x="0" y="0"/>
@@ -3857,7 +3449,7 @@
         </mc:Choice>
         <mc:Fallback>
           <w:pict>
-            <v:line id="shape_0" from="478.95pt,20.6pt" to="478.95pt,56.8pt" ID="Connecteur droit 2" stroked="t" o:allowincell="f" style="position:absolute" wp14:anchorId="26975AAB">
+            <v:line id="shape_0" from="478.95pt,20.6pt" to="478.95pt,56.8pt" ID="Connecteur droit 2" stroked="t" o:allowincell="f" style="position:absolute" wp14:anchorId="0ED6128F">
               <v:stroke color="black" weight="3960" joinstyle="miter" endcap="flat"/>
               <v:fill o:detectmouseclick="t" on="false"/>
               <w10:wrap type="none"/>
@@ -3870,66 +3462,81 @@
       <w:fldChar w:fldCharType="begin"/>
     </w:r>
     <w:r>
-      <w:instrText>ADVANCE</w:instrText>
+      <w:rPr/>
+      <w:instrText xml:space="preserve">ADVANCE</w:instrText>
+    </w:r>
+    <w:r/>
+    <w:r>
+      <w:rPr/>
     </w:r>
     <w:r>
+      <w:rPr/>
       <w:fldChar w:fldCharType="separate"/>
     </w:r>
     <w:r>
+      <w:rPr/>
+    </w:r>
+    <w:r>
+      <w:rPr/>
+    </w:r>
+    <w:r>
+      <w:rPr/>
       <w:fldChar w:fldCharType="end"/>
     </w:r>
-    <w:fldSimple w:instr="USERADDRESS  \* MERGEFORMAT"/>
+    <w:r>
+      <w:fldChar w:fldCharType="begin"/>
+    </w:r>
+    <w:r>
+      <w:rPr/>
+      <w:instrText xml:space="preserve">USERADDRESS  \* MERGEFORMAT</w:instrText>
+    </w:r>
+    <w:r>
+      <w:rPr/>
+    </w:r>
+    <w:r>
+      <w:rPr/>
+      <w:fldChar w:fldCharType="separate"/>
+    </w:r>
+    <w:r>
+      <w:rPr/>
+    </w:r>
+    <w:r/>
+    <w:r>
+      <w:rPr/>
+      <w:fldChar w:fldCharType="end"/>
+    </w:r>
+    <w:r>
+      <w:rPr/>
+    </w:r>
   </w:p>
 </w:ftr>
 </file>
 
-<file path=word/footnotes.xml><?xml version="1.0" encoding="utf-8"?>
-<w:footnotes xmlns:wpc="http://schemas.microsoft.com/office/word/2010/wordprocessingCanvas" xmlns:cx="http://schemas.microsoft.com/office/drawing/2014/chartex" xmlns:cx1="http://schemas.microsoft.com/office/drawing/2015/9/8/chartex" xmlns:cx2="http://schemas.microsoft.com/office/drawing/2015/10/21/chartex" xmlns:cx3="http://schemas.microsoft.com/office/drawing/2016/5/9/chartex" xmlns:cx4="http://schemas.microsoft.com/office/drawing/2016/5/10/chartex" xmlns:cx5="http://schemas.microsoft.com/office/drawing/2016/5/11/chartex" xmlns:cx6="http://schemas.microsoft.com/office/drawing/2016/5/12/chartex" xmlns:cx7="http://schemas.microsoft.com/office/drawing/2016/5/13/chartex" xmlns:cx8="http://schemas.microsoft.com/office/drawing/2016/5/14/chartex" xmlns:mc="http://schemas.openxmlformats.org/markup-compatibility/2006" xmlns:aink="http://schemas.microsoft.com/office/drawing/2016/ink" xmlns:am3d="http://schemas.microsoft.com/office/drawing/2017/model3d" xmlns:o="urn:schemas-microsoft-com:office:office" xmlns:oel="http://schemas.microsoft.com/office/2019/extlst" xmlns:r="http://schemas.openxmlformats.org/officeDocument/2006/relationships" xmlns:m="http://schemas.openxmlformats.org/officeDocument/2006/math" xmlns:v="urn:schemas-microsoft-com:vml" xmlns:wp14="http://schemas.microsoft.com/office/word/2010/wordprocessingDrawing" xmlns:wp="http://schemas.openxmlformats.org/drawingml/2006/wordprocessingDrawing" xmlns:w10="urn:schemas-microsoft-com:office:word" xmlns:w="http://schemas.openxmlformats.org/wordprocessingml/2006/main" xmlns:w14="http://schemas.microsoft.com/office/word/2010/wordml" xmlns:w15="http://schemas.microsoft.com/office/word/2012/wordml" xmlns:w16cex="http://schemas.microsoft.com/office/word/2018/wordml/cex" xmlns:w16cid="http://schemas.microsoft.com/office/word/2016/wordml/cid" xmlns:w16="http://schemas.microsoft.com/office/word/2018/wordml" xmlns:w16du="http://schemas.microsoft.com/office/word/2023/wordml/word16du" xmlns:w16sdtdh="http://schemas.microsoft.com/office/word/2020/wordml/sdtdatahash" xmlns:w16sdtfl="http://schemas.microsoft.com/office/word/2024/wordml/sdtformatlock" xmlns:w16se="http://schemas.microsoft.com/office/word/2015/wordml/symex" xmlns:wpg="http://schemas.microsoft.com/office/word/2010/wordprocessingGroup" xmlns:wpi="http://schemas.microsoft.com/office/word/2010/wordprocessingInk" xmlns:wne="http://schemas.microsoft.com/office/word/2006/wordml" xmlns:wps="http://schemas.microsoft.com/office/word/2010/wordprocessingShape" mc:Ignorable="w14 w15 w16se w16cid w16 w16cex w16sdtdh w16sdtfl w16du wp14">
-  <w:footnote w:type="separator" w:id="-1">
-    <w:p>
-      <w:pPr>
-        <w:spacing w:after="0" w:line="240" w:lineRule="auto"/>
-      </w:pPr>
-      <w:r>
-        <w:separator/>
-      </w:r>
-    </w:p>
-  </w:footnote>
-  <w:footnote w:type="continuationSeparator" w:id="0">
-    <w:p>
-      <w:pPr>
-        <w:spacing w:after="0" w:line="240" w:lineRule="auto"/>
-      </w:pPr>
-      <w:r>
-        <w:continuationSeparator/>
-      </w:r>
-    </w:p>
-  </w:footnote>
-</w:footnotes>
-</file>
-
 <file path=word/header1.xml><?xml version="1.0" encoding="utf-8"?>
-<w:hdr xmlns:wpc="http://schemas.microsoft.com/office/word/2010/wordprocessingCanvas" xmlns:cx="http://schemas.microsoft.com/office/drawing/2014/chartex" xmlns:cx1="http://schemas.microsoft.com/office/drawing/2015/9/8/chartex" xmlns:cx2="http://schemas.microsoft.com/office/drawing/2015/10/21/chartex" xmlns:cx3="http://schemas.microsoft.com/office/drawing/2016/5/9/chartex" xmlns:cx4="http://schemas.microsoft.com/office/drawing/2016/5/10/chartex" xmlns:cx5="http://schemas.microsoft.com/office/drawing/2016/5/11/chartex" xmlns:cx6="http://schemas.microsoft.com/office/drawing/2016/5/12/chartex" xmlns:cx7="http://schemas.microsoft.com/office/drawing/2016/5/13/chartex" xmlns:cx8="http://schemas.microsoft.com/office/drawing/2016/5/14/chartex" xmlns:mc="http://schemas.openxmlformats.org/markup-compatibility/2006" xmlns:aink="http://schemas.microsoft.com/office/drawing/2016/ink" xmlns:am3d="http://schemas.microsoft.com/office/drawing/2017/model3d" xmlns:o="urn:schemas-microsoft-com:office:office" xmlns:oel="http://schemas.microsoft.com/office/2019/extlst" xmlns:r="http://schemas.openxmlformats.org/officeDocument/2006/relationships" xmlns:m="http://schemas.openxmlformats.org/officeDocument/2006/math" xmlns:v="urn:schemas-microsoft-com:vml" xmlns:wp14="http://schemas.microsoft.com/office/word/2010/wordprocessingDrawing" xmlns:wp="http://schemas.openxmlformats.org/drawingml/2006/wordprocessingDrawing" xmlns:w10="urn:schemas-microsoft-com:office:word" xmlns:w="http://schemas.openxmlformats.org/wordprocessingml/2006/main" xmlns:w14="http://schemas.microsoft.com/office/word/2010/wordml" xmlns:w15="http://schemas.microsoft.com/office/word/2012/wordml" xmlns:w16cex="http://schemas.microsoft.com/office/word/2018/wordml/cex" xmlns:w16cid="http://schemas.microsoft.com/office/word/2016/wordml/cid" xmlns:w16="http://schemas.microsoft.com/office/word/2018/wordml" xmlns:w16du="http://schemas.microsoft.com/office/word/2023/wordml/word16du" xmlns:w16sdtdh="http://schemas.microsoft.com/office/word/2020/wordml/sdtdatahash" xmlns:w16sdtfl="http://schemas.microsoft.com/office/word/2024/wordml/sdtformatlock" xmlns:w16se="http://schemas.microsoft.com/office/word/2015/wordml/symex" xmlns:wpg="http://schemas.microsoft.com/office/word/2010/wordprocessingGroup" xmlns:wpi="http://schemas.microsoft.com/office/word/2010/wordprocessingInk" xmlns:wne="http://schemas.microsoft.com/office/word/2006/wordml" xmlns:wps="http://schemas.microsoft.com/office/word/2010/wordprocessingShape" mc:Ignorable="w14 w15 w16se w16cid w16 w16cex w16sdtdh w16sdtfl w16du wp14">
+<w:hdr xmlns:o="urn:schemas-microsoft-com:office:office" xmlns:r="http://schemas.openxmlformats.org/officeDocument/2006/relationships" xmlns:v="urn:schemas-microsoft-com:vml" xmlns:w="http://schemas.openxmlformats.org/wordprocessingml/2006/main" xmlns:w10="urn:schemas-microsoft-com:office:word" xmlns:wp="http://schemas.openxmlformats.org/drawingml/2006/wordprocessingDrawing" xmlns:wps="http://schemas.microsoft.com/office/word/2010/wordprocessingShape" xmlns:wpg="http://schemas.microsoft.com/office/word/2010/wordprocessingGroup" xmlns:mc="http://schemas.openxmlformats.org/markup-compatibility/2006" xmlns:wp14="http://schemas.microsoft.com/office/word/2010/wordprocessingDrawing" xmlns:w14="http://schemas.microsoft.com/office/word/2010/wordml" xmlns:w15="http://schemas.microsoft.com/office/word/2012/wordml" mc:Ignorable="w14 wp14 w15">
   <w:p>
     <w:pPr>
       <w:pStyle w:val="Header"/>
+      <w:rPr/>
     </w:pPr>
+    <w:r>
+      <w:rPr/>
+    </w:r>
   </w:p>
 </w:hdr>
 </file>
 
 <file path=word/header2.xml><?xml version="1.0" encoding="utf-8"?>
-<w:hdr xmlns:wpc="http://schemas.microsoft.com/office/word/2010/wordprocessingCanvas" xmlns:cx="http://schemas.microsoft.com/office/drawing/2014/chartex" xmlns:cx1="http://schemas.microsoft.com/office/drawing/2015/9/8/chartex" xmlns:cx2="http://schemas.microsoft.com/office/drawing/2015/10/21/chartex" xmlns:cx3="http://schemas.microsoft.com/office/drawing/2016/5/9/chartex" xmlns:cx4="http://schemas.microsoft.com/office/drawing/2016/5/10/chartex" xmlns:cx5="http://schemas.microsoft.com/office/drawing/2016/5/11/chartex" xmlns:cx6="http://schemas.microsoft.com/office/drawing/2016/5/12/chartex" xmlns:cx7="http://schemas.microsoft.com/office/drawing/2016/5/13/chartex" xmlns:cx8="http://schemas.microsoft.com/office/drawing/2016/5/14/chartex" xmlns:mc="http://schemas.openxmlformats.org/markup-compatibility/2006" xmlns:aink="http://schemas.microsoft.com/office/drawing/2016/ink" xmlns:am3d="http://schemas.microsoft.com/office/drawing/2017/model3d" xmlns:o="urn:schemas-microsoft-com:office:office" xmlns:oel="http://schemas.microsoft.com/office/2019/extlst" xmlns:r="http://schemas.openxmlformats.org/officeDocument/2006/relationships" xmlns:m="http://schemas.openxmlformats.org/officeDocument/2006/math" xmlns:v="urn:schemas-microsoft-com:vml" xmlns:wp14="http://schemas.microsoft.com/office/word/2010/wordprocessingDrawing" xmlns:wp="http://schemas.openxmlformats.org/drawingml/2006/wordprocessingDrawing" xmlns:w10="urn:schemas-microsoft-com:office:word" xmlns:w="http://schemas.openxmlformats.org/wordprocessingml/2006/main" xmlns:w14="http://schemas.microsoft.com/office/word/2010/wordml" xmlns:w15="http://schemas.microsoft.com/office/word/2012/wordml" xmlns:w16cex="http://schemas.microsoft.com/office/word/2018/wordml/cex" xmlns:w16cid="http://schemas.microsoft.com/office/word/2016/wordml/cid" xmlns:w16="http://schemas.microsoft.com/office/word/2018/wordml" xmlns:w16du="http://schemas.microsoft.com/office/word/2023/wordml/word16du" xmlns:w16sdtdh="http://schemas.microsoft.com/office/word/2020/wordml/sdtdatahash" xmlns:w16sdtfl="http://schemas.microsoft.com/office/word/2024/wordml/sdtformatlock" xmlns:w16se="http://schemas.microsoft.com/office/word/2015/wordml/symex" xmlns:wpg="http://schemas.microsoft.com/office/word/2010/wordprocessingGroup" xmlns:wpi="http://schemas.microsoft.com/office/word/2010/wordprocessingInk" xmlns:wne="http://schemas.microsoft.com/office/word/2006/wordml" xmlns:wps="http://schemas.microsoft.com/office/word/2010/wordprocessingShape" mc:Ignorable="w14 w15 w16se w16cid w16 w16cex w16sdtdh w16sdtfl w16du wp14">
+<w:hdr xmlns:o="urn:schemas-microsoft-com:office:office" xmlns:r="http://schemas.openxmlformats.org/officeDocument/2006/relationships" xmlns:v="urn:schemas-microsoft-com:vml" xmlns:w="http://schemas.openxmlformats.org/wordprocessingml/2006/main" xmlns:w10="urn:schemas-microsoft-com:office:word" xmlns:wp="http://schemas.openxmlformats.org/drawingml/2006/wordprocessingDrawing" xmlns:wps="http://schemas.microsoft.com/office/word/2010/wordprocessingShape" xmlns:wpg="http://schemas.microsoft.com/office/word/2010/wordprocessingGroup" xmlns:mc="http://schemas.openxmlformats.org/markup-compatibility/2006" xmlns:wp14="http://schemas.microsoft.com/office/word/2010/wordprocessingDrawing" xmlns:w14="http://schemas.microsoft.com/office/word/2010/wordml" xmlns:w15="http://schemas.microsoft.com/office/word/2012/wordml" mc:Ignorable="w14 wp14 w15">
   <w:p>
     <w:pPr>
       <w:pStyle w:val="Header"/>
+      <w:rPr/>
     </w:pPr>
     <w:r>
-      <w:rPr>
-        <w:noProof/>
-      </w:rPr>
+      <w:rPr/>
       <w:drawing>
-        <wp:anchor distT="0" distB="0" distL="114300" distR="114300" simplePos="0" relativeHeight="20" behindDoc="1" locked="0" layoutInCell="0" allowOverlap="1" wp14:anchorId="7B8B81D7" wp14:editId="3201087F">
+        <wp:anchor behindDoc="1" distT="0" distB="0" distL="114300" distR="114300" simplePos="0" locked="0" layoutInCell="0" allowOverlap="1" relativeHeight="23">
           <wp:simplePos x="0" y="0"/>
           <wp:positionH relativeFrom="page">
             <wp:posOffset>899795</wp:posOffset>
@@ -3940,7 +3547,7 @@
           <wp:extent cx="730885" cy="205105"/>
           <wp:effectExtent l="0" t="0" r="0" b="0"/>
           <wp:wrapSquare wrapText="bothSides"/>
-          <wp:docPr id="1" name="Image 61"/>
+          <wp:docPr id="1" name="Image 61" descr=""/>
           <wp:cNvGraphicFramePr>
             <a:graphicFrameLocks xmlns:a="http://schemas.openxmlformats.org/drawingml/2006/main" noChangeAspect="1"/>
           </wp:cNvGraphicFramePr>
@@ -3948,7 +3555,7 @@
             <a:graphicData uri="http://schemas.openxmlformats.org/drawingml/2006/picture">
               <pic:pic xmlns:pic="http://schemas.openxmlformats.org/drawingml/2006/picture">
                 <pic:nvPicPr>
-                  <pic:cNvPr id="1" name="Image 61"/>
+                  <pic:cNvPr id="1" name="Image 61" descr=""/>
                   <pic:cNvPicPr>
                     <a:picLocks noChangeAspect="1" noChangeArrowheads="1"/>
                   </pic:cNvPicPr>
@@ -3979,10 +3586,12 @@
     <w:pPr>
       <w:pStyle w:val="Footer"/>
       <w:tabs>
-        <w:tab w:val="left" w:pos="4820"/>
+        <w:tab w:val="center" w:pos="4536" w:leader="none"/>
+        <w:tab w:val="left" w:pos="4820" w:leader="none"/>
+        <w:tab w:val="right" w:pos="9072" w:leader="none"/>
       </w:tabs>
       <w:rPr>
-        <w:rFonts w:asciiTheme="minorHAnsi" w:hAnsiTheme="minorHAnsi" w:cstheme="minorHAnsi"/>
+        <w:rFonts w:ascii="Calibri" w:hAnsi="Calibri" w:cs="Calibri" w:asciiTheme="minorHAnsi" w:cstheme="minorHAnsi" w:hAnsiTheme="minorHAnsi"/>
         <w:sz w:val="18"/>
         <w:szCs w:val="18"/>
       </w:rPr>
@@ -3992,22 +3601,12 @@
         <w:rFonts w:ascii="Cambria" w:hAnsi="Cambria"/>
       </w:rPr>
       <w:tab/>
-    </w:r>
-    <w:r>
-      <w:rPr>
-        <w:rFonts w:ascii="Cambria" w:hAnsi="Cambria"/>
-      </w:rPr>
+      <w:tab/>
       <w:tab/>
     </w:r>
     <w:r>
       <w:rPr>
-        <w:rFonts w:ascii="Cambria" w:hAnsi="Cambria"/>
-      </w:rPr>
-      <w:tab/>
-    </w:r>
-    <w:r>
-      <w:rPr>
-        <w:rFonts w:asciiTheme="minorHAnsi" w:hAnsiTheme="minorHAnsi" w:cstheme="minorHAnsi"/>
+        <w:rFonts w:cs="Calibri" w:ascii="Calibri" w:hAnsi="Calibri" w:asciiTheme="minorHAnsi" w:cstheme="minorHAnsi" w:hAnsiTheme="minorHAnsi"/>
         <w:sz w:val="18"/>
         <w:szCs w:val="18"/>
       </w:rPr>
@@ -4018,36 +3617,24 @@
     <w:pPr>
       <w:pStyle w:val="Header"/>
       <w:tabs>
-        <w:tab w:val="left" w:pos="4820"/>
+        <w:tab w:val="center" w:pos="4536" w:leader="none"/>
+        <w:tab w:val="left" w:pos="4820" w:leader="none"/>
+        <w:tab w:val="right" w:pos="9072" w:leader="none"/>
       </w:tabs>
       <w:rPr>
-        <w:rFonts w:asciiTheme="minorHAnsi" w:hAnsiTheme="minorHAnsi" w:cstheme="minorHAnsi"/>
+        <w:rFonts w:ascii="Calibri" w:hAnsi="Calibri" w:cs="Calibri" w:asciiTheme="minorHAnsi" w:cstheme="minorHAnsi" w:hAnsiTheme="minorHAnsi"/>
         <w:sz w:val="18"/>
         <w:szCs w:val="18"/>
       </w:rPr>
     </w:pPr>
     <w:r>
       <w:rPr>
-        <w:rFonts w:asciiTheme="minorHAnsi" w:hAnsiTheme="minorHAnsi" w:cstheme="minorHAnsi"/>
+        <w:rFonts w:cs="Calibri" w:ascii="Calibri" w:hAnsi="Calibri" w:asciiTheme="minorHAnsi" w:cstheme="minorHAnsi" w:hAnsiTheme="minorHAnsi"/>
         <w:sz w:val="18"/>
         <w:szCs w:val="18"/>
       </w:rPr>
       <w:tab/>
-    </w:r>
-    <w:r>
-      <w:rPr>
-        <w:rFonts w:asciiTheme="minorHAnsi" w:hAnsiTheme="minorHAnsi" w:cstheme="minorHAnsi"/>
-        <w:sz w:val="18"/>
-        <w:szCs w:val="18"/>
-      </w:rPr>
       <w:tab/>
-    </w:r>
-    <w:r>
-      <w:rPr>
-        <w:rFonts w:asciiTheme="minorHAnsi" w:hAnsiTheme="minorHAnsi" w:cstheme="minorHAnsi"/>
-        <w:sz w:val="18"/>
-        <w:szCs w:val="18"/>
-      </w:rPr>
       <w:tab/>
       <w:t>Rev. 06.2022</w:t>
     </w:r>
@@ -4055,7 +3642,11 @@
   <w:p>
     <w:pPr>
       <w:pStyle w:val="Header"/>
+      <w:rPr/>
     </w:pPr>
+    <w:r>
+      <w:rPr/>
+    </w:r>
   </w:p>
   <w:p>
     <w:pPr>
@@ -4063,10 +3654,12 @@
       <w:tabs>
         <w:tab w:val="clear" w:pos="4536"/>
         <w:tab w:val="clear" w:pos="9072"/>
-        <w:tab w:val="left" w:pos="1981"/>
+        <w:tab w:val="left" w:pos="1981" w:leader="none"/>
       </w:tabs>
+      <w:rPr/>
     </w:pPr>
     <w:r>
+      <w:rPr/>
       <w:tab/>
     </w:r>
   </w:p>
@@ -4074,20 +3667,20 @@
 </file>
 
 <file path=word/header3.xml><?xml version="1.0" encoding="utf-8"?>
-<w:hdr xmlns:wpc="http://schemas.microsoft.com/office/word/2010/wordprocessingCanvas" xmlns:cx="http://schemas.microsoft.com/office/drawing/2014/chartex" xmlns:cx1="http://schemas.microsoft.com/office/drawing/2015/9/8/chartex" xmlns:cx2="http://schemas.microsoft.com/office/drawing/2015/10/21/chartex" xmlns:cx3="http://schemas.microsoft.com/office/drawing/2016/5/9/chartex" xmlns:cx4="http://schemas.microsoft.com/office/drawing/2016/5/10/chartex" xmlns:cx5="http://schemas.microsoft.com/office/drawing/2016/5/11/chartex" xmlns:cx6="http://schemas.microsoft.com/office/drawing/2016/5/12/chartex" xmlns:cx7="http://schemas.microsoft.com/office/drawing/2016/5/13/chartex" xmlns:cx8="http://schemas.microsoft.com/office/drawing/2016/5/14/chartex" xmlns:mc="http://schemas.openxmlformats.org/markup-compatibility/2006" xmlns:aink="http://schemas.microsoft.com/office/drawing/2016/ink" xmlns:am3d="http://schemas.microsoft.com/office/drawing/2017/model3d" xmlns:o="urn:schemas-microsoft-com:office:office" xmlns:oel="http://schemas.microsoft.com/office/2019/extlst" xmlns:r="http://schemas.openxmlformats.org/officeDocument/2006/relationships" xmlns:m="http://schemas.openxmlformats.org/officeDocument/2006/math" xmlns:v="urn:schemas-microsoft-com:vml" xmlns:wp14="http://schemas.microsoft.com/office/word/2010/wordprocessingDrawing" xmlns:wp="http://schemas.openxmlformats.org/drawingml/2006/wordprocessingDrawing" xmlns:w10="urn:schemas-microsoft-com:office:word" xmlns:w="http://schemas.openxmlformats.org/wordprocessingml/2006/main" xmlns:w14="http://schemas.microsoft.com/office/word/2010/wordml" xmlns:w15="http://schemas.microsoft.com/office/word/2012/wordml" xmlns:w16cex="http://schemas.microsoft.com/office/word/2018/wordml/cex" xmlns:w16cid="http://schemas.microsoft.com/office/word/2016/wordml/cid" xmlns:w16="http://schemas.microsoft.com/office/word/2018/wordml" xmlns:w16du="http://schemas.microsoft.com/office/word/2023/wordml/word16du" xmlns:w16sdtdh="http://schemas.microsoft.com/office/word/2020/wordml/sdtdatahash" xmlns:w16sdtfl="http://schemas.microsoft.com/office/word/2024/wordml/sdtformatlock" xmlns:w16se="http://schemas.microsoft.com/office/word/2015/wordml/symex" xmlns:wpg="http://schemas.microsoft.com/office/word/2010/wordprocessingGroup" xmlns:wpi="http://schemas.microsoft.com/office/word/2010/wordprocessingInk" xmlns:wne="http://schemas.microsoft.com/office/word/2006/wordml" xmlns:wps="http://schemas.microsoft.com/office/word/2010/wordprocessingShape" mc:Ignorable="w14 w15 w16se w16cid w16 w16cex w16sdtdh w16sdtfl w16du wp14">
+<w:hdr xmlns:o="urn:schemas-microsoft-com:office:office" xmlns:r="http://schemas.openxmlformats.org/officeDocument/2006/relationships" xmlns:v="urn:schemas-microsoft-com:vml" xmlns:w="http://schemas.openxmlformats.org/wordprocessingml/2006/main" xmlns:w10="urn:schemas-microsoft-com:office:word" xmlns:wp="http://schemas.openxmlformats.org/drawingml/2006/wordprocessingDrawing" xmlns:wps="http://schemas.microsoft.com/office/word/2010/wordprocessingShape" xmlns:wpg="http://schemas.microsoft.com/office/word/2010/wordprocessingGroup" xmlns:mc="http://schemas.openxmlformats.org/markup-compatibility/2006" xmlns:wp14="http://schemas.microsoft.com/office/word/2010/wordprocessingDrawing" xmlns:w14="http://schemas.microsoft.com/office/word/2010/wordml" xmlns:w15="http://schemas.microsoft.com/office/word/2012/wordml" mc:Ignorable="w14 wp14 w15">
   <w:p>
     <w:pPr>
       <w:pStyle w:val="Footer"/>
       <w:tabs>
-        <w:tab w:val="left" w:pos="4820"/>
+        <w:tab w:val="center" w:pos="4536" w:leader="none"/>
+        <w:tab w:val="left" w:pos="4820" w:leader="none"/>
+        <w:tab w:val="right" w:pos="9072" w:leader="none"/>
       </w:tabs>
+      <w:rPr/>
     </w:pPr>
     <w:r>
-      <w:rPr>
-        <w:noProof/>
-      </w:rPr>
       <w:drawing>
-        <wp:anchor distT="0" distB="0" distL="114300" distR="114300" simplePos="0" relativeHeight="14" behindDoc="1" locked="0" layoutInCell="0" allowOverlap="1" wp14:anchorId="4949037F" wp14:editId="111802B8">
+        <wp:anchor behindDoc="1" distT="0" distB="0" distL="114300" distR="114300" simplePos="0" locked="0" layoutInCell="0" allowOverlap="1" relativeHeight="14">
           <wp:simplePos x="0" y="0"/>
           <wp:positionH relativeFrom="page">
             <wp:posOffset>899795</wp:posOffset>
@@ -4098,7 +3691,7 @@
           <wp:extent cx="1209675" cy="353060"/>
           <wp:effectExtent l="0" t="0" r="0" b="0"/>
           <wp:wrapSquare wrapText="bothSides"/>
-          <wp:docPr id="2" name="Image 63"/>
+          <wp:docPr id="2" name="Image 63" descr=""/>
           <wp:cNvGraphicFramePr>
             <a:graphicFrameLocks xmlns:a="http://schemas.openxmlformats.org/drawingml/2006/main" noChangeAspect="1"/>
           </wp:cNvGraphicFramePr>
@@ -4106,7 +3699,7 @@
             <a:graphicData uri="http://schemas.openxmlformats.org/drawingml/2006/picture">
               <pic:pic xmlns:pic="http://schemas.openxmlformats.org/drawingml/2006/picture">
                 <pic:nvPicPr>
-                  <pic:cNvPr id="2" name="Image 63"/>
+                  <pic:cNvPr id="2" name="Image 63" descr=""/>
                   <pic:cNvPicPr>
                     <a:picLocks noChangeAspect="1" noChangeArrowheads="1"/>
                   </pic:cNvPicPr>
@@ -4133,6 +3726,7 @@
       </w:drawing>
     </w:r>
     <w:r>
+      <w:rPr/>
       <w:tab/>
     </w:r>
   </w:p>
@@ -4140,26 +3734,25 @@
     <w:pPr>
       <w:pStyle w:val="Footer"/>
       <w:tabs>
-        <w:tab w:val="left" w:pos="4820"/>
+        <w:tab w:val="center" w:pos="4536" w:leader="none"/>
+        <w:tab w:val="left" w:pos="4820" w:leader="none"/>
+        <w:tab w:val="right" w:pos="9072" w:leader="none"/>
       </w:tabs>
       <w:rPr>
-        <w:rFonts w:asciiTheme="minorHAnsi" w:hAnsiTheme="minorHAnsi" w:cstheme="minorHAnsi"/>
+        <w:rFonts w:ascii="Calibri" w:hAnsi="Calibri" w:cs="Calibri" w:asciiTheme="minorHAnsi" w:cstheme="minorHAnsi" w:hAnsiTheme="minorHAnsi"/>
         <w:sz w:val="18"/>
         <w:szCs w:val="18"/>
       </w:rPr>
     </w:pPr>
     <w:r>
+      <w:rPr/>
       <w:tab/>
-    </w:r>
-    <w:r>
       <w:tab/>
-    </w:r>
-    <w:r>
       <w:tab/>
     </w:r>
     <w:r>
       <w:rPr>
-        <w:rFonts w:asciiTheme="minorHAnsi" w:hAnsiTheme="minorHAnsi" w:cstheme="minorHAnsi"/>
+        <w:rFonts w:cs="Calibri" w:ascii="Calibri" w:hAnsi="Calibri" w:asciiTheme="minorHAnsi" w:cstheme="minorHAnsi" w:hAnsiTheme="minorHAnsi"/>
         <w:sz w:val="18"/>
         <w:szCs w:val="18"/>
       </w:rPr>
@@ -4170,36 +3763,24 @@
     <w:pPr>
       <w:pStyle w:val="Footer"/>
       <w:tabs>
-        <w:tab w:val="left" w:pos="4820"/>
+        <w:tab w:val="center" w:pos="4536" w:leader="none"/>
+        <w:tab w:val="left" w:pos="4820" w:leader="none"/>
+        <w:tab w:val="right" w:pos="9072" w:leader="none"/>
       </w:tabs>
       <w:rPr>
-        <w:rFonts w:asciiTheme="minorHAnsi" w:hAnsiTheme="minorHAnsi" w:cstheme="minorHAnsi"/>
+        <w:rFonts w:ascii="Calibri" w:hAnsi="Calibri" w:cs="Calibri" w:asciiTheme="minorHAnsi" w:cstheme="minorHAnsi" w:hAnsiTheme="minorHAnsi"/>
         <w:sz w:val="18"/>
         <w:szCs w:val="18"/>
       </w:rPr>
     </w:pPr>
     <w:r>
       <w:rPr>
-        <w:rFonts w:asciiTheme="minorHAnsi" w:hAnsiTheme="minorHAnsi" w:cstheme="minorHAnsi"/>
+        <w:rFonts w:cs="Calibri" w:ascii="Calibri" w:hAnsi="Calibri" w:asciiTheme="minorHAnsi" w:cstheme="minorHAnsi" w:hAnsiTheme="minorHAnsi"/>
         <w:sz w:val="18"/>
         <w:szCs w:val="18"/>
       </w:rPr>
       <w:tab/>
-    </w:r>
-    <w:r>
-      <w:rPr>
-        <w:rFonts w:asciiTheme="minorHAnsi" w:hAnsiTheme="minorHAnsi" w:cstheme="minorHAnsi"/>
-        <w:sz w:val="18"/>
-        <w:szCs w:val="18"/>
-      </w:rPr>
       <w:tab/>
-    </w:r>
-    <w:r>
-      <w:rPr>
-        <w:rFonts w:asciiTheme="minorHAnsi" w:hAnsiTheme="minorHAnsi" w:cstheme="minorHAnsi"/>
-        <w:sz w:val="18"/>
-        <w:szCs w:val="18"/>
-      </w:rPr>
       <w:tab/>
       <w:t xml:space="preserve">template Information sheet </w:t>
     </w:r>
@@ -4208,36 +3789,24 @@
     <w:pPr>
       <w:pStyle w:val="Header"/>
       <w:tabs>
-        <w:tab w:val="left" w:pos="4820"/>
+        <w:tab w:val="center" w:pos="4536" w:leader="none"/>
+        <w:tab w:val="left" w:pos="4820" w:leader="none"/>
+        <w:tab w:val="right" w:pos="9072" w:leader="none"/>
       </w:tabs>
       <w:rPr>
-        <w:rFonts w:asciiTheme="minorHAnsi" w:hAnsiTheme="minorHAnsi" w:cstheme="minorHAnsi"/>
+        <w:rFonts w:ascii="Calibri" w:hAnsi="Calibri" w:cs="Calibri" w:asciiTheme="minorHAnsi" w:cstheme="minorHAnsi" w:hAnsiTheme="minorHAnsi"/>
         <w:sz w:val="18"/>
         <w:szCs w:val="18"/>
       </w:rPr>
     </w:pPr>
     <w:r>
       <w:rPr>
-        <w:rFonts w:asciiTheme="minorHAnsi" w:hAnsiTheme="minorHAnsi" w:cstheme="minorHAnsi"/>
+        <w:rFonts w:cs="Calibri" w:ascii="Calibri" w:hAnsi="Calibri" w:asciiTheme="minorHAnsi" w:cstheme="minorHAnsi" w:hAnsiTheme="minorHAnsi"/>
         <w:sz w:val="18"/>
         <w:szCs w:val="18"/>
       </w:rPr>
       <w:tab/>
-    </w:r>
-    <w:r>
-      <w:rPr>
-        <w:rFonts w:asciiTheme="minorHAnsi" w:hAnsiTheme="minorHAnsi" w:cstheme="minorHAnsi"/>
-        <w:sz w:val="18"/>
-        <w:szCs w:val="18"/>
-      </w:rPr>
       <w:tab/>
-    </w:r>
-    <w:r>
-      <w:rPr>
-        <w:rFonts w:asciiTheme="minorHAnsi" w:hAnsiTheme="minorHAnsi" w:cstheme="minorHAnsi"/>
-        <w:sz w:val="18"/>
-        <w:szCs w:val="18"/>
-      </w:rPr>
       <w:tab/>
       <w:t>Rev. 06.2022</w:t>
     </w:r>
@@ -4245,21 +3814,21 @@
   <w:p>
     <w:pPr>
       <w:pStyle w:val="Header"/>
+      <w:rPr/>
     </w:pPr>
+    <w:r>
+      <w:rPr/>
+    </w:r>
   </w:p>
 </w:hdr>
 </file>
 
 <file path=word/numbering.xml><?xml version="1.0" encoding="utf-8"?>
-<w:numbering xmlns:wpc="http://schemas.microsoft.com/office/word/2010/wordprocessingCanvas" xmlns:cx="http://schemas.microsoft.com/office/drawing/2014/chartex" xmlns:cx1="http://schemas.microsoft.com/office/drawing/2015/9/8/chartex" xmlns:cx2="http://schemas.microsoft.com/office/drawing/2015/10/21/chartex" xmlns:cx3="http://schemas.microsoft.com/office/drawing/2016/5/9/chartex" xmlns:cx4="http://schemas.microsoft.com/office/drawing/2016/5/10/chartex" xmlns:cx5="http://schemas.microsoft.com/office/drawing/2016/5/11/chartex" xmlns:cx6="http://schemas.microsoft.com/office/drawing/2016/5/12/chartex" xmlns:cx7="http://schemas.microsoft.com/office/drawing/2016/5/13/chartex" xmlns:cx8="http://schemas.microsoft.com/office/drawing/2016/5/14/chartex" xmlns:mc="http://schemas.openxmlformats.org/markup-compatibility/2006" xmlns:aink="http://schemas.microsoft.com/office/drawing/2016/ink" xmlns:am3d="http://schemas.microsoft.com/office/drawing/2017/model3d" xmlns:o="urn:schemas-microsoft-com:office:office" xmlns:oel="http://schemas.microsoft.com/office/2019/extlst" xmlns:r="http://schemas.openxmlformats.org/officeDocument/2006/relationships" xmlns:m="http://schemas.openxmlformats.org/officeDocument/2006/math" xmlns:v="urn:schemas-microsoft-com:vml" xmlns:wp14="http://schemas.microsoft.com/office/word/2010/wordprocessingDrawing" xmlns:wp="http://schemas.openxmlformats.org/drawingml/2006/wordprocessingDrawing" xmlns:w10="urn:schemas-microsoft-com:office:word" xmlns:w="http://schemas.openxmlformats.org/wordprocessingml/2006/main" xmlns:w14="http://schemas.microsoft.com/office/word/2010/wordml" xmlns:w15="http://schemas.microsoft.com/office/word/2012/wordml" xmlns:w16cex="http://schemas.microsoft.com/office/word/2018/wordml/cex" xmlns:w16cid="http://schemas.microsoft.com/office/word/2016/wordml/cid" xmlns:w16="http://schemas.microsoft.com/office/word/2018/wordml" xmlns:w16du="http://schemas.microsoft.com/office/word/2023/wordml/word16du" xmlns:w16sdtdh="http://schemas.microsoft.com/office/word/2020/wordml/sdtdatahash" xmlns:w16sdtfl="http://schemas.microsoft.com/office/word/2024/wordml/sdtformatlock" xmlns:w16se="http://schemas.microsoft.com/office/word/2015/wordml/symex" xmlns:wpg="http://schemas.microsoft.com/office/word/2010/wordprocessingGroup" xmlns:wpi="http://schemas.microsoft.com/office/word/2010/wordprocessingInk" xmlns:wne="http://schemas.microsoft.com/office/word/2006/wordml" xmlns:wps="http://schemas.microsoft.com/office/word/2010/wordprocessingShape" mc:Ignorable="w14 w15 w16se w16cid w16 w16cex w16sdtdh w16sdtfl w16du wp14">
-  <w:abstractNum w:abstractNumId="0" w15:restartNumberingAfterBreak="0">
-    <w:nsid w:val="00AE48FB"/>
-    <w:multiLevelType w:val="multilevel"/>
-    <w:tmpl w:val="EDE02FC2"/>
+<w:numbering xmlns:w="http://schemas.openxmlformats.org/wordprocessingml/2006/main" xmlns:o="urn:schemas-microsoft-com:office:office" xmlns:r="http://schemas.openxmlformats.org/officeDocument/2006/relationships" xmlns:v="urn:schemas-microsoft-com:vml" xmlns:mc="http://schemas.openxmlformats.org/markup-compatibility/2006" xmlns:w14="http://schemas.microsoft.com/office/word/2010/wordml" mc:Ignorable="w14">
+  <w:abstractNum w:abstractNumId="1">
     <w:lvl w:ilvl="0">
       <w:start w:val="1"/>
       <w:numFmt w:val="bullet"/>
-      <w:pStyle w:val="PunkteAufklrungsgesprch"/>
       <w:lvlText w:val=""/>
       <w:lvlJc w:val="left"/>
       <w:pPr>
@@ -4393,10 +3962,7 @@
       </w:rPr>
     </w:lvl>
   </w:abstractNum>
-  <w:abstractNum w:abstractNumId="1" w15:restartNumberingAfterBreak="0">
-    <w:nsid w:val="24B320B0"/>
-    <w:multiLevelType w:val="multilevel"/>
-    <w:tmpl w:val="8A020A56"/>
+  <w:abstractNum w:abstractNumId="2">
     <w:lvl w:ilvl="0">
       <w:start w:val="1"/>
       <w:numFmt w:val="bullet"/>
@@ -4533,10 +4099,7 @@
       </w:rPr>
     </w:lvl>
   </w:abstractNum>
-  <w:abstractNum w:abstractNumId="2" w15:restartNumberingAfterBreak="0">
-    <w:nsid w:val="461C59BC"/>
-    <w:multiLevelType w:val="multilevel"/>
-    <w:tmpl w:val="6EE83E8C"/>
+  <w:abstractNum w:abstractNumId="3">
     <w:lvl w:ilvl="0">
       <w:start w:val="1"/>
       <w:numFmt w:val="bullet"/>
@@ -4673,10 +4236,7 @@
       </w:rPr>
     </w:lvl>
   </w:abstractNum>
-  <w:abstractNum w:abstractNumId="3" w15:restartNumberingAfterBreak="0">
-    <w:nsid w:val="63AA4038"/>
-    <w:multiLevelType w:val="multilevel"/>
-    <w:tmpl w:val="A96C1EB2"/>
+  <w:abstractNum w:abstractNumId="4">
     <w:lvl w:ilvl="0">
       <w:start w:val="1"/>
       <w:numFmt w:val="bullet"/>
@@ -4813,10 +4373,7 @@
       </w:rPr>
     </w:lvl>
   </w:abstractNum>
-  <w:abstractNum w:abstractNumId="4" w15:restartNumberingAfterBreak="0">
-    <w:nsid w:val="6CF24687"/>
-    <w:multiLevelType w:val="multilevel"/>
-    <w:tmpl w:val="FA46DB92"/>
+  <w:abstractNum w:abstractNumId="5">
     <w:lvl w:ilvl="0">
       <w:start w:val="1"/>
       <w:numFmt w:val="none"/>
@@ -4827,7 +4384,7 @@
         <w:tabs>
           <w:tab w:val="num" w:pos="0"/>
         </w:tabs>
-        <w:ind w:left="0" w:firstLine="0"/>
+        <w:ind w:left="0" w:hanging="0"/>
       </w:pPr>
     </w:lvl>
     <w:lvl w:ilvl="1">
@@ -4840,7 +4397,7 @@
         <w:tabs>
           <w:tab w:val="num" w:pos="0"/>
         </w:tabs>
-        <w:ind w:left="0" w:firstLine="0"/>
+        <w:ind w:left="0" w:hanging="0"/>
       </w:pPr>
     </w:lvl>
     <w:lvl w:ilvl="2">
@@ -4853,7 +4410,7 @@
         <w:tabs>
           <w:tab w:val="num" w:pos="0"/>
         </w:tabs>
-        <w:ind w:left="0" w:firstLine="0"/>
+        <w:ind w:left="0" w:hanging="0"/>
       </w:pPr>
     </w:lvl>
     <w:lvl w:ilvl="3">
@@ -4866,7 +4423,7 @@
         <w:tabs>
           <w:tab w:val="num" w:pos="0"/>
         </w:tabs>
-        <w:ind w:left="0" w:firstLine="0"/>
+        <w:ind w:left="0" w:hanging="0"/>
       </w:pPr>
     </w:lvl>
     <w:lvl w:ilvl="4">
@@ -4879,7 +4436,7 @@
         <w:tabs>
           <w:tab w:val="num" w:pos="0"/>
         </w:tabs>
-        <w:ind w:left="0" w:firstLine="0"/>
+        <w:ind w:left="0" w:hanging="0"/>
       </w:pPr>
     </w:lvl>
     <w:lvl w:ilvl="5">
@@ -4892,7 +4449,7 @@
         <w:tabs>
           <w:tab w:val="num" w:pos="0"/>
         </w:tabs>
-        <w:ind w:left="0" w:firstLine="0"/>
+        <w:ind w:left="0" w:hanging="0"/>
       </w:pPr>
     </w:lvl>
     <w:lvl w:ilvl="6">
@@ -4905,7 +4462,7 @@
         <w:tabs>
           <w:tab w:val="num" w:pos="0"/>
         </w:tabs>
-        <w:ind w:left="0" w:firstLine="0"/>
+        <w:ind w:left="0" w:hanging="0"/>
       </w:pPr>
     </w:lvl>
     <w:lvl w:ilvl="7">
@@ -4918,7 +4475,7 @@
         <w:tabs>
           <w:tab w:val="num" w:pos="0"/>
         </w:tabs>
-        <w:ind w:left="0" w:firstLine="0"/>
+        <w:ind w:left="0" w:hanging="0"/>
       </w:pPr>
     </w:lvl>
     <w:lvl w:ilvl="8">
@@ -4931,42 +4488,34 @@
         <w:tabs>
           <w:tab w:val="num" w:pos="0"/>
         </w:tabs>
-        <w:ind w:left="0" w:firstLine="0"/>
+        <w:ind w:left="0" w:hanging="0"/>
       </w:pPr>
     </w:lvl>
   </w:abstractNum>
-  <w:num w:numId="1" w16cid:durableId="1261719447">
-    <w:abstractNumId w:val="0"/>
+  <w:num w:numId="1">
+    <w:abstractNumId w:val="1"/>
   </w:num>
-  <w:num w:numId="2" w16cid:durableId="1158687259">
+  <w:num w:numId="2">
     <w:abstractNumId w:val="2"/>
   </w:num>
-  <w:num w:numId="3" w16cid:durableId="2089646733">
-    <w:abstractNumId w:val="1"/>
-  </w:num>
-  <w:num w:numId="4" w16cid:durableId="315493050">
+  <w:num w:numId="3">
     <w:abstractNumId w:val="3"/>
   </w:num>
-  <w:num w:numId="5" w16cid:durableId="1668895404">
+  <w:num w:numId="4">
     <w:abstractNumId w:val="4"/>
+  </w:num>
+  <w:num w:numId="5">
+    <w:abstractNumId w:val="5"/>
   </w:num>
 </w:numbering>
 </file>
 
-<file path=word/people.xml><?xml version="1.0" encoding="utf-8"?>
-<w15:people xmlns:wpc="http://schemas.microsoft.com/office/word/2010/wordprocessingCanvas" xmlns:cx="http://schemas.microsoft.com/office/drawing/2014/chartex" xmlns:cx1="http://schemas.microsoft.com/office/drawing/2015/9/8/chartex" xmlns:cx2="http://schemas.microsoft.com/office/drawing/2015/10/21/chartex" xmlns:cx3="http://schemas.microsoft.com/office/drawing/2016/5/9/chartex" xmlns:cx4="http://schemas.microsoft.com/office/drawing/2016/5/10/chartex" xmlns:cx5="http://schemas.microsoft.com/office/drawing/2016/5/11/chartex" xmlns:cx6="http://schemas.microsoft.com/office/drawing/2016/5/12/chartex" xmlns:cx7="http://schemas.microsoft.com/office/drawing/2016/5/13/chartex" xmlns:cx8="http://schemas.microsoft.com/office/drawing/2016/5/14/chartex" xmlns:mc="http://schemas.openxmlformats.org/markup-compatibility/2006" xmlns:aink="http://schemas.microsoft.com/office/drawing/2016/ink" xmlns:am3d="http://schemas.microsoft.com/office/drawing/2017/model3d" xmlns:o="urn:schemas-microsoft-com:office:office" xmlns:oel="http://schemas.microsoft.com/office/2019/extlst" xmlns:r="http://schemas.openxmlformats.org/officeDocument/2006/relationships" xmlns:m="http://schemas.openxmlformats.org/officeDocument/2006/math" xmlns:v="urn:schemas-microsoft-com:vml" xmlns:wp14="http://schemas.microsoft.com/office/word/2010/wordprocessingDrawing" xmlns:wp="http://schemas.openxmlformats.org/drawingml/2006/wordprocessingDrawing" xmlns:w10="urn:schemas-microsoft-com:office:word" xmlns:w="http://schemas.openxmlformats.org/wordprocessingml/2006/main" xmlns:w14="http://schemas.microsoft.com/office/word/2010/wordml" xmlns:w15="http://schemas.microsoft.com/office/word/2012/wordml" xmlns:w16cex="http://schemas.microsoft.com/office/word/2018/wordml/cex" xmlns:w16cid="http://schemas.microsoft.com/office/word/2016/wordml/cid" xmlns:w16="http://schemas.microsoft.com/office/word/2018/wordml" xmlns:w16du="http://schemas.microsoft.com/office/word/2023/wordml/word16du" xmlns:w16sdtdh="http://schemas.microsoft.com/office/word/2020/wordml/sdtdatahash" xmlns:w16sdtfl="http://schemas.microsoft.com/office/word/2024/wordml/sdtformatlock" xmlns:w16se="http://schemas.microsoft.com/office/word/2015/wordml/symex" xmlns:wpg="http://schemas.microsoft.com/office/word/2010/wordprocessingGroup" xmlns:wpi="http://schemas.microsoft.com/office/word/2010/wordprocessingInk" xmlns:wne="http://schemas.microsoft.com/office/word/2006/wordml" xmlns:wps="http://schemas.microsoft.com/office/word/2010/wordprocessingShape" mc:Ignorable="w14 w15 w16se w16cid w16 w16cex w16sdtdh w16sdtfl w16du wp14">
-  <w15:person w15:author="Huguenot-Noel, Robin">
-    <w15:presenceInfo w15:providerId="AD" w15:userId="S::Robin.Huguenot-Noel@eui.eu::e695738c-08e8-46f0-b083-0dc0241998d2"/>
-  </w15:person>
-</w15:people>
-</file>
-
 <file path=word/styles.xml><?xml version="1.0" encoding="utf-8"?>
-<w:styles xmlns:mc="http://schemas.openxmlformats.org/markup-compatibility/2006" xmlns:r="http://schemas.openxmlformats.org/officeDocument/2006/relationships" xmlns:w="http://schemas.openxmlformats.org/wordprocessingml/2006/main" xmlns:w14="http://schemas.microsoft.com/office/word/2010/wordml" xmlns:w15="http://schemas.microsoft.com/office/word/2012/wordml" xmlns:w16cex="http://schemas.microsoft.com/office/word/2018/wordml/cex" xmlns:w16cid="http://schemas.microsoft.com/office/word/2016/wordml/cid" xmlns:w16="http://schemas.microsoft.com/office/word/2018/wordml" xmlns:w16du="http://schemas.microsoft.com/office/word/2023/wordml/word16du" xmlns:w16sdtdh="http://schemas.microsoft.com/office/word/2020/wordml/sdtdatahash" xmlns:w16sdtfl="http://schemas.microsoft.com/office/word/2024/wordml/sdtformatlock" xmlns:w16se="http://schemas.microsoft.com/office/word/2015/wordml/symex" mc:Ignorable="w14 w15 w16se w16cid w16 w16cex w16sdtdh w16sdtfl w16du">
+<w:styles xmlns:w="http://schemas.openxmlformats.org/wordprocessingml/2006/main" xmlns:w14="http://schemas.microsoft.com/office/word/2010/wordml" xmlns:mc="http://schemas.openxmlformats.org/markup-compatibility/2006" mc:Ignorable="w14">
   <w:docDefaults>
     <w:rPrDefault>
       <w:rPr>
-        <w:rFonts w:asciiTheme="minorHAnsi" w:eastAsiaTheme="minorHAnsi" w:hAnsiTheme="minorHAnsi" w:cstheme="minorBidi"/>
+        <w:rFonts w:ascii="Calibri" w:hAnsi="Calibri" w:eastAsia="Calibri" w:cs="" w:asciiTheme="minorHAnsi" w:cstheme="minorBidi" w:eastAsiaTheme="minorHAnsi" w:hAnsiTheme="minorHAnsi"/>
         <w:sz w:val="22"/>
         <w:szCs w:val="22"/>
         <w:lang w:val="fr-CH" w:eastAsia="en-US" w:bidi="ar-SA"/>
@@ -4974,21 +4523,21 @@
     </w:rPrDefault>
     <w:pPrDefault>
       <w:pPr>
-        <w:suppressAutoHyphens/>
+        <w:suppressAutoHyphens w:val="true"/>
       </w:pPr>
     </w:pPrDefault>
   </w:docDefaults>
   <w:latentStyles w:defLockedState="0" w:defUIPriority="99" w:defSemiHidden="0" w:defUnhideWhenUsed="0" w:defQFormat="0" w:count="376">
     <w:lsdException w:name="Normal" w:uiPriority="0" w:qFormat="1"/>
     <w:lsdException w:name="heading 1" w:uiPriority="9" w:qFormat="1"/>
-    <w:lsdException w:name="heading 2" w:semiHidden="1" w:uiPriority="9" w:unhideWhenUsed="1" w:qFormat="1"/>
-    <w:lsdException w:name="heading 3" w:semiHidden="1" w:uiPriority="9" w:unhideWhenUsed="1" w:qFormat="1"/>
-    <w:lsdException w:name="heading 4" w:semiHidden="1" w:uiPriority="9" w:unhideWhenUsed="1" w:qFormat="1"/>
-    <w:lsdException w:name="heading 5" w:semiHidden="1" w:uiPriority="9" w:unhideWhenUsed="1" w:qFormat="1"/>
-    <w:lsdException w:name="heading 6" w:semiHidden="1" w:uiPriority="9" w:unhideWhenUsed="1" w:qFormat="1"/>
-    <w:lsdException w:name="heading 7" w:semiHidden="1" w:uiPriority="9" w:unhideWhenUsed="1" w:qFormat="1"/>
-    <w:lsdException w:name="heading 8" w:semiHidden="1" w:uiPriority="9" w:unhideWhenUsed="1" w:qFormat="1"/>
-    <w:lsdException w:name="heading 9" w:semiHidden="1" w:uiPriority="9" w:unhideWhenUsed="1" w:qFormat="1"/>
+    <w:lsdException w:name="heading 2" w:uiPriority="9" w:semiHidden="1" w:unhideWhenUsed="1" w:qFormat="1"/>
+    <w:lsdException w:name="heading 3" w:uiPriority="9" w:semiHidden="1" w:unhideWhenUsed="1" w:qFormat="1"/>
+    <w:lsdException w:name="heading 4" w:uiPriority="9" w:semiHidden="1" w:unhideWhenUsed="1" w:qFormat="1"/>
+    <w:lsdException w:name="heading 5" w:uiPriority="9" w:semiHidden="1" w:unhideWhenUsed="1" w:qFormat="1"/>
+    <w:lsdException w:name="heading 6" w:uiPriority="9" w:semiHidden="1" w:unhideWhenUsed="1" w:qFormat="1"/>
+    <w:lsdException w:name="heading 7" w:uiPriority="9" w:semiHidden="1" w:unhideWhenUsed="1" w:qFormat="1"/>
+    <w:lsdException w:name="heading 8" w:uiPriority="9" w:semiHidden="1" w:unhideWhenUsed="1" w:qFormat="1"/>
+    <w:lsdException w:name="heading 9" w:uiPriority="9" w:semiHidden="1" w:unhideWhenUsed="1" w:qFormat="1"/>
     <w:lsdException w:name="index 1" w:semiHidden="1" w:unhideWhenUsed="1"/>
     <w:lsdException w:name="index 2" w:semiHidden="1" w:unhideWhenUsed="1"/>
     <w:lsdException w:name="index 3" w:semiHidden="1" w:unhideWhenUsed="1"/>
@@ -4998,22 +4547,22 @@
     <w:lsdException w:name="index 7" w:semiHidden="1" w:unhideWhenUsed="1"/>
     <w:lsdException w:name="index 8" w:semiHidden="1" w:unhideWhenUsed="1"/>
     <w:lsdException w:name="index 9" w:semiHidden="1" w:unhideWhenUsed="1"/>
-    <w:lsdException w:name="toc 1" w:semiHidden="1" w:uiPriority="39" w:unhideWhenUsed="1"/>
-    <w:lsdException w:name="toc 2" w:semiHidden="1" w:uiPriority="39" w:unhideWhenUsed="1"/>
-    <w:lsdException w:name="toc 3" w:semiHidden="1" w:uiPriority="39" w:unhideWhenUsed="1"/>
-    <w:lsdException w:name="toc 4" w:semiHidden="1" w:uiPriority="39" w:unhideWhenUsed="1"/>
-    <w:lsdException w:name="toc 5" w:semiHidden="1" w:uiPriority="39" w:unhideWhenUsed="1"/>
-    <w:lsdException w:name="toc 6" w:semiHidden="1" w:uiPriority="39" w:unhideWhenUsed="1"/>
-    <w:lsdException w:name="toc 7" w:semiHidden="1" w:uiPriority="39" w:unhideWhenUsed="1"/>
-    <w:lsdException w:name="toc 8" w:semiHidden="1" w:uiPriority="39" w:unhideWhenUsed="1"/>
-    <w:lsdException w:name="toc 9" w:semiHidden="1" w:uiPriority="39" w:unhideWhenUsed="1"/>
+    <w:lsdException w:name="toc 1" w:uiPriority="39" w:semiHidden="1" w:unhideWhenUsed="1"/>
+    <w:lsdException w:name="toc 2" w:uiPriority="39" w:semiHidden="1" w:unhideWhenUsed="1"/>
+    <w:lsdException w:name="toc 3" w:uiPriority="39" w:semiHidden="1" w:unhideWhenUsed="1"/>
+    <w:lsdException w:name="toc 4" w:uiPriority="39" w:semiHidden="1" w:unhideWhenUsed="1"/>
+    <w:lsdException w:name="toc 5" w:uiPriority="39" w:semiHidden="1" w:unhideWhenUsed="1"/>
+    <w:lsdException w:name="toc 6" w:uiPriority="39" w:semiHidden="1" w:unhideWhenUsed="1"/>
+    <w:lsdException w:name="toc 7" w:uiPriority="39" w:semiHidden="1" w:unhideWhenUsed="1"/>
+    <w:lsdException w:name="toc 8" w:uiPriority="39" w:semiHidden="1" w:unhideWhenUsed="1"/>
+    <w:lsdException w:name="toc 9" w:uiPriority="39" w:semiHidden="1" w:unhideWhenUsed="1"/>
     <w:lsdException w:name="Normal Indent" w:semiHidden="1" w:unhideWhenUsed="1"/>
     <w:lsdException w:name="footnote text" w:semiHidden="1" w:unhideWhenUsed="1"/>
     <w:lsdException w:name="annotation text" w:semiHidden="1" w:unhideWhenUsed="1"/>
     <w:lsdException w:name="header" w:semiHidden="1" w:unhideWhenUsed="1"/>
     <w:lsdException w:name="footer" w:semiHidden="1" w:unhideWhenUsed="1"/>
     <w:lsdException w:name="index heading" w:semiHidden="1" w:unhideWhenUsed="1"/>
-    <w:lsdException w:name="caption" w:semiHidden="1" w:uiPriority="35" w:unhideWhenUsed="1" w:qFormat="1"/>
+    <w:lsdException w:name="caption" w:uiPriority="35" w:semiHidden="1" w:unhideWhenUsed="1" w:qFormat="1"/>
     <w:lsdException w:name="table of figures" w:semiHidden="1" w:unhideWhenUsed="1"/>
     <w:lsdException w:name="envelope address" w:semiHidden="1" w:unhideWhenUsed="1"/>
     <w:lsdException w:name="envelope return" w:semiHidden="1" w:unhideWhenUsed="1"/>
@@ -5044,7 +4593,7 @@
     <w:lsdException w:name="Title" w:uiPriority="10" w:qFormat="1"/>
     <w:lsdException w:name="Closing" w:semiHidden="1" w:unhideWhenUsed="1"/>
     <w:lsdException w:name="Signature" w:semiHidden="1" w:unhideWhenUsed="1"/>
-    <w:lsdException w:name="Default Paragraph Font" w:semiHidden="1" w:uiPriority="1" w:unhideWhenUsed="1"/>
+    <w:lsdException w:name="Default Paragraph Font" w:uiPriority="1" w:semiHidden="1" w:unhideWhenUsed="1"/>
     <w:lsdException w:name="Body Text" w:semiHidden="1" w:unhideWhenUsed="1"/>
     <w:lsdException w:name="Body Text Indent" w:semiHidden="1" w:unhideWhenUsed="1"/>
     <w:lsdException w:name="List Continue" w:semiHidden="1" w:unhideWhenUsed="1"/>
@@ -5244,8 +4793,8 @@
     <w:lsdException w:name="Subtle Reference" w:uiPriority="31" w:qFormat="1"/>
     <w:lsdException w:name="Intense Reference" w:uiPriority="32" w:qFormat="1"/>
     <w:lsdException w:name="Book Title" w:uiPriority="33" w:qFormat="1"/>
-    <w:lsdException w:name="Bibliography" w:semiHidden="1" w:uiPriority="37" w:unhideWhenUsed="1"/>
-    <w:lsdException w:name="TOC Heading" w:semiHidden="1" w:uiPriority="39" w:unhideWhenUsed="1" w:qFormat="1"/>
+    <w:lsdException w:name="Bibliography" w:uiPriority="37" w:semiHidden="1" w:unhideWhenUsed="1"/>
+    <w:lsdException w:name="TOC Heading" w:uiPriority="39" w:semiHidden="1" w:unhideWhenUsed="1" w:qFormat="1"/>
     <w:lsdException w:name="Plain Table 1" w:uiPriority="41"/>
     <w:lsdException w:name="Plain Table 2" w:uiPriority="42"/>
     <w:lsdException w:name="Plain Table 3" w:uiPriority="43"/>
@@ -5356,31 +4905,39 @@
     <w:lsdException w:name="Unresolved Mention" w:semiHidden="1" w:unhideWhenUsed="1"/>
     <w:lsdException w:name="Smart Link" w:semiHidden="1" w:unhideWhenUsed="1"/>
   </w:latentStyles>
-  <w:style w:type="paragraph" w:default="1" w:styleId="Normal">
+  <w:style w:type="paragraph" w:styleId="Normal" w:default="1">
     <w:name w:val="Normal"/>
     <w:qFormat/>
-    <w:rsid w:val="00C002A0"/>
+    <w:rsid w:val="00c002a0"/>
     <w:pPr>
-      <w:spacing w:after="200" w:line="252" w:lineRule="auto"/>
+      <w:widowControl/>
+      <w:suppressAutoHyphens w:val="true"/>
+      <w:bidi w:val="0"/>
+      <w:spacing w:lineRule="auto" w:line="252" w:before="0" w:after="200"/>
+      <w:jc w:val="left"/>
     </w:pPr>
     <w:rPr>
-      <w:rFonts w:asciiTheme="majorHAnsi" w:eastAsiaTheme="majorEastAsia" w:hAnsiTheme="majorHAnsi" w:cstheme="majorBidi"/>
-      <w:lang w:val="en-GB"/>
+      <w:rFonts w:ascii="Calibri Light" w:hAnsi="Calibri Light" w:eastAsia="" w:cs="" w:asciiTheme="majorHAnsi" w:cstheme="majorBidi" w:eastAsiaTheme="majorEastAsia" w:hAnsiTheme="majorHAnsi"/>
+      <w:color w:val="auto"/>
+      <w:kern w:val="0"/>
+      <w:sz w:val="22"/>
+      <w:szCs w:val="22"/>
+      <w:lang w:val="en-GB" w:eastAsia="en-US" w:bidi="ar-SA"/>
     </w:rPr>
   </w:style>
   <w:style w:type="paragraph" w:styleId="Heading1">
-    <w:name w:val="heading 1"/>
+    <w:name w:val="Heading 1"/>
     <w:basedOn w:val="Normal"/>
     <w:link w:val="Heading1Char"/>
     <w:uiPriority w:val="9"/>
     <w:qFormat/>
-    <w:rsid w:val="0064186D"/>
+    <w:rsid w:val="0064186d"/>
     <w:pPr>
-      <w:spacing w:beforeAutospacing="1" w:afterAutospacing="1" w:line="240" w:lineRule="auto"/>
+      <w:spacing w:lineRule="auto" w:line="240" w:beforeAutospacing="1" w:afterAutospacing="1"/>
       <w:outlineLvl w:val="0"/>
     </w:pPr>
     <w:rPr>
-      <w:rFonts w:ascii="Times New Roman" w:eastAsia="Times New Roman" w:hAnsi="Times New Roman" w:cs="Times New Roman"/>
+      <w:rFonts w:ascii="Times New Roman" w:hAnsi="Times New Roman" w:eastAsia="Times New Roman" w:cs="Times New Roman"/>
       <w:b/>
       <w:bCs/>
       <w:kern w:val="2"/>
@@ -5390,46 +4947,27 @@
     </w:rPr>
   </w:style>
   <w:style w:type="paragraph" w:styleId="Heading3">
-    <w:name w:val="heading 3"/>
+    <w:name w:val="Heading 3"/>
     <w:basedOn w:val="Heading"/>
     <w:next w:val="BodyText"/>
     <w:qFormat/>
     <w:pPr>
-      <w:spacing w:before="140"/>
+      <w:spacing w:before="140" w:after="120"/>
       <w:outlineLvl w:val="2"/>
     </w:pPr>
     <w:rPr>
-      <w:rFonts w:ascii="Liberation Serif" w:eastAsia="DejaVu Sans" w:hAnsi="Liberation Serif" w:cs="DejaVu Sans"/>
+      <w:rFonts w:ascii="Liberation Serif" w:hAnsi="Liberation Serif" w:eastAsia="DejaVu Sans" w:cs="DejaVu Sans"/>
       <w:b/>
       <w:bCs/>
     </w:rPr>
   </w:style>
-  <w:style w:type="character" w:default="1" w:styleId="DefaultParagraphFont">
+  <w:style w:type="character" w:styleId="DefaultParagraphFont" w:default="1">
     <w:name w:val="Default Paragraph Font"/>
     <w:uiPriority w:val="1"/>
     <w:semiHidden/>
     <w:unhideWhenUsed/>
-  </w:style>
-  <w:style w:type="table" w:default="1" w:styleId="TableNormal">
-    <w:name w:val="Normal Table"/>
-    <w:uiPriority w:val="99"/>
-    <w:semiHidden/>
-    <w:unhideWhenUsed/>
-    <w:tblPr>
-      <w:tblInd w:w="0" w:type="dxa"/>
-      <w:tblCellMar>
-        <w:top w:w="0" w:type="dxa"/>
-        <w:left w:w="108" w:type="dxa"/>
-        <w:bottom w:w="0" w:type="dxa"/>
-        <w:right w:w="108" w:type="dxa"/>
-      </w:tblCellMar>
-    </w:tblPr>
-  </w:style>
-  <w:style w:type="numbering" w:default="1" w:styleId="NoList">
-    <w:name w:val="No List"/>
-    <w:uiPriority w:val="99"/>
-    <w:semiHidden/>
-    <w:unhideWhenUsed/>
+    <w:qFormat/>
+    <w:rPr/>
   </w:style>
   <w:style w:type="character" w:styleId="PlaceholderText">
     <w:name w:val="Placeholder Text"/>
@@ -5437,32 +4975,32 @@
     <w:uiPriority w:val="99"/>
     <w:semiHidden/>
     <w:qFormat/>
-    <w:rsid w:val="008F3558"/>
+    <w:rsid w:val="008f3558"/>
     <w:rPr>
       <w:color w:val="808080"/>
     </w:rPr>
   </w:style>
-  <w:style w:type="character" w:customStyle="1" w:styleId="HeaderChar">
+  <w:style w:type="character" w:styleId="HeaderChar" w:customStyle="1">
     <w:name w:val="Header Char"/>
     <w:basedOn w:val="DefaultParagraphFont"/>
     <w:link w:val="Header"/>
     <w:uiPriority w:val="99"/>
     <w:qFormat/>
-    <w:rsid w:val="00F038B9"/>
+    <w:rsid w:val="00f038b9"/>
     <w:rPr>
-      <w:rFonts w:asciiTheme="majorHAnsi" w:eastAsiaTheme="majorEastAsia" w:hAnsiTheme="majorHAnsi" w:cstheme="majorBidi"/>
+      <w:rFonts w:ascii="Calibri Light" w:hAnsi="Calibri Light" w:eastAsia="" w:cs="" w:asciiTheme="majorHAnsi" w:cstheme="majorBidi" w:eastAsiaTheme="majorEastAsia" w:hAnsiTheme="majorHAnsi"/>
       <w:lang w:val="en-GB"/>
     </w:rPr>
   </w:style>
-  <w:style w:type="character" w:customStyle="1" w:styleId="FooterChar">
+  <w:style w:type="character" w:styleId="FooterChar" w:customStyle="1">
     <w:name w:val="Footer Char"/>
     <w:basedOn w:val="DefaultParagraphFont"/>
     <w:link w:val="Footer"/>
     <w:uiPriority w:val="99"/>
     <w:qFormat/>
-    <w:rsid w:val="00F038B9"/>
+    <w:rsid w:val="00f038b9"/>
     <w:rPr>
-      <w:rFonts w:asciiTheme="majorHAnsi" w:eastAsiaTheme="majorEastAsia" w:hAnsiTheme="majorHAnsi" w:cstheme="majorBidi"/>
+      <w:rFonts w:ascii="Calibri Light" w:hAnsi="Calibri Light" w:eastAsia="" w:cs="" w:asciiTheme="majorHAnsi" w:cstheme="majorBidi" w:eastAsiaTheme="majorEastAsia" w:hAnsiTheme="majorHAnsi"/>
       <w:lang w:val="en-GB"/>
     </w:rPr>
   </w:style>
@@ -5470,13 +5008,13 @@
     <w:name w:val="Hyperlink"/>
     <w:uiPriority w:val="99"/>
     <w:unhideWhenUsed/>
-    <w:rsid w:val="00D13584"/>
+    <w:rsid w:val="00d13584"/>
     <w:rPr>
       <w:color w:val="0000FF"/>
       <w:u w:val="single"/>
     </w:rPr>
   </w:style>
-  <w:style w:type="character" w:customStyle="1" w:styleId="BalloonTextChar">
+  <w:style w:type="character" w:styleId="BalloonTextChar" w:customStyle="1">
     <w:name w:val="Balloon Text Char"/>
     <w:basedOn w:val="DefaultParagraphFont"/>
     <w:link w:val="BalloonText"/>
@@ -5485,27 +5023,28 @@
     <w:qFormat/>
     <w:rsid w:val="00306600"/>
     <w:rPr>
-      <w:rFonts w:ascii="Segoe UI" w:eastAsiaTheme="majorEastAsia" w:hAnsi="Segoe UI" w:cs="Segoe UI"/>
+      <w:rFonts w:ascii="Segoe UI" w:hAnsi="Segoe UI" w:eastAsia="" w:cs="Segoe UI" w:eastAsiaTheme="majorEastAsia"/>
       <w:sz w:val="18"/>
       <w:szCs w:val="18"/>
       <w:lang w:val="en-GB"/>
     </w:rPr>
   </w:style>
-  <w:style w:type="character" w:customStyle="1" w:styleId="tlid-translation">
+  <w:style w:type="character" w:styleId="tlid-translation" w:customStyle="1">
     <w:name w:val="tlid-translation"/>
     <w:basedOn w:val="DefaultParagraphFont"/>
     <w:qFormat/>
-    <w:rsid w:val="0073416D"/>
+    <w:rsid w:val="0073416d"/>
+    <w:rPr/>
   </w:style>
-  <w:style w:type="character" w:customStyle="1" w:styleId="Heading1Char">
+  <w:style w:type="character" w:styleId="Heading1Char" w:customStyle="1">
     <w:name w:val="Heading 1 Char"/>
     <w:basedOn w:val="DefaultParagraphFont"/>
     <w:link w:val="Heading1"/>
     <w:uiPriority w:val="9"/>
     <w:qFormat/>
-    <w:rsid w:val="0064186D"/>
+    <w:rsid w:val="0064186d"/>
     <w:rPr>
-      <w:rFonts w:ascii="Times New Roman" w:eastAsia="Times New Roman" w:hAnsi="Times New Roman" w:cs="Times New Roman"/>
+      <w:rFonts w:ascii="Times New Roman" w:hAnsi="Times New Roman" w:eastAsia="Times New Roman" w:cs="Times New Roman"/>
       <w:b/>
       <w:bCs/>
       <w:kern w:val="2"/>
@@ -5514,44 +5053,44 @@
       <w:lang w:val="en-GB" w:eastAsia="en-GB"/>
     </w:rPr>
   </w:style>
-  <w:style w:type="character" w:styleId="CommentReference">
+  <w:style w:type="character" w:styleId="annotationreference">
     <w:name w:val="annotation reference"/>
     <w:basedOn w:val="DefaultParagraphFont"/>
     <w:uiPriority w:val="99"/>
     <w:semiHidden/>
     <w:unhideWhenUsed/>
     <w:qFormat/>
-    <w:rsid w:val="001E1DA9"/>
+    <w:rsid w:val="001e1da9"/>
     <w:rPr>
       <w:sz w:val="16"/>
       <w:szCs w:val="16"/>
     </w:rPr>
   </w:style>
-  <w:style w:type="character" w:customStyle="1" w:styleId="CommentTextChar">
+  <w:style w:type="character" w:styleId="CommentTextChar" w:customStyle="1">
     <w:name w:val="Comment Text Char"/>
     <w:basedOn w:val="DefaultParagraphFont"/>
-    <w:link w:val="CommentText"/>
+    <w:link w:val="AnnotationText"/>
     <w:uiPriority w:val="99"/>
     <w:semiHidden/>
     <w:qFormat/>
-    <w:rsid w:val="001E1DA9"/>
+    <w:rsid w:val="001e1da9"/>
     <w:rPr>
-      <w:rFonts w:asciiTheme="majorHAnsi" w:eastAsiaTheme="majorEastAsia" w:hAnsiTheme="majorHAnsi" w:cstheme="majorBidi"/>
+      <w:rFonts w:ascii="Calibri Light" w:hAnsi="Calibri Light" w:eastAsia="" w:cs="" w:asciiTheme="majorHAnsi" w:cstheme="majorBidi" w:eastAsiaTheme="majorEastAsia" w:hAnsiTheme="majorHAnsi"/>
       <w:sz w:val="20"/>
       <w:szCs w:val="20"/>
       <w:lang w:val="en-GB"/>
     </w:rPr>
   </w:style>
-  <w:style w:type="character" w:customStyle="1" w:styleId="CommentSubjectChar">
+  <w:style w:type="character" w:styleId="CommentSubjectChar" w:customStyle="1">
     <w:name w:val="Comment Subject Char"/>
     <w:basedOn w:val="CommentTextChar"/>
-    <w:link w:val="CommentSubject"/>
+    <w:link w:val="annotationsubject"/>
     <w:uiPriority w:val="99"/>
     <w:semiHidden/>
     <w:qFormat/>
-    <w:rsid w:val="001E1DA9"/>
+    <w:rsid w:val="001e1da9"/>
     <w:rPr>
-      <w:rFonts w:asciiTheme="majorHAnsi" w:eastAsiaTheme="majorEastAsia" w:hAnsiTheme="majorHAnsi" w:cstheme="majorBidi"/>
+      <w:rFonts w:ascii="Calibri Light" w:hAnsi="Calibri Light" w:eastAsia="" w:cs="" w:asciiTheme="majorHAnsi" w:cstheme="majorBidi" w:eastAsiaTheme="majorEastAsia" w:hAnsiTheme="majorHAnsi"/>
       <w:b/>
       <w:bCs/>
       <w:sz w:val="20"/>
@@ -5559,30 +5098,30 @@
       <w:lang w:val="en-GB"/>
     </w:rPr>
   </w:style>
-  <w:style w:type="character" w:customStyle="1" w:styleId="Mentionnonrsolue1">
+  <w:style w:type="character" w:styleId="Mentionnonrsolue1" w:customStyle="1">
     <w:name w:val="Mention non résolue1"/>
     <w:basedOn w:val="DefaultParagraphFont"/>
     <w:uiPriority w:val="99"/>
     <w:semiHidden/>
     <w:unhideWhenUsed/>
     <w:qFormat/>
-    <w:rsid w:val="005C4273"/>
+    <w:rsid w:val="005c4273"/>
     <w:rPr>
       <w:color w:val="605E5C"/>
-      <w:shd w:val="clear" w:color="auto" w:fill="E1DFDD"/>
+      <w:shd w:fill="E1DFDD" w:val="clear"/>
     </w:rPr>
   </w:style>
-  <w:style w:type="character" w:customStyle="1" w:styleId="Mentionnonrsolue2">
+  <w:style w:type="character" w:styleId="Mentionnonrsolue2" w:customStyle="1">
     <w:name w:val="Mention non résolue2"/>
     <w:basedOn w:val="DefaultParagraphFont"/>
     <w:uiPriority w:val="99"/>
     <w:semiHidden/>
     <w:unhideWhenUsed/>
     <w:qFormat/>
-    <w:rsid w:val="002C5815"/>
+    <w:rsid w:val="002c5815"/>
     <w:rPr>
       <w:color w:val="605E5C"/>
-      <w:shd w:val="clear" w:color="auto" w:fill="E1DFDD"/>
+      <w:shd w:fill="E1DFDD" w:val="clear"/>
     </w:rPr>
   </w:style>
   <w:style w:type="character" w:styleId="FollowedHyperlink">
@@ -5591,9 +5130,9 @@
     <w:uiPriority w:val="99"/>
     <w:semiHidden/>
     <w:unhideWhenUsed/>
-    <w:rsid w:val="00A13316"/>
+    <w:rsid w:val="00a13316"/>
     <w:rPr>
-      <w:color w:val="954F72" w:themeColor="followedHyperlink"/>
+      <w:color w:themeColor="followedHyperlink" w:val="954F72"/>
       <w:u w:val="single"/>
     </w:rPr>
   </w:style>
@@ -5605,24 +5144,28 @@
       <w:bCs/>
     </w:rPr>
   </w:style>
-  <w:style w:type="character" w:customStyle="1" w:styleId="Bullets">
+  <w:style w:type="character" w:styleId="Bullets" w:customStyle="1">
     <w:name w:val="Bullets"/>
     <w:qFormat/>
     <w:rPr>
-      <w:rFonts w:ascii="OpenSymbol" w:eastAsia="OpenSymbol" w:hAnsi="OpenSymbol" w:cs="OpenSymbol"/>
+      <w:rFonts w:ascii="OpenSymbol" w:hAnsi="OpenSymbol" w:eastAsia="OpenSymbol" w:cs="OpenSymbol"/>
     </w:rPr>
   </w:style>
-  <w:style w:type="paragraph" w:customStyle="1" w:styleId="Heading">
+  <w:style w:type="character" w:styleId="LineNumber">
+    <w:name w:val="Line Number"/>
+    <w:rPr/>
+  </w:style>
+  <w:style w:type="paragraph" w:styleId="Heading" w:customStyle="1">
     <w:name w:val="Heading"/>
     <w:basedOn w:val="Normal"/>
     <w:next w:val="BodyText"/>
     <w:qFormat/>
     <w:pPr>
-      <w:keepNext/>
+      <w:keepNext w:val="true"/>
       <w:spacing w:before="240" w:after="120"/>
     </w:pPr>
     <w:rPr>
-      <w:rFonts w:ascii="Liberation Sans" w:eastAsia="Noto Sans CJK SC" w:hAnsi="Liberation Sans" w:cs="Noto Sans Devanagari"/>
+      <w:rFonts w:ascii="Liberation Sans" w:hAnsi="Liberation Sans" w:eastAsia="Noto Sans CJK SC" w:cs="Noto Sans Devanagari"/>
       <w:sz w:val="28"/>
       <w:szCs w:val="28"/>
     </w:rPr>
@@ -5631,18 +5174,20 @@
     <w:name w:val="Body Text"/>
     <w:basedOn w:val="Normal"/>
     <w:pPr>
-      <w:spacing w:after="140" w:line="276" w:lineRule="auto"/>
+      <w:spacing w:lineRule="auto" w:line="276" w:before="0" w:after="140"/>
     </w:pPr>
+    <w:rPr/>
   </w:style>
   <w:style w:type="paragraph" w:styleId="List">
     <w:name w:val="List"/>
     <w:basedOn w:val="BodyText"/>
+    <w:pPr/>
     <w:rPr>
       <w:rFonts w:cs="Noto Sans Devanagari"/>
     </w:rPr>
   </w:style>
   <w:style w:type="paragraph" w:styleId="Caption">
-    <w:name w:val="caption"/>
+    <w:name w:val="Caption"/>
     <w:basedOn w:val="Normal"/>
     <w:qFormat/>
     <w:pPr>
@@ -5657,7 +5202,7 @@
       <w:szCs w:val="24"/>
     </w:rPr>
   </w:style>
-  <w:style w:type="paragraph" w:customStyle="1" w:styleId="Index">
+  <w:style w:type="paragraph" w:styleId="Index" w:customStyle="1">
     <w:name w:val="Index"/>
     <w:basedOn w:val="Normal"/>
     <w:qFormat/>
@@ -5668,64 +5213,72 @@
       <w:rFonts w:cs="Noto Sans Devanagari"/>
     </w:rPr>
   </w:style>
-  <w:style w:type="paragraph" w:customStyle="1" w:styleId="HeaderandFooter">
+  <w:style w:type="paragraph" w:styleId="HeaderandFooter" w:customStyle="1">
     <w:name w:val="Header and Footer"/>
     <w:basedOn w:val="Normal"/>
     <w:qFormat/>
+    <w:pPr/>
+    <w:rPr/>
   </w:style>
   <w:style w:type="paragraph" w:styleId="Header">
-    <w:name w:val="header"/>
+    <w:name w:val="Header"/>
     <w:basedOn w:val="Normal"/>
     <w:link w:val="HeaderChar"/>
     <w:uiPriority w:val="99"/>
     <w:unhideWhenUsed/>
-    <w:rsid w:val="00F038B9"/>
+    <w:rsid w:val="00f038b9"/>
     <w:pPr>
       <w:tabs>
-        <w:tab w:val="center" w:pos="4536"/>
-        <w:tab w:val="right" w:pos="9072"/>
+        <w:tab w:val="clear" w:pos="708"/>
+        <w:tab w:val="center" w:pos="4536" w:leader="none"/>
+        <w:tab w:val="right" w:pos="9072" w:leader="none"/>
       </w:tabs>
-      <w:spacing w:after="0" w:line="240" w:lineRule="auto"/>
+      <w:spacing w:lineRule="auto" w:line="240" w:before="0" w:after="0"/>
     </w:pPr>
+    <w:rPr/>
   </w:style>
   <w:style w:type="paragraph" w:styleId="Footer">
-    <w:name w:val="footer"/>
+    <w:name w:val="Footer"/>
     <w:basedOn w:val="Normal"/>
     <w:link w:val="FooterChar"/>
     <w:uiPriority w:val="99"/>
     <w:unhideWhenUsed/>
-    <w:rsid w:val="00F038B9"/>
+    <w:rsid w:val="00f038b9"/>
     <w:pPr>
       <w:tabs>
-        <w:tab w:val="center" w:pos="4536"/>
-        <w:tab w:val="right" w:pos="9072"/>
+        <w:tab w:val="clear" w:pos="708"/>
+        <w:tab w:val="center" w:pos="4536" w:leader="none"/>
+        <w:tab w:val="right" w:pos="9072" w:leader="none"/>
       </w:tabs>
-      <w:spacing w:after="0" w:line="240" w:lineRule="auto"/>
+      <w:spacing w:lineRule="auto" w:line="240" w:before="0" w:after="0"/>
     </w:pPr>
+    <w:rPr/>
   </w:style>
   <w:style w:type="paragraph" w:styleId="ListParagraph">
     <w:name w:val="List Paragraph"/>
     <w:basedOn w:val="Normal"/>
     <w:uiPriority w:val="34"/>
     <w:qFormat/>
-    <w:rsid w:val="00CC2FA2"/>
+    <w:rsid w:val="00cc2fa2"/>
     <w:pPr>
+      <w:spacing w:before="0" w:after="200"/>
       <w:ind w:left="720"/>
       <w:contextualSpacing/>
     </w:pPr>
+    <w:rPr/>
   </w:style>
-  <w:style w:type="paragraph" w:customStyle="1" w:styleId="Paragraphestandard">
+  <w:style w:type="paragraph" w:styleId="Paragraphestandard" w:customStyle="1">
     <w:name w:val="[Paragraphe standard]"/>
     <w:basedOn w:val="Normal"/>
     <w:uiPriority w:val="99"/>
     <w:qFormat/>
-    <w:rsid w:val="00FC1BC1"/>
+    <w:rsid w:val="00fc1bc1"/>
     <w:pPr>
-      <w:spacing w:after="0" w:line="288" w:lineRule="auto"/>
+      <w:spacing w:lineRule="auto" w:line="288" w:before="0" w:after="0"/>
       <w:textAlignment w:val="center"/>
     </w:pPr>
     <w:rPr>
-      <w:rFonts w:ascii="Minion Pro" w:eastAsiaTheme="minorHAnsi" w:hAnsi="Minion Pro" w:cs="Minion Pro"/>
+      <w:rFonts w:ascii="Minion Pro" w:hAnsi="Minion Pro" w:eastAsia="Calibri" w:cs="Minion Pro" w:eastAsiaTheme="minorHAnsi"/>
       <w:color w:val="000000"/>
       <w:sz w:val="24"/>
       <w:szCs w:val="24"/>
@@ -5738,12 +5291,12 @@
     <w:uiPriority w:val="99"/>
     <w:unhideWhenUsed/>
     <w:qFormat/>
-    <w:rsid w:val="00D13584"/>
+    <w:rsid w:val="00d13584"/>
     <w:pPr>
-      <w:spacing w:after="0" w:line="240" w:lineRule="auto"/>
+      <w:spacing w:lineRule="auto" w:line="240" w:before="0" w:after="0"/>
     </w:pPr>
     <w:rPr>
-      <w:rFonts w:ascii="Times New Roman" w:eastAsia="Times New Roman" w:hAnsi="Times New Roman" w:cs="Times New Roman"/>
+      <w:rFonts w:ascii="Times New Roman" w:hAnsi="Times New Roman" w:eastAsia="Times New Roman" w:cs="Times New Roman"/>
       <w:sz w:val="24"/>
       <w:szCs w:val="24"/>
       <w:lang w:val="de-CH" w:eastAsia="de-CH"/>
@@ -5759,7 +5312,7 @@
     <w:qFormat/>
     <w:rsid w:val="00306600"/>
     <w:pPr>
-      <w:spacing w:after="0" w:line="240" w:lineRule="auto"/>
+      <w:spacing w:lineRule="auto" w:line="240" w:before="0" w:after="0"/>
     </w:pPr>
     <w:rPr>
       <w:rFonts w:ascii="Segoe UI" w:hAnsi="Segoe UI" w:cs="Segoe UI"/>
@@ -5767,169 +5320,208 @@
       <w:szCs w:val="18"/>
     </w:rPr>
   </w:style>
-  <w:style w:type="paragraph" w:customStyle="1" w:styleId="PunkteAufklrungsgesprch">
+  <w:style w:type="paragraph" w:styleId="PunkteAufklrungsgesprch" w:customStyle="1">
     <w:name w:val="Punkte Aufklärungsgespräch"/>
     <w:qFormat/>
-    <w:rsid w:val="0088522A"/>
+    <w:rsid w:val="0088522a"/>
     <w:pPr>
-      <w:keepNext/>
+      <w:keepNext w:val="true"/>
+      <w:widowControl/>
       <w:numPr>
+        <w:ilvl w:val="0"/>
         <w:numId w:val="1"/>
       </w:numPr>
-      <w:spacing w:line="300" w:lineRule="auto"/>
-      <w:ind w:left="1111" w:right="340" w:hanging="431"/>
+      <w:suppressAutoHyphens w:val="true"/>
+      <w:bidi w:val="0"/>
+      <w:spacing w:lineRule="auto" w:line="300" w:before="0" w:after="0"/>
+      <w:ind w:hanging="431" w:left="1111" w:right="340"/>
+      <w:jc w:val="left"/>
     </w:pPr>
     <w:rPr>
-      <w:rFonts w:ascii="Arial" w:eastAsia="Calibri" w:hAnsi="Arial" w:cs="Arial"/>
-      <w:color w:val="7F7F7F" w:themeColor="text1" w:themeTint="80"/>
+      <w:rFonts w:ascii="Arial" w:hAnsi="Arial" w:eastAsia="Calibri" w:cs="Arial"/>
+      <w:color w:themeColor="text1" w:themeTint="80" w:val="7F7F7F"/>
+      <w:kern w:val="0"/>
       <w:sz w:val="20"/>
       <w:szCs w:val="20"/>
+      <w:lang w:val="fr-CH" w:eastAsia="en-US" w:bidi="ar-SA"/>
     </w:rPr>
   </w:style>
-  <w:style w:type="paragraph" w:styleId="CommentText">
-    <w:name w:val="annotation text"/>
+  <w:style w:type="paragraph" w:styleId="AnnotationText">
+    <w:name w:val="Annotation Text"/>
     <w:basedOn w:val="Normal"/>
     <w:link w:val="CommentTextChar"/>
     <w:uiPriority w:val="99"/>
     <w:semiHidden/>
     <w:unhideWhenUsed/>
-    <w:rsid w:val="001E1DA9"/>
+    <w:rsid w:val="001e1da9"/>
     <w:pPr>
-      <w:spacing w:line="240" w:lineRule="auto"/>
+      <w:spacing w:lineRule="auto" w:line="240"/>
     </w:pPr>
     <w:rPr>
       <w:sz w:val="20"/>
       <w:szCs w:val="20"/>
     </w:rPr>
   </w:style>
-  <w:style w:type="paragraph" w:styleId="CommentSubject">
+  <w:style w:type="paragraph" w:styleId="annotationsubject">
     <w:name w:val="annotation subject"/>
-    <w:basedOn w:val="CommentText"/>
-    <w:next w:val="CommentText"/>
+    <w:basedOn w:val="AnnotationText"/>
+    <w:next w:val="AnnotationText"/>
     <w:link w:val="CommentSubjectChar"/>
     <w:uiPriority w:val="99"/>
     <w:semiHidden/>
     <w:unhideWhenUsed/>
     <w:qFormat/>
-    <w:rsid w:val="001E1DA9"/>
+    <w:rsid w:val="001e1da9"/>
+    <w:pPr/>
     <w:rPr>
       <w:b/>
       <w:bCs/>
     </w:rPr>
   </w:style>
-  <w:style w:type="paragraph" w:customStyle="1" w:styleId="Zwischentitel">
+  <w:style w:type="paragraph" w:styleId="Zwischentitel" w:customStyle="1">
     <w:name w:val="Zwischentitel"/>
     <w:basedOn w:val="Normal"/>
     <w:qFormat/>
-    <w:rsid w:val="00AC20DD"/>
+    <w:rsid w:val="00ac20dd"/>
     <w:pPr>
       <w:pBdr>
         <w:top w:val="single" w:sz="24" w:space="0" w:color="7F7F7F" w:themeColor="dark1" w:themeTint="80"/>
         <w:left w:val="single" w:sz="24" w:space="0" w:color="7F7F7F" w:themeColor="dark1" w:themeTint="80"/>
       </w:pBdr>
       <w:shd w:val="clear" w:color="auto" w:fill="7F7F7F" w:themeFill="text1" w:themeFillTint="80"/>
-      <w:spacing w:before="200" w:after="100" w:line="300" w:lineRule="auto"/>
+      <w:spacing w:lineRule="auto" w:line="300" w:before="200" w:after="100"/>
     </w:pPr>
     <w:rPr>
-      <w:rFonts w:ascii="Arial" w:eastAsiaTheme="minorHAnsi" w:hAnsi="Arial" w:cs="Times New Roman (Textkörper CS)"/>
+      <w:rFonts w:ascii="Arial" w:hAnsi="Arial" w:eastAsia="Calibri" w:cs="Times New Roman (Textkörper CS)" w:eastAsiaTheme="minorHAnsi"/>
       <w:b/>
-      <w:color w:val="FFFFFF" w:themeColor="background1"/>
+      <w:color w:themeColor="background1" w:val="FFFFFF"/>
       <w:sz w:val="20"/>
       <w:szCs w:val="20"/>
       <w:lang w:val="fr-CH"/>
     </w:rPr>
   </w:style>
-  <w:style w:type="paragraph" w:customStyle="1" w:styleId="FrameContents">
+  <w:style w:type="paragraph" w:styleId="FrameContents" w:customStyle="1">
     <w:name w:val="Frame Contents"/>
     <w:basedOn w:val="Normal"/>
     <w:qFormat/>
+    <w:pPr/>
+    <w:rPr/>
+  </w:style>
+  <w:style w:type="paragraph" w:styleId="Revision">
+    <w:name w:val="Revision"/>
+    <w:uiPriority w:val="99"/>
+    <w:semiHidden/>
+    <w:qFormat/>
+    <w:rsid w:val="00b57791"/>
+    <w:pPr>
+      <w:widowControl/>
+      <w:suppressAutoHyphens w:val="false"/>
+      <w:bidi w:val="0"/>
+      <w:spacing w:before="0" w:after="0"/>
+      <w:jc w:val="left"/>
+    </w:pPr>
+    <w:rPr>
+      <w:rFonts w:ascii="Calibri Light" w:hAnsi="Calibri Light" w:eastAsia="" w:cs="" w:asciiTheme="majorHAnsi" w:cstheme="majorBidi" w:eastAsiaTheme="majorEastAsia" w:hAnsiTheme="majorHAnsi"/>
+      <w:color w:val="auto"/>
+      <w:kern w:val="0"/>
+      <w:sz w:val="22"/>
+      <w:szCs w:val="22"/>
+      <w:lang w:val="en-GB" w:eastAsia="en-US" w:bidi="ar-SA"/>
+    </w:rPr>
+  </w:style>
+  <w:style w:type="numbering" w:styleId="NoList" w:default="1">
+    <w:name w:val="No List"/>
+    <w:uiPriority w:val="99"/>
+    <w:semiHidden/>
+    <w:unhideWhenUsed/>
+    <w:qFormat/>
+  </w:style>
+  <w:style w:type="table" w:default="1" w:styleId="TableNormal">
+    <w:name w:val="Normal Table"/>
+    <w:uiPriority w:val="99"/>
+    <w:semiHidden/>
+    <w:unhideWhenUsed/>
+    <w:tblPr>
+      <w:tblCellMar>
+        <w:top w:w="0" w:type="dxa"/>
+        <w:left w:w="108" w:type="dxa"/>
+        <w:bottom w:w="0" w:type="dxa"/>
+        <w:right w:w="108" w:type="dxa"/>
+      </w:tblCellMar>
+    </w:tblPr>
   </w:style>
   <w:style w:type="table" w:styleId="TableGrid">
     <w:name w:val="Table Grid"/>
     <w:basedOn w:val="TableNormal"/>
     <w:uiPriority w:val="59"/>
-    <w:rsid w:val="008F3558"/>
+    <w:rsid w:val="008f3558"/>
     <w:rPr>
-      <w:rFonts w:asciiTheme="majorHAnsi" w:eastAsiaTheme="majorEastAsia" w:hAnsiTheme="majorHAnsi" w:cstheme="majorBidi"/>
+      <w:rFonts w:asciiTheme="majorHAnsi" w:hAnsiTheme="majorHAnsi" w:eastAsiaTheme="majorEastAsia" w:cstheme="majorBidi"/>
       <w:lang w:val="en-GB"/>
     </w:rPr>
     <w:tblPr>
       <w:tblBorders>
-        <w:top w:val="single" w:sz="4" w:space="0" w:color="auto"/>
-        <w:left w:val="single" w:sz="4" w:space="0" w:color="auto"/>
-        <w:bottom w:val="single" w:sz="4" w:space="0" w:color="auto"/>
-        <w:right w:val="single" w:sz="4" w:space="0" w:color="auto"/>
-        <w:insideH w:val="single" w:sz="4" w:space="0" w:color="auto"/>
-        <w:insideV w:val="single" w:sz="4" w:space="0" w:color="auto"/>
+        <w:top w:val="single" w:color="auto" w:sz="4" w:space="0"/>
+        <w:left w:val="single" w:color="auto" w:sz="4" w:space="0"/>
+        <w:bottom w:val="single" w:color="auto" w:sz="4" w:space="0"/>
+        <w:right w:val="single" w:color="auto" w:sz="4" w:space="0"/>
+        <w:insideH w:val="single" w:color="auto" w:sz="4" w:space="0"/>
+        <w:insideV w:val="single" w:color="auto" w:sz="4" w:space="0"/>
       </w:tblBorders>
     </w:tblPr>
-  </w:style>
-  <w:style w:type="paragraph" w:styleId="Revision">
-    <w:name w:val="Revision"/>
-    <w:hidden/>
-    <w:uiPriority w:val="99"/>
-    <w:semiHidden/>
-    <w:rsid w:val="00B57791"/>
-    <w:pPr>
-      <w:suppressAutoHyphens w:val="0"/>
-    </w:pPr>
-    <w:rPr>
-      <w:rFonts w:asciiTheme="majorHAnsi" w:eastAsiaTheme="majorEastAsia" w:hAnsiTheme="majorHAnsi" w:cstheme="majorBidi"/>
-      <w:lang w:val="en-GB"/>
-    </w:rPr>
   </w:style>
 </w:styles>
 </file>
 
 <file path=word/theme/theme1.xml><?xml version="1.0" encoding="utf-8"?>
-<a:theme xmlns:a="http://schemas.openxmlformats.org/drawingml/2006/main" name="Thème Office">
+<a:theme xmlns:a="http://schemas.openxmlformats.org/drawingml/2006/main" xmlns:r="http://schemas.openxmlformats.org/officeDocument/2006/relationships" name="Thème Office">
   <a:themeElements>
     <a:clrScheme name="Office">
       <a:dk1>
         <a:srgbClr val="000000"/>
       </a:dk1>
       <a:lt1>
-        <a:srgbClr val="FFFFFF"/>
+        <a:srgbClr val="ffffff"/>
       </a:lt1>
       <a:dk2>
-        <a:srgbClr val="44546A"/>
+        <a:srgbClr val="44546a"/>
       </a:dk2>
       <a:lt2>
-        <a:srgbClr val="E7E6E6"/>
+        <a:srgbClr val="e7e6e6"/>
       </a:lt2>
       <a:accent1>
-        <a:srgbClr val="5B9BD5"/>
+        <a:srgbClr val="5b9bd5"/>
       </a:accent1>
       <a:accent2>
-        <a:srgbClr val="ED7D31"/>
+        <a:srgbClr val="ed7d31"/>
       </a:accent2>
       <a:accent3>
-        <a:srgbClr val="A5A5A5"/>
+        <a:srgbClr val="a5a5a5"/>
       </a:accent3>
       <a:accent4>
-        <a:srgbClr val="FFC000"/>
+        <a:srgbClr val="ffc000"/>
       </a:accent4>
       <a:accent5>
-        <a:srgbClr val="4472C4"/>
+        <a:srgbClr val="4472c4"/>
       </a:accent5>
       <a:accent6>
-        <a:srgbClr val="70AD47"/>
+        <a:srgbClr val="70ad47"/>
       </a:accent6>
       <a:hlink>
-        <a:srgbClr val="0563C1"/>
+        <a:srgbClr val="0563c1"/>
       </a:hlink>
       <a:folHlink>
-        <a:srgbClr val="954F72"/>
+        <a:srgbClr val="954f72"/>
       </a:folHlink>
     </a:clrScheme>
     <a:fontScheme name="Office">
       <a:majorFont>
-        <a:latin typeface="Calibri Light" panose="020F0302020204030204"/>
+        <a:latin typeface="Calibri Light" panose="020F0302020204030204" pitchFamily="0" charset="1"/>
         <a:ea typeface=""/>
         <a:cs typeface=""/>
       </a:majorFont>
       <a:minorFont>
-        <a:latin typeface="Calibri" panose="020F0502020204030204"/>
+        <a:latin typeface="Calibri" panose="020F0502020204030204" pitchFamily="0" charset="1"/>
         <a:ea typeface=""/>
         <a:cs typeface=""/>
       </a:minorFont>
@@ -5961,7 +5553,7 @@
             </a:gs>
           </a:gsLst>
           <a:lin ang="5400000" scaled="0"/>
-          <a:tileRect/>
+          <a:tileRect l="0" t="0" r="0" b="0"/>
         </a:gradFill>
         <a:gradFill>
           <a:gsLst>
@@ -5985,7 +5577,7 @@
             </a:gs>
           </a:gsLst>
           <a:lin ang="5400000" scaled="0"/>
-          <a:tileRect/>
+          <a:tileRect l="0" t="0" r="0" b="0"/>
         </a:gradFill>
       </a:fillStyleLst>
       <a:lnStyleLst>
@@ -6045,12 +5637,10 @@
             </a:gs>
           </a:gsLst>
           <a:lin ang="5400000" scaled="0"/>
-          <a:tileRect/>
+          <a:tileRect l="0" t="0" r="0" b="0"/>
         </a:gradFill>
       </a:bgFillStyleLst>
     </a:fmtScheme>
   </a:themeElements>
-  <a:objectDefaults/>
-  <a:extraClrSchemeLst/>
 </a:theme>
 </file>
--- a/06_IRB/hrec_information_sheet.docx
+++ b/06_IRB/hrec_information_sheet.docx
@@ -737,6 +737,21 @@
               <w:spacing w:lineRule="auto" w:line="240" w:before="0" w:after="0"/>
               <w:jc w:val="left"/>
               <w:rPr>
+                <w:rFonts w:ascii="Arial" w:hAnsi="Arial" w:eastAsia="MS Gothic" w:cs="Arial"/>
+              </w:rPr>
+            </w:pPr>
+            <w:r>
+              <w:rPr/>
+            </w:r>
+          </w:p>
+          <w:p>
+            <w:pPr>
+              <w:pStyle w:val="Normal"/>
+              <w:widowControl/>
+              <w:suppressAutoHyphens w:val="true"/>
+              <w:spacing w:lineRule="auto" w:line="240" w:before="0" w:after="0"/>
+              <w:jc w:val="left"/>
+              <w:rPr>
                 <w:rFonts w:ascii="Arial" w:hAnsi="Arial" w:cs="Arial"/>
               </w:rPr>
             </w:pPr>
@@ -1415,7 +1430,7 @@
   <w:comment w:id="0" w:author="Huguenot-Noel, Robin" w:date="2025-06-24T16:00:00Z" w:initials="RH">
     <w:p>
       <w:pPr>
-        <w:overflowPunct w:val="false"/>
+        <w:overflowPunct w:val="true"/>
         <w:spacing w:before="0" w:after="0" w:lineRule="auto" w:line="240"/>
         <w:rPr/>
       </w:pPr>
@@ -1434,7 +1449,7 @@
   <w:comment w:id="1" w:author="Huguenot-Noel, Robin" w:date="2025-06-24T16:01:00Z" w:initials="RH">
     <w:p>
       <w:pPr>
-        <w:overflowPunct w:val="false"/>
+        <w:overflowPunct w:val="true"/>
         <w:spacing w:before="0" w:after="0" w:lineRule="auto" w:line="240"/>
         <w:rPr/>
       </w:pPr>
@@ -2099,7 +2114,7 @@
       <mc:AlternateContent>
         <mc:Choice Requires="wps">
           <w:drawing>
-            <wp:anchor behindDoc="1" distT="0" distB="31750" distL="114300" distR="114300" simplePos="0" locked="0" layoutInCell="0" allowOverlap="0" relativeHeight="15" wp14:anchorId="74A1CC08">
+            <wp:anchor behindDoc="1" distT="0" distB="38100" distL="114300" distR="114300" simplePos="0" locked="0" layoutInCell="0" allowOverlap="0" relativeHeight="15" wp14:anchorId="74A1CC08">
               <wp:simplePos x="0" y="0"/>
               <wp:positionH relativeFrom="page">
                 <wp:posOffset>6732905</wp:posOffset>
@@ -3186,7 +3201,7 @@
       <mc:AlternateContent>
         <mc:Choice Requires="wps">
           <w:drawing>
-            <wp:anchor behindDoc="1" distT="0" distB="31750" distL="114300" distR="114300" simplePos="0" locked="0" layoutInCell="0" allowOverlap="0" relativeHeight="20" wp14:anchorId="01E878A0">
+            <wp:anchor behindDoc="1" distT="0" distB="38100" distL="114300" distR="114300" simplePos="0" locked="0" layoutInCell="0" allowOverlap="0" relativeHeight="20" wp14:anchorId="01E878A0">
               <wp:simplePos x="0" y="0"/>
               <wp:positionH relativeFrom="page">
                 <wp:posOffset>6732905</wp:posOffset>
